--- a/资产管理自动驾驶平台设计方案 v3.0.docx
+++ b/资产管理自动驾驶平台设计方案 v3.0.docx
@@ -3558,180 +3558,6 @@
         <w:pStyle w:val="Heading3"/>
       </w:pPr>
       <w:r>
-        <w:t>5.1 计量原则</w:t>
-      </w:r>
-    </w:p>
-    <w:tbl>
-      <w:tblPr>
-        <w:tblStyle w:val="TableGrid"/>
-        <w:tblW w:type="auto" w:w="0"/>
-        <w:tblLook w:firstColumn="1" w:firstRow="1" w:lastColumn="0" w:lastRow="0" w:noHBand="0" w:noVBand="1" w:val="04A0"/>
-      </w:tblPr>
-      <w:tblGrid>
-        <w:gridCol w:w="4320"/>
-        <w:gridCol w:w="4320"/>
-      </w:tblGrid>
-      <w:tr>
-        <w:tc>
-          <w:tcPr>
-            <w:tcW w:type="dxa" w:w="4320"/>
-          </w:tcPr>
-          <w:p>
-            <w:r>
-              <w:t>原则</w:t>
-            </w:r>
-          </w:p>
-        </w:tc>
-        <w:tc>
-          <w:tcPr>
-            <w:tcW w:type="dxa" w:w="4320"/>
-          </w:tcPr>
-          <w:p>
-            <w:r>
-              <w:t>说明</w:t>
-            </w:r>
-          </w:p>
-        </w:tc>
-      </w:tr>
-      <w:tr>
-        <w:tc>
-          <w:tcPr>
-            <w:tcW w:type="dxa" w:w="4320"/>
-          </w:tcPr>
-          <w:p>
-            <w:r>
-              <w:t>状态与计量分离</w:t>
-            </w:r>
-          </w:p>
-        </w:tc>
-        <w:tc>
-          <w:tcPr>
-            <w:tcW w:type="dxa" w:w="4320"/>
-          </w:tcPr>
-          <w:p>
-            <w:r>
-              <w:t>任务状态给机器看，计量模型给人算，两者独立运行</w:t>
-            </w:r>
-          </w:p>
-        </w:tc>
-      </w:tr>
-      <w:tr>
-        <w:tc>
-          <w:tcPr>
-            <w:tcW w:type="dxa" w:w="4320"/>
-          </w:tcPr>
-          <w:p>
-            <w:r>
-              <w:t>机器完成不计量</w:t>
-            </w:r>
-          </w:p>
-        </w:tc>
-        <w:tc>
-          <w:tcPr>
-            <w:tcW w:type="dxa" w:w="4320"/>
-          </w:tcPr>
-          <w:p>
-            <w:r>
-              <w:t>AI自动完成的动作不产生贡献计量</w:t>
-            </w:r>
-          </w:p>
-        </w:tc>
-      </w:tr>
-      <w:tr>
-        <w:tc>
-          <w:tcPr>
-            <w:tcW w:type="dxa" w:w="4320"/>
-          </w:tcPr>
-          <w:p>
-            <w:r>
-              <w:t>只拆核心链条</w:t>
-            </w:r>
-          </w:p>
-        </w:tc>
-        <w:tc>
-          <w:tcPr>
-            <w:tcW w:type="dxa" w:w="4320"/>
-          </w:tcPr>
-          <w:p>
-            <w:r>
-              <w:t>计量聚焦关键角色核心贡献，不是人人分钱</w:t>
-            </w:r>
-          </w:p>
-        </w:tc>
-      </w:tr>
-      <w:tr>
-        <w:tc>
-          <w:tcPr>
-            <w:tcW w:type="dxa" w:w="4320"/>
-          </w:tcPr>
-          <w:p>
-            <w:r>
-              <w:t>中后台不分</w:t>
-            </w:r>
-          </w:p>
-        </w:tc>
-        <w:tc>
-          <w:tcPr>
-            <w:tcW w:type="dxa" w:w="4320"/>
-          </w:tcPr>
-          <w:p>
-            <w:r>
-              <w:t>合规、风控等公共服务人员不参与业务分成</w:t>
-            </w:r>
-          </w:p>
-        </w:tc>
-      </w:tr>
-      <w:tr>
-        <w:tc>
-          <w:tcPr>
-            <w:tcW w:type="dxa" w:w="4320"/>
-          </w:tcPr>
-          <w:p>
-            <w:r>
-              <w:t>当期+递延</w:t>
-            </w:r>
-          </w:p>
-        </w:tc>
-        <w:tc>
-          <w:tcPr>
-            <w:tcW w:type="dxa" w:w="4320"/>
-          </w:tcPr>
-          <w:p>
-            <w:r>
-              <w:t>分配结合当期发放和递延支付，具体比例按产品类型确定</w:t>
-            </w:r>
-          </w:p>
-        </w:tc>
-      </w:tr>
-      <w:tr>
-        <w:tc>
-          <w:tcPr>
-            <w:tcW w:type="dxa" w:w="4320"/>
-          </w:tcPr>
-          <w:p>
-            <w:r>
-              <w:t>平台化公平</w:t>
-            </w:r>
-          </w:p>
-        </w:tc>
-        <w:tc>
-          <w:tcPr>
-            <w:tcW w:type="dxa" w:w="4320"/>
-          </w:tcPr>
-          <w:p>
-            <w:r>
-              <w:t>同一角色同一贡献标准，不因部门/资历/关系而异</w:t>
-            </w:r>
-          </w:p>
-        </w:tc>
-      </w:tr>
-    </w:tbl>
-    <w:p/>
-    <w:p>
-      <w:pPr>
-        <w:pStyle w:val="Heading3"/>
-      </w:pPr>
-      <w:r>
         <w:t>5.2 计量角色与分配框架</w:t>
       </w:r>
     </w:p>
@@ -5327,74 +5153,2474 @@
         <w:pStyle w:val="Heading3"/>
       </w:pPr>
       <w:r>
-        <w:t>5.4 平台化公平机制</w:t>
-      </w:r>
-    </w:p>
-    <w:p>
-      <w:r>
-        <w:t>**公平保障：**</w:t>
-      </w:r>
-    </w:p>
-    <w:p>
-      <w:r>
-        <w:t>- 所有计量规则在平台上公开透明，任何员工可查询</w:t>
-      </w:r>
-    </w:p>
-    <w:p>
-      <w:r>
-        <w:t>- 同一角色适用同一费率标准，不因部门/资历/关系而异</w:t>
-      </w:r>
-    </w:p>
-    <w:p>
-      <w:r>
-        <w:t>- 计量结果实时可查，分配过程可追溯</w:t>
-      </w:r>
-    </w:p>
-    <w:p>
-      <w:r>
-        <w:t>- 引入人、设计师、销售人员的贡献交叉验证，防止虚报</w:t>
-      </w:r>
-    </w:p>
-    <w:p>
-      <w:r>
-        <w:t>**争议处理：**</w:t>
-      </w:r>
-    </w:p>
-    <w:p>
-      <w:r>
-        <w:t>- 计量争议由监督模型自动复核</w:t>
-      </w:r>
-    </w:p>
-    <w:p>
-      <w:r>
-        <w:t>- 复核结果作为下次计量规则优化的输入</w:t>
-      </w:r>
-    </w:p>
-    <w:p>
-      <w:r>
-        <w:t>- 重大争议提交AI委员会仲裁</w:t>
-      </w:r>
-    </w:p>
-    <w:p>
-      <w:r>
-        <w:t>**动态调优：**</w:t>
-      </w:r>
-    </w:p>
-    <w:p>
-      <w:r>
-        <w:t>- 计量规则随业务运行数据持续优化</w:t>
-      </w:r>
-    </w:p>
-    <w:p>
-      <w:r>
-        <w:t>- 每季度根据实际分配效果校准费率</w:t>
-      </w:r>
-    </w:p>
-    <w:p>
-      <w:r>
-        <w:t>- 新型业务模式的计量规则由AI委员会审定后上线</w:t>
-      </w:r>
-    </w:p>
+        <w:t>5.4 业务计量案例</w:t>
+      </w:r>
+    </w:p>
+    <w:p>
+      <w:r>
+        <w:t>以下以两个典型案例示范计量模型的实际运行结果。</w:t>
+      </w:r>
+    </w:p>
+    <w:p>
+      <w:r>
+        <w:t>---</w:t>
+      </w:r>
+    </w:p>
+    <w:p>
+      <w:r>
+        <w:t>**案例一：模式一（自有投资经理）——稳健增利系列**</w:t>
+      </w:r>
+    </w:p>
+    <w:p>
+      <w:pPr>
+        <w:ind w:left="432"/>
+      </w:pPr>
+      <w:r>
+        <w:t>某员工（发起兼设计）发起创设一只稳健增利产品，自聘投资经理，运行12个月，募集5000万，管理费1.2%，超额报酬20%，年化收益8%（基准5%），超额3%。</w:t>
+      </w:r>
+    </w:p>
+    <w:p>
+      <w:r>
+        <w:t>**计量输入：**</w:t>
+      </w:r>
+    </w:p>
+    <w:tbl>
+      <w:tblPr>
+        <w:tblStyle w:val="TableGrid"/>
+        <w:tblW w:type="auto" w:w="0"/>
+        <w:tblLook w:firstColumn="1" w:firstRow="1" w:lastColumn="0" w:lastRow="0" w:noHBand="0" w:noVBand="1" w:val="04A0"/>
+      </w:tblPr>
+      <w:tblGrid>
+        <w:gridCol w:w="4320"/>
+        <w:gridCol w:w="4320"/>
+      </w:tblGrid>
+      <w:tr>
+        <w:tc>
+          <w:tcPr>
+            <w:tcW w:type="dxa" w:w="4320"/>
+          </w:tcPr>
+          <w:p>
+            <w:r>
+              <w:t>输入项</w:t>
+            </w:r>
+          </w:p>
+        </w:tc>
+        <w:tc>
+          <w:tcPr>
+            <w:tcW w:type="dxa" w:w="4320"/>
+          </w:tcPr>
+          <w:p>
+            <w:r>
+              <w:t>数值</w:t>
+            </w:r>
+          </w:p>
+        </w:tc>
+      </w:tr>
+      <w:tr>
+        <w:tc>
+          <w:tcPr>
+            <w:tcW w:type="dxa" w:w="4320"/>
+          </w:tcPr>
+          <w:p>
+            <w:r>
+              <w:t>产品规模</w:t>
+            </w:r>
+          </w:p>
+        </w:tc>
+        <w:tc>
+          <w:tcPr>
+            <w:tcW w:type="dxa" w:w="4320"/>
+          </w:tcPr>
+          <w:p>
+            <w:r>
+              <w:t>5,000万元</w:t>
+            </w:r>
+          </w:p>
+        </w:tc>
+      </w:tr>
+      <w:tr>
+        <w:tc>
+          <w:tcPr>
+            <w:tcW w:type="dxa" w:w="4320"/>
+          </w:tcPr>
+          <w:p>
+            <w:r>
+              <w:t>运行周期</w:t>
+            </w:r>
+          </w:p>
+        </w:tc>
+        <w:tc>
+          <w:tcPr>
+            <w:tcW w:type="dxa" w:w="4320"/>
+          </w:tcPr>
+          <w:p>
+            <w:r>
+              <w:t>12个月</w:t>
+            </w:r>
+          </w:p>
+        </w:tc>
+      </w:tr>
+      <w:tr>
+        <w:tc>
+          <w:tcPr>
+            <w:tcW w:type="dxa" w:w="4320"/>
+          </w:tcPr>
+          <w:p>
+            <w:r>
+              <w:t>管理费率</w:t>
+            </w:r>
+          </w:p>
+        </w:tc>
+        <w:tc>
+          <w:tcPr>
+            <w:tcW w:type="dxa" w:w="4320"/>
+          </w:tcPr>
+          <w:p>
+            <w:r>
+              <w:t>1.2%/年</w:t>
+            </w:r>
+          </w:p>
+        </w:tc>
+      </w:tr>
+      <w:tr>
+        <w:tc>
+          <w:tcPr>
+            <w:tcW w:type="dxa" w:w="4320"/>
+          </w:tcPr>
+          <w:p>
+            <w:r>
+              <w:t>超额报酬比例</w:t>
+            </w:r>
+          </w:p>
+        </w:tc>
+        <w:tc>
+          <w:tcPr>
+            <w:tcW w:type="dxa" w:w="4320"/>
+          </w:tcPr>
+          <w:p>
+            <w:r>
+              <w:t>20%</w:t>
+            </w:r>
+          </w:p>
+        </w:tc>
+      </w:tr>
+      <w:tr>
+        <w:tc>
+          <w:tcPr>
+            <w:tcW w:type="dxa" w:w="4320"/>
+          </w:tcPr>
+          <w:p>
+            <w:r>
+              <w:t>业绩比较基准</w:t>
+            </w:r>
+          </w:p>
+        </w:tc>
+        <w:tc>
+          <w:tcPr>
+            <w:tcW w:type="dxa" w:w="4320"/>
+          </w:tcPr>
+          <w:p>
+            <w:r>
+              <w:t>5%/年</w:t>
+            </w:r>
+          </w:p>
+        </w:tc>
+      </w:tr>
+      <w:tr>
+        <w:tc>
+          <w:tcPr>
+            <w:tcW w:type="dxa" w:w="4320"/>
+          </w:tcPr>
+          <w:p>
+            <w:r>
+              <w:t>实际年化收益</w:t>
+            </w:r>
+          </w:p>
+        </w:tc>
+        <w:tc>
+          <w:tcPr>
+            <w:tcW w:type="dxa" w:w="4320"/>
+          </w:tcPr>
+          <w:p>
+            <w:r>
+              <w:t>8%/年</w:t>
+            </w:r>
+          </w:p>
+        </w:tc>
+      </w:tr>
+    </w:tbl>
+    <w:p/>
+    <w:p>
+      <w:r>
+        <w:t>**计量过程：**</w:t>
+      </w:r>
+    </w:p>
+    <w:tbl>
+      <w:tblPr>
+        <w:tblStyle w:val="TableGrid"/>
+        <w:tblW w:type="auto" w:w="0"/>
+        <w:tblLook w:firstColumn="1" w:firstRow="1" w:lastColumn="0" w:lastRow="0" w:noHBand="0" w:noVBand="1" w:val="04A0"/>
+      </w:tblPr>
+      <w:tblGrid>
+        <w:gridCol w:w="2880"/>
+        <w:gridCol w:w="2880"/>
+        <w:gridCol w:w="2880"/>
+      </w:tblGrid>
+      <w:tr>
+        <w:tc>
+          <w:tcPr>
+            <w:tcW w:type="dxa" w:w="2880"/>
+          </w:tcPr>
+          <w:p>
+            <w:r>
+              <w:t>步骤</w:t>
+            </w:r>
+          </w:p>
+        </w:tc>
+        <w:tc>
+          <w:tcPr>
+            <w:tcW w:type="dxa" w:w="2880"/>
+          </w:tcPr>
+          <w:p>
+            <w:r>
+              <w:t>计算</w:t>
+            </w:r>
+          </w:p>
+        </w:tc>
+        <w:tc>
+          <w:tcPr>
+            <w:tcW w:type="dxa" w:w="2880"/>
+          </w:tcPr>
+          <w:p>
+            <w:r>
+              <w:t>结果</w:t>
+            </w:r>
+          </w:p>
+        </w:tc>
+      </w:tr>
+      <w:tr>
+        <w:tc>
+          <w:tcPr>
+            <w:tcW w:type="dxa" w:w="2880"/>
+          </w:tcPr>
+          <w:p>
+            <w:r>
+              <w:t>管理费收入</w:t>
+            </w:r>
+          </w:p>
+        </w:tc>
+        <w:tc>
+          <w:tcPr>
+            <w:tcW w:type="dxa" w:w="2880"/>
+          </w:tcPr>
+          <w:p>
+            <w:r>
+              <w:t>5,000万 × 1.2%</w:t>
+            </w:r>
+          </w:p>
+        </w:tc>
+        <w:tc>
+          <w:tcPr>
+            <w:tcW w:type="dxa" w:w="2880"/>
+          </w:tcPr>
+          <w:p>
+            <w:r>
+              <w:t>60万元</w:t>
+            </w:r>
+          </w:p>
+        </w:tc>
+      </w:tr>
+      <w:tr>
+        <w:tc>
+          <w:tcPr>
+            <w:tcW w:type="dxa" w:w="2880"/>
+          </w:tcPr>
+          <w:p>
+            <w:r>
+              <w:t>超额收益</w:t>
+            </w:r>
+          </w:p>
+        </w:tc>
+        <w:tc>
+          <w:tcPr>
+            <w:tcW w:type="dxa" w:w="2880"/>
+          </w:tcPr>
+          <w:p>
+            <w:r>
+              <w:t>5,000万 × (8%-5%)</w:t>
+            </w:r>
+          </w:p>
+        </w:tc>
+        <w:tc>
+          <w:tcPr>
+            <w:tcW w:type="dxa" w:w="2880"/>
+          </w:tcPr>
+          <w:p>
+            <w:r>
+              <w:t>150万元</w:t>
+            </w:r>
+          </w:p>
+        </w:tc>
+      </w:tr>
+      <w:tr>
+        <w:tc>
+          <w:tcPr>
+            <w:tcW w:type="dxa" w:w="2880"/>
+          </w:tcPr>
+          <w:p>
+            <w:r>
+              <w:t>超额报酬</w:t>
+            </w:r>
+          </w:p>
+        </w:tc>
+        <w:tc>
+          <w:tcPr>
+            <w:tcW w:type="dxa" w:w="2880"/>
+          </w:tcPr>
+          <w:p>
+            <w:r>
+              <w:t>150万 × 20%</w:t>
+            </w:r>
+          </w:p>
+        </w:tc>
+        <w:tc>
+          <w:tcPr>
+            <w:tcW w:type="dxa" w:w="2880"/>
+          </w:tcPr>
+          <w:p>
+            <w:r>
+              <w:t>30万元</w:t>
+            </w:r>
+          </w:p>
+        </w:tc>
+      </w:tr>
+      <w:tr>
+        <w:tc>
+          <w:tcPr>
+            <w:tcW w:type="dxa" w:w="2880"/>
+          </w:tcPr>
+          <w:p>
+            <w:r>
+              <w:t>产品总收入</w:t>
+            </w:r>
+          </w:p>
+        </w:tc>
+        <w:tc>
+          <w:tcPr>
+            <w:tcW w:type="dxa" w:w="2880"/>
+          </w:tcPr>
+          <w:p>
+            <w:r>
+              <w:t>60万 + 30万</w:t>
+            </w:r>
+          </w:p>
+        </w:tc>
+        <w:tc>
+          <w:tcPr>
+            <w:tcW w:type="dxa" w:w="2880"/>
+          </w:tcPr>
+          <w:p>
+            <w:r>
+              <w:t>90万元</w:t>
+            </w:r>
+          </w:p>
+        </w:tc>
+      </w:tr>
+    </w:tbl>
+    <w:p/>
+    <w:p>
+      <w:r>
+        <w:t>**分配结果：**</w:t>
+      </w:r>
+    </w:p>
+    <w:tbl>
+      <w:tblPr>
+        <w:tblStyle w:val="TableGrid"/>
+        <w:tblW w:type="auto" w:w="0"/>
+        <w:tblLook w:firstColumn="1" w:firstRow="1" w:lastColumn="0" w:lastRow="0" w:noHBand="0" w:noVBand="1" w:val="04A0"/>
+      </w:tblPr>
+      <w:tblGrid>
+        <w:gridCol w:w="1728"/>
+        <w:gridCol w:w="1728"/>
+        <w:gridCol w:w="1728"/>
+        <w:gridCol w:w="1728"/>
+        <w:gridCol w:w="1728"/>
+      </w:tblGrid>
+      <w:tr>
+        <w:tc>
+          <w:tcPr>
+            <w:tcW w:type="dxa" w:w="1728"/>
+          </w:tcPr>
+          <w:p>
+            <w:r>
+              <w:t>参与人</w:t>
+            </w:r>
+          </w:p>
+        </w:tc>
+        <w:tc>
+          <w:tcPr>
+            <w:tcW w:type="dxa" w:w="1728"/>
+          </w:tcPr>
+          <w:p>
+            <w:r>
+              <w:t>分配依据</w:t>
+            </w:r>
+          </w:p>
+        </w:tc>
+        <w:tc>
+          <w:tcPr>
+            <w:tcW w:type="dxa" w:w="1728"/>
+          </w:tcPr>
+          <w:p>
+            <w:r>
+              <w:t>费率/比例</w:t>
+            </w:r>
+          </w:p>
+        </w:tc>
+        <w:tc>
+          <w:tcPr>
+            <w:tcW w:type="dxa" w:w="1728"/>
+          </w:tcPr>
+          <w:p>
+            <w:r>
+              <w:t>分配金额</w:t>
+            </w:r>
+          </w:p>
+        </w:tc>
+        <w:tc>
+          <w:tcPr>
+            <w:tcW w:type="dxa" w:w="1728"/>
+          </w:tcPr>
+          <w:p>
+            <w:r>
+              <w:t>说明</w:t>
+            </w:r>
+          </w:p>
+        </w:tc>
+      </w:tr>
+      <w:tr>
+        <w:tc>
+          <w:tcPr>
+            <w:tcW w:type="dxa" w:w="1728"/>
+          </w:tcPr>
+          <w:p>
+            <w:r>
+              <w:t>投资经理</w:t>
+            </w:r>
+          </w:p>
+        </w:tc>
+        <w:tc>
+          <w:tcPr>
+            <w:tcW w:type="dxa" w:w="1728"/>
+          </w:tcPr>
+          <w:p>
+            <w:r>
+              <w:t>管理费+超额报酬分成</w:t>
+            </w:r>
+          </w:p>
+        </w:tc>
+        <w:tc>
+          <w:tcPr>
+            <w:tcW w:type="dxa" w:w="1728"/>
+          </w:tcPr>
+          <w:p>
+            <w:r>
+              <w:t>管理费×50% + 超额报酬×60%</w:t>
+            </w:r>
+          </w:p>
+        </w:tc>
+        <w:tc>
+          <w:tcPr>
+            <w:tcW w:type="dxa" w:w="1728"/>
+          </w:tcPr>
+          <w:p>
+            <w:r>
+              <w:t>30万 + 18万 = **48万元**</w:t>
+            </w:r>
+          </w:p>
+        </w:tc>
+        <w:tc>
+          <w:tcPr>
+            <w:tcW w:type="dxa" w:w="1728"/>
+          </w:tcPr>
+          <w:p>
+            <w:r>
+              <w:t>核心角色，负全责</w:t>
+            </w:r>
+          </w:p>
+        </w:tc>
+      </w:tr>
+      <w:tr>
+        <w:tc>
+          <w:tcPr>
+            <w:tcW w:type="dxa" w:w="1728"/>
+          </w:tcPr>
+          <w:p>
+            <w:r>
+              <w:t>发起/引入人</w:t>
+            </w:r>
+          </w:p>
+        </w:tc>
+        <w:tc>
+          <w:tcPr>
+            <w:tcW w:type="dxa" w:w="1728"/>
+          </w:tcPr>
+          <w:p>
+            <w:r>
+              <w:t>引入产品规模×运行周期×引入费率</w:t>
+            </w:r>
+          </w:p>
+        </w:tc>
+        <w:tc>
+          <w:tcPr>
+            <w:tcW w:type="dxa" w:w="1728"/>
+          </w:tcPr>
+          <w:p>
+            <w:r>
+              <w:t>5000万×12月×0.05%/年</w:t>
+            </w:r>
+          </w:p>
+        </w:tc>
+        <w:tc>
+          <w:tcPr>
+            <w:tcW w:type="dxa" w:w="1728"/>
+          </w:tcPr>
+          <w:p>
+            <w:r>
+              <w:t>**3万元**</w:t>
+            </w:r>
+          </w:p>
+        </w:tc>
+        <w:tc>
+          <w:tcPr>
+            <w:tcW w:type="dxa" w:w="1728"/>
+          </w:tcPr>
+          <w:p>
+            <w:r>
+              <w:t>一次性计提</w:t>
+            </w:r>
+          </w:p>
+        </w:tc>
+      </w:tr>
+      <w:tr>
+        <w:tc>
+          <w:tcPr>
+            <w:tcW w:type="dxa" w:w="1728"/>
+          </w:tcPr>
+          <w:p>
+            <w:r>
+              <w:t>产品设计师</w:t>
+            </w:r>
+          </w:p>
+        </w:tc>
+        <w:tc>
+          <w:tcPr>
+            <w:tcW w:type="dxa" w:w="1728"/>
+          </w:tcPr>
+          <w:p>
+            <w:r>
+              <w:t>设计贡献×产品表现</w:t>
+            </w:r>
+          </w:p>
+        </w:tc>
+        <w:tc>
+          <w:tcPr>
+            <w:tcW w:type="dxa" w:w="1728"/>
+          </w:tcPr>
+          <w:p>
+            <w:r>
+              <w:t>管理费×15%</w:t>
+            </w:r>
+          </w:p>
+        </w:tc>
+        <w:tc>
+          <w:tcPr>
+            <w:tcW w:type="dxa" w:w="1728"/>
+          </w:tcPr>
+          <w:p>
+            <w:r>
+              <w:t>**9万元**</w:t>
+            </w:r>
+          </w:p>
+        </w:tc>
+        <w:tc>
+          <w:tcPr>
+            <w:tcW w:type="dxa" w:w="1728"/>
+          </w:tcPr>
+          <w:p>
+            <w:r>
+              <w:t>非投资经理本人</w:t>
+            </w:r>
+          </w:p>
+        </w:tc>
+      </w:tr>
+      <w:tr>
+        <w:tc>
+          <w:tcPr>
+            <w:tcW w:type="dxa" w:w="1728"/>
+          </w:tcPr>
+          <w:p>
+            <w:r>
+              <w:t>募集销售人（3人）</w:t>
+            </w:r>
+          </w:p>
+        </w:tc>
+        <w:tc>
+          <w:tcPr>
+            <w:tcW w:type="dxa" w:w="1728"/>
+          </w:tcPr>
+          <w:p>
+            <w:r>
+              <w:t>实际募集金额×销售费率</w:t>
+            </w:r>
+          </w:p>
+        </w:tc>
+        <w:tc>
+          <w:tcPr>
+            <w:tcW w:type="dxa" w:w="1728"/>
+          </w:tcPr>
+          <w:p>
+            <w:r>
+              <w:t>5000万×0.8%</w:t>
+            </w:r>
+          </w:p>
+        </w:tc>
+        <w:tc>
+          <w:tcPr>
+            <w:tcW w:type="dxa" w:w="1728"/>
+          </w:tcPr>
+          <w:p>
+            <w:r>
+              <w:t>**40万元**</w:t>
+            </w:r>
+          </w:p>
+        </w:tc>
+        <w:tc>
+          <w:tcPr>
+            <w:tcW w:type="dxa" w:w="1728"/>
+          </w:tcPr>
+          <w:p>
+            <w:r>
+              <w:t>按个人募集比例拆分</w:t>
+            </w:r>
+          </w:p>
+        </w:tc>
+      </w:tr>
+      <w:tr>
+        <w:tc>
+          <w:tcPr>
+            <w:tcW w:type="dxa" w:w="1728"/>
+          </w:tcPr>
+          <w:p>
+            <w:r>
+              <w:t>平台运营方</w:t>
+            </w:r>
+          </w:p>
+        </w:tc>
+        <w:tc>
+          <w:tcPr>
+            <w:tcW w:type="dxa" w:w="1728"/>
+          </w:tcPr>
+          <w:p>
+            <w:r>
+              <w:t>平台服务费率×产品收入</w:t>
+            </w:r>
+          </w:p>
+        </w:tc>
+        <w:tc>
+          <w:tcPr>
+            <w:tcW w:type="dxa" w:w="1728"/>
+          </w:tcPr>
+          <w:p>
+            <w:r>
+              <w:t>90万×10%</w:t>
+            </w:r>
+          </w:p>
+        </w:tc>
+        <w:tc>
+          <w:tcPr>
+            <w:tcW w:type="dxa" w:w="1728"/>
+          </w:tcPr>
+          <w:p>
+            <w:r>
+              <w:t>**9万元**</w:t>
+            </w:r>
+          </w:p>
+        </w:tc>
+        <w:tc>
+          <w:tcPr>
+            <w:tcW w:type="dxa" w:w="1728"/>
+          </w:tcPr>
+          <w:p>
+            <w:r>
+              <w:t>固定比例</w:t>
+            </w:r>
+          </w:p>
+        </w:tc>
+      </w:tr>
+      <w:tr>
+        <w:tc>
+          <w:tcPr>
+            <w:tcW w:type="dxa" w:w="1728"/>
+          </w:tcPr>
+          <w:p>
+            <w:r>
+              <w:t>中后台（合规/风控）</w:t>
+            </w:r>
+          </w:p>
+        </w:tc>
+        <w:tc>
+          <w:tcPr>
+            <w:tcW w:type="dxa" w:w="1728"/>
+          </w:tcPr>
+          <w:p>
+            <w:r>
+              <w:t>不参与分成</w:t>
+            </w:r>
+          </w:p>
+        </w:tc>
+        <w:tc>
+          <w:tcPr>
+            <w:tcW w:type="dxa" w:w="1728"/>
+          </w:tcPr>
+          <w:p>
+            <w:r>
+              <w:t>—</w:t>
+            </w:r>
+          </w:p>
+        </w:tc>
+        <w:tc>
+          <w:tcPr>
+            <w:tcW w:type="dxa" w:w="1728"/>
+          </w:tcPr>
+          <w:p>
+            <w:r>
+              <w:t>**0**</w:t>
+            </w:r>
+          </w:p>
+        </w:tc>
+        <w:tc>
+          <w:tcPr>
+            <w:tcW w:type="dxa" w:w="1728"/>
+          </w:tcPr>
+          <w:p>
+            <w:r>
+              <w:t>公共服务，工资制</w:t>
+            </w:r>
+          </w:p>
+        </w:tc>
+      </w:tr>
+    </w:tbl>
+    <w:p/>
+    <w:p>
+      <w:r>
+        <w:t>**合计**：48 + 3 + 9 + 40 + 9 = **109万元**（含管理费60万+超额报酬30万+销售费40万-销售成本含在管理费中，实际从各费用中列支）</w:t>
+      </w:r>
+    </w:p>
+    <w:p>
+      <w:pPr>
+        <w:ind w:left="432"/>
+      </w:pPr>
+      <w:r>
+        <w:t>注：销售费40万从认申购费/销售服务费中列支，不从管理费中出。各角色分配按实际到账费用拆分。</w:t>
+      </w:r>
+    </w:p>
+    <w:p>
+      <w:r>
+        <w:t>---</w:t>
+      </w:r>
+    </w:p>
+    <w:p>
+      <w:r>
+        <w:t>**案例二：模式三（委外私募）——量化对冲精选系列**</w:t>
+      </w:r>
+    </w:p>
+    <w:p>
+      <w:pPr>
+        <w:ind w:left="432"/>
+      </w:pPr>
+      <w:r>
+        <w:t>某员工引入一家头部私募管理人，委外发行量化对冲产品，运行6个月，募集2亿元，管理费1.5%（公司分0.6%+私募1%），无超额报酬（绝对收益型），筛选评估人完成管理人尽调，投后管理人持续监测。</w:t>
+      </w:r>
+    </w:p>
+    <w:p>
+      <w:r>
+        <w:t>**计量输入：**</w:t>
+      </w:r>
+    </w:p>
+    <w:tbl>
+      <w:tblPr>
+        <w:tblStyle w:val="TableGrid"/>
+        <w:tblW w:type="auto" w:w="0"/>
+        <w:tblLook w:firstColumn="1" w:firstRow="1" w:lastColumn="0" w:lastRow="0" w:noHBand="0" w:noVBand="1" w:val="04A0"/>
+      </w:tblPr>
+      <w:tblGrid>
+        <w:gridCol w:w="4320"/>
+        <w:gridCol w:w="4320"/>
+      </w:tblGrid>
+      <w:tr>
+        <w:tc>
+          <w:tcPr>
+            <w:tcW w:type="dxa" w:w="4320"/>
+          </w:tcPr>
+          <w:p>
+            <w:r>
+              <w:t>输入项</w:t>
+            </w:r>
+          </w:p>
+        </w:tc>
+        <w:tc>
+          <w:tcPr>
+            <w:tcW w:type="dxa" w:w="4320"/>
+          </w:tcPr>
+          <w:p>
+            <w:r>
+              <w:t>数值</w:t>
+            </w:r>
+          </w:p>
+        </w:tc>
+      </w:tr>
+      <w:tr>
+        <w:tc>
+          <w:tcPr>
+            <w:tcW w:type="dxa" w:w="4320"/>
+          </w:tcPr>
+          <w:p>
+            <w:r>
+              <w:t>产品规模</w:t>
+            </w:r>
+          </w:p>
+        </w:tc>
+        <w:tc>
+          <w:tcPr>
+            <w:tcW w:type="dxa" w:w="4320"/>
+          </w:tcPr>
+          <w:p>
+            <w:r>
+              <w:t>20,000万元</w:t>
+            </w:r>
+          </w:p>
+        </w:tc>
+      </w:tr>
+      <w:tr>
+        <w:tc>
+          <w:tcPr>
+            <w:tcW w:type="dxa" w:w="4320"/>
+          </w:tcPr>
+          <w:p>
+            <w:r>
+              <w:t>运行周期</w:t>
+            </w:r>
+          </w:p>
+        </w:tc>
+        <w:tc>
+          <w:tcPr>
+            <w:tcW w:type="dxa" w:w="4320"/>
+          </w:tcPr>
+          <w:p>
+            <w:r>
+              <w:t>6个月</w:t>
+            </w:r>
+          </w:p>
+        </w:tc>
+      </w:tr>
+      <w:tr>
+        <w:tc>
+          <w:tcPr>
+            <w:tcW w:type="dxa" w:w="4320"/>
+          </w:tcPr>
+          <w:p>
+            <w:r>
+              <w:t>管理费率（公司部分）</w:t>
+            </w:r>
+          </w:p>
+        </w:tc>
+        <w:tc>
+          <w:tcPr>
+            <w:tcW w:type="dxa" w:w="4320"/>
+          </w:tcPr>
+          <w:p>
+            <w:r>
+              <w:t>0.6%/年</w:t>
+            </w:r>
+          </w:p>
+        </w:tc>
+      </w:tr>
+      <w:tr>
+        <w:tc>
+          <w:tcPr>
+            <w:tcW w:type="dxa" w:w="4320"/>
+          </w:tcPr>
+          <w:p>
+            <w:r>
+              <w:t>业绩比较基准</w:t>
+            </w:r>
+          </w:p>
+        </w:tc>
+        <w:tc>
+          <w:tcPr>
+            <w:tcW w:type="dxa" w:w="4320"/>
+          </w:tcPr>
+          <w:p>
+            <w:r>
+              <w:t>4%/年</w:t>
+            </w:r>
+          </w:p>
+        </w:tc>
+      </w:tr>
+      <w:tr>
+        <w:tc>
+          <w:tcPr>
+            <w:tcW w:type="dxa" w:w="4320"/>
+          </w:tcPr>
+          <w:p>
+            <w:r>
+              <w:t>实际年化收益</w:t>
+            </w:r>
+          </w:p>
+        </w:tc>
+        <w:tc>
+          <w:tcPr>
+            <w:tcW w:type="dxa" w:w="4320"/>
+          </w:tcPr>
+          <w:p>
+            <w:r>
+              <w:t>6.5%/年</w:t>
+            </w:r>
+          </w:p>
+        </w:tc>
+      </w:tr>
+    </w:tbl>
+    <w:p/>
+    <w:p>
+      <w:r>
+        <w:t>**计量过程：**</w:t>
+      </w:r>
+    </w:p>
+    <w:tbl>
+      <w:tblPr>
+        <w:tblStyle w:val="TableGrid"/>
+        <w:tblW w:type="auto" w:w="0"/>
+        <w:tblLook w:firstColumn="1" w:firstRow="1" w:lastColumn="0" w:lastRow="0" w:noHBand="0" w:noVBand="1" w:val="04A0"/>
+      </w:tblPr>
+      <w:tblGrid>
+        <w:gridCol w:w="2880"/>
+        <w:gridCol w:w="2880"/>
+        <w:gridCol w:w="2880"/>
+      </w:tblGrid>
+      <w:tr>
+        <w:tc>
+          <w:tcPr>
+            <w:tcW w:type="dxa" w:w="2880"/>
+          </w:tcPr>
+          <w:p>
+            <w:r>
+              <w:t>步骤</w:t>
+            </w:r>
+          </w:p>
+        </w:tc>
+        <w:tc>
+          <w:tcPr>
+            <w:tcW w:type="dxa" w:w="2880"/>
+          </w:tcPr>
+          <w:p>
+            <w:r>
+              <w:t>计算</w:t>
+            </w:r>
+          </w:p>
+        </w:tc>
+        <w:tc>
+          <w:tcPr>
+            <w:tcW w:type="dxa" w:w="2880"/>
+          </w:tcPr>
+          <w:p>
+            <w:r>
+              <w:t>结果</w:t>
+            </w:r>
+          </w:p>
+        </w:tc>
+      </w:tr>
+      <w:tr>
+        <w:tc>
+          <w:tcPr>
+            <w:tcW w:type="dxa" w:w="2880"/>
+          </w:tcPr>
+          <w:p>
+            <w:r>
+              <w:t>公司管理费收入</w:t>
+            </w:r>
+          </w:p>
+        </w:tc>
+        <w:tc>
+          <w:tcPr>
+            <w:tcW w:type="dxa" w:w="2880"/>
+          </w:tcPr>
+          <w:p>
+            <w:r>
+              <w:t>2亿 × 0.6% × 0.5年</w:t>
+            </w:r>
+          </w:p>
+        </w:tc>
+        <w:tc>
+          <w:tcPr>
+            <w:tcW w:type="dxa" w:w="2880"/>
+          </w:tcPr>
+          <w:p>
+            <w:r>
+              <w:t>60万元</w:t>
+            </w:r>
+          </w:p>
+        </w:tc>
+      </w:tr>
+      <w:tr>
+        <w:tc>
+          <w:tcPr>
+            <w:tcW w:type="dxa" w:w="2880"/>
+          </w:tcPr>
+          <w:p>
+            <w:r>
+              <w:t>销售服务费</w:t>
+            </w:r>
+          </w:p>
+        </w:tc>
+        <w:tc>
+          <w:tcPr>
+            <w:tcW w:type="dxa" w:w="2880"/>
+          </w:tcPr>
+          <w:p>
+            <w:r>
+              <w:t>2亿 × 0.5% × 0.5年</w:t>
+            </w:r>
+          </w:p>
+        </w:tc>
+        <w:tc>
+          <w:tcPr>
+            <w:tcW w:type="dxa" w:w="2880"/>
+          </w:tcPr>
+          <w:p>
+            <w:r>
+              <w:t>50万元</w:t>
+            </w:r>
+          </w:p>
+        </w:tc>
+      </w:tr>
+      <w:tr>
+        <w:tc>
+          <w:tcPr>
+            <w:tcW w:type="dxa" w:w="2880"/>
+          </w:tcPr>
+          <w:p>
+            <w:r>
+              <w:t>公司总收入</w:t>
+            </w:r>
+          </w:p>
+        </w:tc>
+        <w:tc>
+          <w:tcPr>
+            <w:tcW w:type="dxa" w:w="2880"/>
+          </w:tcPr>
+          <w:p>
+            <w:r>
+              <w:t>60万 + 50万</w:t>
+            </w:r>
+          </w:p>
+        </w:tc>
+        <w:tc>
+          <w:tcPr>
+            <w:tcW w:type="dxa" w:w="2880"/>
+          </w:tcPr>
+          <w:p>
+            <w:r>
+              <w:t>110万元</w:t>
+            </w:r>
+          </w:p>
+        </w:tc>
+      </w:tr>
+    </w:tbl>
+    <w:p/>
+    <w:p>
+      <w:r>
+        <w:t>**分配结果：**</w:t>
+      </w:r>
+    </w:p>
+    <w:tbl>
+      <w:tblPr>
+        <w:tblStyle w:val="TableGrid"/>
+        <w:tblW w:type="auto" w:w="0"/>
+        <w:tblLook w:firstColumn="1" w:firstRow="1" w:lastColumn="0" w:lastRow="0" w:noHBand="0" w:noVBand="1" w:val="04A0"/>
+      </w:tblPr>
+      <w:tblGrid>
+        <w:gridCol w:w="1728"/>
+        <w:gridCol w:w="1728"/>
+        <w:gridCol w:w="1728"/>
+        <w:gridCol w:w="1728"/>
+        <w:gridCol w:w="1728"/>
+      </w:tblGrid>
+      <w:tr>
+        <w:tc>
+          <w:tcPr>
+            <w:tcW w:type="dxa" w:w="1728"/>
+          </w:tcPr>
+          <w:p>
+            <w:r>
+              <w:t>参与人</w:t>
+            </w:r>
+          </w:p>
+        </w:tc>
+        <w:tc>
+          <w:tcPr>
+            <w:tcW w:type="dxa" w:w="1728"/>
+          </w:tcPr>
+          <w:p>
+            <w:r>
+              <w:t>分配依据</w:t>
+            </w:r>
+          </w:p>
+        </w:tc>
+        <w:tc>
+          <w:tcPr>
+            <w:tcW w:type="dxa" w:w="1728"/>
+          </w:tcPr>
+          <w:p>
+            <w:r>
+              <w:t>费率/比例</w:t>
+            </w:r>
+          </w:p>
+        </w:tc>
+        <w:tc>
+          <w:tcPr>
+            <w:tcW w:type="dxa" w:w="1728"/>
+          </w:tcPr>
+          <w:p>
+            <w:r>
+              <w:t>分配金额</w:t>
+            </w:r>
+          </w:p>
+        </w:tc>
+        <w:tc>
+          <w:tcPr>
+            <w:tcW w:type="dxa" w:w="1728"/>
+          </w:tcPr>
+          <w:p>
+            <w:r>
+              <w:t>说明</w:t>
+            </w:r>
+          </w:p>
+        </w:tc>
+      </w:tr>
+      <w:tr>
+        <w:tc>
+          <w:tcPr>
+            <w:tcW w:type="dxa" w:w="1728"/>
+          </w:tcPr>
+          <w:p>
+            <w:r>
+              <w:t>筛选评估人</w:t>
+            </w:r>
+          </w:p>
+        </w:tc>
+        <w:tc>
+          <w:tcPr>
+            <w:tcW w:type="dxa" w:w="1728"/>
+          </w:tcPr>
+          <w:p>
+            <w:r>
+              <w:t>准入贡献×产品规模</w:t>
+            </w:r>
+          </w:p>
+        </w:tc>
+        <w:tc>
+          <w:tcPr>
+            <w:tcW w:type="dxa" w:w="1728"/>
+          </w:tcPr>
+          <w:p>
+            <w:r>
+              <w:t>2亿×0.03%×0.5年</w:t>
+            </w:r>
+          </w:p>
+        </w:tc>
+        <w:tc>
+          <w:tcPr>
+            <w:tcW w:type="dxa" w:w="1728"/>
+          </w:tcPr>
+          <w:p>
+            <w:r>
+              <w:t>**3万元**</w:t>
+            </w:r>
+          </w:p>
+        </w:tc>
+        <w:tc>
+          <w:tcPr>
+            <w:tcW w:type="dxa" w:w="1728"/>
+          </w:tcPr>
+          <w:p>
+            <w:r>
+              <w:t>尽调质量决定成败</w:t>
+            </w:r>
+          </w:p>
+        </w:tc>
+      </w:tr>
+      <w:tr>
+        <w:tc>
+          <w:tcPr>
+            <w:tcW w:type="dxa" w:w="1728"/>
+          </w:tcPr>
+          <w:p>
+            <w:r>
+              <w:t>引入人</w:t>
+            </w:r>
+          </w:p>
+        </w:tc>
+        <w:tc>
+          <w:tcPr>
+            <w:tcW w:type="dxa" w:w="1728"/>
+          </w:tcPr>
+          <w:p>
+            <w:r>
+              <w:t>引入产品规模×引入费率</w:t>
+            </w:r>
+          </w:p>
+        </w:tc>
+        <w:tc>
+          <w:tcPr>
+            <w:tcW w:type="dxa" w:w="1728"/>
+          </w:tcPr>
+          <w:p>
+            <w:r>
+              <w:t>2亿×0.05%×0.5年</w:t>
+            </w:r>
+          </w:p>
+        </w:tc>
+        <w:tc>
+          <w:tcPr>
+            <w:tcW w:type="dxa" w:w="1728"/>
+          </w:tcPr>
+          <w:p>
+            <w:r>
+              <w:t>**5万元**</w:t>
+            </w:r>
+          </w:p>
+        </w:tc>
+        <w:tc>
+          <w:tcPr>
+            <w:tcW w:type="dxa" w:w="1728"/>
+          </w:tcPr>
+          <w:p>
+            <w:r>
+              <w:t>一次性计提</w:t>
+            </w:r>
+          </w:p>
+        </w:tc>
+      </w:tr>
+      <w:tr>
+        <w:tc>
+          <w:tcPr>
+            <w:tcW w:type="dxa" w:w="1728"/>
+          </w:tcPr>
+          <w:p>
+            <w:r>
+              <w:t>募集销售人（5人）</w:t>
+            </w:r>
+          </w:p>
+        </w:tc>
+        <w:tc>
+          <w:tcPr>
+            <w:tcW w:type="dxa" w:w="1728"/>
+          </w:tcPr>
+          <w:p>
+            <w:r>
+              <w:t>实际募集金额×销售费率</w:t>
+            </w:r>
+          </w:p>
+        </w:tc>
+        <w:tc>
+          <w:tcPr>
+            <w:tcW w:type="dxa" w:w="1728"/>
+          </w:tcPr>
+          <w:p>
+            <w:r>
+              <w:t>2亿×0.8%</w:t>
+            </w:r>
+          </w:p>
+        </w:tc>
+        <w:tc>
+          <w:tcPr>
+            <w:tcW w:type="dxa" w:w="1728"/>
+          </w:tcPr>
+          <w:p>
+            <w:r>
+              <w:t>**160万元**</w:t>
+            </w:r>
+          </w:p>
+        </w:tc>
+        <w:tc>
+          <w:tcPr>
+            <w:tcW w:type="dxa" w:w="1728"/>
+          </w:tcPr>
+          <w:p>
+            <w:r>
+              <w:t>按个人募集比例拆分</w:t>
+            </w:r>
+          </w:p>
+        </w:tc>
+      </w:tr>
+      <w:tr>
+        <w:tc>
+          <w:tcPr>
+            <w:tcW w:type="dxa" w:w="1728"/>
+          </w:tcPr>
+          <w:p>
+            <w:r>
+              <w:t>投后管理人</w:t>
+            </w:r>
+          </w:p>
+        </w:tc>
+        <w:tc>
+          <w:tcPr>
+            <w:tcW w:type="dxa" w:w="1728"/>
+          </w:tcPr>
+          <w:p>
+            <w:r>
+              <w:t>监测质量×服务周期</w:t>
+            </w:r>
+          </w:p>
+        </w:tc>
+        <w:tc>
+          <w:tcPr>
+            <w:tcW w:type="dxa" w:w="1728"/>
+          </w:tcPr>
+          <w:p>
+            <w:r>
+              <w:t>110万×5%</w:t>
+            </w:r>
+          </w:p>
+        </w:tc>
+        <w:tc>
+          <w:tcPr>
+            <w:tcW w:type="dxa" w:w="1728"/>
+          </w:tcPr>
+          <w:p>
+            <w:r>
+              <w:t>**5.5万元**</w:t>
+            </w:r>
+          </w:p>
+        </w:tc>
+        <w:tc>
+          <w:tcPr>
+            <w:tcW w:type="dxa" w:w="1728"/>
+          </w:tcPr>
+          <w:p>
+            <w:r>
+              <w:t>按期计提</w:t>
+            </w:r>
+          </w:p>
+        </w:tc>
+      </w:tr>
+      <w:tr>
+        <w:tc>
+          <w:tcPr>
+            <w:tcW w:type="dxa" w:w="1728"/>
+          </w:tcPr>
+          <w:p>
+            <w:r>
+              <w:t>平台运营方</w:t>
+            </w:r>
+          </w:p>
+        </w:tc>
+        <w:tc>
+          <w:tcPr>
+            <w:tcW w:type="dxa" w:w="1728"/>
+          </w:tcPr>
+          <w:p>
+            <w:r>
+              <w:t>平台服务费率×产品收入</w:t>
+            </w:r>
+          </w:p>
+        </w:tc>
+        <w:tc>
+          <w:tcPr>
+            <w:tcW w:type="dxa" w:w="1728"/>
+          </w:tcPr>
+          <w:p>
+            <w:r>
+              <w:t>110万×10%</w:t>
+            </w:r>
+          </w:p>
+        </w:tc>
+        <w:tc>
+          <w:tcPr>
+            <w:tcW w:type="dxa" w:w="1728"/>
+          </w:tcPr>
+          <w:p>
+            <w:r>
+              <w:t>**11万元**</w:t>
+            </w:r>
+          </w:p>
+        </w:tc>
+        <w:tc>
+          <w:tcPr>
+            <w:tcW w:type="dxa" w:w="1728"/>
+          </w:tcPr>
+          <w:p>
+            <w:r>
+              <w:t>固定比例</w:t>
+            </w:r>
+          </w:p>
+        </w:tc>
+      </w:tr>
+      <w:tr>
+        <w:tc>
+          <w:tcPr>
+            <w:tcW w:type="dxa" w:w="1728"/>
+          </w:tcPr>
+          <w:p>
+            <w:r>
+              <w:t>中后台（合规/风控）</w:t>
+            </w:r>
+          </w:p>
+        </w:tc>
+        <w:tc>
+          <w:tcPr>
+            <w:tcW w:type="dxa" w:w="1728"/>
+          </w:tcPr>
+          <w:p>
+            <w:r>
+              <w:t>不参与分成</w:t>
+            </w:r>
+          </w:p>
+        </w:tc>
+        <w:tc>
+          <w:tcPr>
+            <w:tcW w:type="dxa" w:w="1728"/>
+          </w:tcPr>
+          <w:p>
+            <w:r>
+              <w:t>—</w:t>
+            </w:r>
+          </w:p>
+        </w:tc>
+        <w:tc>
+          <w:tcPr>
+            <w:tcW w:type="dxa" w:w="1728"/>
+          </w:tcPr>
+          <w:p>
+            <w:r>
+              <w:t>**0**</w:t>
+            </w:r>
+          </w:p>
+        </w:tc>
+        <w:tc>
+          <w:tcPr>
+            <w:tcW w:type="dxa" w:w="1728"/>
+          </w:tcPr>
+          <w:p>
+            <w:r>
+              <w:t>公共服务，工资制</w:t>
+            </w:r>
+          </w:p>
+        </w:tc>
+      </w:tr>
+    </w:tbl>
+    <w:p/>
+    <w:p>
+      <w:r>
+        <w:t>**合计**：3 + 5 + 160 + 5.5 + 11 = **184.5万元**</w:t>
+      </w:r>
+    </w:p>
+    <w:p>
+      <w:pPr>
+        <w:ind w:left="432"/>
+      </w:pPr>
+      <w:r>
+        <w:t>注：销售费160万从认申购费/销售服务费中列支。公司管理费60万+销售服务费50万=110万，扣除上述分配后剩余用于覆盖运营成本。</w:t>
+      </w:r>
+    </w:p>
+    <w:p>
+      <w:r>
+        <w:t>---</w:t>
+      </w:r>
+    </w:p>
+    <w:p>
+      <w:r>
+        <w:t>**案例三：模式五（非员工设计发行，需跟投）——创新策略定制系列**</w:t>
+      </w:r>
+    </w:p>
+    <w:p>
+      <w:pPr>
+        <w:ind w:left="432"/>
+      </w:pPr>
+      <w:r>
+        <w:t>某外部投资经理设计发行一只创新策略产品，公司员工引入，公司跟投5%，运行12个月，募集1亿元，管理费2%，超额报酬25%，年化收益15%（基准6%），超额9%。</w:t>
+      </w:r>
+    </w:p>
+    <w:p>
+      <w:r>
+        <w:t>**计量输入：**</w:t>
+      </w:r>
+    </w:p>
+    <w:tbl>
+      <w:tblPr>
+        <w:tblStyle w:val="TableGrid"/>
+        <w:tblW w:type="auto" w:w="0"/>
+        <w:tblLook w:firstColumn="1" w:firstRow="1" w:lastColumn="0" w:lastRow="0" w:noHBand="0" w:noVBand="1" w:val="04A0"/>
+      </w:tblPr>
+      <w:tblGrid>
+        <w:gridCol w:w="4320"/>
+        <w:gridCol w:w="4320"/>
+      </w:tblGrid>
+      <w:tr>
+        <w:tc>
+          <w:tcPr>
+            <w:tcW w:type="dxa" w:w="4320"/>
+          </w:tcPr>
+          <w:p>
+            <w:r>
+              <w:t>输入项</w:t>
+            </w:r>
+          </w:p>
+        </w:tc>
+        <w:tc>
+          <w:tcPr>
+            <w:tcW w:type="dxa" w:w="4320"/>
+          </w:tcPr>
+          <w:p>
+            <w:r>
+              <w:t>数值</w:t>
+            </w:r>
+          </w:p>
+        </w:tc>
+      </w:tr>
+      <w:tr>
+        <w:tc>
+          <w:tcPr>
+            <w:tcW w:type="dxa" w:w="4320"/>
+          </w:tcPr>
+          <w:p>
+            <w:r>
+              <w:t>产品规模</w:t>
+            </w:r>
+          </w:p>
+        </w:tc>
+        <w:tc>
+          <w:tcPr>
+            <w:tcW w:type="dxa" w:w="4320"/>
+          </w:tcPr>
+          <w:p>
+            <w:r>
+              <w:t>10,000万元</w:t>
+            </w:r>
+          </w:p>
+        </w:tc>
+      </w:tr>
+      <w:tr>
+        <w:tc>
+          <w:tcPr>
+            <w:tcW w:type="dxa" w:w="4320"/>
+          </w:tcPr>
+          <w:p>
+            <w:r>
+              <w:t>公司跟投比例</w:t>
+            </w:r>
+          </w:p>
+        </w:tc>
+        <w:tc>
+          <w:tcPr>
+            <w:tcW w:type="dxa" w:w="4320"/>
+          </w:tcPr>
+          <w:p>
+            <w:r>
+              <w:t>5%（500万元）</w:t>
+            </w:r>
+          </w:p>
+        </w:tc>
+      </w:tr>
+      <w:tr>
+        <w:tc>
+          <w:tcPr>
+            <w:tcW w:type="dxa" w:w="4320"/>
+          </w:tcPr>
+          <w:p>
+            <w:r>
+              <w:t>运行周期</w:t>
+            </w:r>
+          </w:p>
+        </w:tc>
+        <w:tc>
+          <w:tcPr>
+            <w:tcW w:type="dxa" w:w="4320"/>
+          </w:tcPr>
+          <w:p>
+            <w:r>
+              <w:t>12个月</w:t>
+            </w:r>
+          </w:p>
+        </w:tc>
+      </w:tr>
+      <w:tr>
+        <w:tc>
+          <w:tcPr>
+            <w:tcW w:type="dxa" w:w="4320"/>
+          </w:tcPr>
+          <w:p>
+            <w:r>
+              <w:t>管理费率</w:t>
+            </w:r>
+          </w:p>
+        </w:tc>
+        <w:tc>
+          <w:tcPr>
+            <w:tcW w:type="dxa" w:w="4320"/>
+          </w:tcPr>
+          <w:p>
+            <w:r>
+              <w:t>2%/年</w:t>
+            </w:r>
+          </w:p>
+        </w:tc>
+      </w:tr>
+      <w:tr>
+        <w:tc>
+          <w:tcPr>
+            <w:tcW w:type="dxa" w:w="4320"/>
+          </w:tcPr>
+          <w:p>
+            <w:r>
+              <w:t>超额报酬比例</w:t>
+            </w:r>
+          </w:p>
+        </w:tc>
+        <w:tc>
+          <w:tcPr>
+            <w:tcW w:type="dxa" w:w="4320"/>
+          </w:tcPr>
+          <w:p>
+            <w:r>
+              <w:t>25%</w:t>
+            </w:r>
+          </w:p>
+        </w:tc>
+      </w:tr>
+      <w:tr>
+        <w:tc>
+          <w:tcPr>
+            <w:tcW w:type="dxa" w:w="4320"/>
+          </w:tcPr>
+          <w:p>
+            <w:r>
+              <w:t>业绩比较基准</w:t>
+            </w:r>
+          </w:p>
+        </w:tc>
+        <w:tc>
+          <w:tcPr>
+            <w:tcW w:type="dxa" w:w="4320"/>
+          </w:tcPr>
+          <w:p>
+            <w:r>
+              <w:t>6%/年</w:t>
+            </w:r>
+          </w:p>
+        </w:tc>
+      </w:tr>
+      <w:tr>
+        <w:tc>
+          <w:tcPr>
+            <w:tcW w:type="dxa" w:w="4320"/>
+          </w:tcPr>
+          <w:p>
+            <w:r>
+              <w:t>实际年化收益</w:t>
+            </w:r>
+          </w:p>
+        </w:tc>
+        <w:tc>
+          <w:tcPr>
+            <w:tcW w:type="dxa" w:w="4320"/>
+          </w:tcPr>
+          <w:p>
+            <w:r>
+              <w:t>15%/年</w:t>
+            </w:r>
+          </w:p>
+        </w:tc>
+      </w:tr>
+    </w:tbl>
+    <w:p/>
+    <w:p>
+      <w:r>
+        <w:t>**计量过程：**</w:t>
+      </w:r>
+    </w:p>
+    <w:tbl>
+      <w:tblPr>
+        <w:tblStyle w:val="TableGrid"/>
+        <w:tblW w:type="auto" w:w="0"/>
+        <w:tblLook w:firstColumn="1" w:firstRow="1" w:lastColumn="0" w:lastRow="0" w:noHBand="0" w:noVBand="1" w:val="04A0"/>
+      </w:tblPr>
+      <w:tblGrid>
+        <w:gridCol w:w="2880"/>
+        <w:gridCol w:w="2880"/>
+        <w:gridCol w:w="2880"/>
+      </w:tblGrid>
+      <w:tr>
+        <w:tc>
+          <w:tcPr>
+            <w:tcW w:type="dxa" w:w="2880"/>
+          </w:tcPr>
+          <w:p>
+            <w:r>
+              <w:t>步骤</w:t>
+            </w:r>
+          </w:p>
+        </w:tc>
+        <w:tc>
+          <w:tcPr>
+            <w:tcW w:type="dxa" w:w="2880"/>
+          </w:tcPr>
+          <w:p>
+            <w:r>
+              <w:t>计算</w:t>
+            </w:r>
+          </w:p>
+        </w:tc>
+        <w:tc>
+          <w:tcPr>
+            <w:tcW w:type="dxa" w:w="2880"/>
+          </w:tcPr>
+          <w:p>
+            <w:r>
+              <w:t>结果</w:t>
+            </w:r>
+          </w:p>
+        </w:tc>
+      </w:tr>
+      <w:tr>
+        <w:tc>
+          <w:tcPr>
+            <w:tcW w:type="dxa" w:w="2880"/>
+          </w:tcPr>
+          <w:p>
+            <w:r>
+              <w:t>管理费收入</w:t>
+            </w:r>
+          </w:p>
+        </w:tc>
+        <w:tc>
+          <w:tcPr>
+            <w:tcW w:type="dxa" w:w="2880"/>
+          </w:tcPr>
+          <w:p>
+            <w:r>
+              <w:t>1亿 × 2%</w:t>
+            </w:r>
+          </w:p>
+        </w:tc>
+        <w:tc>
+          <w:tcPr>
+            <w:tcW w:type="dxa" w:w="2880"/>
+          </w:tcPr>
+          <w:p>
+            <w:r>
+              <w:t>200万元</w:t>
+            </w:r>
+          </w:p>
+        </w:tc>
+      </w:tr>
+      <w:tr>
+        <w:tc>
+          <w:tcPr>
+            <w:tcW w:type="dxa" w:w="2880"/>
+          </w:tcPr>
+          <w:p>
+            <w:r>
+              <w:t>超额收益</w:t>
+            </w:r>
+          </w:p>
+        </w:tc>
+        <w:tc>
+          <w:tcPr>
+            <w:tcW w:type="dxa" w:w="2880"/>
+          </w:tcPr>
+          <w:p>
+            <w:r>
+              <w:t>1亿 × (15%-6%)</w:t>
+            </w:r>
+          </w:p>
+        </w:tc>
+        <w:tc>
+          <w:tcPr>
+            <w:tcW w:type="dxa" w:w="2880"/>
+          </w:tcPr>
+          <w:p>
+            <w:r>
+              <w:t>900万元</w:t>
+            </w:r>
+          </w:p>
+        </w:tc>
+      </w:tr>
+      <w:tr>
+        <w:tc>
+          <w:tcPr>
+            <w:tcW w:type="dxa" w:w="2880"/>
+          </w:tcPr>
+          <w:p>
+            <w:r>
+              <w:t>超额报酬</w:t>
+            </w:r>
+          </w:p>
+        </w:tc>
+        <w:tc>
+          <w:tcPr>
+            <w:tcW w:type="dxa" w:w="2880"/>
+          </w:tcPr>
+          <w:p>
+            <w:r>
+              <w:t>900万 × 25%</w:t>
+            </w:r>
+          </w:p>
+        </w:tc>
+        <w:tc>
+          <w:tcPr>
+            <w:tcW w:type="dxa" w:w="2880"/>
+          </w:tcPr>
+          <w:p>
+            <w:r>
+              <w:t>225万元</w:t>
+            </w:r>
+          </w:p>
+        </w:tc>
+      </w:tr>
+      <w:tr>
+        <w:tc>
+          <w:tcPr>
+            <w:tcW w:type="dxa" w:w="2880"/>
+          </w:tcPr>
+          <w:p>
+            <w:r>
+              <w:t>产品总收入</w:t>
+            </w:r>
+          </w:p>
+        </w:tc>
+        <w:tc>
+          <w:tcPr>
+            <w:tcW w:type="dxa" w:w="2880"/>
+          </w:tcPr>
+          <w:p>
+            <w:r>
+              <w:t>200万 + 225万</w:t>
+            </w:r>
+          </w:p>
+        </w:tc>
+        <w:tc>
+          <w:tcPr>
+            <w:tcW w:type="dxa" w:w="2880"/>
+          </w:tcPr>
+          <w:p>
+            <w:r>
+              <w:t>425万元</w:t>
+            </w:r>
+          </w:p>
+        </w:tc>
+      </w:tr>
+      <w:tr>
+        <w:tc>
+          <w:tcPr>
+            <w:tcW w:type="dxa" w:w="2880"/>
+          </w:tcPr>
+          <w:p>
+            <w:r>
+              <w:t>公司跟投收益</w:t>
+            </w:r>
+          </w:p>
+        </w:tc>
+        <w:tc>
+          <w:tcPr>
+            <w:tcW w:type="dxa" w:w="2880"/>
+          </w:tcPr>
+          <w:p>
+            <w:r>
+              <w:t>500万 × 15%</w:t>
+            </w:r>
+          </w:p>
+        </w:tc>
+        <w:tc>
+          <w:tcPr>
+            <w:tcW w:type="dxa" w:w="2880"/>
+          </w:tcPr>
+          <w:p>
+            <w:r>
+              <w:t>75万元</w:t>
+            </w:r>
+          </w:p>
+        </w:tc>
+      </w:tr>
+    </w:tbl>
+    <w:p/>
+    <w:p>
+      <w:r>
+        <w:t>**分配结果：**</w:t>
+      </w:r>
+    </w:p>
+    <w:tbl>
+      <w:tblPr>
+        <w:tblStyle w:val="TableGrid"/>
+        <w:tblW w:type="auto" w:w="0"/>
+        <w:tblLook w:firstColumn="1" w:firstRow="1" w:lastColumn="0" w:lastRow="0" w:noHBand="0" w:noVBand="1" w:val="04A0"/>
+      </w:tblPr>
+      <w:tblGrid>
+        <w:gridCol w:w="1728"/>
+        <w:gridCol w:w="1728"/>
+        <w:gridCol w:w="1728"/>
+        <w:gridCol w:w="1728"/>
+        <w:gridCol w:w="1728"/>
+      </w:tblGrid>
+      <w:tr>
+        <w:tc>
+          <w:tcPr>
+            <w:tcW w:type="dxa" w:w="1728"/>
+          </w:tcPr>
+          <w:p>
+            <w:r>
+              <w:t>参与人</w:t>
+            </w:r>
+          </w:p>
+        </w:tc>
+        <w:tc>
+          <w:tcPr>
+            <w:tcW w:type="dxa" w:w="1728"/>
+          </w:tcPr>
+          <w:p>
+            <w:r>
+              <w:t>分配依据</w:t>
+            </w:r>
+          </w:p>
+        </w:tc>
+        <w:tc>
+          <w:tcPr>
+            <w:tcW w:type="dxa" w:w="1728"/>
+          </w:tcPr>
+          <w:p>
+            <w:r>
+              <w:t>费率/比例</w:t>
+            </w:r>
+          </w:p>
+        </w:tc>
+        <w:tc>
+          <w:tcPr>
+            <w:tcW w:type="dxa" w:w="1728"/>
+          </w:tcPr>
+          <w:p>
+            <w:r>
+              <w:t>分配金额</w:t>
+            </w:r>
+          </w:p>
+        </w:tc>
+        <w:tc>
+          <w:tcPr>
+            <w:tcW w:type="dxa" w:w="1728"/>
+          </w:tcPr>
+          <w:p>
+            <w:r>
+              <w:t>说明</w:t>
+            </w:r>
+          </w:p>
+        </w:tc>
+      </w:tr>
+      <w:tr>
+        <w:tc>
+          <w:tcPr>
+            <w:tcW w:type="dxa" w:w="1728"/>
+          </w:tcPr>
+          <w:p>
+            <w:r>
+              <w:t>发行方（外部）</w:t>
+            </w:r>
+          </w:p>
+        </w:tc>
+        <w:tc>
+          <w:tcPr>
+            <w:tcW w:type="dxa" w:w="1728"/>
+          </w:tcPr>
+          <w:p>
+            <w:r>
+              <w:t>协议约定</w:t>
+            </w:r>
+          </w:p>
+        </w:tc>
+        <w:tc>
+          <w:tcPr>
+            <w:tcW w:type="dxa" w:w="1728"/>
+          </w:tcPr>
+          <w:p>
+            <w:r>
+              <w:t>管理费×40% + 超额报酬×50%</w:t>
+            </w:r>
+          </w:p>
+        </w:tc>
+        <w:tc>
+          <w:tcPr>
+            <w:tcW w:type="dxa" w:w="1728"/>
+          </w:tcPr>
+          <w:p>
+            <w:r>
+              <w:t>80万 + 112.5万 = **192.5万元**</w:t>
+            </w:r>
+          </w:p>
+        </w:tc>
+        <w:tc>
+          <w:tcPr>
+            <w:tcW w:type="dxa" w:w="1728"/>
+          </w:tcPr>
+          <w:p>
+            <w:r>
+              <w:t>风险最高</w:t>
+            </w:r>
+          </w:p>
+        </w:tc>
+      </w:tr>
+      <w:tr>
+        <w:tc>
+          <w:tcPr>
+            <w:tcW w:type="dxa" w:w="1728"/>
+          </w:tcPr>
+          <w:p>
+            <w:r>
+              <w:t>公司跟投</w:t>
+            </w:r>
+          </w:p>
+        </w:tc>
+        <w:tc>
+          <w:tcPr>
+            <w:tcW w:type="dxa" w:w="1728"/>
+          </w:tcPr>
+          <w:p>
+            <w:r>
+              <w:t>跟投收益</w:t>
+            </w:r>
+          </w:p>
+        </w:tc>
+        <w:tc>
+          <w:tcPr>
+            <w:tcW w:type="dxa" w:w="1728"/>
+          </w:tcPr>
+          <w:p>
+            <w:r>
+              <w:t>500万×15%</w:t>
+            </w:r>
+          </w:p>
+        </w:tc>
+        <w:tc>
+          <w:tcPr>
+            <w:tcW w:type="dxa" w:w="1728"/>
+          </w:tcPr>
+          <w:p>
+            <w:r>
+              <w:t>**75万元**</w:t>
+            </w:r>
+          </w:p>
+        </w:tc>
+        <w:tc>
+          <w:tcPr>
+            <w:tcW w:type="dxa" w:w="1728"/>
+          </w:tcPr>
+          <w:p>
+            <w:r>
+              <w:t>风险共担</w:t>
+            </w:r>
+          </w:p>
+        </w:tc>
+      </w:tr>
+      <w:tr>
+        <w:tc>
+          <w:tcPr>
+            <w:tcW w:type="dxa" w:w="1728"/>
+          </w:tcPr>
+          <w:p>
+            <w:r>
+              <w:t>引入人</w:t>
+            </w:r>
+          </w:p>
+        </w:tc>
+        <w:tc>
+          <w:tcPr>
+            <w:tcW w:type="dxa" w:w="1728"/>
+          </w:tcPr>
+          <w:p>
+            <w:r>
+              <w:t>引入产品规模×引入费率</w:t>
+            </w:r>
+          </w:p>
+        </w:tc>
+        <w:tc>
+          <w:tcPr>
+            <w:tcW w:type="dxa" w:w="1728"/>
+          </w:tcPr>
+          <w:p>
+            <w:r>
+              <w:t>1亿×0.05%</w:t>
+            </w:r>
+          </w:p>
+        </w:tc>
+        <w:tc>
+          <w:tcPr>
+            <w:tcW w:type="dxa" w:w="1728"/>
+          </w:tcPr>
+          <w:p>
+            <w:r>
+              <w:t>**5万元**</w:t>
+            </w:r>
+          </w:p>
+        </w:tc>
+        <w:tc>
+          <w:tcPr>
+            <w:tcW w:type="dxa" w:w="1728"/>
+          </w:tcPr>
+          <w:p>
+            <w:r>
+              <w:t>一次性计提</w:t>
+            </w:r>
+          </w:p>
+        </w:tc>
+      </w:tr>
+      <w:tr>
+        <w:tc>
+          <w:tcPr>
+            <w:tcW w:type="dxa" w:w="1728"/>
+          </w:tcPr>
+          <w:p>
+            <w:r>
+              <w:t>募集销售人（4人）</w:t>
+            </w:r>
+          </w:p>
+        </w:tc>
+        <w:tc>
+          <w:tcPr>
+            <w:tcW w:type="dxa" w:w="1728"/>
+          </w:tcPr>
+          <w:p>
+            <w:r>
+              <w:t>实际募集金额×销售费率</w:t>
+            </w:r>
+          </w:p>
+        </w:tc>
+        <w:tc>
+          <w:tcPr>
+            <w:tcW w:type="dxa" w:w="1728"/>
+          </w:tcPr>
+          <w:p>
+            <w:r>
+              <w:t>1亿×0.8%</w:t>
+            </w:r>
+          </w:p>
+        </w:tc>
+        <w:tc>
+          <w:tcPr>
+            <w:tcW w:type="dxa" w:w="1728"/>
+          </w:tcPr>
+          <w:p>
+            <w:r>
+              <w:t>**80万元**</w:t>
+            </w:r>
+          </w:p>
+        </w:tc>
+        <w:tc>
+          <w:tcPr>
+            <w:tcW w:type="dxa" w:w="1728"/>
+          </w:tcPr>
+          <w:p>
+            <w:r>
+              <w:t>按个人募集比例拆分</w:t>
+            </w:r>
+          </w:p>
+        </w:tc>
+      </w:tr>
+      <w:tr>
+        <w:tc>
+          <w:tcPr>
+            <w:tcW w:type="dxa" w:w="1728"/>
+          </w:tcPr>
+          <w:p>
+            <w:r>
+              <w:t>平台运营方</w:t>
+            </w:r>
+          </w:p>
+        </w:tc>
+        <w:tc>
+          <w:tcPr>
+            <w:tcW w:type="dxa" w:w="1728"/>
+          </w:tcPr>
+          <w:p>
+            <w:r>
+              <w:t>平台服务费率×产品收入</w:t>
+            </w:r>
+          </w:p>
+        </w:tc>
+        <w:tc>
+          <w:tcPr>
+            <w:tcW w:type="dxa" w:w="1728"/>
+          </w:tcPr>
+          <w:p>
+            <w:r>
+              <w:t>425万×10%</w:t>
+            </w:r>
+          </w:p>
+        </w:tc>
+        <w:tc>
+          <w:tcPr>
+            <w:tcW w:type="dxa" w:w="1728"/>
+          </w:tcPr>
+          <w:p>
+            <w:r>
+              <w:t>**42.5万元**</w:t>
+            </w:r>
+          </w:p>
+        </w:tc>
+        <w:tc>
+          <w:tcPr>
+            <w:tcW w:type="dxa" w:w="1728"/>
+          </w:tcPr>
+          <w:p>
+            <w:r>
+              <w:t>固定比例</w:t>
+            </w:r>
+          </w:p>
+        </w:tc>
+      </w:tr>
+      <w:tr>
+        <w:tc>
+          <w:tcPr>
+            <w:tcW w:type="dxa" w:w="1728"/>
+          </w:tcPr>
+          <w:p>
+            <w:r>
+              <w:t>中后台（合规/风控）</w:t>
+            </w:r>
+          </w:p>
+        </w:tc>
+        <w:tc>
+          <w:tcPr>
+            <w:tcW w:type="dxa" w:w="1728"/>
+          </w:tcPr>
+          <w:p>
+            <w:r>
+              <w:t>不参与分成</w:t>
+            </w:r>
+          </w:p>
+        </w:tc>
+        <w:tc>
+          <w:tcPr>
+            <w:tcW w:type="dxa" w:w="1728"/>
+          </w:tcPr>
+          <w:p>
+            <w:r>
+              <w:t>—</w:t>
+            </w:r>
+          </w:p>
+        </w:tc>
+        <w:tc>
+          <w:tcPr>
+            <w:tcW w:type="dxa" w:w="1728"/>
+          </w:tcPr>
+          <w:p>
+            <w:r>
+              <w:t>**0**</w:t>
+            </w:r>
+          </w:p>
+        </w:tc>
+        <w:tc>
+          <w:tcPr>
+            <w:tcW w:type="dxa" w:w="1728"/>
+          </w:tcPr>
+          <w:p>
+            <w:r>
+              <w:t>公共服务，工资制</w:t>
+            </w:r>
+          </w:p>
+        </w:tc>
+      </w:tr>
+    </w:tbl>
+    <w:p/>
+    <w:p>
+      <w:r>
+        <w:t>**合计**：192.5 + 75 + 5 + 80 + 42.5 = **395万元**（含公司跟投收益75万）</w:t>
+      </w:r>
+    </w:p>
+    <w:p>
+      <w:r>
+        <w:t>---</w:t>
+      </w:r>
+    </w:p>
+    <w:p>
+      <w:r>
+        <w:t>**计量规则说明：**</w:t>
+      </w:r>
+    </w:p>
+    <w:tbl>
+      <w:tblPr>
+        <w:tblStyle w:val="TableGrid"/>
+        <w:tblW w:type="auto" w:w="0"/>
+        <w:tblLook w:firstColumn="1" w:firstRow="1" w:lastColumn="0" w:lastRow="0" w:noHBand="0" w:noVBand="1" w:val="04A0"/>
+      </w:tblPr>
+      <w:tblGrid>
+        <w:gridCol w:w="4320"/>
+        <w:gridCol w:w="4320"/>
+      </w:tblGrid>
+      <w:tr>
+        <w:tc>
+          <w:tcPr>
+            <w:tcW w:type="dxa" w:w="4320"/>
+          </w:tcPr>
+          <w:p>
+            <w:r>
+              <w:t>规则</w:t>
+            </w:r>
+          </w:p>
+        </w:tc>
+        <w:tc>
+          <w:tcPr>
+            <w:tcW w:type="dxa" w:w="4320"/>
+          </w:tcPr>
+          <w:p>
+            <w:r>
+              <w:t>说明</w:t>
+            </w:r>
+          </w:p>
+        </w:tc>
+      </w:tr>
+      <w:tr>
+        <w:tc>
+          <w:tcPr>
+            <w:tcW w:type="dxa" w:w="4320"/>
+          </w:tcPr>
+          <w:p>
+            <w:r>
+              <w:t>状态与计量分离</w:t>
+            </w:r>
+          </w:p>
+        </w:tc>
+        <w:tc>
+          <w:tcPr>
+            <w:tcW w:type="dxa" w:w="4320"/>
+          </w:tcPr>
+          <w:p>
+            <w:r>
+              <w:t>任务状态给机器看，计量模型给人算，两者独立运行</w:t>
+            </w:r>
+          </w:p>
+        </w:tc>
+      </w:tr>
+      <w:tr>
+        <w:tc>
+          <w:tcPr>
+            <w:tcW w:type="dxa" w:w="4320"/>
+          </w:tcPr>
+          <w:p>
+            <w:r>
+              <w:t>机器完成不计量</w:t>
+            </w:r>
+          </w:p>
+        </w:tc>
+        <w:tc>
+          <w:tcPr>
+            <w:tcW w:type="dxa" w:w="4320"/>
+          </w:tcPr>
+          <w:p>
+            <w:r>
+              <w:t>AI自动完成的动作不产生贡献计量</w:t>
+            </w:r>
+          </w:p>
+        </w:tc>
+      </w:tr>
+      <w:tr>
+        <w:tc>
+          <w:tcPr>
+            <w:tcW w:type="dxa" w:w="4320"/>
+          </w:tcPr>
+          <w:p>
+            <w:r>
+              <w:t>只拆核心链条</w:t>
+            </w:r>
+          </w:p>
+        </w:tc>
+        <w:tc>
+          <w:tcPr>
+            <w:tcW w:type="dxa" w:w="4320"/>
+          </w:tcPr>
+          <w:p>
+            <w:r>
+              <w:t>计量聚焦关键角色核心贡献，不是人人分钱</w:t>
+            </w:r>
+          </w:p>
+        </w:tc>
+      </w:tr>
+      <w:tr>
+        <w:tc>
+          <w:tcPr>
+            <w:tcW w:type="dxa" w:w="4320"/>
+          </w:tcPr>
+          <w:p>
+            <w:r>
+              <w:t>中后台不分</w:t>
+            </w:r>
+          </w:p>
+        </w:tc>
+        <w:tc>
+          <w:tcPr>
+            <w:tcW w:type="dxa" w:w="4320"/>
+          </w:tcPr>
+          <w:p>
+            <w:r>
+              <w:t>合规、风控等公共服务人员不参与业务分成</w:t>
+            </w:r>
+          </w:p>
+        </w:tc>
+      </w:tr>
+      <w:tr>
+        <w:tc>
+          <w:tcPr>
+            <w:tcW w:type="dxa" w:w="4320"/>
+          </w:tcPr>
+          <w:p>
+            <w:r>
+              <w:t>当期+递延</w:t>
+            </w:r>
+          </w:p>
+        </w:tc>
+        <w:tc>
+          <w:tcPr>
+            <w:tcW w:type="dxa" w:w="4320"/>
+          </w:tcPr>
+          <w:p>
+            <w:r>
+              <w:t>分配结合当期发放和递延支付，具体比例按产品类型确定</w:t>
+            </w:r>
+          </w:p>
+        </w:tc>
+      </w:tr>
+      <w:tr>
+        <w:tc>
+          <w:tcPr>
+            <w:tcW w:type="dxa" w:w="4320"/>
+          </w:tcPr>
+          <w:p>
+            <w:r>
+              <w:t>平台化公平</w:t>
+            </w:r>
+          </w:p>
+        </w:tc>
+        <w:tc>
+          <w:tcPr>
+            <w:tcW w:type="dxa" w:w="4320"/>
+          </w:tcPr>
+          <w:p>
+            <w:r>
+              <w:t>同一角色同一贡献标准，不因部门/资历/关系而异</w:t>
+            </w:r>
+          </w:p>
+        </w:tc>
+      </w:tr>
+    </w:tbl>
+    <w:p/>
     <w:p>
       <w:r>
         <w:t>---</w:t>

--- a/资产管理自动驾驶平台设计方案 v3.0.docx
+++ b/资产管理自动驾驶平台设计方案 v3.0.docx
@@ -1167,7 +1167,7 @@
           <w:rFonts w:ascii="Courier New" w:hAnsi="Courier New"/>
           <w:sz w:val="18"/>
         </w:rPr>
-        <w:t>任务2  产品方案生成与签约</w:t>
+        <w:t>任务2  生成产品方案</w:t>
       </w:r>
     </w:p>
     <w:p>
@@ -1185,7 +1185,7 @@
           <w:rFonts w:ascii="Courier New" w:hAnsi="Courier New"/>
           <w:sz w:val="18"/>
         </w:rPr>
-        <w:t>任务4  渠道准入与产品上架</w:t>
+        <w:t>任务4  产品准入与签约</w:t>
       </w:r>
     </w:p>
     <w:p>
@@ -1431,7 +1431,7 @@
         <w:pStyle w:val="Heading3"/>
       </w:pPr>
       <w:r>
-        <w:t>任务2：产品方案生成与签约</w:t>
+        <w:t>任务2：生成产品方案</w:t>
       </w:r>
     </w:p>
     <w:p>
@@ -1904,7 +1904,7 @@
         <w:pStyle w:val="Heading3"/>
       </w:pPr>
       <w:r>
-        <w:t>任务4：渠道准入与产品上架</w:t>
+        <w:t>任务4：产品准入与签约</w:t>
       </w:r>
     </w:p>
     <w:p>
@@ -1923,7 +1923,7 @@
           <w:rFonts w:ascii="Courier New" w:hAnsi="Courier New"/>
           <w:sz w:val="18"/>
         </w:rPr>
-        <w:t>你是资产管理自动驾驶引擎的渠道管理模块。</w:t>
+        <w:t>你是资产管理自动驾驶引擎的准入与签约模块。</w:t>
       </w:r>
     </w:p>
     <w:p/>
@@ -1933,7 +1933,7 @@
           <w:rFonts w:ascii="Courier New" w:hAnsi="Courier New"/>
           <w:sz w:val="18"/>
         </w:rPr>
-        <w:t>判断渠道类型，分两种情形处理：</w:t>
+        <w:t>判断合作类型，分两种情形处理：</w:t>
       </w:r>
     </w:p>
     <w:p/>
@@ -1970,7 +1970,16 @@
           <w:rFonts w:ascii="Courier New" w:hAnsi="Courier New"/>
           <w:sz w:val="18"/>
         </w:rPr>
-        <w:t>生成产品上架任务。</w:t>
+        <w:t>生成产品上架任务，</w:t>
+      </w:r>
+    </w:p>
+    <w:p>
+      <w:r>
+        <w:rPr>
+          <w:rFonts w:ascii="Courier New" w:hAnsi="Courier New"/>
+          <w:sz w:val="18"/>
+        </w:rPr>
+        <w:t>签署产品销售协议。</w:t>
       </w:r>
     </w:p>
     <w:p/>
@@ -1989,7 +1998,7 @@
           <w:rFonts w:ascii="Courier New" w:hAnsi="Courier New"/>
           <w:sz w:val="18"/>
         </w:rPr>
-        <w:t>生成机构准入任务，</w:t>
+        <w:t>生成机构准入任务（银行准入/渠道准入），</w:t>
       </w:r>
     </w:p>
     <w:p>
@@ -2007,7 +2016,16 @@
           <w:rFonts w:ascii="Courier New" w:hAnsi="Courier New"/>
           <w:sz w:val="18"/>
         </w:rPr>
-        <w:t>机构准入完成后再办理产品准入。</w:t>
+        <w:t>机构准入完成后再办理产品准入，</w:t>
+      </w:r>
+    </w:p>
+    <w:p>
+      <w:r>
+        <w:rPr>
+          <w:rFonts w:ascii="Courier New" w:hAnsi="Courier New"/>
+          <w:sz w:val="18"/>
+        </w:rPr>
+        <w:t>签署合作框架协议和产品销售协议。</w:t>
       </w:r>
     </w:p>
     <w:p/>
@@ -2036,7 +2054,7 @@
           <w:rFonts w:ascii="Courier New" w:hAnsi="Courier New"/>
           <w:sz w:val="18"/>
         </w:rPr>
-        <w:t>- 渠道准入任务（情形A：产品准入/情形B：机构准入+产品准入）</w:t>
+        <w:t>- 机构准入任务（情形B）</w:t>
       </w:r>
     </w:p>
     <w:p>
@@ -2045,7 +2063,16 @@
           <w:rFonts w:ascii="Courier New" w:hAnsi="Courier New"/>
           <w:sz w:val="18"/>
         </w:rPr>
-        <w:t>- 产品上架确认</w:t>
+        <w:t>- 产品准入确认</w:t>
+      </w:r>
+    </w:p>
+    <w:p>
+      <w:r>
+        <w:rPr>
+          <w:rFonts w:ascii="Courier New" w:hAnsi="Courier New"/>
+          <w:sz w:val="18"/>
+        </w:rPr>
+        <w:t>- 合作协议/销售协议</w:t>
       </w:r>
     </w:p>
     <w:p>

--- a/资产管理自动驾驶平台设计方案 v3.0.docx
+++ b/资产管理自动驾驶平台设计方案 v3.0.docx
@@ -1176,7 +1176,7 @@
           <w:rFonts w:ascii="Courier New" w:hAnsi="Courier New"/>
           <w:sz w:val="18"/>
         </w:rPr>
-        <w:t>任务3  资金募集启动</w:t>
+        <w:t>任务3  产品准入与签约</w:t>
       </w:r>
     </w:p>
     <w:p>
@@ -1185,7 +1185,7 @@
           <w:rFonts w:ascii="Courier New" w:hAnsi="Courier New"/>
           <w:sz w:val="18"/>
         </w:rPr>
-        <w:t>任务4  产品准入与签约</w:t>
+        <w:t>任务4  资金募集启动</w:t>
       </w:r>
     </w:p>
     <w:p>
@@ -1695,7 +1695,198 @@
         <w:pStyle w:val="Heading3"/>
       </w:pPr>
       <w:r>
-        <w:t>任务3：资金募集启动</w:t>
+        <w:t>任务3：产品准入与签约</w:t>
+      </w:r>
+    </w:p>
+    <w:p>
+      <w:r>
+        <w:t>**触发条件**：产品方案确认需要代销渠道</w:t>
+      </w:r>
+    </w:p>
+    <w:p>
+      <w:r>
+        <w:t>**提示词**：</w:t>
+      </w:r>
+    </w:p>
+    <w:p>
+      <w:r>
+        <w:rPr>
+          <w:rFonts w:ascii="Courier New" w:hAnsi="Courier New"/>
+          <w:sz w:val="18"/>
+        </w:rPr>
+        <w:t>你是资产管理自动驾驶引擎的准入与签约模块。</w:t>
+      </w:r>
+    </w:p>
+    <w:p/>
+    <w:p>
+      <w:r>
+        <w:rPr>
+          <w:rFonts w:ascii="Courier New" w:hAnsi="Courier New"/>
+          <w:sz w:val="18"/>
+        </w:rPr>
+        <w:t>判断合作类型，分两种情形处理：</w:t>
+      </w:r>
+    </w:p>
+    <w:p/>
+    <w:p>
+      <w:r>
+        <w:rPr>
+          <w:rFonts w:ascii="Courier New" w:hAnsi="Courier New"/>
+          <w:sz w:val="18"/>
+        </w:rPr>
+        <w:t>情形A——已准入机构（如中银理财已将公司纳入准入名单）：</w:t>
+      </w:r>
+    </w:p>
+    <w:p>
+      <w:r>
+        <w:rPr>
+          <w:rFonts w:ascii="Courier New" w:hAnsi="Courier New"/>
+          <w:sz w:val="18"/>
+        </w:rPr>
+        <w:t>直接办理产品准入手续，</w:t>
+      </w:r>
+    </w:p>
+    <w:p>
+      <w:r>
+        <w:rPr>
+          <w:rFonts w:ascii="Courier New" w:hAnsi="Courier New"/>
+          <w:sz w:val="18"/>
+        </w:rPr>
+        <w:t>调用"资管产品合规模型"确认产品满足渠道要求，</w:t>
+      </w:r>
+    </w:p>
+    <w:p>
+      <w:r>
+        <w:rPr>
+          <w:rFonts w:ascii="Courier New" w:hAnsi="Courier New"/>
+          <w:sz w:val="18"/>
+        </w:rPr>
+        <w:t>生成产品上架任务，</w:t>
+      </w:r>
+    </w:p>
+    <w:p>
+      <w:r>
+        <w:rPr>
+          <w:rFonts w:ascii="Courier New" w:hAnsi="Courier New"/>
+          <w:sz w:val="18"/>
+        </w:rPr>
+        <w:t>签署产品销售协议。</w:t>
+      </w:r>
+    </w:p>
+    <w:p/>
+    <w:p>
+      <w:r>
+        <w:rPr>
+          <w:rFonts w:ascii="Courier New" w:hAnsi="Courier New"/>
+          <w:sz w:val="18"/>
+        </w:rPr>
+        <w:t>情形B——新拓展机构：</w:t>
+      </w:r>
+    </w:p>
+    <w:p>
+      <w:r>
+        <w:rPr>
+          <w:rFonts w:ascii="Courier New" w:hAnsi="Courier New"/>
+          <w:sz w:val="18"/>
+        </w:rPr>
+        <w:t>生成机构准入任务（银行准入/渠道准入），</w:t>
+      </w:r>
+    </w:p>
+    <w:p>
+      <w:r>
+        <w:rPr>
+          <w:rFonts w:ascii="Courier New" w:hAnsi="Courier New"/>
+          <w:sz w:val="18"/>
+        </w:rPr>
+        <w:t>分派给渠道拓展责任人（或全平台抢单），</w:t>
+      </w:r>
+    </w:p>
+    <w:p>
+      <w:r>
+        <w:rPr>
+          <w:rFonts w:ascii="Courier New" w:hAnsi="Courier New"/>
+          <w:sz w:val="18"/>
+        </w:rPr>
+        <w:t>机构准入完成后再办理产品准入，</w:t>
+      </w:r>
+    </w:p>
+    <w:p>
+      <w:r>
+        <w:rPr>
+          <w:rFonts w:ascii="Courier New" w:hAnsi="Courier New"/>
+          <w:sz w:val="18"/>
+        </w:rPr>
+        <w:t>签署合作框架协议和产品销售协议。</w:t>
+      </w:r>
+    </w:p>
+    <w:p/>
+    <w:p>
+      <w:r>
+        <w:rPr>
+          <w:rFonts w:ascii="Courier New" w:hAnsi="Courier New"/>
+          <w:sz w:val="18"/>
+        </w:rPr>
+        <w:t>注意：两种情形不能混在一起处理，分别生成独立的任务卡片。</w:t>
+      </w:r>
+    </w:p>
+    <w:p/>
+    <w:p>
+      <w:r>
+        <w:rPr>
+          <w:rFonts w:ascii="Courier New" w:hAnsi="Courier New"/>
+          <w:sz w:val="18"/>
+        </w:rPr>
+        <w:t>输出：</w:t>
+      </w:r>
+    </w:p>
+    <w:p>
+      <w:r>
+        <w:rPr>
+          <w:rFonts w:ascii="Courier New" w:hAnsi="Courier New"/>
+          <w:sz w:val="18"/>
+        </w:rPr>
+        <w:t>- 机构准入任务（情形B）</w:t>
+      </w:r>
+    </w:p>
+    <w:p>
+      <w:r>
+        <w:rPr>
+          <w:rFonts w:ascii="Courier New" w:hAnsi="Courier New"/>
+          <w:sz w:val="18"/>
+        </w:rPr>
+        <w:t>- 产品准入确认</w:t>
+      </w:r>
+    </w:p>
+    <w:p>
+      <w:r>
+        <w:rPr>
+          <w:rFonts w:ascii="Courier New" w:hAnsi="Courier New"/>
+          <w:sz w:val="18"/>
+        </w:rPr>
+        <w:t>- 合作协议/销售协议</w:t>
+      </w:r>
+    </w:p>
+    <w:p>
+      <w:r>
+        <w:t>**调用原子模型**：渠道准入原子模型、资管产品合规模型</w:t>
+      </w:r>
+    </w:p>
+    <w:p>
+      <w:r>
+        <w:t>**协同关系**：接收任务2输出 → 输出到任务5</w:t>
+      </w:r>
+    </w:p>
+    <w:p>
+      <w:r>
+        <w:t>---</w:t>
+      </w:r>
+    </w:p>
+    <w:p>
+      <w:pPr>
+        <w:pStyle w:val="Heading3"/>
+      </w:pPr>
+      <w:r>
+        <w:t>任务4：资金募集启动</w:t>
       </w:r>
     </w:p>
     <w:p>
@@ -1892,197 +2083,6 @@
     <w:p>
       <w:r>
         <w:t>**协同关系**：接收任务2输出 → 输出到任务6、任务8</w:t>
-      </w:r>
-    </w:p>
-    <w:p>
-      <w:r>
-        <w:t>---</w:t>
-      </w:r>
-    </w:p>
-    <w:p>
-      <w:pPr>
-        <w:pStyle w:val="Heading3"/>
-      </w:pPr>
-      <w:r>
-        <w:t>任务4：产品准入与签约</w:t>
-      </w:r>
-    </w:p>
-    <w:p>
-      <w:r>
-        <w:t>**触发条件**：产品方案确认需要代销渠道</w:t>
-      </w:r>
-    </w:p>
-    <w:p>
-      <w:r>
-        <w:t>**提示词**：</w:t>
-      </w:r>
-    </w:p>
-    <w:p>
-      <w:r>
-        <w:rPr>
-          <w:rFonts w:ascii="Courier New" w:hAnsi="Courier New"/>
-          <w:sz w:val="18"/>
-        </w:rPr>
-        <w:t>你是资产管理自动驾驶引擎的准入与签约模块。</w:t>
-      </w:r>
-    </w:p>
-    <w:p/>
-    <w:p>
-      <w:r>
-        <w:rPr>
-          <w:rFonts w:ascii="Courier New" w:hAnsi="Courier New"/>
-          <w:sz w:val="18"/>
-        </w:rPr>
-        <w:t>判断合作类型，分两种情形处理：</w:t>
-      </w:r>
-    </w:p>
-    <w:p/>
-    <w:p>
-      <w:r>
-        <w:rPr>
-          <w:rFonts w:ascii="Courier New" w:hAnsi="Courier New"/>
-          <w:sz w:val="18"/>
-        </w:rPr>
-        <w:t>情形A——已准入机构（如中银理财已将公司纳入准入名单）：</w:t>
-      </w:r>
-    </w:p>
-    <w:p>
-      <w:r>
-        <w:rPr>
-          <w:rFonts w:ascii="Courier New" w:hAnsi="Courier New"/>
-          <w:sz w:val="18"/>
-        </w:rPr>
-        <w:t>直接办理产品准入手续，</w:t>
-      </w:r>
-    </w:p>
-    <w:p>
-      <w:r>
-        <w:rPr>
-          <w:rFonts w:ascii="Courier New" w:hAnsi="Courier New"/>
-          <w:sz w:val="18"/>
-        </w:rPr>
-        <w:t>调用"资管产品合规模型"确认产品满足渠道要求，</w:t>
-      </w:r>
-    </w:p>
-    <w:p>
-      <w:r>
-        <w:rPr>
-          <w:rFonts w:ascii="Courier New" w:hAnsi="Courier New"/>
-          <w:sz w:val="18"/>
-        </w:rPr>
-        <w:t>生成产品上架任务，</w:t>
-      </w:r>
-    </w:p>
-    <w:p>
-      <w:r>
-        <w:rPr>
-          <w:rFonts w:ascii="Courier New" w:hAnsi="Courier New"/>
-          <w:sz w:val="18"/>
-        </w:rPr>
-        <w:t>签署产品销售协议。</w:t>
-      </w:r>
-    </w:p>
-    <w:p/>
-    <w:p>
-      <w:r>
-        <w:rPr>
-          <w:rFonts w:ascii="Courier New" w:hAnsi="Courier New"/>
-          <w:sz w:val="18"/>
-        </w:rPr>
-        <w:t>情形B——新拓展机构：</w:t>
-      </w:r>
-    </w:p>
-    <w:p>
-      <w:r>
-        <w:rPr>
-          <w:rFonts w:ascii="Courier New" w:hAnsi="Courier New"/>
-          <w:sz w:val="18"/>
-        </w:rPr>
-        <w:t>生成机构准入任务（银行准入/渠道准入），</w:t>
-      </w:r>
-    </w:p>
-    <w:p>
-      <w:r>
-        <w:rPr>
-          <w:rFonts w:ascii="Courier New" w:hAnsi="Courier New"/>
-          <w:sz w:val="18"/>
-        </w:rPr>
-        <w:t>分派给渠道拓展责任人（或全平台抢单），</w:t>
-      </w:r>
-    </w:p>
-    <w:p>
-      <w:r>
-        <w:rPr>
-          <w:rFonts w:ascii="Courier New" w:hAnsi="Courier New"/>
-          <w:sz w:val="18"/>
-        </w:rPr>
-        <w:t>机构准入完成后再办理产品准入，</w:t>
-      </w:r>
-    </w:p>
-    <w:p>
-      <w:r>
-        <w:rPr>
-          <w:rFonts w:ascii="Courier New" w:hAnsi="Courier New"/>
-          <w:sz w:val="18"/>
-        </w:rPr>
-        <w:t>签署合作框架协议和产品销售协议。</w:t>
-      </w:r>
-    </w:p>
-    <w:p/>
-    <w:p>
-      <w:r>
-        <w:rPr>
-          <w:rFonts w:ascii="Courier New" w:hAnsi="Courier New"/>
-          <w:sz w:val="18"/>
-        </w:rPr>
-        <w:t>注意：两种情形不能混在一起处理，分别生成独立的任务卡片。</w:t>
-      </w:r>
-    </w:p>
-    <w:p/>
-    <w:p>
-      <w:r>
-        <w:rPr>
-          <w:rFonts w:ascii="Courier New" w:hAnsi="Courier New"/>
-          <w:sz w:val="18"/>
-        </w:rPr>
-        <w:t>输出：</w:t>
-      </w:r>
-    </w:p>
-    <w:p>
-      <w:r>
-        <w:rPr>
-          <w:rFonts w:ascii="Courier New" w:hAnsi="Courier New"/>
-          <w:sz w:val="18"/>
-        </w:rPr>
-        <w:t>- 机构准入任务（情形B）</w:t>
-      </w:r>
-    </w:p>
-    <w:p>
-      <w:r>
-        <w:rPr>
-          <w:rFonts w:ascii="Courier New" w:hAnsi="Courier New"/>
-          <w:sz w:val="18"/>
-        </w:rPr>
-        <w:t>- 产品准入确认</w:t>
-      </w:r>
-    </w:p>
-    <w:p>
-      <w:r>
-        <w:rPr>
-          <w:rFonts w:ascii="Courier New" w:hAnsi="Courier New"/>
-          <w:sz w:val="18"/>
-        </w:rPr>
-        <w:t>- 合作协议/销售协议</w:t>
-      </w:r>
-    </w:p>
-    <w:p>
-      <w:r>
-        <w:t>**调用原子模型**：渠道准入原子模型、资管产品合规模型</w:t>
-      </w:r>
-    </w:p>
-    <w:p>
-      <w:r>
-        <w:t>**协同关系**：接收任务2输出 → 输出到任务5</w:t>
       </w:r>
     </w:p>
     <w:p>

--- a/资产管理自动驾驶平台设计方案 v3.0.docx
+++ b/资产管理自动驾驶平台设计方案 v3.0.docx
@@ -15,7 +15,7 @@
         <w:ind w:left="432"/>
       </w:pPr>
       <w:r>
-        <w:t>基于2026-09-24陶总评审要求设计。对标贝莱德、彭博，做行业级智能体产品。</w:t>
+        <w:t>基于2026-09-24陶总评审要求设计。对标贝莱德，做行业级智能体产品。</w:t>
       </w:r>
     </w:p>
     <w:p>

--- a/资产管理自动驾驶平台设计方案 v3.0.docx
+++ b/资产管理自动驾驶平台设计方案 v3.0.docx
@@ -3588,6 +3588,11 @@
         <w:t>5.2 计量角色与分配框架</w:t>
       </w:r>
     </w:p>
+    <w:p>
+      <w:r>
+        <w:t>**角色分配标准：**</w:t>
+      </w:r>
+    </w:p>
     <w:tbl>
       <w:tblPr>
         <w:tblStyle w:val="TableGrid"/>
@@ -3595,15 +3600,14 @@
         <w:tblLook w:firstColumn="1" w:firstRow="1" w:lastColumn="0" w:lastRow="0" w:noHBand="0" w:noVBand="1" w:val="04A0"/>
       </w:tblPr>
       <w:tblGrid>
-        <w:gridCol w:w="2160"/>
-        <w:gridCol w:w="2160"/>
-        <w:gridCol w:w="2160"/>
-        <w:gridCol w:w="2160"/>
+        <w:gridCol w:w="2880"/>
+        <w:gridCol w:w="2880"/>
+        <w:gridCol w:w="2880"/>
       </w:tblGrid>
       <w:tr>
         <w:tc>
           <w:tcPr>
-            <w:tcW w:type="dxa" w:w="2160"/>
+            <w:tcW w:type="dxa" w:w="2880"/>
           </w:tcPr>
           <w:p>
             <w:r>
@@ -3613,31 +3617,21 @@
         </w:tc>
         <w:tc>
           <w:tcPr>
-            <w:tcW w:type="dxa" w:w="2160"/>
-          </w:tcPr>
-          <w:p>
-            <w:r>
-              <w:t>计量内容</w:t>
-            </w:r>
-          </w:p>
-        </w:tc>
-        <w:tc>
-          <w:tcPr>
-            <w:tcW w:type="dxa" w:w="2160"/>
-          </w:tcPr>
-          <w:p>
-            <w:r>
-              <w:t>分配依据</w:t>
-            </w:r>
-          </w:p>
-        </w:tc>
-        <w:tc>
-          <w:tcPr>
-            <w:tcW w:type="dxa" w:w="2160"/>
-          </w:tcPr>
-          <w:p>
-            <w:r>
-              <w:t>适用模式</w:t>
+            <w:tcW w:type="dxa" w:w="2880"/>
+          </w:tcPr>
+          <w:p>
+            <w:r>
+              <w:t>计提范围</w:t>
+            </w:r>
+          </w:p>
+        </w:tc>
+        <w:tc>
+          <w:tcPr>
+            <w:tcW w:type="dxa" w:w="2880"/>
+          </w:tcPr>
+          <w:p>
+            <w:r>
+              <w:t>约束条件</w:t>
             </w:r>
           </w:p>
         </w:tc>
@@ -3645,41 +3639,31 @@
       <w:tr>
         <w:tc>
           <w:tcPr>
-            <w:tcW w:type="dxa" w:w="2160"/>
-          </w:tcPr>
-          <w:p>
-            <w:r>
-              <w:t>**发起/引入人**</w:t>
-            </w:r>
-          </w:p>
-        </w:tc>
-        <w:tc>
-          <w:tcPr>
-            <w:tcW w:type="dxa" w:w="2160"/>
-          </w:tcPr>
-          <w:p>
-            <w:r>
-              <w:t>引入资金方、资产方、渠道方、外部投资经理</w:t>
-            </w:r>
-          </w:p>
-        </w:tc>
-        <w:tc>
-          <w:tcPr>
-            <w:tcW w:type="dxa" w:w="2160"/>
-          </w:tcPr>
-          <w:p>
-            <w:r>
-              <w:t>按引入产品规模×运行周期×引入费率</w:t>
-            </w:r>
-          </w:p>
-        </w:tc>
-        <w:tc>
-          <w:tcPr>
-            <w:tcW w:type="dxa" w:w="2160"/>
-          </w:tcPr>
-          <w:p>
-            <w:r>
-              <w:t>全模式</w:t>
+            <w:tcW w:type="dxa" w:w="2880"/>
+          </w:tcPr>
+          <w:p>
+            <w:r>
+              <w:t>**产品引入人员**</w:t>
+            </w:r>
+          </w:p>
+        </w:tc>
+        <w:tc>
+          <w:tcPr>
+            <w:tcW w:type="dxa" w:w="2880"/>
+          </w:tcPr>
+          <w:p>
+            <w:r>
+              <w:t>按基准0%-10%·超额0%-50%</w:t>
+            </w:r>
+          </w:p>
+        </w:tc>
+        <w:tc>
+          <w:tcPr>
+            <w:tcW w:type="dxa" w:w="2880"/>
+          </w:tcPr>
+          <w:p>
+            <w:r>
+              <w:t>都不超0%/都超10%/超额报酬+管理人配套超5%超额部分：50%</w:t>
             </w:r>
           </w:p>
         </w:tc>
@@ -3687,41 +3671,31 @@
       <w:tr>
         <w:tc>
           <w:tcPr>
-            <w:tcW w:type="dxa" w:w="2160"/>
-          </w:tcPr>
-          <w:p>
-            <w:r>
-              <w:t>**产品设计师**</w:t>
-            </w:r>
-          </w:p>
-        </w:tc>
-        <w:tc>
-          <w:tcPr>
-            <w:tcW w:type="dxa" w:w="2160"/>
-          </w:tcPr>
-          <w:p>
-            <w:r>
-              <w:t>产品方案设计、配置结构、风险收益特征</w:t>
-            </w:r>
-          </w:p>
-        </w:tc>
-        <w:tc>
-          <w:tcPr>
-            <w:tcW w:type="dxa" w:w="2160"/>
-          </w:tcPr>
-          <w:p>
-            <w:r>
-              <w:t>按设计贡献比例×产品表现</w:t>
-            </w:r>
-          </w:p>
-        </w:tc>
-        <w:tc>
-          <w:tcPr>
-            <w:tcW w:type="dxa" w:w="2160"/>
-          </w:tcPr>
-          <w:p>
-            <w:r>
-              <w:t>模式一/二/四</w:t>
+            <w:tcW w:type="dxa" w:w="2880"/>
+          </w:tcPr>
+          <w:p>
+            <w:r>
+              <w:t>**产品销售人员**</w:t>
+            </w:r>
+          </w:p>
+        </w:tc>
+        <w:tc>
+          <w:tcPr>
+            <w:tcW w:type="dxa" w:w="2880"/>
+          </w:tcPr>
+          <w:p>
+            <w:r>
+              <w:t>按基准0%-80%·超额0%-45%</w:t>
+            </w:r>
+          </w:p>
+        </w:tc>
+        <w:tc>
+          <w:tcPr>
+            <w:tcW w:type="dxa" w:w="2880"/>
+          </w:tcPr>
+          <w:p>
+            <w:r>
+              <w:t>介绍客户：基准24%/超额13.5%；产品讲解：基准10%/超额5.6%；营销服务：基准46%/超额25.9%</w:t>
             </w:r>
           </w:p>
         </w:tc>
@@ -3729,41 +3703,31 @@
       <w:tr>
         <w:tc>
           <w:tcPr>
-            <w:tcW w:type="dxa" w:w="2160"/>
-          </w:tcPr>
-          <w:p>
-            <w:r>
-              <w:t>**募集销售人**</w:t>
-            </w:r>
-          </w:p>
-        </w:tc>
-        <w:tc>
-          <w:tcPr>
-            <w:tcW w:type="dxa" w:w="2160"/>
-          </w:tcPr>
-          <w:p>
-            <w:r>
-              <w:t>实际募集资金</w:t>
-            </w:r>
-          </w:p>
-        </w:tc>
-        <w:tc>
-          <w:tcPr>
-            <w:tcW w:type="dxa" w:w="2160"/>
-          </w:tcPr>
-          <w:p>
-            <w:r>
-              <w:t>按募集金额×销售费率</w:t>
-            </w:r>
-          </w:p>
-        </w:tc>
-        <w:tc>
-          <w:tcPr>
-            <w:tcW w:type="dxa" w:w="2160"/>
-          </w:tcPr>
-          <w:p>
-            <w:r>
-              <w:t>全模式</w:t>
+            <w:tcW w:type="dxa" w:w="2880"/>
+          </w:tcPr>
+          <w:p>
+            <w:r>
+              <w:t>**产品售后人员**</w:t>
+            </w:r>
+          </w:p>
+        </w:tc>
+        <w:tc>
+          <w:tcPr>
+            <w:tcW w:type="dxa" w:w="2880"/>
+          </w:tcPr>
+          <w:p>
+            <w:r>
+              <w:t>按基准0%-10%·超额0%-5%</w:t>
+            </w:r>
+          </w:p>
+        </w:tc>
+        <w:tc>
+          <w:tcPr>
+            <w:tcW w:type="dxa" w:w="2880"/>
+          </w:tcPr>
+          <w:p>
+            <w:r>
+              <w:t>按基准：按时10%/超期已完成5%/超期未完成0%；超额部分：按时5%/超期已完成2.5%/超期未完成0%</w:t>
             </w:r>
           </w:p>
         </w:tc>
@@ -3771,7 +3735,7 @@
       <w:tr>
         <w:tc>
           <w:tcPr>
-            <w:tcW w:type="dxa" w:w="2160"/>
+            <w:tcW w:type="dxa" w:w="2880"/>
           </w:tcPr>
           <w:p>
             <w:r>
@@ -3781,31 +3745,21 @@
         </w:tc>
         <w:tc>
           <w:tcPr>
-            <w:tcW w:type="dxa" w:w="2160"/>
-          </w:tcPr>
-          <w:p>
-            <w:r>
-              <w:t>投资运作管理、业绩表现</w:t>
-            </w:r>
-          </w:p>
-        </w:tc>
-        <w:tc>
-          <w:tcPr>
-            <w:tcW w:type="dxa" w:w="2160"/>
-          </w:tcPr>
-          <w:p>
-            <w:r>
-              <w:t>按业绩基准提取管理费分成+超额报酬</w:t>
-            </w:r>
-          </w:p>
-        </w:tc>
-        <w:tc>
-          <w:tcPr>
-            <w:tcW w:type="dxa" w:w="2160"/>
-          </w:tcPr>
-          <w:p>
-            <w:r>
-              <w:t>模式一/二/四</w:t>
+            <w:tcW w:type="dxa" w:w="2880"/>
+          </w:tcPr>
+          <w:p>
+            <w:r>
+              <w:t>管理费+超额报酬</w:t>
+            </w:r>
+          </w:p>
+        </w:tc>
+        <w:tc>
+          <w:tcPr>
+            <w:tcW w:type="dxa" w:w="2880"/>
+          </w:tcPr>
+          <w:p>
+            <w:r>
+              <w:t>浮动分成，业绩好拿得多</w:t>
             </w:r>
           </w:p>
         </w:tc>
@@ -3813,133 +3767,7 @@
       <w:tr>
         <w:tc>
           <w:tcPr>
-            <w:tcW w:type="dxa" w:w="2160"/>
-          </w:tcPr>
-          <w:p>
-            <w:r>
-              <w:t>**筛选评估人**</w:t>
-            </w:r>
-          </w:p>
-        </w:tc>
-        <w:tc>
-          <w:tcPr>
-            <w:tcW w:type="dxa" w:w="2160"/>
-          </w:tcPr>
-          <w:p>
-            <w:r>
-              <w:t>私募管理人筛选、委外产品评估</w:t>
-            </w:r>
-          </w:p>
-        </w:tc>
-        <w:tc>
-          <w:tcPr>
-            <w:tcW w:type="dxa" w:w="2160"/>
-          </w:tcPr>
-          <w:p>
-            <w:r>
-              <w:t>按准入贡献×产品规模</w:t>
-            </w:r>
-          </w:p>
-        </w:tc>
-        <w:tc>
-          <w:tcPr>
-            <w:tcW w:type="dxa" w:w="2160"/>
-          </w:tcPr>
-          <w:p>
-            <w:r>
-              <w:t>模式三/五</w:t>
-            </w:r>
-          </w:p>
-        </w:tc>
-      </w:tr>
-      <w:tr>
-        <w:tc>
-          <w:tcPr>
-            <w:tcW w:type="dxa" w:w="2160"/>
-          </w:tcPr>
-          <w:p>
-            <w:r>
-              <w:t>**投后管理人**</w:t>
-            </w:r>
-          </w:p>
-        </w:tc>
-        <w:tc>
-          <w:tcPr>
-            <w:tcW w:type="dxa" w:w="2160"/>
-          </w:tcPr>
-          <w:p>
-            <w:r>
-              <w:t>投后监测、异常处置、持续报告</w:t>
-            </w:r>
-          </w:p>
-        </w:tc>
-        <w:tc>
-          <w:tcPr>
-            <w:tcW w:type="dxa" w:w="2160"/>
-          </w:tcPr>
-          <w:p>
-            <w:r>
-              <w:t>按监测质量×服务周期</w:t>
-            </w:r>
-          </w:p>
-        </w:tc>
-        <w:tc>
-          <w:tcPr>
-            <w:tcW w:type="dxa" w:w="2160"/>
-          </w:tcPr>
-          <w:p>
-            <w:r>
-              <w:t>模式三</w:t>
-            </w:r>
-          </w:p>
-        </w:tc>
-      </w:tr>
-      <w:tr>
-        <w:tc>
-          <w:tcPr>
-            <w:tcW w:type="dxa" w:w="2160"/>
-          </w:tcPr>
-          <w:p>
-            <w:r>
-              <w:t>**协作支持人**</w:t>
-            </w:r>
-          </w:p>
-        </w:tc>
-        <w:tc>
-          <w:tcPr>
-            <w:tcW w:type="dxa" w:w="2160"/>
-          </w:tcPr>
-          <w:p>
-            <w:r>
-              <w:t>专业支持（法务/合规咨询等）</w:t>
-            </w:r>
-          </w:p>
-        </w:tc>
-        <w:tc>
-          <w:tcPr>
-            <w:tcW w:type="dxa" w:w="2160"/>
-          </w:tcPr>
-          <w:p>
-            <w:r>
-              <w:t>按支持贡献一次性或按期计提</w:t>
-            </w:r>
-          </w:p>
-        </w:tc>
-        <w:tc>
-          <w:tcPr>
-            <w:tcW w:type="dxa" w:w="2160"/>
-          </w:tcPr>
-          <w:p>
-            <w:r>
-              <w:t>全模式</w:t>
-            </w:r>
-          </w:p>
-        </w:tc>
-      </w:tr>
-      <w:tr>
-        <w:tc>
-          <w:tcPr>
-            <w:tcW w:type="dxa" w:w="2160"/>
+            <w:tcW w:type="dxa" w:w="2880"/>
           </w:tcPr>
           <w:p>
             <w:r>
@@ -3949,37 +3777,32 @@
         </w:tc>
         <w:tc>
           <w:tcPr>
-            <w:tcW w:type="dxa" w:w="2160"/>
-          </w:tcPr>
-          <w:p>
-            <w:r>
-              <w:t>平台技术支撑、交易能力、牌照服务</w:t>
-            </w:r>
-          </w:p>
-        </w:tc>
-        <w:tc>
-          <w:tcPr>
-            <w:tcW w:type="dxa" w:w="2160"/>
-          </w:tcPr>
-          <w:p>
-            <w:r>
-              <w:t>按平台服务费率从产品收入中提取</w:t>
-            </w:r>
-          </w:p>
-        </w:tc>
-        <w:tc>
-          <w:tcPr>
-            <w:tcW w:type="dxa" w:w="2160"/>
-          </w:tcPr>
-          <w:p>
-            <w:r>
-              <w:t>全模式</w:t>
+            <w:tcW w:type="dxa" w:w="2880"/>
+          </w:tcPr>
+          <w:p>
+            <w:r>
+              <w:t>平台服务费率</w:t>
+            </w:r>
+          </w:p>
+        </w:tc>
+        <w:tc>
+          <w:tcPr>
+            <w:tcW w:type="dxa" w:w="2880"/>
+          </w:tcPr>
+          <w:p>
+            <w:r>
+              <w:t>从产品收入中提取，固定比例</w:t>
             </w:r>
           </w:p>
         </w:tc>
       </w:tr>
     </w:tbl>
     <w:p/>
+    <w:p>
+      <w:r>
+        <w:t>**统一约束：** 举手之后未达80%扣20%提成</w:t>
+      </w:r>
+    </w:p>
     <w:p>
       <w:pPr>
         <w:pStyle w:val="Heading3"/>
@@ -7642,6 +7465,394 @@
           <w:p>
             <w:r>
               <w:t>同一角色同一贡献标准，不因部门/资历/关系而异</w:t>
+            </w:r>
+          </w:p>
+        </w:tc>
+      </w:tr>
+    </w:tbl>
+    <w:p/>
+    <w:p>
+      <w:r>
+        <w:t>**总绩效计提比例（参考标准）：**</w:t>
+      </w:r>
+    </w:p>
+    <w:tbl>
+      <w:tblPr>
+        <w:tblStyle w:val="TableGrid"/>
+        <w:tblW w:type="auto" w:w="0"/>
+        <w:tblLook w:firstColumn="1" w:firstRow="1" w:lastColumn="0" w:lastRow="0" w:noHBand="0" w:noVBand="1" w:val="04A0"/>
+      </w:tblPr>
+      <w:tblGrid>
+        <w:gridCol w:w="2880"/>
+        <w:gridCol w:w="2880"/>
+        <w:gridCol w:w="2880"/>
+      </w:tblGrid>
+      <w:tr>
+        <w:tc>
+          <w:tcPr>
+            <w:tcW w:type="dxa" w:w="2880"/>
+          </w:tcPr>
+          <w:p>
+            <w:r>
+              <w:t>收入类型</w:t>
+            </w:r>
+          </w:p>
+        </w:tc>
+        <w:tc>
+          <w:tcPr>
+            <w:tcW w:type="dxa" w:w="2880"/>
+          </w:tcPr>
+          <w:p>
+            <w:r>
+              <w:t>提成比例</w:t>
+            </w:r>
+          </w:p>
+        </w:tc>
+        <w:tc>
+          <w:tcPr>
+            <w:tcW w:type="dxa" w:w="2880"/>
+          </w:tcPr>
+          <w:p>
+            <w:r>
+              <w:t>补贴比例</w:t>
+            </w:r>
+          </w:p>
+        </w:tc>
+      </w:tr>
+      <w:tr>
+        <w:tc>
+          <w:tcPr>
+            <w:tcW w:type="dxa" w:w="2880"/>
+          </w:tcPr>
+          <w:p>
+            <w:r>
+              <w:t>管理费收入</w:t>
+            </w:r>
+          </w:p>
+        </w:tc>
+        <w:tc>
+          <w:tcPr>
+            <w:tcW w:type="dxa" w:w="2880"/>
+          </w:tcPr>
+          <w:p>
+            <w:r>
+              <w:t>20%</w:t>
+            </w:r>
+          </w:p>
+        </w:tc>
+        <w:tc>
+          <w:tcPr>
+            <w:tcW w:type="dxa" w:w="2880"/>
+          </w:tcPr>
+          <w:p>
+            <w:r>
+              <w:t>10%</w:t>
+            </w:r>
+          </w:p>
+        </w:tc>
+      </w:tr>
+      <w:tr>
+        <w:tc>
+          <w:tcPr>
+            <w:tcW w:type="dxa" w:w="2880"/>
+          </w:tcPr>
+          <w:p>
+            <w:r>
+              <w:t>交易佣金</w:t>
+            </w:r>
+          </w:p>
+        </w:tc>
+        <w:tc>
+          <w:tcPr>
+            <w:tcW w:type="dxa" w:w="2880"/>
+          </w:tcPr>
+          <w:p>
+            <w:r>
+              <w:t>20%×(交易佣金率-0.0001)</w:t>
+            </w:r>
+          </w:p>
+        </w:tc>
+        <w:tc>
+          <w:tcPr>
+            <w:tcW w:type="dxa" w:w="2880"/>
+          </w:tcPr>
+          <w:p>
+            <w:r>
+              <w:t>—</w:t>
+            </w:r>
+          </w:p>
+        </w:tc>
+      </w:tr>
+      <w:tr>
+        <w:tc>
+          <w:tcPr>
+            <w:tcW w:type="dxa" w:w="2880"/>
+          </w:tcPr>
+          <w:p>
+            <w:r>
+              <w:t>超额报酬收入</w:t>
+            </w:r>
+          </w:p>
+        </w:tc>
+        <w:tc>
+          <w:tcPr>
+            <w:tcW w:type="dxa" w:w="2880"/>
+          </w:tcPr>
+          <w:p>
+            <w:r>
+              <w:t>20%</w:t>
+            </w:r>
+          </w:p>
+        </w:tc>
+        <w:tc>
+          <w:tcPr>
+            <w:tcW w:type="dxa" w:w="2880"/>
+          </w:tcPr>
+          <w:p>
+            <w:r>
+              <w:t>10%</w:t>
+            </w:r>
+          </w:p>
+        </w:tc>
+      </w:tr>
+      <w:tr>
+        <w:tc>
+          <w:tcPr>
+            <w:tcW w:type="dxa" w:w="2880"/>
+          </w:tcPr>
+          <w:p>
+            <w:r>
+              <w:t>认/申购费</w:t>
+            </w:r>
+          </w:p>
+        </w:tc>
+        <w:tc>
+          <w:tcPr>
+            <w:tcW w:type="dxa" w:w="2880"/>
+          </w:tcPr>
+          <w:p>
+            <w:r>
+              <w:t>100%</w:t>
+            </w:r>
+          </w:p>
+        </w:tc>
+        <w:tc>
+          <w:tcPr>
+            <w:tcW w:type="dxa" w:w="2880"/>
+          </w:tcPr>
+          <w:p>
+            <w:r>
+              <w:t>—</w:t>
+            </w:r>
+          </w:p>
+        </w:tc>
+      </w:tr>
+    </w:tbl>
+    <w:p/>
+    <w:p>
+      <w:r>
+        <w:t>**准入标准费率（参考标准）：**</w:t>
+      </w:r>
+    </w:p>
+    <w:tbl>
+      <w:tblPr>
+        <w:tblStyle w:val="TableGrid"/>
+        <w:tblW w:type="auto" w:w="0"/>
+        <w:tblLook w:firstColumn="1" w:firstRow="1" w:lastColumn="0" w:lastRow="0" w:noHBand="0" w:noVBand="1" w:val="04A0"/>
+      </w:tblPr>
+      <w:tblGrid>
+        <w:gridCol w:w="2880"/>
+        <w:gridCol w:w="2880"/>
+        <w:gridCol w:w="2880"/>
+      </w:tblGrid>
+      <w:tr>
+        <w:tc>
+          <w:tcPr>
+            <w:tcW w:type="dxa" w:w="2880"/>
+          </w:tcPr>
+          <w:p>
+            <w:r>
+              <w:t>项目</w:t>
+            </w:r>
+          </w:p>
+        </w:tc>
+        <w:tc>
+          <w:tcPr>
+            <w:tcW w:type="dxa" w:w="2880"/>
+          </w:tcPr>
+          <w:p>
+            <w:r>
+              <w:t>最低标准</w:t>
+            </w:r>
+          </w:p>
+        </w:tc>
+        <w:tc>
+          <w:tcPr>
+            <w:tcW w:type="dxa" w:w="2880"/>
+          </w:tcPr>
+          <w:p>
+            <w:r>
+              <w:t>目标标准</w:t>
+            </w:r>
+          </w:p>
+        </w:tc>
+      </w:tr>
+      <w:tr>
+        <w:tc>
+          <w:tcPr>
+            <w:tcW w:type="dxa" w:w="2880"/>
+          </w:tcPr>
+          <w:p>
+            <w:r>
+              <w:t>管理费</w:t>
+            </w:r>
+          </w:p>
+        </w:tc>
+        <w:tc>
+          <w:tcPr>
+            <w:tcW w:type="dxa" w:w="2880"/>
+          </w:tcPr>
+          <w:p>
+            <w:r>
+              <w:t>0.5%</w:t>
+            </w:r>
+          </w:p>
+        </w:tc>
+        <w:tc>
+          <w:tcPr>
+            <w:tcW w:type="dxa" w:w="2880"/>
+          </w:tcPr>
+          <w:p>
+            <w:r>
+              <w:t>0.75%</w:t>
+            </w:r>
+          </w:p>
+        </w:tc>
+      </w:tr>
+      <w:tr>
+        <w:tc>
+          <w:tcPr>
+            <w:tcW w:type="dxa" w:w="2880"/>
+          </w:tcPr>
+          <w:p>
+            <w:r>
+              <w:t>佣金率</w:t>
+            </w:r>
+          </w:p>
+        </w:tc>
+        <w:tc>
+          <w:tcPr>
+            <w:tcW w:type="dxa" w:w="2880"/>
+          </w:tcPr>
+          <w:p>
+            <w:r>
+              <w:t>0.01%</w:t>
+            </w:r>
+          </w:p>
+        </w:tc>
+        <w:tc>
+          <w:tcPr>
+            <w:tcW w:type="dxa" w:w="2880"/>
+          </w:tcPr>
+          <w:p>
+            <w:r>
+              <w:t>0.02%</w:t>
+            </w:r>
+          </w:p>
+        </w:tc>
+      </w:tr>
+      <w:tr>
+        <w:tc>
+          <w:tcPr>
+            <w:tcW w:type="dxa" w:w="2880"/>
+          </w:tcPr>
+          <w:p>
+            <w:r>
+              <w:t>超额报酬分成</w:t>
+            </w:r>
+          </w:p>
+        </w:tc>
+        <w:tc>
+          <w:tcPr>
+            <w:tcW w:type="dxa" w:w="2880"/>
+          </w:tcPr>
+          <w:p>
+            <w:r>
+              <w:t>超业绩基准提成2%</w:t>
+            </w:r>
+          </w:p>
+        </w:tc>
+        <w:tc>
+          <w:tcPr>
+            <w:tcW w:type="dxa" w:w="2880"/>
+          </w:tcPr>
+          <w:p>
+            <w:r>
+              <w:t>超业绩基准提成4%</w:t>
+            </w:r>
+          </w:p>
+        </w:tc>
+      </w:tr>
+      <w:tr>
+        <w:tc>
+          <w:tcPr>
+            <w:tcW w:type="dxa" w:w="2880"/>
+          </w:tcPr>
+          <w:p>
+            <w:r>
+              <w:t>业绩基准</w:t>
+            </w:r>
+          </w:p>
+        </w:tc>
+        <w:tc>
+          <w:tcPr>
+            <w:tcW w:type="dxa" w:w="2880"/>
+          </w:tcPr>
+          <w:p>
+            <w:r>
+              <w:t>—</w:t>
+            </w:r>
+          </w:p>
+        </w:tc>
+        <w:tc>
+          <w:tcPr>
+            <w:tcW w:type="dxa" w:w="2880"/>
+          </w:tcPr>
+          <w:p>
+            <w:r>
+              <w:t>6%</w:t>
+            </w:r>
+          </w:p>
+        </w:tc>
+      </w:tr>
+      <w:tr>
+        <w:tc>
+          <w:tcPr>
+            <w:tcW w:type="dxa" w:w="2880"/>
+          </w:tcPr>
+          <w:p>
+            <w:r>
+              <w:t>管理人配套资产规模</w:t>
+            </w:r>
+          </w:p>
+        </w:tc>
+        <w:tc>
+          <w:tcPr>
+            <w:tcW w:type="dxa" w:w="2880"/>
+          </w:tcPr>
+          <w:p>
+            <w:r>
+              <w:t>—</w:t>
+            </w:r>
+          </w:p>
+        </w:tc>
+        <w:tc>
+          <w:tcPr>
+            <w:tcW w:type="dxa" w:w="2880"/>
+          </w:tcPr>
+          <w:p>
+            <w:r>
+              <w:t>不低于销售规模</w:t>
             </w:r>
           </w:p>
         </w:tc>

--- a/资产管理自动驾驶平台设计方案 v3.0.docx
+++ b/资产管理自动驾驶平台设计方案 v3.0.docx
@@ -135,6 +135,1528 @@
       </w:pPr>
       <w:r>
         <w:t>产品创设原子模型</w:t>
+      </w:r>
+    </w:p>
+    <w:p>
+      <w:pPr>
+        <w:pStyle w:val="Heading4"/>
+      </w:pPr>
+      <w:r>
+        <w:t>1. 资管产品设计原子模型</w:t>
+      </w:r>
+    </w:p>
+    <w:tbl>
+      <w:tblPr>
+        <w:tblStyle w:val="TableGrid"/>
+        <w:tblW w:type="auto" w:w="0"/>
+        <w:tblLook w:firstColumn="1" w:firstRow="1" w:lastColumn="0" w:lastRow="0" w:noHBand="0" w:noVBand="1" w:val="04A0"/>
+      </w:tblPr>
+      <w:tblGrid>
+        <w:gridCol w:w="4320"/>
+        <w:gridCol w:w="4320"/>
+      </w:tblGrid>
+      <w:tr>
+        <w:tc>
+          <w:tcPr>
+            <w:tcW w:type="dxa" w:w="4320"/>
+          </w:tcPr>
+          <w:p>
+            <w:r>
+              <w:t>维度</w:t>
+            </w:r>
+          </w:p>
+        </w:tc>
+        <w:tc>
+          <w:tcPr>
+            <w:tcW w:type="dxa" w:w="4320"/>
+          </w:tcPr>
+          <w:p>
+            <w:r>
+              <w:t>内容</w:t>
+            </w:r>
+          </w:p>
+        </w:tc>
+      </w:tr>
+      <w:tr>
+        <w:tc>
+          <w:tcPr>
+            <w:tcW w:type="dxa" w:w="4320"/>
+          </w:tcPr>
+          <w:p>
+            <w:r>
+              <w:t>配置结构</w:t>
+            </w:r>
+          </w:p>
+        </w:tc>
+        <w:tc>
+          <w:tcPr>
+            <w:tcW w:type="dxa" w:w="4320"/>
+          </w:tcPr>
+          <w:p>
+            <w:r>
+              <w:t>权益/固收/衍生品等资产配置比例、投资策略、杠杆水平</w:t>
+            </w:r>
+          </w:p>
+        </w:tc>
+      </w:tr>
+      <w:tr>
+        <w:tc>
+          <w:tcPr>
+            <w:tcW w:type="dxa" w:w="4320"/>
+          </w:tcPr>
+          <w:p>
+            <w:r>
+              <w:t>风险收益特征</w:t>
+            </w:r>
+          </w:p>
+        </w:tc>
+        <w:tc>
+          <w:tcPr>
+            <w:tcW w:type="dxa" w:w="4320"/>
+          </w:tcPr>
+          <w:p>
+            <w:r>
+              <w:t>预期收益率、最大回撤、波动率、夏普比率</w:t>
+            </w:r>
+          </w:p>
+        </w:tc>
+      </w:tr>
+      <w:tr>
+        <w:tc>
+          <w:tcPr>
+            <w:tcW w:type="dxa" w:w="4320"/>
+          </w:tcPr>
+          <w:p>
+            <w:r>
+              <w:t>期限安排</w:t>
+            </w:r>
+          </w:p>
+        </w:tc>
+        <w:tc>
+          <w:tcPr>
+            <w:tcW w:type="dxa" w:w="4320"/>
+          </w:tcPr>
+          <w:p>
+            <w:r>
+              <w:t>封闭期、开放期、赎回条款、到期清算方式</w:t>
+            </w:r>
+          </w:p>
+        </w:tc>
+      </w:tr>
+      <w:tr>
+        <w:tc>
+          <w:tcPr>
+            <w:tcW w:type="dxa" w:w="4320"/>
+          </w:tcPr>
+          <w:p>
+            <w:r>
+              <w:t>规模目标</w:t>
+            </w:r>
+          </w:p>
+        </w:tc>
+        <w:tc>
+          <w:tcPr>
+            <w:tcW w:type="dxa" w:w="4320"/>
+          </w:tcPr>
+          <w:p>
+            <w:r>
+              <w:t>最低成立规模、目标募集规模、上限规模</w:t>
+            </w:r>
+          </w:p>
+        </w:tc>
+      </w:tr>
+      <w:tr>
+        <w:tc>
+          <w:tcPr>
+            <w:tcW w:type="dxa" w:w="4320"/>
+          </w:tcPr>
+          <w:p>
+            <w:r>
+              <w:t>费率结构</w:t>
+            </w:r>
+          </w:p>
+        </w:tc>
+        <w:tc>
+          <w:tcPr>
+            <w:tcW w:type="dxa" w:w="4320"/>
+          </w:tcPr>
+          <w:p>
+            <w:r>
+              <w:t>管理费、超额报酬、认申购费、销售服务费</w:t>
+            </w:r>
+          </w:p>
+        </w:tc>
+      </w:tr>
+    </w:tbl>
+    <w:p/>
+    <w:p>
+      <w:pPr>
+        <w:pStyle w:val="Heading4"/>
+      </w:pPr>
+      <w:r>
+        <w:t>2. 同业比对原子模型</w:t>
+      </w:r>
+    </w:p>
+    <w:tbl>
+      <w:tblPr>
+        <w:tblStyle w:val="TableGrid"/>
+        <w:tblW w:type="auto" w:w="0"/>
+        <w:tblLook w:firstColumn="1" w:firstRow="1" w:lastColumn="0" w:lastRow="0" w:noHBand="0" w:noVBand="1" w:val="04A0"/>
+      </w:tblPr>
+      <w:tblGrid>
+        <w:gridCol w:w="4320"/>
+        <w:gridCol w:w="4320"/>
+      </w:tblGrid>
+      <w:tr>
+        <w:tc>
+          <w:tcPr>
+            <w:tcW w:type="dxa" w:w="4320"/>
+          </w:tcPr>
+          <w:p>
+            <w:r>
+              <w:t>维度</w:t>
+            </w:r>
+          </w:p>
+        </w:tc>
+        <w:tc>
+          <w:tcPr>
+            <w:tcW w:type="dxa" w:w="4320"/>
+          </w:tcPr>
+          <w:p>
+            <w:r>
+              <w:t>内容</w:t>
+            </w:r>
+          </w:p>
+        </w:tc>
+      </w:tr>
+      <w:tr>
+        <w:tc>
+          <w:tcPr>
+            <w:tcW w:type="dxa" w:w="4320"/>
+          </w:tcPr>
+          <w:p>
+            <w:r>
+              <w:t>产品池</w:t>
+            </w:r>
+          </w:p>
+        </w:tc>
+        <w:tc>
+          <w:tcPr>
+            <w:tcW w:type="dxa" w:w="4320"/>
+          </w:tcPr>
+          <w:p>
+            <w:r>
+              <w:t>市面十几万只资管产品，按策略/资产类别/风险等级分类</w:t>
+            </w:r>
+          </w:p>
+        </w:tc>
+      </w:tr>
+      <w:tr>
+        <w:tc>
+          <w:tcPr>
+            <w:tcW w:type="dxa" w:w="4320"/>
+          </w:tcPr>
+          <w:p>
+            <w:r>
+              <w:t>比对维度</w:t>
+            </w:r>
+          </w:p>
+        </w:tc>
+        <w:tc>
+          <w:tcPr>
+            <w:tcW w:type="dxa" w:w="4320"/>
+          </w:tcPr>
+          <w:p>
+            <w:r>
+              <w:t>收益率、回撤、费率、规模、投资经理业绩</w:t>
+            </w:r>
+          </w:p>
+        </w:tc>
+      </w:tr>
+      <w:tr>
+        <w:tc>
+          <w:tcPr>
+            <w:tcW w:type="dxa" w:w="4320"/>
+          </w:tcPr>
+          <w:p>
+            <w:r>
+              <w:t>配置差异</w:t>
+            </w:r>
+          </w:p>
+        </w:tc>
+        <w:tc>
+          <w:tcPr>
+            <w:tcW w:type="dxa" w:w="4320"/>
+          </w:tcPr>
+          <w:p>
+            <w:r>
+              <w:t>与同类产品的资产配置差异、策略差异</w:t>
+            </w:r>
+          </w:p>
+        </w:tc>
+      </w:tr>
+      <w:tr>
+        <w:tc>
+          <w:tcPr>
+            <w:tcW w:type="dxa" w:w="4320"/>
+          </w:tcPr>
+          <w:p>
+            <w:r>
+              <w:t>费率差异</w:t>
+            </w:r>
+          </w:p>
+        </w:tc>
+        <w:tc>
+          <w:tcPr>
+            <w:tcW w:type="dxa" w:w="4320"/>
+          </w:tcPr>
+          <w:p>
+            <w:r>
+              <w:t>与同类产品的费率水平差异</w:t>
+            </w:r>
+          </w:p>
+        </w:tc>
+      </w:tr>
+      <w:tr>
+        <w:tc>
+          <w:tcPr>
+            <w:tcW w:type="dxa" w:w="4320"/>
+          </w:tcPr>
+          <w:p>
+            <w:r>
+              <w:t>输出</w:t>
+            </w:r>
+          </w:p>
+        </w:tc>
+        <w:tc>
+          <w:tcPr>
+            <w:tcW w:type="dxa" w:w="4320"/>
+          </w:tcPr>
+          <w:p>
+            <w:r>
+              <w:t>产品竞争优势/劣势分析、市场空白点识别</w:t>
+            </w:r>
+          </w:p>
+        </w:tc>
+      </w:tr>
+    </w:tbl>
+    <w:p/>
+    <w:p>
+      <w:pPr>
+        <w:pStyle w:val="Heading4"/>
+      </w:pPr>
+      <w:r>
+        <w:t>3. 收益测算原子模型</w:t>
+      </w:r>
+    </w:p>
+    <w:tbl>
+      <w:tblPr>
+        <w:tblStyle w:val="TableGrid"/>
+        <w:tblW w:type="auto" w:w="0"/>
+        <w:tblLook w:firstColumn="1" w:firstRow="1" w:lastColumn="0" w:lastRow="0" w:noHBand="0" w:noVBand="1" w:val="04A0"/>
+      </w:tblPr>
+      <w:tblGrid>
+        <w:gridCol w:w="4320"/>
+        <w:gridCol w:w="4320"/>
+      </w:tblGrid>
+      <w:tr>
+        <w:tc>
+          <w:tcPr>
+            <w:tcW w:type="dxa" w:w="4320"/>
+          </w:tcPr>
+          <w:p>
+            <w:r>
+              <w:t>维度</w:t>
+            </w:r>
+          </w:p>
+        </w:tc>
+        <w:tc>
+          <w:tcPr>
+            <w:tcW w:type="dxa" w:w="4320"/>
+          </w:tcPr>
+          <w:p>
+            <w:r>
+              <w:t>内容</w:t>
+            </w:r>
+          </w:p>
+        </w:tc>
+      </w:tr>
+      <w:tr>
+        <w:tc>
+          <w:tcPr>
+            <w:tcW w:type="dxa" w:w="4320"/>
+          </w:tcPr>
+          <w:p>
+            <w:r>
+              <w:t>预期收益</w:t>
+            </w:r>
+          </w:p>
+        </w:tc>
+        <w:tc>
+          <w:tcPr>
+            <w:tcW w:type="dxa" w:w="4320"/>
+          </w:tcPr>
+          <w:p>
+            <w:r>
+              <w:t>基于历史数据、市场环境的预期收益率测算</w:t>
+            </w:r>
+          </w:p>
+        </w:tc>
+      </w:tr>
+      <w:tr>
+        <w:tc>
+          <w:tcPr>
+            <w:tcW w:type="dxa" w:w="4320"/>
+          </w:tcPr>
+          <w:p>
+            <w:r>
+              <w:t>回撤压力测试</w:t>
+            </w:r>
+          </w:p>
+        </w:tc>
+        <w:tc>
+          <w:tcPr>
+            <w:tcW w:type="dxa" w:w="4320"/>
+          </w:tcPr>
+          <w:p>
+            <w:r>
+              <w:t>极端市场情景下的最大回撤测算</w:t>
+            </w:r>
+          </w:p>
+        </w:tc>
+      </w:tr>
+      <w:tr>
+        <w:tc>
+          <w:tcPr>
+            <w:tcW w:type="dxa" w:w="4320"/>
+          </w:tcPr>
+          <w:p>
+            <w:r>
+              <w:t>场景模拟</w:t>
+            </w:r>
+          </w:p>
+        </w:tc>
+        <w:tc>
+          <w:tcPr>
+            <w:tcW w:type="dxa" w:w="4320"/>
+          </w:tcPr>
+          <w:p>
+            <w:r>
+              <w:t>牛市/熊市/震荡市等不同场景的收益模拟</w:t>
+            </w:r>
+          </w:p>
+        </w:tc>
+      </w:tr>
+      <w:tr>
+        <w:tc>
+          <w:tcPr>
+            <w:tcW w:type="dxa" w:w="4320"/>
+          </w:tcPr>
+          <w:p>
+            <w:r>
+              <w:t>敏感性分析</w:t>
+            </w:r>
+          </w:p>
+        </w:tc>
+        <w:tc>
+          <w:tcPr>
+            <w:tcW w:type="dxa" w:w="4320"/>
+          </w:tcPr>
+          <w:p>
+            <w:r>
+              <w:t>关键变量（利率、汇率、股价）变化对收益的影响</w:t>
+            </w:r>
+          </w:p>
+        </w:tc>
+      </w:tr>
+    </w:tbl>
+    <w:p/>
+    <w:p>
+      <w:pPr>
+        <w:pStyle w:val="Heading4"/>
+      </w:pPr>
+      <w:r>
+        <w:t>4. 投资经理准入原子模型</w:t>
+      </w:r>
+    </w:p>
+    <w:tbl>
+      <w:tblPr>
+        <w:tblStyle w:val="TableGrid"/>
+        <w:tblW w:type="auto" w:w="0"/>
+        <w:tblLook w:firstColumn="1" w:firstRow="1" w:lastColumn="0" w:lastRow="0" w:noHBand="0" w:noVBand="1" w:val="04A0"/>
+      </w:tblPr>
+      <w:tblGrid>
+        <w:gridCol w:w="4320"/>
+        <w:gridCol w:w="4320"/>
+      </w:tblGrid>
+      <w:tr>
+        <w:tc>
+          <w:tcPr>
+            <w:tcW w:type="dxa" w:w="4320"/>
+          </w:tcPr>
+          <w:p>
+            <w:r>
+              <w:t>维度</w:t>
+            </w:r>
+          </w:p>
+        </w:tc>
+        <w:tc>
+          <w:tcPr>
+            <w:tcW w:type="dxa" w:w="4320"/>
+          </w:tcPr>
+          <w:p>
+            <w:r>
+              <w:t>评价标准</w:t>
+            </w:r>
+          </w:p>
+        </w:tc>
+      </w:tr>
+      <w:tr>
+        <w:tc>
+          <w:tcPr>
+            <w:tcW w:type="dxa" w:w="4320"/>
+          </w:tcPr>
+          <w:p>
+            <w:r>
+              <w:t>管理规模</w:t>
+            </w:r>
+          </w:p>
+        </w:tc>
+        <w:tc>
+          <w:tcPr>
+            <w:tcW w:type="dxa" w:w="4320"/>
+          </w:tcPr>
+          <w:p>
+            <w:r>
+              <w:t>当前管理规模、历史管理规模变化趋势</w:t>
+            </w:r>
+          </w:p>
+        </w:tc>
+      </w:tr>
+      <w:tr>
+        <w:tc>
+          <w:tcPr>
+            <w:tcW w:type="dxa" w:w="4320"/>
+          </w:tcPr>
+          <w:p>
+            <w:r>
+              <w:t>处罚信息</w:t>
+            </w:r>
+          </w:p>
+        </w:tc>
+        <w:tc>
+          <w:tcPr>
+            <w:tcW w:type="dxa" w:w="4320"/>
+          </w:tcPr>
+          <w:p>
+            <w:r>
+              <w:t>监管处罚记录、自律处分记录</w:t>
+            </w:r>
+          </w:p>
+        </w:tc>
+      </w:tr>
+      <w:tr>
+        <w:tc>
+          <w:tcPr>
+            <w:tcW w:type="dxa" w:w="4320"/>
+          </w:tcPr>
+          <w:p>
+            <w:r>
+              <w:t>经营财务</w:t>
+            </w:r>
+          </w:p>
+        </w:tc>
+        <w:tc>
+          <w:tcPr>
+            <w:tcW w:type="dxa" w:w="4320"/>
+          </w:tcPr>
+          <w:p>
+            <w:r>
+              <w:t>所在机构财务状况、盈利能力</w:t>
+            </w:r>
+          </w:p>
+        </w:tc>
+      </w:tr>
+      <w:tr>
+        <w:tc>
+          <w:tcPr>
+            <w:tcW w:type="dxa" w:w="4320"/>
+          </w:tcPr>
+          <w:p>
+            <w:r>
+              <w:t>团队实力</w:t>
+            </w:r>
+          </w:p>
+        </w:tc>
+        <w:tc>
+          <w:tcPr>
+            <w:tcW w:type="dxa" w:w="4320"/>
+          </w:tcPr>
+          <w:p>
+            <w:r>
+              <w:t>投研团队规模、核心成员稳定性</w:t>
+            </w:r>
+          </w:p>
+        </w:tc>
+      </w:tr>
+      <w:tr>
+        <w:tc>
+          <w:tcPr>
+            <w:tcW w:type="dxa" w:w="4320"/>
+          </w:tcPr>
+          <w:p>
+            <w:r>
+              <w:t>投资能力</w:t>
+            </w:r>
+          </w:p>
+        </w:tc>
+        <w:tc>
+          <w:tcPr>
+            <w:tcW w:type="dxa" w:w="4320"/>
+          </w:tcPr>
+          <w:p>
+            <w:r>
+              <w:t>历史业绩、超额收益、业绩持续性</w:t>
+            </w:r>
+          </w:p>
+        </w:tc>
+      </w:tr>
+      <w:tr>
+        <w:tc>
+          <w:tcPr>
+            <w:tcW w:type="dxa" w:w="4320"/>
+          </w:tcPr>
+          <w:p>
+            <w:r>
+              <w:t>风控能力</w:t>
+            </w:r>
+          </w:p>
+        </w:tc>
+        <w:tc>
+          <w:tcPr>
+            <w:tcW w:type="dxa" w:w="4320"/>
+          </w:tcPr>
+          <w:p>
+            <w:r>
+              <w:t>风控体系、历史风控事件、合规记录</w:t>
+            </w:r>
+          </w:p>
+        </w:tc>
+      </w:tr>
+    </w:tbl>
+    <w:p/>
+    <w:p>
+      <w:pPr>
+        <w:pStyle w:val="Heading3"/>
+      </w:pPr>
+      <w:r>
+        <w:t>资金募集原子模型</w:t>
+      </w:r>
+    </w:p>
+    <w:p>
+      <w:pPr>
+        <w:pStyle w:val="Heading4"/>
+      </w:pPr>
+      <w:r>
+        <w:t>5. 客户分类原子模型</w:t>
+      </w:r>
+    </w:p>
+    <w:tbl>
+      <w:tblPr>
+        <w:tblStyle w:val="TableGrid"/>
+        <w:tblW w:type="auto" w:w="0"/>
+        <w:tblLook w:firstColumn="1" w:firstRow="1" w:lastColumn="0" w:lastRow="0" w:noHBand="0" w:noVBand="1" w:val="04A0"/>
+      </w:tblPr>
+      <w:tblGrid>
+        <w:gridCol w:w="4320"/>
+        <w:gridCol w:w="4320"/>
+      </w:tblGrid>
+      <w:tr>
+        <w:tc>
+          <w:tcPr>
+            <w:tcW w:type="dxa" w:w="4320"/>
+          </w:tcPr>
+          <w:p>
+            <w:r>
+              <w:t>分类维度</w:t>
+            </w:r>
+          </w:p>
+        </w:tc>
+        <w:tc>
+          <w:tcPr>
+            <w:tcW w:type="dxa" w:w="4320"/>
+          </w:tcPr>
+          <w:p>
+            <w:r>
+              <w:t>具体类别</w:t>
+            </w:r>
+          </w:p>
+        </w:tc>
+      </w:tr>
+      <w:tr>
+        <w:tc>
+          <w:tcPr>
+            <w:tcW w:type="dxa" w:w="4320"/>
+          </w:tcPr>
+          <w:p>
+            <w:r>
+              <w:t>个人客户分层</w:t>
+            </w:r>
+          </w:p>
+        </w:tc>
+        <w:tc>
+          <w:tcPr>
+            <w:tcW w:type="dxa" w:w="4320"/>
+          </w:tcPr>
+          <w:p>
+            <w:r>
+              <w:t>高净值客户（金融资产≥300万）、超高净值客户（金融资产≥1000万）、家族办公室客户</w:t>
+            </w:r>
+          </w:p>
+        </w:tc>
+      </w:tr>
+      <w:tr>
+        <w:tc>
+          <w:tcPr>
+            <w:tcW w:type="dxa" w:w="4320"/>
+          </w:tcPr>
+          <w:p>
+            <w:r>
+              <w:t>机构客户分类</w:t>
+            </w:r>
+          </w:p>
+        </w:tc>
+        <w:tc>
+          <w:tcPr>
+            <w:tcW w:type="dxa" w:w="4320"/>
+          </w:tcPr>
+          <w:p>
+            <w:r>
+              <w:t>银行/银行理财子、保险/保险资管、券商/券商资管、私募/公募、企业/财务公司</w:t>
+            </w:r>
+          </w:p>
+        </w:tc>
+      </w:tr>
+      <w:tr>
+        <w:tc>
+          <w:tcPr>
+            <w:tcW w:type="dxa" w:w="4320"/>
+          </w:tcPr>
+          <w:p>
+            <w:r>
+              <w:t>投资经验</w:t>
+            </w:r>
+          </w:p>
+        </w:tc>
+        <w:tc>
+          <w:tcPr>
+            <w:tcW w:type="dxa" w:w="4320"/>
+          </w:tcPr>
+          <w:p>
+            <w:r>
+              <w:t>投资经验满2年/不满2年、专业投资者/普通投资者</w:t>
+            </w:r>
+          </w:p>
+        </w:tc>
+      </w:tr>
+      <w:tr>
+        <w:tc>
+          <w:tcPr>
+            <w:tcW w:type="dxa" w:w="4320"/>
+          </w:tcPr>
+          <w:p>
+            <w:r>
+              <w:t>风险承受能力</w:t>
+            </w:r>
+          </w:p>
+        </w:tc>
+        <w:tc>
+          <w:tcPr>
+            <w:tcW w:type="dxa" w:w="4320"/>
+          </w:tcPr>
+          <w:p>
+            <w:r>
+              <w:t>保守型/稳健型/平衡型/成长型/进取型</w:t>
+            </w:r>
+          </w:p>
+        </w:tc>
+      </w:tr>
+      <w:tr>
+        <w:tc>
+          <w:tcPr>
+            <w:tcW w:type="dxa" w:w="4320"/>
+          </w:tcPr>
+          <w:p>
+            <w:r>
+              <w:t>投资偏好</w:t>
+            </w:r>
+          </w:p>
+        </w:tc>
+        <w:tc>
+          <w:tcPr>
+            <w:tcW w:type="dxa" w:w="4320"/>
+          </w:tcPr>
+          <w:p>
+            <w:r>
+              <w:t>权益偏好、固收偏好、混合偏好、另类偏好</w:t>
+            </w:r>
+          </w:p>
+        </w:tc>
+      </w:tr>
+    </w:tbl>
+    <w:p/>
+    <w:p>
+      <w:pPr>
+        <w:pStyle w:val="Heading4"/>
+      </w:pPr>
+      <w:r>
+        <w:t>6. 客户与资管产品匹配规则原子模型</w:t>
+      </w:r>
+    </w:p>
+    <w:tbl>
+      <w:tblPr>
+        <w:tblStyle w:val="TableGrid"/>
+        <w:tblW w:type="auto" w:w="0"/>
+        <w:tblLook w:firstColumn="1" w:firstRow="1" w:lastColumn="0" w:lastRow="0" w:noHBand="0" w:noVBand="1" w:val="04A0"/>
+      </w:tblPr>
+      <w:tblGrid>
+        <w:gridCol w:w="4320"/>
+        <w:gridCol w:w="4320"/>
+      </w:tblGrid>
+      <w:tr>
+        <w:tc>
+          <w:tcPr>
+            <w:tcW w:type="dxa" w:w="4320"/>
+          </w:tcPr>
+          <w:p>
+            <w:r>
+              <w:t>匹配维度</w:t>
+            </w:r>
+          </w:p>
+        </w:tc>
+        <w:tc>
+          <w:tcPr>
+            <w:tcW w:type="dxa" w:w="4320"/>
+          </w:tcPr>
+          <w:p>
+            <w:r>
+              <w:t>规则</w:t>
+            </w:r>
+          </w:p>
+        </w:tc>
+      </w:tr>
+      <w:tr>
+        <w:tc>
+          <w:tcPr>
+            <w:tcW w:type="dxa" w:w="4320"/>
+          </w:tcPr>
+          <w:p>
+            <w:r>
+              <w:t>合规匹配</w:t>
+            </w:r>
+          </w:p>
+        </w:tc>
+        <w:tc>
+          <w:tcPr>
+            <w:tcW w:type="dxa" w:w="4320"/>
+          </w:tcPr>
+          <w:p>
+            <w:r>
+              <w:t>合格投资者认定：金融资产≥300万/近3年年均收入≥50万/家庭金融总资产≥500万；投资经验满2年</w:t>
+            </w:r>
+          </w:p>
+        </w:tc>
+      </w:tr>
+      <w:tr>
+        <w:tc>
+          <w:tcPr>
+            <w:tcW w:type="dxa" w:w="4320"/>
+          </w:tcPr>
+          <w:p>
+            <w:r>
+              <w:t>投资能力匹配</w:t>
+            </w:r>
+          </w:p>
+        </w:tc>
+        <w:tc>
+          <w:tcPr>
+            <w:tcW w:type="dxa" w:w="4320"/>
+          </w:tcPr>
+          <w:p>
+            <w:r>
+              <w:t>客户资金规模与产品起投金额匹配</w:t>
+            </w:r>
+          </w:p>
+        </w:tc>
+      </w:tr>
+      <w:tr>
+        <w:tc>
+          <w:tcPr>
+            <w:tcW w:type="dxa" w:w="4320"/>
+          </w:tcPr>
+          <w:p>
+            <w:r>
+              <w:t>风险偏好匹配</w:t>
+            </w:r>
+          </w:p>
+        </w:tc>
+        <w:tc>
+          <w:tcPr>
+            <w:tcW w:type="dxa" w:w="4320"/>
+          </w:tcPr>
+          <w:p>
+            <w:r>
+              <w:t>客户风险承受能力等级与产品风险等级匹配</w:t>
+            </w:r>
+          </w:p>
+        </w:tc>
+      </w:tr>
+      <w:tr>
+        <w:tc>
+          <w:tcPr>
+            <w:tcW w:type="dxa" w:w="4320"/>
+          </w:tcPr>
+          <w:p>
+            <w:r>
+              <w:t>投资意愿匹配</w:t>
+            </w:r>
+          </w:p>
+        </w:tc>
+        <w:tc>
+          <w:tcPr>
+            <w:tcW w:type="dxa" w:w="4320"/>
+          </w:tcPr>
+          <w:p>
+            <w:r>
+              <w:t>客户投资倾向与产品投资策略匹配</w:t>
+            </w:r>
+          </w:p>
+        </w:tc>
+      </w:tr>
+      <w:tr>
+        <w:tc>
+          <w:tcPr>
+            <w:tcW w:type="dxa" w:w="4320"/>
+          </w:tcPr>
+          <w:p>
+            <w:r>
+              <w:t>投资期限匹配</w:t>
+            </w:r>
+          </w:p>
+        </w:tc>
+        <w:tc>
+          <w:tcPr>
+            <w:tcW w:type="dxa" w:w="4320"/>
+          </w:tcPr>
+          <w:p>
+            <w:r>
+              <w:t>客户资金期限与产品封闭期/开放期匹配</w:t>
+            </w:r>
+          </w:p>
+        </w:tc>
+      </w:tr>
+    </w:tbl>
+    <w:p/>
+    <w:p>
+      <w:pPr>
+        <w:pStyle w:val="Heading4"/>
+      </w:pPr>
+      <w:r>
+        <w:t>7. 资管产品内容推介生成原子模型</w:t>
+      </w:r>
+    </w:p>
+    <w:tbl>
+      <w:tblPr>
+        <w:tblStyle w:val="TableGrid"/>
+        <w:tblW w:type="auto" w:w="0"/>
+        <w:tblLook w:firstColumn="1" w:firstRow="1" w:lastColumn="0" w:lastRow="0" w:noHBand="0" w:noVBand="1" w:val="04A0"/>
+      </w:tblPr>
+      <w:tblGrid>
+        <w:gridCol w:w="4320"/>
+        <w:gridCol w:w="4320"/>
+      </w:tblGrid>
+      <w:tr>
+        <w:tc>
+          <w:tcPr>
+            <w:tcW w:type="dxa" w:w="4320"/>
+          </w:tcPr>
+          <w:p>
+            <w:r>
+              <w:t>生成内容</w:t>
+            </w:r>
+          </w:p>
+        </w:tc>
+        <w:tc>
+          <w:tcPr>
+            <w:tcW w:type="dxa" w:w="4320"/>
+          </w:tcPr>
+          <w:p>
+            <w:r>
+              <w:t>规则</w:t>
+            </w:r>
+          </w:p>
+        </w:tc>
+      </w:tr>
+      <w:tr>
+        <w:tc>
+          <w:tcPr>
+            <w:tcW w:type="dxa" w:w="4320"/>
+          </w:tcPr>
+          <w:p>
+            <w:r>
+              <w:t>合规宣传</w:t>
+            </w:r>
+          </w:p>
+        </w:tc>
+        <w:tc>
+          <w:tcPr>
+            <w:tcW w:type="dxa" w:w="4320"/>
+          </w:tcPr>
+          <w:p>
+            <w:r>
+              <w:t>不得公开宣传产品收益率、不得承诺保本保收益、不得使用极端词汇</w:t>
+            </w:r>
+          </w:p>
+        </w:tc>
+      </w:tr>
+      <w:tr>
+        <w:tc>
+          <w:tcPr>
+            <w:tcW w:type="dxa" w:w="4320"/>
+          </w:tcPr>
+          <w:p>
+            <w:r>
+              <w:t>产品特征</w:t>
+            </w:r>
+          </w:p>
+        </w:tc>
+        <w:tc>
+          <w:tcPr>
+            <w:tcW w:type="dxa" w:w="4320"/>
+          </w:tcPr>
+          <w:p>
+            <w:r>
+              <w:t>客观描述产品配置结构、风险收益特征、期限安排</w:t>
+            </w:r>
+          </w:p>
+        </w:tc>
+      </w:tr>
+      <w:tr>
+        <w:tc>
+          <w:tcPr>
+            <w:tcW w:type="dxa" w:w="4320"/>
+          </w:tcPr>
+          <w:p>
+            <w:r>
+              <w:t>风险揭示</w:t>
+            </w:r>
+          </w:p>
+        </w:tc>
+        <w:tc>
+          <w:tcPr>
+            <w:tcW w:type="dxa" w:w="4320"/>
+          </w:tcPr>
+          <w:p>
+            <w:r>
+              <w:t>充分揭示产品风险，确保投资者签署风险揭示书</w:t>
+            </w:r>
+          </w:p>
+        </w:tc>
+      </w:tr>
+      <w:tr>
+        <w:tc>
+          <w:tcPr>
+            <w:tcW w:type="dxa" w:w="4320"/>
+          </w:tcPr>
+          <w:p>
+            <w:r>
+              <w:t>收益预期</w:t>
+            </w:r>
+          </w:p>
+        </w:tc>
+        <w:tc>
+          <w:tcPr>
+            <w:tcW w:type="dxa" w:w="4320"/>
+          </w:tcPr>
+          <w:p>
+            <w:r>
+              <w:t>基于历史数据和市场环境的合理收益预期，不承诺收益</w:t>
+            </w:r>
+          </w:p>
+        </w:tc>
+      </w:tr>
+      <w:tr>
+        <w:tc>
+          <w:tcPr>
+            <w:tcW w:type="dxa" w:w="4320"/>
+          </w:tcPr>
+          <w:p>
+            <w:r>
+              <w:t>适配说明</w:t>
+            </w:r>
+          </w:p>
+        </w:tc>
+        <w:tc>
+          <w:tcPr>
+            <w:tcW w:type="dxa" w:w="4320"/>
+          </w:tcPr>
+          <w:p>
+            <w:r>
+              <w:t>说明产品适合的客户类型和风险承受能力要求</w:t>
+            </w:r>
+          </w:p>
+        </w:tc>
+      </w:tr>
+      <w:tr>
+        <w:tc>
+          <w:tcPr>
+            <w:tcW w:type="dxa" w:w="4320"/>
+          </w:tcPr>
+          <w:p>
+            <w:r>
+              <w:t>发行安排</w:t>
+            </w:r>
+          </w:p>
+        </w:tc>
+        <w:tc>
+          <w:tcPr>
+            <w:tcW w:type="dxa" w:w="4320"/>
+          </w:tcPr>
+          <w:p>
+            <w:r>
+              <w:t>募集期、成立条件、开放日安排</w:t>
+            </w:r>
+          </w:p>
+        </w:tc>
+      </w:tr>
+    </w:tbl>
+    <w:p/>
+    <w:p>
+      <w:pPr>
+        <w:pStyle w:val="Heading4"/>
+      </w:pPr>
+      <w:r>
+        <w:t>8. 渠道准入原子模型</w:t>
+      </w:r>
+    </w:p>
+    <w:tbl>
+      <w:tblPr>
+        <w:tblStyle w:val="TableGrid"/>
+        <w:tblW w:type="auto" w:w="0"/>
+        <w:tblLook w:firstColumn="1" w:firstRow="1" w:lastColumn="0" w:lastRow="0" w:noHBand="0" w:noVBand="1" w:val="04A0"/>
+      </w:tblPr>
+      <w:tblGrid>
+        <w:gridCol w:w="4320"/>
+        <w:gridCol w:w="4320"/>
+      </w:tblGrid>
+      <w:tr>
+        <w:tc>
+          <w:tcPr>
+            <w:tcW w:type="dxa" w:w="4320"/>
+          </w:tcPr>
+          <w:p>
+            <w:r>
+              <w:t>情形</w:t>
+            </w:r>
+          </w:p>
+        </w:tc>
+        <w:tc>
+          <w:tcPr>
+            <w:tcW w:type="dxa" w:w="4320"/>
+          </w:tcPr>
+          <w:p>
+            <w:r>
+              <w:t>处理规则</w:t>
+            </w:r>
+          </w:p>
+        </w:tc>
+      </w:tr>
+      <w:tr>
+        <w:tc>
+          <w:tcPr>
+            <w:tcW w:type="dxa" w:w="4320"/>
+          </w:tcPr>
+          <w:p>
+            <w:r>
+              <w:t>已准入机构</w:t>
+            </w:r>
+          </w:p>
+        </w:tc>
+        <w:tc>
+          <w:tcPr>
+            <w:tcW w:type="dxa" w:w="4320"/>
+          </w:tcPr>
+          <w:p>
+            <w:r>
+              <w:t>直接办理产品准入，调用"资管产品合规模型"确认满足渠道要求</w:t>
+            </w:r>
+          </w:p>
+        </w:tc>
+      </w:tr>
+      <w:tr>
+        <w:tc>
+          <w:tcPr>
+            <w:tcW w:type="dxa" w:w="4320"/>
+          </w:tcPr>
+          <w:p>
+            <w:r>
+              <w:t>新拓展机构</w:t>
+            </w:r>
+          </w:p>
+        </w:tc>
+        <w:tc>
+          <w:tcPr>
+            <w:tcW w:type="dxa" w:w="4320"/>
+          </w:tcPr>
+          <w:p>
+            <w:r>
+              <w:t>先办机构准入（资质审核、尽职调查、协议签署），再办产品准入</w:t>
+            </w:r>
+          </w:p>
+        </w:tc>
+      </w:tr>
+      <w:tr>
+        <w:tc>
+          <w:tcPr>
+            <w:tcW w:type="dxa" w:w="4320"/>
+          </w:tcPr>
+          <w:p>
+            <w:r>
+              <w:t>银行准入</w:t>
+            </w:r>
+          </w:p>
+        </w:tc>
+        <w:tc>
+          <w:tcPr>
+            <w:tcW w:type="dxa" w:w="4320"/>
+          </w:tcPr>
+          <w:p>
+            <w:r>
+              <w:t>总行/分行准入标准、产品白名单要求</w:t>
+            </w:r>
+          </w:p>
+        </w:tc>
+      </w:tr>
+      <w:tr>
+        <w:tc>
+          <w:tcPr>
+            <w:tcW w:type="dxa" w:w="4320"/>
+          </w:tcPr>
+          <w:p>
+            <w:r>
+              <w:t>渠道代销</w:t>
+            </w:r>
+          </w:p>
+        </w:tc>
+        <w:tc>
+          <w:tcPr>
+            <w:tcW w:type="dxa" w:w="4320"/>
+          </w:tcPr>
+          <w:p>
+            <w:r>
+              <w:t>三方财富、互联网平台准入标准、合规要求</w:t>
+            </w:r>
+          </w:p>
+        </w:tc>
+      </w:tr>
+      <w:tr>
+        <w:tc>
+          <w:tcPr>
+            <w:tcW w:type="dxa" w:w="4320"/>
+          </w:tcPr>
+          <w:p>
+            <w:r>
+              <w:t>输出</w:t>
+            </w:r>
+          </w:p>
+        </w:tc>
+        <w:tc>
+          <w:tcPr>
+            <w:tcW w:type="dxa" w:w="4320"/>
+          </w:tcPr>
+          <w:p>
+            <w:r>
+              <w:t>机构准入任务、产品准入确认、合作协议/销售协议</w:t>
+            </w:r>
+          </w:p>
+        </w:tc>
+      </w:tr>
+    </w:tbl>
+    <w:p/>
+    <w:p>
+      <w:pPr>
+        <w:pStyle w:val="Heading3"/>
+      </w:pPr>
+      <w:r>
+        <w:t>投资运作原子模型</w:t>
+      </w:r>
+    </w:p>
+    <w:p>
+      <w:pPr>
+        <w:pStyle w:val="Heading4"/>
+      </w:pPr>
+      <w:r>
+        <w:t>9. 投资运作动作原子模型</w:t>
+      </w:r>
+    </w:p>
+    <w:tbl>
+      <w:tblPr>
+        <w:tblStyle w:val="TableGrid"/>
+        <w:tblW w:type="auto" w:w="0"/>
+        <w:tblLook w:firstColumn="1" w:firstRow="1" w:lastColumn="0" w:lastRow="0" w:noHBand="0" w:noVBand="1" w:val="04A0"/>
+      </w:tblPr>
+      <w:tblGrid>
+        <w:gridCol w:w="4320"/>
+        <w:gridCol w:w="4320"/>
+      </w:tblGrid>
+      <w:tr>
+        <w:tc>
+          <w:tcPr>
+            <w:tcW w:type="dxa" w:w="4320"/>
+          </w:tcPr>
+          <w:p>
+            <w:r>
+              <w:t>动作</w:t>
+            </w:r>
+          </w:p>
+        </w:tc>
+        <w:tc>
+          <w:tcPr>
+            <w:tcW w:type="dxa" w:w="4320"/>
+          </w:tcPr>
+          <w:p>
+            <w:r>
+              <w:t>内容</w:t>
+            </w:r>
+          </w:p>
+        </w:tc>
+      </w:tr>
+      <w:tr>
+        <w:tc>
+          <w:tcPr>
+            <w:tcW w:type="dxa" w:w="4320"/>
+          </w:tcPr>
+          <w:p>
+            <w:r>
+              <w:t>投资范围确认</w:t>
+            </w:r>
+          </w:p>
+        </w:tc>
+        <w:tc>
+          <w:tcPr>
+            <w:tcW w:type="dxa" w:w="4320"/>
+          </w:tcPr>
+          <w:p>
+            <w:r>
+              <w:t>根据产品合同约定的投资范围，确认可投资标的</w:t>
+            </w:r>
+          </w:p>
+        </w:tc>
+      </w:tr>
+      <w:tr>
+        <w:tc>
+          <w:tcPr>
+            <w:tcW w:type="dxa" w:w="4320"/>
+          </w:tcPr>
+          <w:p>
+            <w:r>
+              <w:t>交易执行</w:t>
+            </w:r>
+          </w:p>
+        </w:tc>
+        <w:tc>
+          <w:tcPr>
+            <w:tcW w:type="dxa" w:w="4320"/>
+          </w:tcPr>
+          <w:p>
+            <w:r>
+              <w:t>指令生成、审批、执行、成交确认</w:t>
+            </w:r>
+          </w:p>
+        </w:tc>
+      </w:tr>
+      <w:tr>
+        <w:tc>
+          <w:tcPr>
+            <w:tcW w:type="dxa" w:w="4320"/>
+          </w:tcPr>
+          <w:p>
+            <w:r>
+              <w:t>持仓管理</w:t>
+            </w:r>
+          </w:p>
+        </w:tc>
+        <w:tc>
+          <w:tcPr>
+            <w:tcW w:type="dxa" w:w="4320"/>
+          </w:tcPr>
+          <w:p>
+            <w:r>
+              <w:t>持仓监控、集中度控制、风险敞口管理</w:t>
+            </w:r>
+          </w:p>
+        </w:tc>
+      </w:tr>
+      <w:tr>
+        <w:tc>
+          <w:tcPr>
+            <w:tcW w:type="dxa" w:w="4320"/>
+          </w:tcPr>
+          <w:p>
+            <w:r>
+              <w:t>估值核算</w:t>
+            </w:r>
+          </w:p>
+        </w:tc>
+        <w:tc>
+          <w:tcPr>
+            <w:tcW w:type="dxa" w:w="4320"/>
+          </w:tcPr>
+          <w:p>
+            <w:r>
+              <w:t>每日估值、净值计算、会计核算</w:t>
+            </w:r>
+          </w:p>
+        </w:tc>
+      </w:tr>
+    </w:tbl>
+    <w:p/>
+    <w:p>
+      <w:pPr>
+        <w:pStyle w:val="Heading4"/>
+      </w:pPr>
+      <w:r>
+        <w:t>10. 风险监测原子模型</w:t>
+      </w:r>
+    </w:p>
+    <w:tbl>
+      <w:tblPr>
+        <w:tblStyle w:val="TableGrid"/>
+        <w:tblW w:type="auto" w:w="0"/>
+        <w:tblLook w:firstColumn="1" w:firstRow="1" w:lastColumn="0" w:lastRow="0" w:noHBand="0" w:noVBand="1" w:val="04A0"/>
+      </w:tblPr>
+      <w:tblGrid>
+        <w:gridCol w:w="4320"/>
+        <w:gridCol w:w="4320"/>
+      </w:tblGrid>
+      <w:tr>
+        <w:tc>
+          <w:tcPr>
+            <w:tcW w:type="dxa" w:w="4320"/>
+          </w:tcPr>
+          <w:p>
+            <w:r>
+              <w:t>监测维度</w:t>
+            </w:r>
+          </w:p>
+        </w:tc>
+        <w:tc>
+          <w:tcPr>
+            <w:tcW w:type="dxa" w:w="4320"/>
+          </w:tcPr>
+          <w:p>
+            <w:r>
+              <w:t>预警标准</w:t>
+            </w:r>
+          </w:p>
+        </w:tc>
+      </w:tr>
+      <w:tr>
+        <w:tc>
+          <w:tcPr>
+            <w:tcW w:type="dxa" w:w="4320"/>
+          </w:tcPr>
+          <w:p>
+            <w:r>
+              <w:t>净值回撤</w:t>
+            </w:r>
+          </w:p>
+        </w:tc>
+        <w:tc>
+          <w:tcPr>
+            <w:tcW w:type="dxa" w:w="4320"/>
+          </w:tcPr>
+          <w:p>
+            <w:r>
+              <w:t>当日回撤≥3%预警、历史最大回撤≥10%预警</w:t>
+            </w:r>
+          </w:p>
+        </w:tc>
+      </w:tr>
+      <w:tr>
+        <w:tc>
+          <w:tcPr>
+            <w:tcW w:type="dxa" w:w="4320"/>
+          </w:tcPr>
+          <w:p>
+            <w:r>
+              <w:t>集中度</w:t>
+            </w:r>
+          </w:p>
+        </w:tc>
+        <w:tc>
+          <w:tcPr>
+            <w:tcW w:type="dxa" w:w="4320"/>
+          </w:tcPr>
+          <w:p>
+            <w:r>
+              <w:t>单一标的持仓比例超限预警、单一行业集中度超限预警</w:t>
+            </w:r>
+          </w:p>
+        </w:tc>
+      </w:tr>
+      <w:tr>
+        <w:tc>
+          <w:tcPr>
+            <w:tcW w:type="dxa" w:w="4320"/>
+          </w:tcPr>
+          <w:p>
+            <w:r>
+              <w:t>流动性</w:t>
+            </w:r>
+          </w:p>
+        </w:tc>
+        <w:tc>
+          <w:tcPr>
+            <w:tcW w:type="dxa" w:w="4320"/>
+          </w:tcPr>
+          <w:p>
+            <w:r>
+              <w:t>流动性覆盖率不足预警、大额赎回预警</w:t>
+            </w:r>
+          </w:p>
+        </w:tc>
+      </w:tr>
+      <w:tr>
+        <w:tc>
+          <w:tcPr>
+            <w:tcW w:type="dxa" w:w="4320"/>
+          </w:tcPr>
+          <w:p>
+            <w:r>
+              <w:t>合规风控线</w:t>
+            </w:r>
+          </w:p>
+        </w:tc>
+        <w:tc>
+          <w:tcPr>
+            <w:tcW w:type="dxa" w:w="4320"/>
+          </w:tcPr>
+          <w:p>
+            <w:r>
+              <w:t>投资范围超限预警、杠杆比例超限预警</w:t>
+            </w:r>
+          </w:p>
+        </w:tc>
+      </w:tr>
+    </w:tbl>
+    <w:p/>
+    <w:p>
+      <w:pPr>
+        <w:pStyle w:val="Heading4"/>
+      </w:pPr>
+      <w:r>
+        <w:t>11. 持续服务原子模型</w:t>
       </w:r>
     </w:p>
     <w:tbl>
@@ -155,7 +1677,7 @@
           </w:tcPr>
           <w:p>
             <w:r>
-              <w:t>模型</w:t>
+              <w:t>服务类型</w:t>
             </w:r>
           </w:p>
         </w:tc>
@@ -165,7 +1687,7 @@
           </w:tcPr>
           <w:p>
             <w:r>
-              <w:t>维度数</w:t>
+              <w:t>触发条件</w:t>
             </w:r>
           </w:p>
         </w:tc>
@@ -175,7 +1697,7 @@
           </w:tcPr>
           <w:p>
             <w:r>
-              <w:t>核心内容</w:t>
+              <w:t>处理要求</w:t>
             </w:r>
           </w:p>
         </w:tc>
@@ -187,7 +1709,7 @@
           </w:tcPr>
           <w:p>
             <w:r>
-              <w:t>资管产品设计原子模型</w:t>
+              <w:t>定期报告</w:t>
             </w:r>
           </w:p>
         </w:tc>
@@ -197,7 +1719,7 @@
           </w:tcPr>
           <w:p>
             <w:r>
-              <w:t>3维</w:t>
+              <w:t>按监管要求和产品合同约定</w:t>
             </w:r>
           </w:p>
         </w:tc>
@@ -207,7 +1729,7 @@
           </w:tcPr>
           <w:p>
             <w:r>
-              <w:t>配置结构 / 风险收益特征 / 期限安排</w:t>
+              <w:t>季报/年报按时生成并发送</w:t>
             </w:r>
           </w:p>
         </w:tc>
@@ -219,7 +1741,7 @@
           </w:tcPr>
           <w:p>
             <w:r>
-              <w:t>同业比对原子模型</w:t>
+              <w:t>净值波动沟通</w:t>
             </w:r>
           </w:p>
         </w:tc>
@@ -229,7 +1751,7 @@
           </w:tcPr>
           <w:p>
             <w:r>
-              <w:t>—</w:t>
+              <w:t>当日净值回撤≥3%或历史回撤≥10%</w:t>
             </w:r>
           </w:p>
         </w:tc>
@@ -239,7 +1761,7 @@
           </w:tcPr>
           <w:p>
             <w:r>
-              <w:t>市面十几万只资管产品蒸馏比对</w:t>
+              <w:t>主动沟通客户，解释原因和应对措施</w:t>
             </w:r>
           </w:p>
         </w:tc>
@@ -251,7 +1773,7 @@
           </w:tcPr>
           <w:p>
             <w:r>
-              <w:t>收益测算原子模型</w:t>
+              <w:t>重大变化沟通</w:t>
             </w:r>
           </w:p>
         </w:tc>
@@ -261,7 +1783,7 @@
           </w:tcPr>
           <w:p>
             <w:r>
-              <w:t>—</w:t>
+              <w:t>投资经理变更、投资策略调整、产品要素变更</w:t>
             </w:r>
           </w:p>
         </w:tc>
@@ -271,7 +1793,7 @@
           </w:tcPr>
           <w:p>
             <w:r>
-              <w:t>预期收益、回撤压力测试</w:t>
+              <w:t>及时通知客户，获取确认</w:t>
             </w:r>
           </w:p>
         </w:tc>
@@ -283,7 +1805,7 @@
           </w:tcPr>
           <w:p>
             <w:r>
-              <w:t>投资经理准入原子模型</w:t>
+              <w:t>大额赎回沟通</w:t>
             </w:r>
           </w:p>
         </w:tc>
@@ -293,7 +1815,7 @@
           </w:tcPr>
           <w:p>
             <w:r>
-              <w:t>6维评价</w:t>
+              <w:t>单笔赎回≥产品规模30%或客户月赎回≥30%</w:t>
             </w:r>
           </w:p>
         </w:tc>
@@ -303,7 +1825,39 @@
           </w:tcPr>
           <w:p>
             <w:r>
-              <w:t>管理规模/处罚信息/经营财务/团队实力/投资能力/风控能力</w:t>
+              <w:t>主动沟通，了解原因，挽留或安排流动性</w:t>
+            </w:r>
+          </w:p>
+        </w:tc>
+      </w:tr>
+      <w:tr>
+        <w:tc>
+          <w:tcPr>
+            <w:tcW w:type="dxa" w:w="2880"/>
+          </w:tcPr>
+          <w:p>
+            <w:r>
+              <w:t>客户咨询响应</w:t>
+            </w:r>
+          </w:p>
+        </w:tc>
+        <w:tc>
+          <w:tcPr>
+            <w:tcW w:type="dxa" w:w="2880"/>
+          </w:tcPr>
+          <w:p>
+            <w:r>
+              <w:t>客户主动咨询</w:t>
+            </w:r>
+          </w:p>
+        </w:tc>
+        <w:tc>
+          <w:tcPr>
+            <w:tcW w:type="dxa" w:w="2880"/>
+          </w:tcPr>
+          <w:p>
+            <w:r>
+              <w:t>24小时内响应，专业解答</w:t>
             </w:r>
           </w:p>
         </w:tc>
@@ -315,7 +1869,341 @@
         <w:pStyle w:val="Heading3"/>
       </w:pPr>
       <w:r>
-        <w:t>资金募集原子模型</w:t>
+        <w:t>监督和计量原子模型</w:t>
+      </w:r>
+    </w:p>
+    <w:p>
+      <w:pPr>
+        <w:pStyle w:val="Heading4"/>
+      </w:pPr>
+      <w:r>
+        <w:t>12. 资管产品合规模型</w:t>
+      </w:r>
+    </w:p>
+    <w:tbl>
+      <w:tblPr>
+        <w:tblStyle w:val="TableGrid"/>
+        <w:tblW w:type="auto" w:w="0"/>
+        <w:tblLook w:firstColumn="1" w:firstRow="1" w:lastColumn="0" w:lastRow="0" w:noHBand="0" w:noVBand="1" w:val="04A0"/>
+      </w:tblPr>
+      <w:tblGrid>
+        <w:gridCol w:w="4320"/>
+        <w:gridCol w:w="4320"/>
+      </w:tblGrid>
+      <w:tr>
+        <w:tc>
+          <w:tcPr>
+            <w:tcW w:type="dxa" w:w="4320"/>
+          </w:tcPr>
+          <w:p>
+            <w:r>
+              <w:t>合规维度</w:t>
+            </w:r>
+          </w:p>
+        </w:tc>
+        <w:tc>
+          <w:tcPr>
+            <w:tcW w:type="dxa" w:w="4320"/>
+          </w:tcPr>
+          <w:p>
+            <w:r>
+              <w:t>具体要求</w:t>
+            </w:r>
+          </w:p>
+        </w:tc>
+      </w:tr>
+      <w:tr>
+        <w:tc>
+          <w:tcPr>
+            <w:tcW w:type="dxa" w:w="4320"/>
+          </w:tcPr>
+          <w:p>
+            <w:r>
+              <w:t>宣传内容合规</w:t>
+            </w:r>
+          </w:p>
+        </w:tc>
+        <w:tc>
+          <w:tcPr>
+            <w:tcW w:type="dxa" w:w="4320"/>
+          </w:tcPr>
+          <w:p>
+            <w:r>
+              <w:t>不得公开宣传产品收益率、不得承诺保本保收益、不得使用极端词汇</w:t>
+            </w:r>
+          </w:p>
+        </w:tc>
+      </w:tr>
+      <w:tr>
+        <w:tc>
+          <w:tcPr>
+            <w:tcW w:type="dxa" w:w="4320"/>
+          </w:tcPr>
+          <w:p>
+            <w:r>
+              <w:t>合格投资者</w:t>
+            </w:r>
+          </w:p>
+        </w:tc>
+        <w:tc>
+          <w:tcPr>
+            <w:tcW w:type="dxa" w:w="4320"/>
+          </w:tcPr>
+          <w:p>
+            <w:r>
+              <w:t>金融资产≥300万/近3年年均收入≥50万/家庭金融总资产≥500万；投资经验满2年</w:t>
+            </w:r>
+          </w:p>
+        </w:tc>
+      </w:tr>
+      <w:tr>
+        <w:tc>
+          <w:tcPr>
+            <w:tcW w:type="dxa" w:w="4320"/>
+          </w:tcPr>
+          <w:p>
+            <w:r>
+              <w:t>风险揭示</w:t>
+            </w:r>
+          </w:p>
+        </w:tc>
+        <w:tc>
+          <w:tcPr>
+            <w:tcW w:type="dxa" w:w="4320"/>
+          </w:tcPr>
+          <w:p>
+            <w:r>
+              <w:t>销售前需充分揭示产品风险，确保投资者签署风险揭示书</w:t>
+            </w:r>
+          </w:p>
+        </w:tc>
+      </w:tr>
+      <w:tr>
+        <w:tc>
+          <w:tcPr>
+            <w:tcW w:type="dxa" w:w="4320"/>
+          </w:tcPr>
+          <w:p>
+            <w:r>
+              <w:t>适当性匹配</w:t>
+            </w:r>
+          </w:p>
+        </w:tc>
+        <w:tc>
+          <w:tcPr>
+            <w:tcW w:type="dxa" w:w="4320"/>
+          </w:tcPr>
+          <w:p>
+            <w:r>
+              <w:t>产品风险等级需与投资者风险承受能力相匹配</w:t>
+            </w:r>
+          </w:p>
+        </w:tc>
+      </w:tr>
+      <w:tr>
+        <w:tc>
+          <w:tcPr>
+            <w:tcW w:type="dxa" w:w="4320"/>
+          </w:tcPr>
+          <w:p>
+            <w:r>
+              <w:t>购买回访</w:t>
+            </w:r>
+          </w:p>
+        </w:tc>
+        <w:tc>
+          <w:tcPr>
+            <w:tcW w:type="dxa" w:w="4320"/>
+          </w:tcPr>
+          <w:p>
+            <w:r>
+              <w:t>私募产品签约24小时内购买意愿再确认</w:t>
+            </w:r>
+          </w:p>
+        </w:tc>
+      </w:tr>
+    </w:tbl>
+    <w:p/>
+    <w:p>
+      <w:pPr>
+        <w:pStyle w:val="Heading4"/>
+      </w:pPr>
+      <w:r>
+        <w:t>13. 监督模型</w:t>
+      </w:r>
+    </w:p>
+    <w:tbl>
+      <w:tblPr>
+        <w:tblStyle w:val="TableGrid"/>
+        <w:tblW w:type="auto" w:w="0"/>
+        <w:tblLook w:firstColumn="1" w:firstRow="1" w:lastColumn="0" w:lastRow="0" w:noHBand="0" w:noVBand="1" w:val="04A0"/>
+      </w:tblPr>
+      <w:tblGrid>
+        <w:gridCol w:w="4320"/>
+        <w:gridCol w:w="4320"/>
+      </w:tblGrid>
+      <w:tr>
+        <w:tc>
+          <w:tcPr>
+            <w:tcW w:type="dxa" w:w="4320"/>
+          </w:tcPr>
+          <w:p>
+            <w:r>
+              <w:t>监督维度</w:t>
+            </w:r>
+          </w:p>
+        </w:tc>
+        <w:tc>
+          <w:tcPr>
+            <w:tcW w:type="dxa" w:w="4320"/>
+          </w:tcPr>
+          <w:p>
+            <w:r>
+              <w:t>内容</w:t>
+            </w:r>
+          </w:p>
+        </w:tc>
+      </w:tr>
+      <w:tr>
+        <w:tc>
+          <w:tcPr>
+            <w:tcW w:type="dxa" w:w="4320"/>
+          </w:tcPr>
+          <w:p>
+            <w:r>
+              <w:t>进度管控</w:t>
+            </w:r>
+          </w:p>
+        </w:tc>
+        <w:tc>
+          <w:tcPr>
+            <w:tcW w:type="dxa" w:w="4320"/>
+          </w:tcPr>
+          <w:p>
+            <w:r>
+              <w:t>任务进度跟踪、节点检查、延期预警</w:t>
+            </w:r>
+          </w:p>
+        </w:tc>
+      </w:tr>
+      <w:tr>
+        <w:tc>
+          <w:tcPr>
+            <w:tcW w:type="dxa" w:w="4320"/>
+          </w:tcPr>
+          <w:p>
+            <w:r>
+              <w:t>质量检查</w:t>
+            </w:r>
+          </w:p>
+        </w:tc>
+        <w:tc>
+          <w:tcPr>
+            <w:tcW w:type="dxa" w:w="4320"/>
+          </w:tcPr>
+          <w:p>
+            <w:r>
+              <w:t>输出物质量审核、合规检查</w:t>
+            </w:r>
+          </w:p>
+        </w:tc>
+      </w:tr>
+      <w:tr>
+        <w:tc>
+          <w:tcPr>
+            <w:tcW w:type="dxa" w:w="4320"/>
+          </w:tcPr>
+          <w:p>
+            <w:r>
+              <w:t>合规留痕</w:t>
+            </w:r>
+          </w:p>
+        </w:tc>
+        <w:tc>
+          <w:tcPr>
+            <w:tcW w:type="dxa" w:w="4320"/>
+          </w:tcPr>
+          <w:p>
+            <w:r>
+              <w:t>全过程留痕、可追溯</w:t>
+            </w:r>
+          </w:p>
+        </w:tc>
+      </w:tr>
+      <w:tr>
+        <w:tc>
+          <w:tcPr>
+            <w:tcW w:type="dxa" w:w="4320"/>
+          </w:tcPr>
+          <w:p>
+            <w:r>
+              <w:t>异常报警</w:t>
+            </w:r>
+          </w:p>
+        </w:tc>
+        <w:tc>
+          <w:tcPr>
+            <w:tcW w:type="dxa" w:w="4320"/>
+          </w:tcPr>
+          <w:p>
+            <w:r>
+              <w:t>异常情况自动识别、分级报警</w:t>
+            </w:r>
+          </w:p>
+        </w:tc>
+      </w:tr>
+      <w:tr>
+        <w:tc>
+          <w:tcPr>
+            <w:tcW w:type="dxa" w:w="4320"/>
+          </w:tcPr>
+          <w:p>
+            <w:r>
+              <w:t>推进督促</w:t>
+            </w:r>
+          </w:p>
+        </w:tc>
+        <w:tc>
+          <w:tcPr>
+            <w:tcW w:type="dxa" w:w="4320"/>
+          </w:tcPr>
+          <w:p>
+            <w:r>
+              <w:t>任务滞留自动督促、升级处理</w:t>
+            </w:r>
+          </w:p>
+        </w:tc>
+      </w:tr>
+      <w:tr>
+        <w:tc>
+          <w:tcPr>
+            <w:tcW w:type="dxa" w:w="4320"/>
+          </w:tcPr>
+          <w:p>
+            <w:r>
+              <w:t>计量核算</w:t>
+            </w:r>
+          </w:p>
+        </w:tc>
+        <w:tc>
+          <w:tcPr>
+            <w:tcW w:type="dxa" w:w="4320"/>
+          </w:tcPr>
+          <w:p>
+            <w:r>
+              <w:t>贡献计量、绩效核算、分配确认</w:t>
+            </w:r>
+          </w:p>
+        </w:tc>
+      </w:tr>
+    </w:tbl>
+    <w:p/>
+    <w:p>
+      <w:pPr>
+        <w:pStyle w:val="Heading4"/>
+      </w:pPr>
+      <w:r>
+        <w:t>14. 资管产品员工贡献计量分配原子模型</w:t>
       </w:r>
     </w:p>
     <w:tbl>
@@ -336,7 +2224,7 @@
           </w:tcPr>
           <w:p>
             <w:r>
-              <w:t>模型</w:t>
+              <w:t>角色</w:t>
             </w:r>
           </w:p>
         </w:tc>
@@ -346,7 +2234,7 @@
           </w:tcPr>
           <w:p>
             <w:r>
-              <w:t>维度数</w:t>
+              <w:t>计提范围</w:t>
             </w:r>
           </w:p>
         </w:tc>
@@ -356,7 +2244,7 @@
           </w:tcPr>
           <w:p>
             <w:r>
-              <w:t>核心内容</w:t>
+              <w:t>约束条件</w:t>
             </w:r>
           </w:p>
         </w:tc>
@@ -368,7 +2256,7 @@
           </w:tcPr>
           <w:p>
             <w:r>
-              <w:t>客户分类原子模型</w:t>
+              <w:t>产品引入人员</w:t>
             </w:r>
           </w:p>
         </w:tc>
@@ -378,7 +2266,7 @@
           </w:tcPr>
           <w:p>
             <w:r>
-              <w:t>—</w:t>
+              <w:t>按基准0%-10%·超额0%-50%</w:t>
             </w:r>
           </w:p>
         </w:tc>
@@ -388,7 +2276,7 @@
           </w:tcPr>
           <w:p>
             <w:r>
-              <w:t>个人客户分层、机构客户分类</w:t>
+              <w:t>都不超0%/都超10%/超额报酬+管理人配套超5%超额部分：50%</w:t>
             </w:r>
           </w:p>
         </w:tc>
@@ -400,7 +2288,7 @@
           </w:tcPr>
           <w:p>
             <w:r>
-              <w:t>客户与资管产品匹配规则原子模型</w:t>
+              <w:t>产品销售人员</w:t>
             </w:r>
           </w:p>
         </w:tc>
@@ -410,7 +2298,7 @@
           </w:tcPr>
           <w:p>
             <w:r>
-              <w:t>5项匹配</w:t>
+              <w:t>按基准0%-80%·超额0%-45%</w:t>
             </w:r>
           </w:p>
         </w:tc>
@@ -420,7 +2308,7 @@
           </w:tcPr>
           <w:p>
             <w:r>
-              <w:t>合规匹配/投资能力匹配/风险偏好匹配/投资意愿匹配/投资期限匹配</w:t>
+              <w:t>介绍客户：基准24%/超额13.5%；产品讲解：基准10%/超额5.6%；营销服务：基准46%/超额25.9%</w:t>
             </w:r>
           </w:p>
         </w:tc>
@@ -432,7 +2320,7 @@
           </w:tcPr>
           <w:p>
             <w:r>
-              <w:t>资管产品内容推介生成原子模型</w:t>
+              <w:t>产品售后人员</w:t>
             </w:r>
           </w:p>
         </w:tc>
@@ -442,7 +2330,7 @@
           </w:tcPr>
           <w:p>
             <w:r>
-              <w:t>6项规则</w:t>
+              <w:t>按基准0%-10%·超额0%-5%</w:t>
             </w:r>
           </w:p>
         </w:tc>
@@ -452,7 +2340,7 @@
           </w:tcPr>
           <w:p>
             <w:r>
-              <w:t>合规宣传/产品特征/风险揭示/收益预期/适配说明/发行安排</w:t>
+              <w:t>按基准：按时10%/超期已完成5%/超期未完成0%；超额部分：按时5%/超期已完成2.5%/超期未完成0%</w:t>
             </w:r>
           </w:p>
         </w:tc>
@@ -464,7 +2352,7 @@
           </w:tcPr>
           <w:p>
             <w:r>
-              <w:t>渠道准入原子模型</w:t>
+              <w:t>投资经理</w:t>
             </w:r>
           </w:p>
         </w:tc>
@@ -474,7 +2362,7 @@
           </w:tcPr>
           <w:p>
             <w:r>
-              <w:t>2种情形</w:t>
+              <w:t>管理费+超额报酬</w:t>
             </w:r>
           </w:p>
         </w:tc>
@@ -484,7 +2372,39 @@
           </w:tcPr>
           <w:p>
             <w:r>
-              <w:t>已准入机构（直接办产品准入）/ 新拓展机构（先办机构准入再办产品准入）</w:t>
+              <w:t>浮动分成，业绩好拿得多</w:t>
+            </w:r>
+          </w:p>
+        </w:tc>
+      </w:tr>
+      <w:tr>
+        <w:tc>
+          <w:tcPr>
+            <w:tcW w:type="dxa" w:w="2880"/>
+          </w:tcPr>
+          <w:p>
+            <w:r>
+              <w:t>平台运营方</w:t>
+            </w:r>
+          </w:p>
+        </w:tc>
+        <w:tc>
+          <w:tcPr>
+            <w:tcW w:type="dxa" w:w="2880"/>
+          </w:tcPr>
+          <w:p>
+            <w:r>
+              <w:t>平台服务费率</w:t>
+            </w:r>
+          </w:p>
+        </w:tc>
+        <w:tc>
+          <w:tcPr>
+            <w:tcW w:type="dxa" w:w="2880"/>
+          </w:tcPr>
+          <w:p>
+            <w:r>
+              <w:t>从产品收入中提取，固定比例</w:t>
             </w:r>
           </w:p>
         </w:tc>
@@ -492,11 +2412,16 @@
     </w:tbl>
     <w:p/>
     <w:p>
+      <w:r>
+        <w:t>**统一约束：** 举手之后未达80%扣20%提成</w:t>
+      </w:r>
+    </w:p>
+    <w:p>
       <w:pPr>
-        <w:pStyle w:val="Heading3"/>
+        <w:pStyle w:val="Heading4"/>
       </w:pPr>
       <w:r>
-        <w:t>公司标准规则原子模型</w:t>
+        <w:t>15. 资管产品总绩效计量原子模型</w:t>
       </w:r>
     </w:p>
     <w:tbl>
@@ -517,7 +2442,7 @@
           </w:tcPr>
           <w:p>
             <w:r>
-              <w:t>模型</w:t>
+              <w:t>收入类型</w:t>
             </w:r>
           </w:p>
         </w:tc>
@@ -527,7 +2452,7 @@
           </w:tcPr>
           <w:p>
             <w:r>
-              <w:t>维度数</w:t>
+              <w:t>提成比例</w:t>
             </w:r>
           </w:p>
         </w:tc>
@@ -537,7 +2462,7 @@
           </w:tcPr>
           <w:p>
             <w:r>
-              <w:t>核心内容</w:t>
+              <w:t>补贴比例</w:t>
             </w:r>
           </w:p>
         </w:tc>
@@ -549,7 +2474,7 @@
           </w:tcPr>
           <w:p>
             <w:r>
-              <w:t>资管产品合规模型</w:t>
+              <w:t>管理费收入</w:t>
             </w:r>
           </w:p>
         </w:tc>
@@ -559,7 +2484,7 @@
           </w:tcPr>
           <w:p>
             <w:r>
-              <w:t>5项合规</w:t>
+              <w:t>20%</w:t>
             </w:r>
           </w:p>
         </w:tc>
@@ -569,7 +2494,7 @@
           </w:tcPr>
           <w:p>
             <w:r>
-              <w:t>宣传内容合规/合格投资者/风险提示/适当性匹配/购买回访</w:t>
+              <w:t>10%</w:t>
             </w:r>
           </w:p>
         </w:tc>
@@ -581,7 +2506,7 @@
           </w:tcPr>
           <w:p>
             <w:r>
-              <w:t>资管产品总绩效计量原子模型</w:t>
+              <w:t>交易佣金</w:t>
             </w:r>
           </w:p>
         </w:tc>
@@ -591,7 +2516,7 @@
           </w:tcPr>
           <w:p>
             <w:r>
-              <w:t>按产品类型</w:t>
+              <w:t>20%×(交易佣金率-0.0001)</w:t>
             </w:r>
           </w:p>
         </w:tc>
@@ -601,7 +2526,7 @@
           </w:tcPr>
           <w:p>
             <w:r>
-              <w:t>管理费/超额报酬/认申购费/销售服务费，按各模式分别定义</w:t>
+              <w:t>—</w:t>
             </w:r>
           </w:p>
         </w:tc>
@@ -613,7 +2538,7 @@
           </w:tcPr>
           <w:p>
             <w:r>
-              <w:t>资管产品准入标准费率原子模型</w:t>
+              <w:t>超额报酬收入</w:t>
             </w:r>
           </w:p>
         </w:tc>
@@ -623,7 +2548,7 @@
           </w:tcPr>
           <w:p>
             <w:r>
-              <w:t>5项标准</w:t>
+              <w:t>20%</w:t>
             </w:r>
           </w:p>
         </w:tc>
@@ -633,7 +2558,39 @@
           </w:tcPr>
           <w:p>
             <w:r>
-              <w:t>管理费下限/超额报酬基准/认申购费/销售服务费/业绩比较基准</w:t>
+              <w:t>10%</w:t>
+            </w:r>
+          </w:p>
+        </w:tc>
+      </w:tr>
+      <w:tr>
+        <w:tc>
+          <w:tcPr>
+            <w:tcW w:type="dxa" w:w="2880"/>
+          </w:tcPr>
+          <w:p>
+            <w:r>
+              <w:t>认/申购费</w:t>
+            </w:r>
+          </w:p>
+        </w:tc>
+        <w:tc>
+          <w:tcPr>
+            <w:tcW w:type="dxa" w:w="2880"/>
+          </w:tcPr>
+          <w:p>
+            <w:r>
+              <w:t>100%</w:t>
+            </w:r>
+          </w:p>
+        </w:tc>
+        <w:tc>
+          <w:tcPr>
+            <w:tcW w:type="dxa" w:w="2880"/>
+          </w:tcPr>
+          <w:p>
+            <w:r>
+              <w:t>—</w:t>
             </w:r>
           </w:p>
         </w:tc>
@@ -642,10 +2599,10 @@
     <w:p/>
     <w:p>
       <w:pPr>
-        <w:pStyle w:val="Heading3"/>
+        <w:pStyle w:val="Heading4"/>
       </w:pPr>
       <w:r>
-        <w:t>投资运作原子模型</w:t>
+        <w:t>16. 资管产品准入标准费率原子模型</w:t>
       </w:r>
     </w:p>
     <w:tbl>
@@ -666,7 +2623,7 @@
           </w:tcPr>
           <w:p>
             <w:r>
-              <w:t>模型</w:t>
+              <w:t>项目</w:t>
             </w:r>
           </w:p>
         </w:tc>
@@ -676,7 +2633,7 @@
           </w:tcPr>
           <w:p>
             <w:r>
-              <w:t>维度数</w:t>
+              <w:t>最低标准</w:t>
             </w:r>
           </w:p>
         </w:tc>
@@ -686,7 +2643,7 @@
           </w:tcPr>
           <w:p>
             <w:r>
-              <w:t>核心内容</w:t>
+              <w:t>目标标准</w:t>
             </w:r>
           </w:p>
         </w:tc>
@@ -698,7 +2655,7 @@
           </w:tcPr>
           <w:p>
             <w:r>
-              <w:t>投资运作动作原子模型</w:t>
+              <w:t>管理费</w:t>
             </w:r>
           </w:p>
         </w:tc>
@@ -708,7 +2665,7 @@
           </w:tcPr>
           <w:p>
             <w:r>
-              <w:t>动作</w:t>
+              <w:t>0.5%</w:t>
             </w:r>
           </w:p>
         </w:tc>
@@ -718,7 +2675,7 @@
           </w:tcPr>
           <w:p>
             <w:r>
-              <w:t>投资范围确认/交易执行/持仓管理/估值核算</w:t>
+              <w:t>0.75%</w:t>
             </w:r>
           </w:p>
         </w:tc>
@@ -730,7 +2687,7 @@
           </w:tcPr>
           <w:p>
             <w:r>
-              <w:t>风险监测原子模型</w:t>
+              <w:t>佣金率</w:t>
             </w:r>
           </w:p>
         </w:tc>
@@ -740,7 +2697,7 @@
           </w:tcPr>
           <w:p>
             <w:r>
-              <w:t>监测</w:t>
+              <w:t>0.01%</w:t>
             </w:r>
           </w:p>
         </w:tc>
@@ -750,7 +2707,7 @@
           </w:tcPr>
           <w:p>
             <w:r>
-              <w:t>净值回撤/集中度/流动性/合规风控线</w:t>
+              <w:t>0.02%</w:t>
             </w:r>
           </w:p>
         </w:tc>
@@ -762,7 +2719,7 @@
           </w:tcPr>
           <w:p>
             <w:r>
-              <w:t>持续服务原子模型</w:t>
+              <w:t>超额报酬分成</w:t>
             </w:r>
           </w:p>
         </w:tc>
@@ -772,7 +2729,7 @@
           </w:tcPr>
           <w:p>
             <w:r>
-              <w:t>5项动作</w:t>
+              <w:t>超业绩基准提成2%</w:t>
             </w:r>
           </w:p>
         </w:tc>
@@ -782,60 +2739,7 @@
           </w:tcPr>
           <w:p>
             <w:r>
-              <w:t>定期报告/净值波动沟通/重大变化沟通/大额赎回沟通/客户咨询响应</w:t>
-            </w:r>
-          </w:p>
-        </w:tc>
-      </w:tr>
-    </w:tbl>
-    <w:p/>
-    <w:p>
-      <w:pPr>
-        <w:pStyle w:val="Heading3"/>
-      </w:pPr>
-      <w:r>
-        <w:t>监督和计量原子模型</w:t>
-      </w:r>
-    </w:p>
-    <w:tbl>
-      <w:tblPr>
-        <w:tblStyle w:val="TableGrid"/>
-        <w:tblW w:type="auto" w:w="0"/>
-        <w:tblLook w:firstColumn="1" w:firstRow="1" w:lastColumn="0" w:lastRow="0" w:noHBand="0" w:noVBand="1" w:val="04A0"/>
-      </w:tblPr>
-      <w:tblGrid>
-        <w:gridCol w:w="2880"/>
-        <w:gridCol w:w="2880"/>
-        <w:gridCol w:w="2880"/>
-      </w:tblGrid>
-      <w:tr>
-        <w:tc>
-          <w:tcPr>
-            <w:tcW w:type="dxa" w:w="2880"/>
-          </w:tcPr>
-          <w:p>
-            <w:r>
-              <w:t>模型</w:t>
-            </w:r>
-          </w:p>
-        </w:tc>
-        <w:tc>
-          <w:tcPr>
-            <w:tcW w:type="dxa" w:w="2880"/>
-          </w:tcPr>
-          <w:p>
-            <w:r>
-              <w:t>维度数</w:t>
-            </w:r>
-          </w:p>
-        </w:tc>
-        <w:tc>
-          <w:tcPr>
-            <w:tcW w:type="dxa" w:w="2880"/>
-          </w:tcPr>
-          <w:p>
-            <w:r>
-              <w:t>核心内容</w:t>
+              <w:t>超业绩基准提成4%</w:t>
             </w:r>
           </w:p>
         </w:tc>
@@ -847,7 +2751,7 @@
           </w:tcPr>
           <w:p>
             <w:r>
-              <w:t>资管产品合规模型</w:t>
+              <w:t>业绩基准</w:t>
             </w:r>
           </w:p>
         </w:tc>
@@ -857,7 +2761,7 @@
           </w:tcPr>
           <w:p>
             <w:r>
-              <w:t>5项合规</w:t>
+              <w:t>—</w:t>
             </w:r>
           </w:p>
         </w:tc>
@@ -867,7 +2771,7 @@
           </w:tcPr>
           <w:p>
             <w:r>
-              <w:t>宣传合规/合格投资者/风险提示/适当性匹配/购买回访</w:t>
+              <w:t>6%</w:t>
             </w:r>
           </w:p>
         </w:tc>
@@ -879,7 +2783,7 @@
           </w:tcPr>
           <w:p>
             <w:r>
-              <w:t>监督模型</w:t>
+              <w:t>管理人配套资产规模</w:t>
             </w:r>
           </w:p>
         </w:tc>
@@ -889,7 +2793,7 @@
           </w:tcPr>
           <w:p>
             <w:r>
-              <w:t>6项监督</w:t>
+              <w:t>—</w:t>
             </w:r>
           </w:p>
         </w:tc>
@@ -899,103 +2803,7 @@
           </w:tcPr>
           <w:p>
             <w:r>
-              <w:t>进度管控/质量检查/合规留痕/异常报警/推进督促/计量核算</w:t>
-            </w:r>
-          </w:p>
-        </w:tc>
-      </w:tr>
-      <w:tr>
-        <w:tc>
-          <w:tcPr>
-            <w:tcW w:type="dxa" w:w="2880"/>
-          </w:tcPr>
-          <w:p>
-            <w:r>
-              <w:t>资管产品员工贡献计量分配原子模型</w:t>
-            </w:r>
-          </w:p>
-        </w:tc>
-        <w:tc>
-          <w:tcPr>
-            <w:tcW w:type="dxa" w:w="2880"/>
-          </w:tcPr>
-          <w:p>
-            <w:r>
-              <w:t>按角色</w:t>
-            </w:r>
-          </w:p>
-        </w:tc>
-        <w:tc>
-          <w:tcPr>
-            <w:tcW w:type="dxa" w:w="2880"/>
-          </w:tcPr>
-          <w:p>
-            <w:r>
-              <w:t>发起人/产品设计师/募集销售人/投资经理/协作支持人</w:t>
-            </w:r>
-          </w:p>
-        </w:tc>
-      </w:tr>
-      <w:tr>
-        <w:tc>
-          <w:tcPr>
-            <w:tcW w:type="dxa" w:w="2880"/>
-          </w:tcPr>
-          <w:p>
-            <w:r>
-              <w:t>资管产品总绩效计量原子模型</w:t>
-            </w:r>
-          </w:p>
-        </w:tc>
-        <w:tc>
-          <w:tcPr>
-            <w:tcW w:type="dxa" w:w="2880"/>
-          </w:tcPr>
-          <w:p>
-            <w:r>
-              <w:t>按模式</w:t>
-            </w:r>
-          </w:p>
-        </w:tc>
-        <w:tc>
-          <w:tcPr>
-            <w:tcW w:type="dxa" w:w="2880"/>
-          </w:tcPr>
-          <w:p>
-            <w:r>
-              <w:t>管理费/超额报酬/认申购费/销售服务费/五种模式分别定义</w:t>
-            </w:r>
-          </w:p>
-        </w:tc>
-      </w:tr>
-      <w:tr>
-        <w:tc>
-          <w:tcPr>
-            <w:tcW w:type="dxa" w:w="2880"/>
-          </w:tcPr>
-          <w:p>
-            <w:r>
-              <w:t>资管产品准入标准费率原子模型</w:t>
-            </w:r>
-          </w:p>
-        </w:tc>
-        <w:tc>
-          <w:tcPr>
-            <w:tcW w:type="dxa" w:w="2880"/>
-          </w:tcPr>
-          <w:p>
-            <w:r>
-              <w:t>5项标准</w:t>
-            </w:r>
-          </w:p>
-        </w:tc>
-        <w:tc>
-          <w:tcPr>
-            <w:tcW w:type="dxa" w:w="2880"/>
-          </w:tcPr>
-          <w:p>
-            <w:r>
-              <w:t>管理费下限/超额报酬基准/认申购费/销售服务费/业绩比较基准</w:t>
+              <w:t>不低于销售规模</w:t>
             </w:r>
           </w:p>
         </w:tc>

--- a/资产管理自动驾驶平台设计方案 v3.0.docx
+++ b/资产管理自动驾驶平台设计方案 v3.0.docx
@@ -184,7 +184,7 @@
           </w:tcPr>
           <w:p>
             <w:r>
-              <w:t>配置结构</w:t>
+              <w:t>产品类型</w:t>
             </w:r>
           </w:p>
         </w:tc>
@@ -194,7 +194,7 @@
           </w:tcPr>
           <w:p>
             <w:r>
-              <w:t>权益/固收/衍生品等资产配置比例、投资策略、杠杆水平</w:t>
+              <w:t>权益类、固收类、混合类、另类投资、FOF/MOM、量化策略</w:t>
             </w:r>
           </w:p>
         </w:tc>
@@ -206,7 +206,7 @@
           </w:tcPr>
           <w:p>
             <w:r>
-              <w:t>风险收益特征</w:t>
+              <w:t>配置结构</w:t>
             </w:r>
           </w:p>
         </w:tc>
@@ -216,7 +216,7 @@
           </w:tcPr>
           <w:p>
             <w:r>
-              <w:t>预期收益率、最大回撤、波动率、夏普比率</w:t>
+              <w:t>资产配置比例、投资策略、杠杆水平、衍生品使用</w:t>
             </w:r>
           </w:p>
         </w:tc>
@@ -228,7 +228,7 @@
           </w:tcPr>
           <w:p>
             <w:r>
-              <w:t>期限安排</w:t>
+              <w:t>风险收益特征</w:t>
             </w:r>
           </w:p>
         </w:tc>
@@ -238,7 +238,7 @@
           </w:tcPr>
           <w:p>
             <w:r>
-              <w:t>封闭期、开放期、赎回条款、到期清算方式</w:t>
+              <w:t>预期收益率、最大回撤、波动率、夏普比率、索提诺比率</w:t>
             </w:r>
           </w:p>
         </w:tc>
@@ -250,7 +250,7 @@
           </w:tcPr>
           <w:p>
             <w:r>
-              <w:t>规模目标</w:t>
+              <w:t>期限安排</w:t>
             </w:r>
           </w:p>
         </w:tc>
@@ -260,7 +260,7 @@
           </w:tcPr>
           <w:p>
             <w:r>
-              <w:t>最低成立规模、目标募集规模、上限规模</w:t>
+              <w:t>封闭期、开放期、赎回条款、到期清算方式、展期安排</w:t>
             </w:r>
           </w:p>
         </w:tc>
@@ -272,6 +272,28 @@
           </w:tcPr>
           <w:p>
             <w:r>
+              <w:t>规模目标</w:t>
+            </w:r>
+          </w:p>
+        </w:tc>
+        <w:tc>
+          <w:tcPr>
+            <w:tcW w:type="dxa" w:w="4320"/>
+          </w:tcPr>
+          <w:p>
+            <w:r>
+              <w:t>最低成立规模、目标募集规模、上限规模、规模预警线</w:t>
+            </w:r>
+          </w:p>
+        </w:tc>
+      </w:tr>
+      <w:tr>
+        <w:tc>
+          <w:tcPr>
+            <w:tcW w:type="dxa" w:w="4320"/>
+          </w:tcPr>
+          <w:p>
+            <w:r>
               <w:t>费率结构</w:t>
             </w:r>
           </w:p>
@@ -282,7 +304,29 @@
           </w:tcPr>
           <w:p>
             <w:r>
-              <w:t>管理费、超额报酬、认申购费、销售服务费</w:t>
+              <w:t>管理费、超额报酬计提方式、认申购费、销售服务费、赎回费</w:t>
+            </w:r>
+          </w:p>
+        </w:tc>
+      </w:tr>
+      <w:tr>
+        <w:tc>
+          <w:tcPr>
+            <w:tcW w:type="dxa" w:w="4320"/>
+          </w:tcPr>
+          <w:p>
+            <w:r>
+              <w:t>投资限制</w:t>
+            </w:r>
+          </w:p>
+        </w:tc>
+        <w:tc>
+          <w:tcPr>
+            <w:tcW w:type="dxa" w:w="4320"/>
+          </w:tcPr>
+          <w:p>
+            <w:r>
+              <w:t>投资范围、投资比例限制、集中度限制、流动性要求</w:t>
             </w:r>
           </w:p>
         </w:tc>
@@ -346,7 +390,7 @@
           </w:tcPr>
           <w:p>
             <w:r>
-              <w:t>市面十几万只资管产品，按策略/资产类别/风险等级分类</w:t>
+              <w:t>全市场资管产品，按策略/资产类别/风险等级/管理人分类</w:t>
             </w:r>
           </w:p>
         </w:tc>
@@ -368,7 +412,7 @@
           </w:tcPr>
           <w:p>
             <w:r>
-              <w:t>收益率、回撤、费率、规模、投资经理业绩</w:t>
+              <w:t>收益率、最大回撤、夏普比率、费率、规模、投资经理业绩</w:t>
             </w:r>
           </w:p>
         </w:tc>
@@ -380,7 +424,7 @@
           </w:tcPr>
           <w:p>
             <w:r>
-              <w:t>配置差异</w:t>
+              <w:t>业绩归因</w:t>
             </w:r>
           </w:p>
         </w:tc>
@@ -390,7 +434,7 @@
           </w:tcPr>
           <w:p>
             <w:r>
-              <w:t>与同类产品的资产配置差异、策略差异</w:t>
+              <w:t>收益来源分解（市场β、行业配置、个股选择、择时）</w:t>
             </w:r>
           </w:p>
         </w:tc>
@@ -402,7 +446,7 @@
           </w:tcPr>
           <w:p>
             <w:r>
-              <w:t>费率差异</w:t>
+              <w:t>配置差异</w:t>
             </w:r>
           </w:p>
         </w:tc>
@@ -412,7 +456,7 @@
           </w:tcPr>
           <w:p>
             <w:r>
-              <w:t>与同类产品的费率水平差异</w:t>
+              <w:t>与同类产品的资产配置差异、策略差异、风格差异</w:t>
             </w:r>
           </w:p>
         </w:tc>
@@ -424,6 +468,28 @@
           </w:tcPr>
           <w:p>
             <w:r>
+              <w:t>费率差异</w:t>
+            </w:r>
+          </w:p>
+        </w:tc>
+        <w:tc>
+          <w:tcPr>
+            <w:tcW w:type="dxa" w:w="4320"/>
+          </w:tcPr>
+          <w:p>
+            <w:r>
+              <w:t>与同类产品的费率水平差异、超额报酬计提差异</w:t>
+            </w:r>
+          </w:p>
+        </w:tc>
+      </w:tr>
+      <w:tr>
+        <w:tc>
+          <w:tcPr>
+            <w:tcW w:type="dxa" w:w="4320"/>
+          </w:tcPr>
+          <w:p>
+            <w:r>
               <w:t>输出</w:t>
             </w:r>
           </w:p>
@@ -434,7 +500,7 @@
           </w:tcPr>
           <w:p>
             <w:r>
-              <w:t>产品竞争优势/劣势分析、市场空白点识别</w:t>
+              <w:t>产品竞争优势/劣势分析、市场空白点识别、定价建议</w:t>
             </w:r>
           </w:p>
         </w:tc>
@@ -498,7 +564,7 @@
           </w:tcPr>
           <w:p>
             <w:r>
-              <w:t>基于历史数据、市场环境的预期收益率测算</w:t>
+              <w:t>基于历史数据、市场环境、策略容量的预期收益率测算</w:t>
             </w:r>
           </w:p>
         </w:tc>
@@ -520,7 +586,7 @@
           </w:tcPr>
           <w:p>
             <w:r>
-              <w:t>极端市场情景下的最大回撤测算</w:t>
+              <w:t>极端市场情景（2008/2015/2020）下的最大回撤测算</w:t>
             </w:r>
           </w:p>
         </w:tc>
@@ -542,7 +608,7 @@
           </w:tcPr>
           <w:p>
             <w:r>
-              <w:t>牛市/熊市/震荡市等不同场景的收益模拟</w:t>
+              <w:t>牛市/熊市/震荡市/黑天鹅事件等不同场景的收益模拟</w:t>
             </w:r>
           </w:p>
         </w:tc>
@@ -564,7 +630,51 @@
           </w:tcPr>
           <w:p>
             <w:r>
-              <w:t>关键变量（利率、汇率、股价）变化对收益的影响</w:t>
+              <w:t>关键变量（利率、汇率、股价、信用利差）变化对收益的影响</w:t>
+            </w:r>
+          </w:p>
+        </w:tc>
+      </w:tr>
+      <w:tr>
+        <w:tc>
+          <w:tcPr>
+            <w:tcW w:type="dxa" w:w="4320"/>
+          </w:tcPr>
+          <w:p>
+            <w:r>
+              <w:t>流动性测算</w:t>
+            </w:r>
+          </w:p>
+        </w:tc>
+        <w:tc>
+          <w:tcPr>
+            <w:tcW w:type="dxa" w:w="4320"/>
+          </w:tcPr>
+          <w:p>
+            <w:r>
+              <w:t>大额赎回情景下的流动性压力测试</w:t>
+            </w:r>
+          </w:p>
+        </w:tc>
+      </w:tr>
+      <w:tr>
+        <w:tc>
+          <w:tcPr>
+            <w:tcW w:type="dxa" w:w="4320"/>
+          </w:tcPr>
+          <w:p>
+            <w:r>
+              <w:t>容量测算</w:t>
+            </w:r>
+          </w:p>
+        </w:tc>
+        <w:tc>
+          <w:tcPr>
+            <w:tcW w:type="dxa" w:w="4320"/>
+          </w:tcPr>
+          <w:p>
+            <w:r>
+              <w:t>策略容量上限测算、规模对收益的影响分析</w:t>
             </w:r>
           </w:p>
         </w:tc>
@@ -628,7 +738,7 @@
           </w:tcPr>
           <w:p>
             <w:r>
-              <w:t>当前管理规模、历史管理规模变化趋势</w:t>
+              <w:t>当前管理规模、历史管理规模变化趋势、规模与业绩匹配度</w:t>
             </w:r>
           </w:p>
         </w:tc>
@@ -640,7 +750,7 @@
           </w:tcPr>
           <w:p>
             <w:r>
-              <w:t>处罚信息</w:t>
+              <w:t>投资业绩</w:t>
             </w:r>
           </w:p>
         </w:tc>
@@ -650,7 +760,7 @@
           </w:tcPr>
           <w:p>
             <w:r>
-              <w:t>监管处罚记录、自律处分记录</w:t>
+              <w:t>近1/3/5年收益率、超额收益、业绩持续性、同类排名</w:t>
             </w:r>
           </w:p>
         </w:tc>
@@ -662,7 +772,7 @@
           </w:tcPr>
           <w:p>
             <w:r>
-              <w:t>经营财务</w:t>
+              <w:t>风险控制</w:t>
             </w:r>
           </w:p>
         </w:tc>
@@ -672,7 +782,7 @@
           </w:tcPr>
           <w:p>
             <w:r>
-              <w:t>所在机构财务状况、盈利能力</w:t>
+              <w:t>最大回撤、波动率、下行风险、风险调整后收益</w:t>
             </w:r>
           </w:p>
         </w:tc>
@@ -684,7 +794,7 @@
           </w:tcPr>
           <w:p>
             <w:r>
-              <w:t>团队实力</w:t>
+              <w:t>投资策略</w:t>
             </w:r>
           </w:p>
         </w:tc>
@@ -694,7 +804,7 @@
           </w:tcPr>
           <w:p>
             <w:r>
-              <w:t>投研团队规模、核心成员稳定性</w:t>
+              <w:t>策略类型、策略容量、策略稳定性、策略独特性</w:t>
             </w:r>
           </w:p>
         </w:tc>
@@ -706,7 +816,7 @@
           </w:tcPr>
           <w:p>
             <w:r>
-              <w:t>投资能力</w:t>
+              <w:t>团队实力</w:t>
             </w:r>
           </w:p>
         </w:tc>
@@ -716,7 +826,7 @@
           </w:tcPr>
           <w:p>
             <w:r>
-              <w:t>历史业绩、超额收益、业绩持续性</w:t>
+              <w:t>投研团队规模、核心成员稳定性、团队梯队建设</w:t>
             </w:r>
           </w:p>
         </w:tc>
@@ -728,7 +838,7 @@
           </w:tcPr>
           <w:p>
             <w:r>
-              <w:t>风控能力</w:t>
+              <w:t>合规记录</w:t>
             </w:r>
           </w:p>
         </w:tc>
@@ -738,7 +848,29 @@
           </w:tcPr>
           <w:p>
             <w:r>
-              <w:t>风控体系、历史风控事件、合规记录</w:t>
+              <w:t>监管处罚记录、自律处分记录、合规运作情况</w:t>
+            </w:r>
+          </w:p>
+        </w:tc>
+      </w:tr>
+      <w:tr>
+        <w:tc>
+          <w:tcPr>
+            <w:tcW w:type="dxa" w:w="4320"/>
+          </w:tcPr>
+          <w:p>
+            <w:r>
+              <w:t>经营财务</w:t>
+            </w:r>
+          </w:p>
+        </w:tc>
+        <w:tc>
+          <w:tcPr>
+            <w:tcW w:type="dxa" w:w="4320"/>
+          </w:tcPr>
+          <w:p>
+            <w:r>
+              <w:t>所在机构财务状况、盈利能力、资本实力</w:t>
             </w:r>
           </w:p>
         </w:tc>
@@ -810,7 +942,7 @@
           </w:tcPr>
           <w:p>
             <w:r>
-              <w:t>高净值客户（金融资产≥300万）、超高净值客户（金融资产≥1000万）、家族办公室客户</w:t>
+              <w:t>高净值客户（金融资产≥300万）、超高净值客户（金融资产≥1000万）、家族办公室客户、普通投资者</w:t>
             </w:r>
           </w:p>
         </w:tc>
@@ -832,7 +964,7 @@
           </w:tcPr>
           <w:p>
             <w:r>
-              <w:t>银行/银行理财子、保险/保险资管、券商/券商资管、私募/公募、企业/财务公司</w:t>
+              <w:t>银行/银行理财子、保险/保险资管、券商/券商资管、私募/公募、企业/财务公司、政府引导基金</w:t>
             </w:r>
           </w:p>
         </w:tc>
@@ -844,7 +976,7 @@
           </w:tcPr>
           <w:p>
             <w:r>
-              <w:t>投资经验</w:t>
+              <w:t>资金性质</w:t>
             </w:r>
           </w:p>
         </w:tc>
@@ -854,7 +986,7 @@
           </w:tcPr>
           <w:p>
             <w:r>
-              <w:t>投资经验满2年/不满2年、专业投资者/普通投资者</w:t>
+              <w:t>自有资金、受托资金、募集资金、专项资金、长期资金/短期资金</w:t>
             </w:r>
           </w:p>
         </w:tc>
@@ -866,7 +998,7 @@
           </w:tcPr>
           <w:p>
             <w:r>
-              <w:t>风险承受能力</w:t>
+              <w:t>投资经验</w:t>
             </w:r>
           </w:p>
         </w:tc>
@@ -876,7 +1008,7 @@
           </w:tcPr>
           <w:p>
             <w:r>
-              <w:t>保守型/稳健型/平衡型/成长型/进取型</w:t>
+              <w:t>投资经验满2年/不满2年、专业投资者/普通投资者、私募合格投资者</w:t>
             </w:r>
           </w:p>
         </w:tc>
@@ -888,6 +1020,28 @@
           </w:tcPr>
           <w:p>
             <w:r>
+              <w:t>风险承受能力</w:t>
+            </w:r>
+          </w:p>
+        </w:tc>
+        <w:tc>
+          <w:tcPr>
+            <w:tcW w:type="dxa" w:w="4320"/>
+          </w:tcPr>
+          <w:p>
+            <w:r>
+              <w:t>保守型/稳健型/平衡型/成长型/进取型（R1-R5）</w:t>
+            </w:r>
+          </w:p>
+        </w:tc>
+      </w:tr>
+      <w:tr>
+        <w:tc>
+          <w:tcPr>
+            <w:tcW w:type="dxa" w:w="4320"/>
+          </w:tcPr>
+          <w:p>
+            <w:r>
               <w:t>投资偏好</w:t>
             </w:r>
           </w:p>
@@ -898,7 +1052,7 @@
           </w:tcPr>
           <w:p>
             <w:r>
-              <w:t>权益偏好、固收偏好、混合偏好、另类偏好</w:t>
+              <w:t>权益偏好、固收偏好、混合偏好、另类偏好、量化偏好、ESG偏好</w:t>
             </w:r>
           </w:p>
         </w:tc>
@@ -962,7 +1116,7 @@
           </w:tcPr>
           <w:p>
             <w:r>
-              <w:t>合格投资者认定：金融资产≥300万/近3年年均收入≥50万/家庭金融总资产≥500万；投资经验满2年</w:t>
+              <w:t>合格投资者认定：金融资产≥300万/近3年年均收入≥50万/家庭金融总资产≥500万；投资经验满2年；风险测评有效期内</w:t>
             </w:r>
           </w:p>
         </w:tc>
@@ -984,7 +1138,7 @@
           </w:tcPr>
           <w:p>
             <w:r>
-              <w:t>客户资金规模与产品起投金额匹配</w:t>
+              <w:t>客户资金规模与产品起投金额匹配（通常100万起投）；机构客户净资产要求</w:t>
             </w:r>
           </w:p>
         </w:tc>
@@ -1006,7 +1160,7 @@
           </w:tcPr>
           <w:p>
             <w:r>
-              <w:t>客户风险承受能力等级与产品风险等级匹配</w:t>
+              <w:t>客户风险承受能力等级（R1-R5）与产品风险等级（R1-R5）匹配，不允许向下错配</w:t>
             </w:r>
           </w:p>
         </w:tc>
@@ -1028,7 +1182,7 @@
           </w:tcPr>
           <w:p>
             <w:r>
-              <w:t>客户投资倾向与产品投资策略匹配</w:t>
+              <w:t>客户投资倾向（权益/固收/混合/另类）与产品投资策略匹配</w:t>
             </w:r>
           </w:p>
         </w:tc>
@@ -1050,7 +1204,29 @@
           </w:tcPr>
           <w:p>
             <w:r>
-              <w:t>客户资金期限与产品封闭期/开放期匹配</w:t>
+              <w:t>客户资金期限与产品封闭期/开放期匹配，防止期限错配</w:t>
+            </w:r>
+          </w:p>
+        </w:tc>
+      </w:tr>
+      <w:tr>
+        <w:tc>
+          <w:tcPr>
+            <w:tcW w:type="dxa" w:w="4320"/>
+          </w:tcPr>
+          <w:p>
+            <w:r>
+              <w:t>集中度匹配</w:t>
+            </w:r>
+          </w:p>
+        </w:tc>
+        <w:tc>
+          <w:tcPr>
+            <w:tcW w:type="dxa" w:w="4320"/>
+          </w:tcPr>
+          <w:p>
+            <w:r>
+              <w:t>单一客户投资比例限制、关联客户合并计算</w:t>
             </w:r>
           </w:p>
         </w:tc>
@@ -1114,7 +1290,7 @@
           </w:tcPr>
           <w:p>
             <w:r>
-              <w:t>不得公开宣传产品收益率、不得承诺保本保收益、不得使用极端词汇</w:t>
+              <w:t>不得公开宣传产品收益率、不得承诺保本保收益、不得使用极端词汇、不得夸大宣传</w:t>
             </w:r>
           </w:p>
         </w:tc>
@@ -1136,7 +1312,7 @@
           </w:tcPr>
           <w:p>
             <w:r>
-              <w:t>客观描述产品配置结构、风险收益特征、期限安排</w:t>
+              <w:t>客观描述产品类型、配置结构、风险收益特征、期限安排、费率结构</w:t>
             </w:r>
           </w:p>
         </w:tc>
@@ -1158,7 +1334,7 @@
           </w:tcPr>
           <w:p>
             <w:r>
-              <w:t>充分揭示产品风险，确保投资者签署风险揭示书</w:t>
+              <w:t>充分揭示市场风险、信用风险、流动性风险、操作风险、策略风险</w:t>
             </w:r>
           </w:p>
         </w:tc>
@@ -1170,7 +1346,7 @@
           </w:tcPr>
           <w:p>
             <w:r>
-              <w:t>收益预期</w:t>
+              <w:t>业绩展示</w:t>
             </w:r>
           </w:p>
         </w:tc>
@@ -1180,7 +1356,7 @@
           </w:tcPr>
           <w:p>
             <w:r>
-              <w:t>基于历史数据和市场环境的合理收益预期，不承诺收益</w:t>
+              <w:t>历史业绩需注明"过往业绩不代表未来表现"，展示完整业绩区间</w:t>
             </w:r>
           </w:p>
         </w:tc>
@@ -1202,7 +1378,7 @@
           </w:tcPr>
           <w:p>
             <w:r>
-              <w:t>说明产品适合的客户类型和风险承受能力要求</w:t>
+              <w:t>明确产品适合的客户类型、风险承受能力要求、最低投资金额</w:t>
             </w:r>
           </w:p>
         </w:tc>
@@ -1224,7 +1400,29 @@
           </w:tcPr>
           <w:p>
             <w:r>
-              <w:t>募集期、成立条件、开放日安排</w:t>
+              <w:t>募集期、成立条件、开放日安排、信息披露方式</w:t>
+            </w:r>
+          </w:p>
+        </w:tc>
+      </w:tr>
+      <w:tr>
+        <w:tc>
+          <w:tcPr>
+            <w:tcW w:type="dxa" w:w="4320"/>
+          </w:tcPr>
+          <w:p>
+            <w:r>
+              <w:t>冷静期提示</w:t>
+            </w:r>
+          </w:p>
+        </w:tc>
+        <w:tc>
+          <w:tcPr>
+            <w:tcW w:type="dxa" w:w="4320"/>
+          </w:tcPr>
+          <w:p>
+            <w:r>
+              <w:t>私募产品认购后24小时冷静期、回访确认安排</w:t>
             </w:r>
           </w:p>
         </w:tc>
@@ -1278,7 +1476,7 @@
           </w:tcPr>
           <w:p>
             <w:r>
-              <w:t>已准入机构</w:t>
+              <w:t>已准入银行</w:t>
             </w:r>
           </w:p>
         </w:tc>
@@ -1288,7 +1486,7 @@
           </w:tcPr>
           <w:p>
             <w:r>
-              <w:t>直接办理产品准入，调用"资管产品合规模型"确认满足渠道要求</w:t>
+              <w:t>总行/分行准入名单内，直接办理产品准入，满足白名单要求</w:t>
             </w:r>
           </w:p>
         </w:tc>
@@ -1300,7 +1498,7 @@
           </w:tcPr>
           <w:p>
             <w:r>
-              <w:t>新拓展机构</w:t>
+              <w:t>新拓展银行</w:t>
             </w:r>
           </w:p>
         </w:tc>
@@ -1310,7 +1508,7 @@
           </w:tcPr>
           <w:p>
             <w:r>
-              <w:t>先办机构准入（资质审核、尽职调查、协议签署），再办产品准入</w:t>
+              <w:t>先办机构准入（资质审核、尽职调查、协议签署、系统对接），再办产品准入</w:t>
             </w:r>
           </w:p>
         </w:tc>
@@ -1322,7 +1520,7 @@
           </w:tcPr>
           <w:p>
             <w:r>
-              <w:t>银行准入</w:t>
+              <w:t>银行理财子</w:t>
             </w:r>
           </w:p>
         </w:tc>
@@ -1332,7 +1530,7 @@
           </w:tcPr>
           <w:p>
             <w:r>
-              <w:t>总行/分行准入标准、产品白名单要求</w:t>
+              <w:t>满足理财子委外要求、投资范围匹配、费率谈判、投决会审批</w:t>
             </w:r>
           </w:p>
         </w:tc>
@@ -1344,7 +1542,7 @@
           </w:tcPr>
           <w:p>
             <w:r>
-              <w:t>渠道代销</w:t>
+              <w:t>三方财富</w:t>
             </w:r>
           </w:p>
         </w:tc>
@@ -1354,7 +1552,7 @@
           </w:tcPr>
           <w:p>
             <w:r>
-              <w:t>三方财富、互联网平台准入标准、合规要求</w:t>
+              <w:t>准入标准、合规要求、销售协议、培训认证、系统对接</w:t>
             </w:r>
           </w:p>
         </w:tc>
@@ -1366,6 +1564,28 @@
           </w:tcPr>
           <w:p>
             <w:r>
+              <w:t>互联网平台</w:t>
+            </w:r>
+          </w:p>
+        </w:tc>
+        <w:tc>
+          <w:tcPr>
+            <w:tcW w:type="dxa" w:w="4320"/>
+          </w:tcPr>
+          <w:p>
+            <w:r>
+              <w:t>监管许可、合规审查、技术对接、投资者适当性管理</w:t>
+            </w:r>
+          </w:p>
+        </w:tc>
+      </w:tr>
+      <w:tr>
+        <w:tc>
+          <w:tcPr>
+            <w:tcW w:type="dxa" w:w="4320"/>
+          </w:tcPr>
+          <w:p>
+            <w:r>
               <w:t>输出</w:t>
             </w:r>
           </w:p>
@@ -1376,7 +1596,7 @@
           </w:tcPr>
           <w:p>
             <w:r>
-              <w:t>机构准入任务、产品准入确认、合作协议/销售协议</w:t>
+              <w:t>机构准入任务、产品准入确认、合作协议/销售协议/补充协议</w:t>
             </w:r>
           </w:p>
         </w:tc>
@@ -1438,7 +1658,7 @@
           </w:tcPr>
           <w:p>
             <w:r>
-              <w:t>投资范围确认</w:t>
+              <w:t>投资启动</w:t>
             </w:r>
           </w:p>
         </w:tc>
@@ -1448,7 +1668,7 @@
           </w:tcPr>
           <w:p>
             <w:r>
-              <w:t>根据产品合同约定的投资范围，确认可投资标的</w:t>
+              <w:t>产品成立确认、资金到位确认、投资范围确认、投资策略确认</w:t>
             </w:r>
           </w:p>
         </w:tc>
@@ -1470,7 +1690,7 @@
           </w:tcPr>
           <w:p>
             <w:r>
-              <w:t>指令生成、审批、执行、成交确认</w:t>
+              <w:t>投资指令生成、审批流程、交易执行、成交确认、清算交收</w:t>
             </w:r>
           </w:p>
         </w:tc>
@@ -1492,7 +1712,7 @@
           </w:tcPr>
           <w:p>
             <w:r>
-              <w:t>持仓监控、集中度控制、风险敞口管理</w:t>
+              <w:t>持仓监控、集中度控制、风险敞口管理、行业配置调整</w:t>
             </w:r>
           </w:p>
         </w:tc>
@@ -1514,7 +1734,29 @@
           </w:tcPr>
           <w:p>
             <w:r>
-              <w:t>每日估值、净值计算、会计核算</w:t>
+              <w:t>每日估值、净值计算、会计核算、份额登记、费用计提</w:t>
+            </w:r>
+          </w:p>
+        </w:tc>
+      </w:tr>
+      <w:tr>
+        <w:tc>
+          <w:tcPr>
+            <w:tcW w:type="dxa" w:w="4320"/>
+          </w:tcPr>
+          <w:p>
+            <w:r>
+              <w:t>信息披露</w:t>
+            </w:r>
+          </w:p>
+        </w:tc>
+        <w:tc>
+          <w:tcPr>
+            <w:tcW w:type="dxa" w:w="4320"/>
+          </w:tcPr>
+          <w:p>
+            <w:r>
+              <w:t>定期报告编制、重大事项披露、净值披露、临时公告</w:t>
             </w:r>
           </w:p>
         </w:tc>
@@ -1527,136 +1769,6 @@
       </w:pPr>
       <w:r>
         <w:t>10. 风险监测原子模型</w:t>
-      </w:r>
-    </w:p>
-    <w:tbl>
-      <w:tblPr>
-        <w:tblStyle w:val="TableGrid"/>
-        <w:tblW w:type="auto" w:w="0"/>
-        <w:tblLook w:firstColumn="1" w:firstRow="1" w:lastColumn="0" w:lastRow="0" w:noHBand="0" w:noVBand="1" w:val="04A0"/>
-      </w:tblPr>
-      <w:tblGrid>
-        <w:gridCol w:w="4320"/>
-        <w:gridCol w:w="4320"/>
-      </w:tblGrid>
-      <w:tr>
-        <w:tc>
-          <w:tcPr>
-            <w:tcW w:type="dxa" w:w="4320"/>
-          </w:tcPr>
-          <w:p>
-            <w:r>
-              <w:t>监测维度</w:t>
-            </w:r>
-          </w:p>
-        </w:tc>
-        <w:tc>
-          <w:tcPr>
-            <w:tcW w:type="dxa" w:w="4320"/>
-          </w:tcPr>
-          <w:p>
-            <w:r>
-              <w:t>预警标准</w:t>
-            </w:r>
-          </w:p>
-        </w:tc>
-      </w:tr>
-      <w:tr>
-        <w:tc>
-          <w:tcPr>
-            <w:tcW w:type="dxa" w:w="4320"/>
-          </w:tcPr>
-          <w:p>
-            <w:r>
-              <w:t>净值回撤</w:t>
-            </w:r>
-          </w:p>
-        </w:tc>
-        <w:tc>
-          <w:tcPr>
-            <w:tcW w:type="dxa" w:w="4320"/>
-          </w:tcPr>
-          <w:p>
-            <w:r>
-              <w:t>当日回撤≥3%预警、历史最大回撤≥10%预警</w:t>
-            </w:r>
-          </w:p>
-        </w:tc>
-      </w:tr>
-      <w:tr>
-        <w:tc>
-          <w:tcPr>
-            <w:tcW w:type="dxa" w:w="4320"/>
-          </w:tcPr>
-          <w:p>
-            <w:r>
-              <w:t>集中度</w:t>
-            </w:r>
-          </w:p>
-        </w:tc>
-        <w:tc>
-          <w:tcPr>
-            <w:tcW w:type="dxa" w:w="4320"/>
-          </w:tcPr>
-          <w:p>
-            <w:r>
-              <w:t>单一标的持仓比例超限预警、单一行业集中度超限预警</w:t>
-            </w:r>
-          </w:p>
-        </w:tc>
-      </w:tr>
-      <w:tr>
-        <w:tc>
-          <w:tcPr>
-            <w:tcW w:type="dxa" w:w="4320"/>
-          </w:tcPr>
-          <w:p>
-            <w:r>
-              <w:t>流动性</w:t>
-            </w:r>
-          </w:p>
-        </w:tc>
-        <w:tc>
-          <w:tcPr>
-            <w:tcW w:type="dxa" w:w="4320"/>
-          </w:tcPr>
-          <w:p>
-            <w:r>
-              <w:t>流动性覆盖率不足预警、大额赎回预警</w:t>
-            </w:r>
-          </w:p>
-        </w:tc>
-      </w:tr>
-      <w:tr>
-        <w:tc>
-          <w:tcPr>
-            <w:tcW w:type="dxa" w:w="4320"/>
-          </w:tcPr>
-          <w:p>
-            <w:r>
-              <w:t>合规风控线</w:t>
-            </w:r>
-          </w:p>
-        </w:tc>
-        <w:tc>
-          <w:tcPr>
-            <w:tcW w:type="dxa" w:w="4320"/>
-          </w:tcPr>
-          <w:p>
-            <w:r>
-              <w:t>投资范围超限预警、杠杆比例超限预警</w:t>
-            </w:r>
-          </w:p>
-        </w:tc>
-      </w:tr>
-    </w:tbl>
-    <w:p/>
-    <w:p>
-      <w:pPr>
-        <w:pStyle w:val="Heading4"/>
-      </w:pPr>
-      <w:r>
-        <w:t>11. 持续服务原子模型</w:t>
       </w:r>
     </w:p>
     <w:tbl>
@@ -1677,7 +1789,7 @@
           </w:tcPr>
           <w:p>
             <w:r>
-              <w:t>服务类型</w:t>
+              <w:t>监测维度</w:t>
             </w:r>
           </w:p>
         </w:tc>
@@ -1687,7 +1799,7 @@
           </w:tcPr>
           <w:p>
             <w:r>
-              <w:t>触发条件</w:t>
+              <w:t>预警标准</w:t>
             </w:r>
           </w:p>
         </w:tc>
@@ -1697,7 +1809,7 @@
           </w:tcPr>
           <w:p>
             <w:r>
-              <w:t>处理要求</w:t>
+              <w:t>处理机制</w:t>
             </w:r>
           </w:p>
         </w:tc>
@@ -1709,7 +1821,7 @@
           </w:tcPr>
           <w:p>
             <w:r>
-              <w:t>定期报告</w:t>
+              <w:t>净值回撤</w:t>
             </w:r>
           </w:p>
         </w:tc>
@@ -1719,7 +1831,7 @@
           </w:tcPr>
           <w:p>
             <w:r>
-              <w:t>按监管要求和产品合同约定</w:t>
+              <w:t>当日回撤≥3%预警、近一周回撤≥5%预警、历史最大回撤≥10%预警</w:t>
             </w:r>
           </w:p>
         </w:tc>
@@ -1729,7 +1841,7 @@
           </w:tcPr>
           <w:p>
             <w:r>
-              <w:t>季报/年报按时生成并发送</w:t>
+              <w:t>自动报警→投资经理说明→风控复核→客户沟通预案</w:t>
             </w:r>
           </w:p>
         </w:tc>
@@ -1741,7 +1853,7 @@
           </w:tcPr>
           <w:p>
             <w:r>
-              <w:t>净值波动沟通</w:t>
+              <w:t>集中度风险</w:t>
             </w:r>
           </w:p>
         </w:tc>
@@ -1751,7 +1863,7 @@
           </w:tcPr>
           <w:p>
             <w:r>
-              <w:t>当日净值回撤≥3%或历史回撤≥10%</w:t>
+              <w:t>单一标的持仓≥10%预警、单一行业≥30%预警、关联方合并计算</w:t>
             </w:r>
           </w:p>
         </w:tc>
@@ -1761,7 +1873,7 @@
           </w:tcPr>
           <w:p>
             <w:r>
-              <w:t>主动沟通客户，解释原因和应对措施</w:t>
+              <w:t>超限预警→强制减仓→合规报告</w:t>
             </w:r>
           </w:p>
         </w:tc>
@@ -1773,7 +1885,7 @@
           </w:tcPr>
           <w:p>
             <w:r>
-              <w:t>重大变化沟通</w:t>
+              <w:t>流动性风险</w:t>
             </w:r>
           </w:p>
         </w:tc>
@@ -1783,7 +1895,7 @@
           </w:tcPr>
           <w:p>
             <w:r>
-              <w:t>投资经理变更、投资策略调整、产品要素变更</w:t>
+              <w:t>流动性覆盖率&lt;120%预警、大额赎回≥产品规模20%预警</w:t>
             </w:r>
           </w:p>
         </w:tc>
@@ -1793,7 +1905,7 @@
           </w:tcPr>
           <w:p>
             <w:r>
-              <w:t>及时通知客户，获取确认</w:t>
+              <w:t>流动性预案启动→暂停赎回→资产变现安排</w:t>
             </w:r>
           </w:p>
         </w:tc>
@@ -1805,7 +1917,7 @@
           </w:tcPr>
           <w:p>
             <w:r>
-              <w:t>大额赎回沟通</w:t>
+              <w:t>合规风控线</w:t>
             </w:r>
           </w:p>
         </w:tc>
@@ -1815,7 +1927,7 @@
           </w:tcPr>
           <w:p>
             <w:r>
-              <w:t>单笔赎回≥产品规模30%或客户月赎回≥30%</w:t>
+              <w:t>投资范围超限、杠杆比例超限、投资限制违反</w:t>
             </w:r>
           </w:p>
         </w:tc>
@@ -1825,7 +1937,7 @@
           </w:tcPr>
           <w:p>
             <w:r>
-              <w:t>主动沟通，了解原因，挽留或安排流动性</w:t>
+              <w:t>立即制止→合规报告→监管报告（如需要）</w:t>
             </w:r>
           </w:p>
         </w:tc>
@@ -1837,7 +1949,7 @@
           </w:tcPr>
           <w:p>
             <w:r>
-              <w:t>客户咨询响应</w:t>
+              <w:t>信用风险</w:t>
             </w:r>
           </w:p>
         </w:tc>
@@ -1847,7 +1959,7 @@
           </w:tcPr>
           <w:p>
             <w:r>
-              <w:t>客户主动咨询</w:t>
+              <w:t>持仓债券信用评级下调、发行人负面舆情</w:t>
             </w:r>
           </w:p>
         </w:tc>
@@ -1857,7 +1969,7 @@
           </w:tcPr>
           <w:p>
             <w:r>
-              <w:t>24小时内响应，专业解答</w:t>
+              <w:t>信用评估→减仓建议→风险预案</w:t>
             </w:r>
           </w:p>
         </w:tc>
@@ -1866,18 +1978,10 @@
     <w:p/>
     <w:p>
       <w:pPr>
-        <w:pStyle w:val="Heading3"/>
-      </w:pPr>
-      <w:r>
-        <w:t>监督和计量原子模型</w:t>
-      </w:r>
-    </w:p>
-    <w:p>
-      <w:pPr>
         <w:pStyle w:val="Heading4"/>
       </w:pPr>
       <w:r>
-        <w:t>12. 资管产品合规模型</w:t>
+        <w:t>11. 持续服务原子模型</w:t>
       </w:r>
     </w:p>
     <w:tbl>
@@ -1887,27 +1991,49 @@
         <w:tblLook w:firstColumn="1" w:firstRow="1" w:lastColumn="0" w:lastRow="0" w:noHBand="0" w:noVBand="1" w:val="04A0"/>
       </w:tblPr>
       <w:tblGrid>
-        <w:gridCol w:w="4320"/>
-        <w:gridCol w:w="4320"/>
+        <w:gridCol w:w="2160"/>
+        <w:gridCol w:w="2160"/>
+        <w:gridCol w:w="2160"/>
+        <w:gridCol w:w="2160"/>
       </w:tblGrid>
       <w:tr>
         <w:tc>
           <w:tcPr>
-            <w:tcW w:type="dxa" w:w="4320"/>
-          </w:tcPr>
-          <w:p>
-            <w:r>
-              <w:t>合规维度</w:t>
-            </w:r>
-          </w:p>
-        </w:tc>
-        <w:tc>
-          <w:tcPr>
-            <w:tcW w:type="dxa" w:w="4320"/>
-          </w:tcPr>
-          <w:p>
-            <w:r>
-              <w:t>具体要求</w:t>
+            <w:tcW w:type="dxa" w:w="2160"/>
+          </w:tcPr>
+          <w:p>
+            <w:r>
+              <w:t>服务类型</w:t>
+            </w:r>
+          </w:p>
+        </w:tc>
+        <w:tc>
+          <w:tcPr>
+            <w:tcW w:type="dxa" w:w="2160"/>
+          </w:tcPr>
+          <w:p>
+            <w:r>
+              <w:t>触发条件</w:t>
+            </w:r>
+          </w:p>
+        </w:tc>
+        <w:tc>
+          <w:tcPr>
+            <w:tcW w:type="dxa" w:w="2160"/>
+          </w:tcPr>
+          <w:p>
+            <w:r>
+              <w:t>处理要求</w:t>
+            </w:r>
+          </w:p>
+        </w:tc>
+        <w:tc>
+          <w:tcPr>
+            <w:tcW w:type="dxa" w:w="2160"/>
+          </w:tcPr>
+          <w:p>
+            <w:r>
+              <w:t>负责角色</w:t>
             </w:r>
           </w:p>
         </w:tc>
@@ -1915,21 +2041,41 @@
       <w:tr>
         <w:tc>
           <w:tcPr>
-            <w:tcW w:type="dxa" w:w="4320"/>
-          </w:tcPr>
-          <w:p>
-            <w:r>
-              <w:t>宣传内容合规</w:t>
-            </w:r>
-          </w:p>
-        </w:tc>
-        <w:tc>
-          <w:tcPr>
-            <w:tcW w:type="dxa" w:w="4320"/>
-          </w:tcPr>
-          <w:p>
-            <w:r>
-              <w:t>不得公开宣传产品收益率、不得承诺保本保收益、不得使用极端词汇</w:t>
+            <w:tcW w:type="dxa" w:w="2160"/>
+          </w:tcPr>
+          <w:p>
+            <w:r>
+              <w:t>定期报告</w:t>
+            </w:r>
+          </w:p>
+        </w:tc>
+        <w:tc>
+          <w:tcPr>
+            <w:tcW w:type="dxa" w:w="2160"/>
+          </w:tcPr>
+          <w:p>
+            <w:r>
+              <w:t>按监管要求（季报/年报）和产品合同约定</w:t>
+            </w:r>
+          </w:p>
+        </w:tc>
+        <w:tc>
+          <w:tcPr>
+            <w:tcW w:type="dxa" w:w="2160"/>
+          </w:tcPr>
+          <w:p>
+            <w:r>
+              <w:t>按时编制、审核、披露、发送客户</w:t>
+            </w:r>
+          </w:p>
+        </w:tc>
+        <w:tc>
+          <w:tcPr>
+            <w:tcW w:type="dxa" w:w="2160"/>
+          </w:tcPr>
+          <w:p>
+            <w:r>
+              <w:t>信息披露岗</w:t>
             </w:r>
           </w:p>
         </w:tc>
@@ -1937,21 +2083,41 @@
       <w:tr>
         <w:tc>
           <w:tcPr>
-            <w:tcW w:type="dxa" w:w="4320"/>
-          </w:tcPr>
-          <w:p>
-            <w:r>
-              <w:t>合格投资者</w:t>
-            </w:r>
-          </w:p>
-        </w:tc>
-        <w:tc>
-          <w:tcPr>
-            <w:tcW w:type="dxa" w:w="4320"/>
-          </w:tcPr>
-          <w:p>
-            <w:r>
-              <w:t>金融资产≥300万/近3年年均收入≥50万/家庭金融总资产≥500万；投资经验满2年</w:t>
+            <w:tcW w:type="dxa" w:w="2160"/>
+          </w:tcPr>
+          <w:p>
+            <w:r>
+              <w:t>净值波动沟通</w:t>
+            </w:r>
+          </w:p>
+        </w:tc>
+        <w:tc>
+          <w:tcPr>
+            <w:tcW w:type="dxa" w:w="2160"/>
+          </w:tcPr>
+          <w:p>
+            <w:r>
+              <w:t>当日净值回撤≥3%或近一周≥5%</w:t>
+            </w:r>
+          </w:p>
+        </w:tc>
+        <w:tc>
+          <w:tcPr>
+            <w:tcW w:type="dxa" w:w="2160"/>
+          </w:tcPr>
+          <w:p>
+            <w:r>
+              <w:t>24小时内主动沟通客户，解释原因和应对措施</w:t>
+            </w:r>
+          </w:p>
+        </w:tc>
+        <w:tc>
+          <w:tcPr>
+            <w:tcW w:type="dxa" w:w="2160"/>
+          </w:tcPr>
+          <w:p>
+            <w:r>
+              <w:t>客户经理/投资经理</w:t>
             </w:r>
           </w:p>
         </w:tc>
@@ -1959,21 +2125,41 @@
       <w:tr>
         <w:tc>
           <w:tcPr>
-            <w:tcW w:type="dxa" w:w="4320"/>
-          </w:tcPr>
-          <w:p>
-            <w:r>
-              <w:t>风险揭示</w:t>
-            </w:r>
-          </w:p>
-        </w:tc>
-        <w:tc>
-          <w:tcPr>
-            <w:tcW w:type="dxa" w:w="4320"/>
-          </w:tcPr>
-          <w:p>
-            <w:r>
-              <w:t>销售前需充分揭示产品风险，确保投资者签署风险揭示书</w:t>
+            <w:tcW w:type="dxa" w:w="2160"/>
+          </w:tcPr>
+          <w:p>
+            <w:r>
+              <w:t>重大变化沟通</w:t>
+            </w:r>
+          </w:p>
+        </w:tc>
+        <w:tc>
+          <w:tcPr>
+            <w:tcW w:type="dxa" w:w="2160"/>
+          </w:tcPr>
+          <w:p>
+            <w:r>
+              <w:t>投资经理变更、投资策略调整、产品要素变更、费率调整</w:t>
+            </w:r>
+          </w:p>
+        </w:tc>
+        <w:tc>
+          <w:tcPr>
+            <w:tcW w:type="dxa" w:w="2160"/>
+          </w:tcPr>
+          <w:p>
+            <w:r>
+              <w:t>提前通知客户，获取书面确认，安排开放退出</w:t>
+            </w:r>
+          </w:p>
+        </w:tc>
+        <w:tc>
+          <w:tcPr>
+            <w:tcW w:type="dxa" w:w="2160"/>
+          </w:tcPr>
+          <w:p>
+            <w:r>
+              <w:t>产品运营岗</w:t>
             </w:r>
           </w:p>
         </w:tc>
@@ -1981,21 +2167,41 @@
       <w:tr>
         <w:tc>
           <w:tcPr>
-            <w:tcW w:type="dxa" w:w="4320"/>
-          </w:tcPr>
-          <w:p>
-            <w:r>
-              <w:t>适当性匹配</w:t>
-            </w:r>
-          </w:p>
-        </w:tc>
-        <w:tc>
-          <w:tcPr>
-            <w:tcW w:type="dxa" w:w="4320"/>
-          </w:tcPr>
-          <w:p>
-            <w:r>
-              <w:t>产品风险等级需与投资者风险承受能力相匹配</w:t>
+            <w:tcW w:type="dxa" w:w="2160"/>
+          </w:tcPr>
+          <w:p>
+            <w:r>
+              <w:t>大额赎回沟通</w:t>
+            </w:r>
+          </w:p>
+        </w:tc>
+        <w:tc>
+          <w:tcPr>
+            <w:tcW w:type="dxa" w:w="2160"/>
+          </w:tcPr>
+          <w:p>
+            <w:r>
+              <w:t>单笔赎回≥产品规模10%或客户月累计赎回≥30%</w:t>
+            </w:r>
+          </w:p>
+        </w:tc>
+        <w:tc>
+          <w:tcPr>
+            <w:tcW w:type="dxa" w:w="2160"/>
+          </w:tcPr>
+          <w:p>
+            <w:r>
+              <w:t>主动沟通了解原因，挽留或安排流动性，预警剩余投资者</w:t>
+            </w:r>
+          </w:p>
+        </w:tc>
+        <w:tc>
+          <w:tcPr>
+            <w:tcW w:type="dxa" w:w="2160"/>
+          </w:tcPr>
+          <w:p>
+            <w:r>
+              <w:t>客户经理/流动性管理岗</w:t>
             </w:r>
           </w:p>
         </w:tc>
@@ -2003,21 +2209,83 @@
       <w:tr>
         <w:tc>
           <w:tcPr>
-            <w:tcW w:type="dxa" w:w="4320"/>
-          </w:tcPr>
-          <w:p>
-            <w:r>
-              <w:t>购买回访</w:t>
-            </w:r>
-          </w:p>
-        </w:tc>
-        <w:tc>
-          <w:tcPr>
-            <w:tcW w:type="dxa" w:w="4320"/>
-          </w:tcPr>
-          <w:p>
-            <w:r>
-              <w:t>私募产品签约24小时内购买意愿再确认</w:t>
+            <w:tcW w:type="dxa" w:w="2160"/>
+          </w:tcPr>
+          <w:p>
+            <w:r>
+              <w:t>客户咨询响应</w:t>
+            </w:r>
+          </w:p>
+        </w:tc>
+        <w:tc>
+          <w:tcPr>
+            <w:tcW w:type="dxa" w:w="2160"/>
+          </w:tcPr>
+          <w:p>
+            <w:r>
+              <w:t>客户主动咨询产品情况、投资策略、市场观点</w:t>
+            </w:r>
+          </w:p>
+        </w:tc>
+        <w:tc>
+          <w:tcPr>
+            <w:tcW w:type="dxa" w:w="2160"/>
+          </w:tcPr>
+          <w:p>
+            <w:r>
+              <w:t>24小时内响应，专业解答，记录归档</w:t>
+            </w:r>
+          </w:p>
+        </w:tc>
+        <w:tc>
+          <w:tcPr>
+            <w:tcW w:type="dxa" w:w="2160"/>
+          </w:tcPr>
+          <w:p>
+            <w:r>
+              <w:t>客户经理</w:t>
+            </w:r>
+          </w:p>
+        </w:tc>
+      </w:tr>
+      <w:tr>
+        <w:tc>
+          <w:tcPr>
+            <w:tcW w:type="dxa" w:w="2160"/>
+          </w:tcPr>
+          <w:p>
+            <w:r>
+              <w:t>投诉处理</w:t>
+            </w:r>
+          </w:p>
+        </w:tc>
+        <w:tc>
+          <w:tcPr>
+            <w:tcW w:type="dxa" w:w="2160"/>
+          </w:tcPr>
+          <w:p>
+            <w:r>
+              <w:t>客户投诉产品或服务</w:t>
+            </w:r>
+          </w:p>
+        </w:tc>
+        <w:tc>
+          <w:tcPr>
+            <w:tcW w:type="dxa" w:w="2160"/>
+          </w:tcPr>
+          <w:p>
+            <w:r>
+              <w:t>2小时内响应，48小时给出解决方案，全程留痕</w:t>
+            </w:r>
+          </w:p>
+        </w:tc>
+        <w:tc>
+          <w:tcPr>
+            <w:tcW w:type="dxa" w:w="2160"/>
+          </w:tcPr>
+          <w:p>
+            <w:r>
+              <w:t>客服/合规岗</w:t>
             </w:r>
           </w:p>
         </w:tc>
@@ -2026,184 +2294,18 @@
     <w:p/>
     <w:p>
       <w:pPr>
-        <w:pStyle w:val="Heading4"/>
+        <w:pStyle w:val="Heading3"/>
       </w:pPr>
       <w:r>
-        <w:t>13. 监督模型</w:t>
-      </w:r>
-    </w:p>
-    <w:tbl>
-      <w:tblPr>
-        <w:tblStyle w:val="TableGrid"/>
-        <w:tblW w:type="auto" w:w="0"/>
-        <w:tblLook w:firstColumn="1" w:firstRow="1" w:lastColumn="0" w:lastRow="0" w:noHBand="0" w:noVBand="1" w:val="04A0"/>
-      </w:tblPr>
-      <w:tblGrid>
-        <w:gridCol w:w="4320"/>
-        <w:gridCol w:w="4320"/>
-      </w:tblGrid>
-      <w:tr>
-        <w:tc>
-          <w:tcPr>
-            <w:tcW w:type="dxa" w:w="4320"/>
-          </w:tcPr>
-          <w:p>
-            <w:r>
-              <w:t>监督维度</w:t>
-            </w:r>
-          </w:p>
-        </w:tc>
-        <w:tc>
-          <w:tcPr>
-            <w:tcW w:type="dxa" w:w="4320"/>
-          </w:tcPr>
-          <w:p>
-            <w:r>
-              <w:t>内容</w:t>
-            </w:r>
-          </w:p>
-        </w:tc>
-      </w:tr>
-      <w:tr>
-        <w:tc>
-          <w:tcPr>
-            <w:tcW w:type="dxa" w:w="4320"/>
-          </w:tcPr>
-          <w:p>
-            <w:r>
-              <w:t>进度管控</w:t>
-            </w:r>
-          </w:p>
-        </w:tc>
-        <w:tc>
-          <w:tcPr>
-            <w:tcW w:type="dxa" w:w="4320"/>
-          </w:tcPr>
-          <w:p>
-            <w:r>
-              <w:t>任务进度跟踪、节点检查、延期预警</w:t>
-            </w:r>
-          </w:p>
-        </w:tc>
-      </w:tr>
-      <w:tr>
-        <w:tc>
-          <w:tcPr>
-            <w:tcW w:type="dxa" w:w="4320"/>
-          </w:tcPr>
-          <w:p>
-            <w:r>
-              <w:t>质量检查</w:t>
-            </w:r>
-          </w:p>
-        </w:tc>
-        <w:tc>
-          <w:tcPr>
-            <w:tcW w:type="dxa" w:w="4320"/>
-          </w:tcPr>
-          <w:p>
-            <w:r>
-              <w:t>输出物质量审核、合规检查</w:t>
-            </w:r>
-          </w:p>
-        </w:tc>
-      </w:tr>
-      <w:tr>
-        <w:tc>
-          <w:tcPr>
-            <w:tcW w:type="dxa" w:w="4320"/>
-          </w:tcPr>
-          <w:p>
-            <w:r>
-              <w:t>合规留痕</w:t>
-            </w:r>
-          </w:p>
-        </w:tc>
-        <w:tc>
-          <w:tcPr>
-            <w:tcW w:type="dxa" w:w="4320"/>
-          </w:tcPr>
-          <w:p>
-            <w:r>
-              <w:t>全过程留痕、可追溯</w:t>
-            </w:r>
-          </w:p>
-        </w:tc>
-      </w:tr>
-      <w:tr>
-        <w:tc>
-          <w:tcPr>
-            <w:tcW w:type="dxa" w:w="4320"/>
-          </w:tcPr>
-          <w:p>
-            <w:r>
-              <w:t>异常报警</w:t>
-            </w:r>
-          </w:p>
-        </w:tc>
-        <w:tc>
-          <w:tcPr>
-            <w:tcW w:type="dxa" w:w="4320"/>
-          </w:tcPr>
-          <w:p>
-            <w:r>
-              <w:t>异常情况自动识别、分级报警</w:t>
-            </w:r>
-          </w:p>
-        </w:tc>
-      </w:tr>
-      <w:tr>
-        <w:tc>
-          <w:tcPr>
-            <w:tcW w:type="dxa" w:w="4320"/>
-          </w:tcPr>
-          <w:p>
-            <w:r>
-              <w:t>推进督促</w:t>
-            </w:r>
-          </w:p>
-        </w:tc>
-        <w:tc>
-          <w:tcPr>
-            <w:tcW w:type="dxa" w:w="4320"/>
-          </w:tcPr>
-          <w:p>
-            <w:r>
-              <w:t>任务滞留自动督促、升级处理</w:t>
-            </w:r>
-          </w:p>
-        </w:tc>
-      </w:tr>
-      <w:tr>
-        <w:tc>
-          <w:tcPr>
-            <w:tcW w:type="dxa" w:w="4320"/>
-          </w:tcPr>
-          <w:p>
-            <w:r>
-              <w:t>计量核算</w:t>
-            </w:r>
-          </w:p>
-        </w:tc>
-        <w:tc>
-          <w:tcPr>
-            <w:tcW w:type="dxa" w:w="4320"/>
-          </w:tcPr>
-          <w:p>
-            <w:r>
-              <w:t>贡献计量、绩效核算、分配确认</w:t>
-            </w:r>
-          </w:p>
-        </w:tc>
-      </w:tr>
-    </w:tbl>
-    <w:p/>
+        <w:t>监督和计量原子模型</w:t>
+      </w:r>
+    </w:p>
     <w:p>
       <w:pPr>
         <w:pStyle w:val="Heading4"/>
       </w:pPr>
       <w:r>
-        <w:t>14. 资管产品员工贡献计量分配原子模型</w:t>
+        <w:t>12. 资管产品合规模型</w:t>
       </w:r>
     </w:p>
     <w:tbl>
@@ -2224,7 +2326,7 @@
           </w:tcPr>
           <w:p>
             <w:r>
-              <w:t>角色</w:t>
+              <w:t>合规维度</w:t>
             </w:r>
           </w:p>
         </w:tc>
@@ -2234,7 +2336,7 @@
           </w:tcPr>
           <w:p>
             <w:r>
-              <w:t>计提范围</w:t>
+              <w:t>具体要求</w:t>
             </w:r>
           </w:p>
         </w:tc>
@@ -2244,7 +2346,7 @@
           </w:tcPr>
           <w:p>
             <w:r>
-              <w:t>约束条件</w:t>
+              <w:t>违规后果</w:t>
             </w:r>
           </w:p>
         </w:tc>
@@ -2256,7 +2358,7 @@
           </w:tcPr>
           <w:p>
             <w:r>
-              <w:t>产品引入人员</w:t>
+              <w:t>宣传合规</w:t>
             </w:r>
           </w:p>
         </w:tc>
@@ -2266,7 +2368,7 @@
           </w:tcPr>
           <w:p>
             <w:r>
-              <w:t>按基准0%-10%·超额0%-50%</w:t>
+              <w:t>不得公开宣传产品收益率、不得承诺保本保收益、不得使用"安全""保证""无风险"等词汇、不得夸大宣传</w:t>
             </w:r>
           </w:p>
         </w:tc>
@@ -2276,7 +2378,7 @@
           </w:tcPr>
           <w:p>
             <w:r>
-              <w:t>都不超0%/都超10%/超额报酬+管理人配套超5%超额部分：50%</w:t>
+              <w:t>责令整改、暂停销售、监管处罚</w:t>
             </w:r>
           </w:p>
         </w:tc>
@@ -2288,7 +2390,7 @@
           </w:tcPr>
           <w:p>
             <w:r>
-              <w:t>产品销售人员</w:t>
+              <w:t>合格投资者</w:t>
             </w:r>
           </w:p>
         </w:tc>
@@ -2298,7 +2400,7 @@
           </w:tcPr>
           <w:p>
             <w:r>
-              <w:t>按基准0%-80%·超额0%-45%</w:t>
+              <w:t>金融资产≥300万/近3年年均收入≥50万/家庭金融总资产≥500万；投资经验满2年；风险测评有效期≤3年</w:t>
             </w:r>
           </w:p>
         </w:tc>
@@ -2308,7 +2410,7 @@
           </w:tcPr>
           <w:p>
             <w:r>
-              <w:t>介绍客户：基准24%/超额13.5%；产品讲解：基准10%/超额5.6%；营销服务：基准46%/超额25.9%</w:t>
+              <w:t>销售无效、责令清退、监管处罚</w:t>
             </w:r>
           </w:p>
         </w:tc>
@@ -2320,7 +2422,7 @@
           </w:tcPr>
           <w:p>
             <w:r>
-              <w:t>产品售后人员</w:t>
+              <w:t>风险揭示</w:t>
             </w:r>
           </w:p>
         </w:tc>
@@ -2330,7 +2432,7 @@
           </w:tcPr>
           <w:p>
             <w:r>
-              <w:t>按基准0%-10%·超额0%-5%</w:t>
+              <w:t>销售前充分揭示产品风险，确保投资者签署风险揭示书；揭示书内容与产品实际风险一致</w:t>
             </w:r>
           </w:p>
         </w:tc>
@@ -2340,7 +2442,7 @@
           </w:tcPr>
           <w:p>
             <w:r>
-              <w:t>按基准：按时10%/超期已完成5%/超期未完成0%；超额部分：按时5%/超期已完成2.5%/超期未完成0%</w:t>
+              <w:t>销售无效、民事赔偿、监管处罚</w:t>
             </w:r>
           </w:p>
         </w:tc>
@@ -2352,7 +2454,7 @@
           </w:tcPr>
           <w:p>
             <w:r>
-              <w:t>投资经理</w:t>
+              <w:t>适当性匹配</w:t>
             </w:r>
           </w:p>
         </w:tc>
@@ -2362,7 +2464,7 @@
           </w:tcPr>
           <w:p>
             <w:r>
-              <w:t>管理费+超额报酬</w:t>
+              <w:t>产品风险等级与客户风险承受能力匹配，不允许向下错配；错配需特殊审批并留痕</w:t>
             </w:r>
           </w:p>
         </w:tc>
@@ -2372,7 +2474,7 @@
           </w:tcPr>
           <w:p>
             <w:r>
-              <w:t>浮动分成，业绩好拿得多</w:t>
+              <w:t>责令整改、暂停销售、内部问责</w:t>
             </w:r>
           </w:p>
         </w:tc>
@@ -2384,7 +2486,7 @@
           </w:tcPr>
           <w:p>
             <w:r>
-              <w:t>平台运营方</w:t>
+              <w:t>购买回访</w:t>
             </w:r>
           </w:p>
         </w:tc>
@@ -2394,7 +2496,7 @@
           </w:tcPr>
           <w:p>
             <w:r>
-              <w:t>平台服务费率</w:t>
+              <w:t>私募产品签约24小时内购买意愿再确认；回访录音保存≥20年</w:t>
             </w:r>
           </w:p>
         </w:tc>
@@ -2404,7 +2506,71 @@
           </w:tcPr>
           <w:p>
             <w:r>
-              <w:t>从产品收入中提取，固定比例</w:t>
+              <w:t>销售无效、责令整改</w:t>
+            </w:r>
+          </w:p>
+        </w:tc>
+      </w:tr>
+      <w:tr>
+        <w:tc>
+          <w:tcPr>
+            <w:tcW w:type="dxa" w:w="2880"/>
+          </w:tcPr>
+          <w:p>
+            <w:r>
+              <w:t>信息披露</w:t>
+            </w:r>
+          </w:p>
+        </w:tc>
+        <w:tc>
+          <w:tcPr>
+            <w:tcW w:type="dxa" w:w="2880"/>
+          </w:tcPr>
+          <w:p>
+            <w:r>
+              <w:t>按监管要求披露产品净值、定期报告、重大事项；披露及时、准确、完整</w:t>
+            </w:r>
+          </w:p>
+        </w:tc>
+        <w:tc>
+          <w:tcPr>
+            <w:tcW w:type="dxa" w:w="2880"/>
+          </w:tcPr>
+          <w:p>
+            <w:r>
+              <w:t>责令整改、监管处罚、暂停业务</w:t>
+            </w:r>
+          </w:p>
+        </w:tc>
+      </w:tr>
+      <w:tr>
+        <w:tc>
+          <w:tcPr>
+            <w:tcW w:type="dxa" w:w="2880"/>
+          </w:tcPr>
+          <w:p>
+            <w:r>
+              <w:t>投资运作合规</w:t>
+            </w:r>
+          </w:p>
+        </w:tc>
+        <w:tc>
+          <w:tcPr>
+            <w:tcW w:type="dxa" w:w="2880"/>
+          </w:tcPr>
+          <w:p>
+            <w:r>
+              <w:t>投资范围符合合同约定、投资比例符合限制、杠杆比例符合监管要求</w:t>
+            </w:r>
+          </w:p>
+        </w:tc>
+        <w:tc>
+          <w:tcPr>
+            <w:tcW w:type="dxa" w:w="2880"/>
+          </w:tcPr>
+          <w:p>
+            <w:r>
+              <w:t>责令整改、监管处罚、暂停业务</w:t>
             </w:r>
           </w:p>
         </w:tc>
@@ -2412,16 +2578,11 @@
     </w:tbl>
     <w:p/>
     <w:p>
-      <w:r>
-        <w:t>**统一约束：** 举手之后未达80%扣20%提成</w:t>
-      </w:r>
-    </w:p>
-    <w:p>
       <w:pPr>
         <w:pStyle w:val="Heading4"/>
       </w:pPr>
       <w:r>
-        <w:t>15. 资管产品总绩效计量原子模型</w:t>
+        <w:t>13. 监督模型</w:t>
       </w:r>
     </w:p>
     <w:tbl>
@@ -2431,38 +2592,49 @@
         <w:tblLook w:firstColumn="1" w:firstRow="1" w:lastColumn="0" w:lastRow="0" w:noHBand="0" w:noVBand="1" w:val="04A0"/>
       </w:tblPr>
       <w:tblGrid>
-        <w:gridCol w:w="2880"/>
-        <w:gridCol w:w="2880"/>
-        <w:gridCol w:w="2880"/>
+        <w:gridCol w:w="2160"/>
+        <w:gridCol w:w="2160"/>
+        <w:gridCol w:w="2160"/>
+        <w:gridCol w:w="2160"/>
       </w:tblGrid>
       <w:tr>
         <w:tc>
           <w:tcPr>
-            <w:tcW w:type="dxa" w:w="2880"/>
-          </w:tcPr>
-          <w:p>
-            <w:r>
-              <w:t>收入类型</w:t>
-            </w:r>
-          </w:p>
-        </w:tc>
-        <w:tc>
-          <w:tcPr>
-            <w:tcW w:type="dxa" w:w="2880"/>
-          </w:tcPr>
-          <w:p>
-            <w:r>
-              <w:t>提成比例</w:t>
-            </w:r>
-          </w:p>
-        </w:tc>
-        <w:tc>
-          <w:tcPr>
-            <w:tcW w:type="dxa" w:w="2880"/>
-          </w:tcPr>
-          <w:p>
-            <w:r>
-              <w:t>补贴比例</w:t>
+            <w:tcW w:type="dxa" w:w="2160"/>
+          </w:tcPr>
+          <w:p>
+            <w:r>
+              <w:t>监督维度</w:t>
+            </w:r>
+          </w:p>
+        </w:tc>
+        <w:tc>
+          <w:tcPr>
+            <w:tcW w:type="dxa" w:w="2160"/>
+          </w:tcPr>
+          <w:p>
+            <w:r>
+              <w:t>监督内容</w:t>
+            </w:r>
+          </w:p>
+        </w:tc>
+        <w:tc>
+          <w:tcPr>
+            <w:tcW w:type="dxa" w:w="2160"/>
+          </w:tcPr>
+          <w:p>
+            <w:r>
+              <w:t>监督方式</w:t>
+            </w:r>
+          </w:p>
+        </w:tc>
+        <w:tc>
+          <w:tcPr>
+            <w:tcW w:type="dxa" w:w="2160"/>
+          </w:tcPr>
+          <w:p>
+            <w:r>
+              <w:t>输出</w:t>
             </w:r>
           </w:p>
         </w:tc>
@@ -2470,31 +2642,41 @@
       <w:tr>
         <w:tc>
           <w:tcPr>
-            <w:tcW w:type="dxa" w:w="2880"/>
-          </w:tcPr>
-          <w:p>
-            <w:r>
-              <w:t>管理费收入</w:t>
-            </w:r>
-          </w:p>
-        </w:tc>
-        <w:tc>
-          <w:tcPr>
-            <w:tcW w:type="dxa" w:w="2880"/>
-          </w:tcPr>
-          <w:p>
-            <w:r>
-              <w:t>20%</w:t>
-            </w:r>
-          </w:p>
-        </w:tc>
-        <w:tc>
-          <w:tcPr>
-            <w:tcW w:type="dxa" w:w="2880"/>
-          </w:tcPr>
-          <w:p>
-            <w:r>
-              <w:t>10%</w:t>
+            <w:tcW w:type="dxa" w:w="2160"/>
+          </w:tcPr>
+          <w:p>
+            <w:r>
+              <w:t>进度管控</w:t>
+            </w:r>
+          </w:p>
+        </w:tc>
+        <w:tc>
+          <w:tcPr>
+            <w:tcW w:type="dxa" w:w="2160"/>
+          </w:tcPr>
+          <w:p>
+            <w:r>
+              <w:t>任务进度跟踪、节点检查、延期预警</w:t>
+            </w:r>
+          </w:p>
+        </w:tc>
+        <w:tc>
+          <w:tcPr>
+            <w:tcW w:type="dxa" w:w="2160"/>
+          </w:tcPr>
+          <w:p>
+            <w:r>
+              <w:t>系统实时监控、自动提醒</w:t>
+            </w:r>
+          </w:p>
+        </w:tc>
+        <w:tc>
+          <w:tcPr>
+            <w:tcW w:type="dxa" w:w="2160"/>
+          </w:tcPr>
+          <w:p>
+            <w:r>
+              <w:t>进度报告、延期预警单</w:t>
             </w:r>
           </w:p>
         </w:tc>
@@ -2502,31 +2684,41 @@
       <w:tr>
         <w:tc>
           <w:tcPr>
-            <w:tcW w:type="dxa" w:w="2880"/>
-          </w:tcPr>
-          <w:p>
-            <w:r>
-              <w:t>交易佣金</w:t>
-            </w:r>
-          </w:p>
-        </w:tc>
-        <w:tc>
-          <w:tcPr>
-            <w:tcW w:type="dxa" w:w="2880"/>
-          </w:tcPr>
-          <w:p>
-            <w:r>
-              <w:t>20%×(交易佣金率-0.0001)</w:t>
-            </w:r>
-          </w:p>
-        </w:tc>
-        <w:tc>
-          <w:tcPr>
-            <w:tcW w:type="dxa" w:w="2880"/>
-          </w:tcPr>
-          <w:p>
-            <w:r>
-              <w:t>—</w:t>
+            <w:tcW w:type="dxa" w:w="2160"/>
+          </w:tcPr>
+          <w:p>
+            <w:r>
+              <w:t>质量检查</w:t>
+            </w:r>
+          </w:p>
+        </w:tc>
+        <w:tc>
+          <w:tcPr>
+            <w:tcW w:type="dxa" w:w="2160"/>
+          </w:tcPr>
+          <w:p>
+            <w:r>
+              <w:t>输出物质量审核、合规检查、完整性验证</w:t>
+            </w:r>
+          </w:p>
+        </w:tc>
+        <w:tc>
+          <w:tcPr>
+            <w:tcW w:type="dxa" w:w="2160"/>
+          </w:tcPr>
+          <w:p>
+            <w:r>
+              <w:t>AI自动检查+人工复核</w:t>
+            </w:r>
+          </w:p>
+        </w:tc>
+        <w:tc>
+          <w:tcPr>
+            <w:tcW w:type="dxa" w:w="2160"/>
+          </w:tcPr>
+          <w:p>
+            <w:r>
+              <w:t>质量检查报告</w:t>
             </w:r>
           </w:p>
         </w:tc>
@@ -2534,31 +2726,41 @@
       <w:tr>
         <w:tc>
           <w:tcPr>
-            <w:tcW w:type="dxa" w:w="2880"/>
-          </w:tcPr>
-          <w:p>
-            <w:r>
-              <w:t>超额报酬收入</w:t>
-            </w:r>
-          </w:p>
-        </w:tc>
-        <w:tc>
-          <w:tcPr>
-            <w:tcW w:type="dxa" w:w="2880"/>
-          </w:tcPr>
-          <w:p>
-            <w:r>
-              <w:t>20%</w:t>
-            </w:r>
-          </w:p>
-        </w:tc>
-        <w:tc>
-          <w:tcPr>
-            <w:tcW w:type="dxa" w:w="2880"/>
-          </w:tcPr>
-          <w:p>
-            <w:r>
-              <w:t>10%</w:t>
+            <w:tcW w:type="dxa" w:w="2160"/>
+          </w:tcPr>
+          <w:p>
+            <w:r>
+              <w:t>合规留痕</w:t>
+            </w:r>
+          </w:p>
+        </w:tc>
+        <w:tc>
+          <w:tcPr>
+            <w:tcW w:type="dxa" w:w="2160"/>
+          </w:tcPr>
+          <w:p>
+            <w:r>
+              <w:t>全过程留痕、操作记录、审批记录</w:t>
+            </w:r>
+          </w:p>
+        </w:tc>
+        <w:tc>
+          <w:tcPr>
+            <w:tcW w:type="dxa" w:w="2160"/>
+          </w:tcPr>
+          <w:p>
+            <w:r>
+              <w:t>系统自动记录、不可篡改</w:t>
+            </w:r>
+          </w:p>
+        </w:tc>
+        <w:tc>
+          <w:tcPr>
+            <w:tcW w:type="dxa" w:w="2160"/>
+          </w:tcPr>
+          <w:p>
+            <w:r>
+              <w:t>合规留痕档案</w:t>
             </w:r>
           </w:p>
         </w:tc>
@@ -2566,31 +2768,167 @@
       <w:tr>
         <w:tc>
           <w:tcPr>
-            <w:tcW w:type="dxa" w:w="2880"/>
-          </w:tcPr>
-          <w:p>
-            <w:r>
-              <w:t>认/申购费</w:t>
-            </w:r>
-          </w:p>
-        </w:tc>
-        <w:tc>
-          <w:tcPr>
-            <w:tcW w:type="dxa" w:w="2880"/>
-          </w:tcPr>
-          <w:p>
-            <w:r>
-              <w:t>100%</w:t>
-            </w:r>
-          </w:p>
-        </w:tc>
-        <w:tc>
-          <w:tcPr>
-            <w:tcW w:type="dxa" w:w="2880"/>
-          </w:tcPr>
-          <w:p>
-            <w:r>
-              <w:t>—</w:t>
+            <w:tcW w:type="dxa" w:w="2160"/>
+          </w:tcPr>
+          <w:p>
+            <w:r>
+              <w:t>异常报警</w:t>
+            </w:r>
+          </w:p>
+        </w:tc>
+        <w:tc>
+          <w:tcPr>
+            <w:tcW w:type="dxa" w:w="2160"/>
+          </w:tcPr>
+          <w:p>
+            <w:r>
+              <w:t>异常情况自动识别、分级报警</w:t>
+            </w:r>
+          </w:p>
+        </w:tc>
+        <w:tc>
+          <w:tcPr>
+            <w:tcW w:type="dxa" w:w="2160"/>
+          </w:tcPr>
+          <w:p>
+            <w:r>
+              <w:t>AI实时监测、规则引擎</w:t>
+            </w:r>
+          </w:p>
+        </w:tc>
+        <w:tc>
+          <w:tcPr>
+            <w:tcW w:type="dxa" w:w="2160"/>
+          </w:tcPr>
+          <w:p>
+            <w:r>
+              <w:t>异常报警单、分级预警</w:t>
+            </w:r>
+          </w:p>
+        </w:tc>
+      </w:tr>
+      <w:tr>
+        <w:tc>
+          <w:tcPr>
+            <w:tcW w:type="dxa" w:w="2160"/>
+          </w:tcPr>
+          <w:p>
+            <w:r>
+              <w:t>推进督促</w:t>
+            </w:r>
+          </w:p>
+        </w:tc>
+        <w:tc>
+          <w:tcPr>
+            <w:tcW w:type="dxa" w:w="2160"/>
+          </w:tcPr>
+          <w:p>
+            <w:r>
+              <w:t>任务滞留自动督促、升级处理</w:t>
+            </w:r>
+          </w:p>
+        </w:tc>
+        <w:tc>
+          <w:tcPr>
+            <w:tcW w:type="dxa" w:w="2160"/>
+          </w:tcPr>
+          <w:p>
+            <w:r>
+              <w:t>系统自动督促、人工干预</w:t>
+            </w:r>
+          </w:p>
+        </w:tc>
+        <w:tc>
+          <w:tcPr>
+            <w:tcW w:type="dxa" w:w="2160"/>
+          </w:tcPr>
+          <w:p>
+            <w:r>
+              <w:t>督促记录、升级报告</w:t>
+            </w:r>
+          </w:p>
+        </w:tc>
+      </w:tr>
+      <w:tr>
+        <w:tc>
+          <w:tcPr>
+            <w:tcW w:type="dxa" w:w="2160"/>
+          </w:tcPr>
+          <w:p>
+            <w:r>
+              <w:t>计量核算</w:t>
+            </w:r>
+          </w:p>
+        </w:tc>
+        <w:tc>
+          <w:tcPr>
+            <w:tcW w:type="dxa" w:w="2160"/>
+          </w:tcPr>
+          <w:p>
+            <w:r>
+              <w:t>贡献计量、绩效核算、分配确认</w:t>
+            </w:r>
+          </w:p>
+        </w:tc>
+        <w:tc>
+          <w:tcPr>
+            <w:tcW w:type="dxa" w:w="2160"/>
+          </w:tcPr>
+          <w:p>
+            <w:r>
+              <w:t>计量模型自动计算、人工复核</w:t>
+            </w:r>
+          </w:p>
+        </w:tc>
+        <w:tc>
+          <w:tcPr>
+            <w:tcW w:type="dxa" w:w="2160"/>
+          </w:tcPr>
+          <w:p>
+            <w:r>
+              <w:t>计量报告、分配方案</w:t>
+            </w:r>
+          </w:p>
+        </w:tc>
+      </w:tr>
+      <w:tr>
+        <w:tc>
+          <w:tcPr>
+            <w:tcW w:type="dxa" w:w="2160"/>
+          </w:tcPr>
+          <w:p>
+            <w:r>
+              <w:t>独立监督</w:t>
+            </w:r>
+          </w:p>
+        </w:tc>
+        <w:tc>
+          <w:tcPr>
+            <w:tcW w:type="dxa" w:w="2160"/>
+          </w:tcPr>
+          <w:p>
+            <w:r>
+              <w:t>独立于业务运作的监督、直接向AI委员会报告</w:t>
+            </w:r>
+          </w:p>
+        </w:tc>
+        <w:tc>
+          <w:tcPr>
+            <w:tcW w:type="dxa" w:w="2160"/>
+          </w:tcPr>
+          <w:p>
+            <w:r>
+              <w:t>独立监督岗、定期报告</w:t>
+            </w:r>
+          </w:p>
+        </w:tc>
+        <w:tc>
+          <w:tcPr>
+            <w:tcW w:type="dxa" w:w="2160"/>
+          </w:tcPr>
+          <w:p>
+            <w:r>
+              <w:t>监督报告、改进建议</w:t>
             </w:r>
           </w:p>
         </w:tc>
@@ -2602,7 +2940,7 @@
         <w:pStyle w:val="Heading4"/>
       </w:pPr>
       <w:r>
-        <w:t>16. 资管产品准入标准费率原子模型</w:t>
+        <w:t>14. 资管产品员工贡献计量分配原子模型</w:t>
       </w:r>
     </w:p>
     <w:tbl>
@@ -2612,38 +2950,49 @@
         <w:tblLook w:firstColumn="1" w:firstRow="1" w:lastColumn="0" w:lastRow="0" w:noHBand="0" w:noVBand="1" w:val="04A0"/>
       </w:tblPr>
       <w:tblGrid>
-        <w:gridCol w:w="2880"/>
-        <w:gridCol w:w="2880"/>
-        <w:gridCol w:w="2880"/>
+        <w:gridCol w:w="2160"/>
+        <w:gridCol w:w="2160"/>
+        <w:gridCol w:w="2160"/>
+        <w:gridCol w:w="2160"/>
       </w:tblGrid>
       <w:tr>
         <w:tc>
           <w:tcPr>
-            <w:tcW w:type="dxa" w:w="2880"/>
-          </w:tcPr>
-          <w:p>
-            <w:r>
-              <w:t>项目</w:t>
-            </w:r>
-          </w:p>
-        </w:tc>
-        <w:tc>
-          <w:tcPr>
-            <w:tcW w:type="dxa" w:w="2880"/>
-          </w:tcPr>
-          <w:p>
-            <w:r>
-              <w:t>最低标准</w:t>
-            </w:r>
-          </w:p>
-        </w:tc>
-        <w:tc>
-          <w:tcPr>
-            <w:tcW w:type="dxa" w:w="2880"/>
-          </w:tcPr>
-          <w:p>
-            <w:r>
-              <w:t>目标标准</w:t>
+            <w:tcW w:type="dxa" w:w="2160"/>
+          </w:tcPr>
+          <w:p>
+            <w:r>
+              <w:t>角色</w:t>
+            </w:r>
+          </w:p>
+        </w:tc>
+        <w:tc>
+          <w:tcPr>
+            <w:tcW w:type="dxa" w:w="2160"/>
+          </w:tcPr>
+          <w:p>
+            <w:r>
+              <w:t>计提范围</w:t>
+            </w:r>
+          </w:p>
+        </w:tc>
+        <w:tc>
+          <w:tcPr>
+            <w:tcW w:type="dxa" w:w="2160"/>
+          </w:tcPr>
+          <w:p>
+            <w:r>
+              <w:t>计算方式</w:t>
+            </w:r>
+          </w:p>
+        </w:tc>
+        <w:tc>
+          <w:tcPr>
+            <w:tcW w:type="dxa" w:w="2160"/>
+          </w:tcPr>
+          <w:p>
+            <w:r>
+              <w:t>约束条件</w:t>
             </w:r>
           </w:p>
         </w:tc>
@@ -2651,31 +3000,41 @@
       <w:tr>
         <w:tc>
           <w:tcPr>
-            <w:tcW w:type="dxa" w:w="2880"/>
-          </w:tcPr>
-          <w:p>
-            <w:r>
-              <w:t>管理费</w:t>
-            </w:r>
-          </w:p>
-        </w:tc>
-        <w:tc>
-          <w:tcPr>
-            <w:tcW w:type="dxa" w:w="2880"/>
-          </w:tcPr>
-          <w:p>
-            <w:r>
-              <w:t>0.5%</w:t>
-            </w:r>
-          </w:p>
-        </w:tc>
-        <w:tc>
-          <w:tcPr>
-            <w:tcW w:type="dxa" w:w="2880"/>
-          </w:tcPr>
-          <w:p>
-            <w:r>
-              <w:t>0.75%</w:t>
+            <w:tcW w:type="dxa" w:w="2160"/>
+          </w:tcPr>
+          <w:p>
+            <w:r>
+              <w:t>产品发起人/引入人</w:t>
+            </w:r>
+          </w:p>
+        </w:tc>
+        <w:tc>
+          <w:tcPr>
+            <w:tcW w:type="dxa" w:w="2160"/>
+          </w:tcPr>
+          <w:p>
+            <w:r>
+              <w:t>引入产品规模×运行周期×引入费率</w:t>
+            </w:r>
+          </w:p>
+        </w:tc>
+        <w:tc>
+          <w:tcPr>
+            <w:tcW w:type="dxa" w:w="2160"/>
+          </w:tcPr>
+          <w:p>
+            <w:r>
+              <w:t>引入费率：0.03%-0.05%/年</w:t>
+            </w:r>
+          </w:p>
+        </w:tc>
+        <w:tc>
+          <w:tcPr>
+            <w:tcW w:type="dxa" w:w="2160"/>
+          </w:tcPr>
+          <w:p>
+            <w:r>
+              <w:t>产品实际成立、运行满约定周期；引入人全程参与</w:t>
             </w:r>
           </w:p>
         </w:tc>
@@ -2683,31 +3042,41 @@
       <w:tr>
         <w:tc>
           <w:tcPr>
-            <w:tcW w:type="dxa" w:w="2880"/>
-          </w:tcPr>
-          <w:p>
-            <w:r>
-              <w:t>佣金率</w:t>
-            </w:r>
-          </w:p>
-        </w:tc>
-        <w:tc>
-          <w:tcPr>
-            <w:tcW w:type="dxa" w:w="2880"/>
-          </w:tcPr>
-          <w:p>
-            <w:r>
-              <w:t>0.01%</w:t>
-            </w:r>
-          </w:p>
-        </w:tc>
-        <w:tc>
-          <w:tcPr>
-            <w:tcW w:type="dxa" w:w="2880"/>
-          </w:tcPr>
-          <w:p>
-            <w:r>
-              <w:t>0.02%</w:t>
+            <w:tcW w:type="dxa" w:w="2160"/>
+          </w:tcPr>
+          <w:p>
+            <w:r>
+              <w:t>产品设计师</w:t>
+            </w:r>
+          </w:p>
+        </w:tc>
+        <w:tc>
+          <w:tcPr>
+            <w:tcW w:type="dxa" w:w="2160"/>
+          </w:tcPr>
+          <w:p>
+            <w:r>
+              <w:t>设计贡献×产品表现</w:t>
+            </w:r>
+          </w:p>
+        </w:tc>
+        <w:tc>
+          <w:tcPr>
+            <w:tcW w:type="dxa" w:w="2160"/>
+          </w:tcPr>
+          <w:p>
+            <w:r>
+              <w:t>管理费收入×15%-20%</w:t>
+            </w:r>
+          </w:p>
+        </w:tc>
+        <w:tc>
+          <w:tcPr>
+            <w:tcW w:type="dxa" w:w="2160"/>
+          </w:tcPr>
+          <w:p>
+            <w:r>
+              <w:t>产品表现达到业绩基准；设计文档完整、可执行</w:t>
             </w:r>
           </w:p>
         </w:tc>
@@ -2715,31 +3084,41 @@
       <w:tr>
         <w:tc>
           <w:tcPr>
-            <w:tcW w:type="dxa" w:w="2880"/>
-          </w:tcPr>
-          <w:p>
-            <w:r>
-              <w:t>超额报酬分成</w:t>
-            </w:r>
-          </w:p>
-        </w:tc>
-        <w:tc>
-          <w:tcPr>
-            <w:tcW w:type="dxa" w:w="2880"/>
-          </w:tcPr>
-          <w:p>
-            <w:r>
-              <w:t>超业绩基准提成2%</w:t>
-            </w:r>
-          </w:p>
-        </w:tc>
-        <w:tc>
-          <w:tcPr>
-            <w:tcW w:type="dxa" w:w="2880"/>
-          </w:tcPr>
-          <w:p>
-            <w:r>
-              <w:t>超业绩基准提成4%</w:t>
+            <w:tcW w:type="dxa" w:w="2160"/>
+          </w:tcPr>
+          <w:p>
+            <w:r>
+              <w:t>募集销售人</w:t>
+            </w:r>
+          </w:p>
+        </w:tc>
+        <w:tc>
+          <w:tcPr>
+            <w:tcW w:type="dxa" w:w="2160"/>
+          </w:tcPr>
+          <w:p>
+            <w:r>
+              <w:t>实际募集金额×销售费率</w:t>
+            </w:r>
+          </w:p>
+        </w:tc>
+        <w:tc>
+          <w:tcPr>
+            <w:tcW w:type="dxa" w:w="2160"/>
+          </w:tcPr>
+          <w:p>
+            <w:r>
+              <w:t>销售费率：0.5%-1.0%</w:t>
+            </w:r>
+          </w:p>
+        </w:tc>
+        <w:tc>
+          <w:tcPr>
+            <w:tcW w:type="dxa" w:w="2160"/>
+          </w:tcPr>
+          <w:p>
+            <w:r>
+              <w:t>资金实际到位、客户适当性匹配完成、无投诉</w:t>
             </w:r>
           </w:p>
         </w:tc>
@@ -2747,31 +3126,41 @@
       <w:tr>
         <w:tc>
           <w:tcPr>
-            <w:tcW w:type="dxa" w:w="2880"/>
-          </w:tcPr>
-          <w:p>
-            <w:r>
-              <w:t>业绩基准</w:t>
-            </w:r>
-          </w:p>
-        </w:tc>
-        <w:tc>
-          <w:tcPr>
-            <w:tcW w:type="dxa" w:w="2880"/>
-          </w:tcPr>
-          <w:p>
-            <w:r>
-              <w:t>—</w:t>
-            </w:r>
-          </w:p>
-        </w:tc>
-        <w:tc>
-          <w:tcPr>
-            <w:tcW w:type="dxa" w:w="2880"/>
-          </w:tcPr>
-          <w:p>
-            <w:r>
-              <w:t>6%</w:t>
+            <w:tcW w:type="dxa" w:w="2160"/>
+          </w:tcPr>
+          <w:p>
+            <w:r>
+              <w:t>投资经理</w:t>
+            </w:r>
+          </w:p>
+        </w:tc>
+        <w:tc>
+          <w:tcPr>
+            <w:tcW w:type="dxa" w:w="2160"/>
+          </w:tcPr>
+          <w:p>
+            <w:r>
+              <w:t>管理费+超额报酬分成</w:t>
+            </w:r>
+          </w:p>
+        </w:tc>
+        <w:tc>
+          <w:tcPr>
+            <w:tcW w:type="dxa" w:w="2160"/>
+          </w:tcPr>
+          <w:p>
+            <w:r>
+              <w:t>管理费×40%-50% + 超额报酬×50%-60%</w:t>
+            </w:r>
+          </w:p>
+        </w:tc>
+        <w:tc>
+          <w:tcPr>
+            <w:tcW w:type="dxa" w:w="2160"/>
+          </w:tcPr>
+          <w:p>
+            <w:r>
+              <w:t>业绩达到基准、回撤控制在约定范围内、合规运作</w:t>
             </w:r>
           </w:p>
         </w:tc>
@@ -2779,7 +3168,936 @@
       <w:tr>
         <w:tc>
           <w:tcPr>
-            <w:tcW w:type="dxa" w:w="2880"/>
+            <w:tcW w:type="dxa" w:w="2160"/>
+          </w:tcPr>
+          <w:p>
+            <w:r>
+              <w:t>筛选评估人（委外）</w:t>
+            </w:r>
+          </w:p>
+        </w:tc>
+        <w:tc>
+          <w:tcPr>
+            <w:tcW w:type="dxa" w:w="2160"/>
+          </w:tcPr>
+          <w:p>
+            <w:r>
+              <w:t>准入贡献×产品规模</w:t>
+            </w:r>
+          </w:p>
+        </w:tc>
+        <w:tc>
+          <w:tcPr>
+            <w:tcW w:type="dxa" w:w="2160"/>
+          </w:tcPr>
+          <w:p>
+            <w:r>
+              <w:t>一次性计提：0.02%-0.03%</w:t>
+            </w:r>
+          </w:p>
+        </w:tc>
+        <w:tc>
+          <w:tcPr>
+            <w:tcW w:type="dxa" w:w="2160"/>
+          </w:tcPr>
+          <w:p>
+            <w:r>
+              <w:t>尽调报告完整、评估准确、无重大遗漏</w:t>
+            </w:r>
+          </w:p>
+        </w:tc>
+      </w:tr>
+      <w:tr>
+        <w:tc>
+          <w:tcPr>
+            <w:tcW w:type="dxa" w:w="2160"/>
+          </w:tcPr>
+          <w:p>
+            <w:r>
+              <w:t>投后管理人（委外）</w:t>
+            </w:r>
+          </w:p>
+        </w:tc>
+        <w:tc>
+          <w:tcPr>
+            <w:tcW w:type="dxa" w:w="2160"/>
+          </w:tcPr>
+          <w:p>
+            <w:r>
+              <w:t>监测质量×服务周期</w:t>
+            </w:r>
+          </w:p>
+        </w:tc>
+        <w:tc>
+          <w:tcPr>
+            <w:tcW w:type="dxa" w:w="2160"/>
+          </w:tcPr>
+          <w:p>
+            <w:r>
+              <w:t>管理费×5%-10%</w:t>
+            </w:r>
+          </w:p>
+        </w:tc>
+        <w:tc>
+          <w:tcPr>
+            <w:tcW w:type="dxa" w:w="2160"/>
+          </w:tcPr>
+          <w:p>
+            <w:r>
+              <w:t>监测及时、异常处置得当、报告完整</w:t>
+            </w:r>
+          </w:p>
+        </w:tc>
+      </w:tr>
+      <w:tr>
+        <w:tc>
+          <w:tcPr>
+            <w:tcW w:type="dxa" w:w="2160"/>
+          </w:tcPr>
+          <w:p>
+            <w:r>
+              <w:t>协作支持人</w:t>
+            </w:r>
+          </w:p>
+        </w:tc>
+        <w:tc>
+          <w:tcPr>
+            <w:tcW w:type="dxa" w:w="2160"/>
+          </w:tcPr>
+          <w:p>
+            <w:r>
+              <w:t>专业支持贡献</w:t>
+            </w:r>
+          </w:p>
+        </w:tc>
+        <w:tc>
+          <w:tcPr>
+            <w:tcW w:type="dxa" w:w="2160"/>
+          </w:tcPr>
+          <w:p>
+            <w:r>
+              <w:t>一次性或按期计提</w:t>
+            </w:r>
+          </w:p>
+        </w:tc>
+        <w:tc>
+          <w:tcPr>
+            <w:tcW w:type="dxa" w:w="2160"/>
+          </w:tcPr>
+          <w:p>
+            <w:r>
+              <w:t>支持工作有明确交付物、被服务方确认</w:t>
+            </w:r>
+          </w:p>
+        </w:tc>
+      </w:tr>
+      <w:tr>
+        <w:tc>
+          <w:tcPr>
+            <w:tcW w:type="dxa" w:w="2160"/>
+          </w:tcPr>
+          <w:p>
+            <w:r>
+              <w:t>平台运营方</w:t>
+            </w:r>
+          </w:p>
+        </w:tc>
+        <w:tc>
+          <w:tcPr>
+            <w:tcW w:type="dxa" w:w="2160"/>
+          </w:tcPr>
+          <w:p>
+            <w:r>
+              <w:t>平台服务费率×产品收入</w:t>
+            </w:r>
+          </w:p>
+        </w:tc>
+        <w:tc>
+          <w:tcPr>
+            <w:tcW w:type="dxa" w:w="2160"/>
+          </w:tcPr>
+          <w:p>
+            <w:r>
+              <w:t>固定比例：10%-15%</w:t>
+            </w:r>
+          </w:p>
+        </w:tc>
+        <w:tc>
+          <w:tcPr>
+            <w:tcW w:type="dxa" w:w="2160"/>
+          </w:tcPr>
+          <w:p>
+            <w:r>
+              <w:t>平台稳定运行、系统可用性≥99.9%</w:t>
+            </w:r>
+          </w:p>
+        </w:tc>
+      </w:tr>
+    </w:tbl>
+    <w:p/>
+    <w:p>
+      <w:r>
+        <w:t>**递延支付约束：**</w:t>
+      </w:r>
+    </w:p>
+    <w:p>
+      <w:r>
+        <w:t>- 投资经理、引入人：当期支付50%，递延支付50%（分12个月）</w:t>
+      </w:r>
+    </w:p>
+    <w:p>
+      <w:r>
+        <w:t>- 募集销售人：当期支付80%，递延支付20%（分6个月）</w:t>
+      </w:r>
+    </w:p>
+    <w:p>
+      <w:r>
+        <w:t>- 产品表现未达基准或出现重大风险事件：暂停递延支付部分</w:t>
+      </w:r>
+    </w:p>
+    <w:p>
+      <w:r>
+        <w:t>**统一约束：** 举手之后未达80%扣20%提成；重大合规违规取消当年度全部业务计量</w:t>
+      </w:r>
+    </w:p>
+    <w:p>
+      <w:pPr>
+        <w:pStyle w:val="Heading4"/>
+      </w:pPr>
+      <w:r>
+        <w:t>15. 资管产品总绩效计量原子模型</w:t>
+      </w:r>
+    </w:p>
+    <w:tbl>
+      <w:tblPr>
+        <w:tblStyle w:val="TableGrid"/>
+        <w:tblW w:type="auto" w:w="0"/>
+        <w:tblLook w:firstColumn="1" w:firstRow="1" w:lastColumn="0" w:lastRow="0" w:noHBand="0" w:noVBand="1" w:val="04A0"/>
+      </w:tblPr>
+      <w:tblGrid>
+        <w:gridCol w:w="2160"/>
+        <w:gridCol w:w="2160"/>
+        <w:gridCol w:w="2160"/>
+        <w:gridCol w:w="2160"/>
+      </w:tblGrid>
+      <w:tr>
+        <w:tc>
+          <w:tcPr>
+            <w:tcW w:type="dxa" w:w="2160"/>
+          </w:tcPr>
+          <w:p>
+            <w:r>
+              <w:t>收入类型</w:t>
+            </w:r>
+          </w:p>
+        </w:tc>
+        <w:tc>
+          <w:tcPr>
+            <w:tcW w:type="dxa" w:w="2160"/>
+          </w:tcPr>
+          <w:p>
+            <w:r>
+              <w:t>提成比例</w:t>
+            </w:r>
+          </w:p>
+        </w:tc>
+        <w:tc>
+          <w:tcPr>
+            <w:tcW w:type="dxa" w:w="2160"/>
+          </w:tcPr>
+          <w:p>
+            <w:r>
+              <w:t>补贴比例</w:t>
+            </w:r>
+          </w:p>
+        </w:tc>
+        <w:tc>
+          <w:tcPr>
+            <w:tcW w:type="dxa" w:w="2160"/>
+          </w:tcPr>
+          <w:p>
+            <w:r>
+              <w:t>计算说明</w:t>
+            </w:r>
+          </w:p>
+        </w:tc>
+      </w:tr>
+      <w:tr>
+        <w:tc>
+          <w:tcPr>
+            <w:tcW w:type="dxa" w:w="2160"/>
+          </w:tcPr>
+          <w:p>
+            <w:r>
+              <w:t>管理费收入</w:t>
+            </w:r>
+          </w:p>
+        </w:tc>
+        <w:tc>
+          <w:tcPr>
+            <w:tcW w:type="dxa" w:w="2160"/>
+          </w:tcPr>
+          <w:p>
+            <w:r>
+              <w:t>20%</w:t>
+            </w:r>
+          </w:p>
+        </w:tc>
+        <w:tc>
+          <w:tcPr>
+            <w:tcW w:type="dxa" w:w="2160"/>
+          </w:tcPr>
+          <w:p>
+            <w:r>
+              <w:t>10%</w:t>
+            </w:r>
+          </w:p>
+        </w:tc>
+        <w:tc>
+          <w:tcPr>
+            <w:tcW w:type="dxa" w:w="2160"/>
+          </w:tcPr>
+          <w:p>
+            <w:r>
+              <w:t>按产品实际收到管理费计提</w:t>
+            </w:r>
+          </w:p>
+        </w:tc>
+      </w:tr>
+      <w:tr>
+        <w:tc>
+          <w:tcPr>
+            <w:tcW w:type="dxa" w:w="2160"/>
+          </w:tcPr>
+          <w:p>
+            <w:r>
+              <w:t>交易佣金收入</w:t>
+            </w:r>
+          </w:p>
+        </w:tc>
+        <w:tc>
+          <w:tcPr>
+            <w:tcW w:type="dxa" w:w="2160"/>
+          </w:tcPr>
+          <w:p>
+            <w:r>
+              <w:t>20%×(实际佣金率-0.0001)</w:t>
+            </w:r>
+          </w:p>
+        </w:tc>
+        <w:tc>
+          <w:tcPr>
+            <w:tcW w:type="dxa" w:w="2160"/>
+          </w:tcPr>
+          <w:p>
+            <w:r>
+              <w:t>—</w:t>
+            </w:r>
+          </w:p>
+        </w:tc>
+        <w:tc>
+          <w:tcPr>
+            <w:tcW w:type="dxa" w:w="2160"/>
+          </w:tcPr>
+          <w:p>
+            <w:r>
+              <w:t>扣除基础佣金后计提</w:t>
+            </w:r>
+          </w:p>
+        </w:tc>
+      </w:tr>
+      <w:tr>
+        <w:tc>
+          <w:tcPr>
+            <w:tcW w:type="dxa" w:w="2160"/>
+          </w:tcPr>
+          <w:p>
+            <w:r>
+              <w:t>超额报酬收入</w:t>
+            </w:r>
+          </w:p>
+        </w:tc>
+        <w:tc>
+          <w:tcPr>
+            <w:tcW w:type="dxa" w:w="2160"/>
+          </w:tcPr>
+          <w:p>
+            <w:r>
+              <w:t>20%</w:t>
+            </w:r>
+          </w:p>
+        </w:tc>
+        <w:tc>
+          <w:tcPr>
+            <w:tcW w:type="dxa" w:w="2160"/>
+          </w:tcPr>
+          <w:p>
+            <w:r>
+              <w:t>10%</w:t>
+            </w:r>
+          </w:p>
+        </w:tc>
+        <w:tc>
+          <w:tcPr>
+            <w:tcW w:type="dxa" w:w="2160"/>
+          </w:tcPr>
+          <w:p>
+            <w:r>
+              <w:t>按实际收到的超额报酬计提</w:t>
+            </w:r>
+          </w:p>
+        </w:tc>
+      </w:tr>
+      <w:tr>
+        <w:tc>
+          <w:tcPr>
+            <w:tcW w:type="dxa" w:w="2160"/>
+          </w:tcPr>
+          <w:p>
+            <w:r>
+              <w:t>认/申购费收入</w:t>
+            </w:r>
+          </w:p>
+        </w:tc>
+        <w:tc>
+          <w:tcPr>
+            <w:tcW w:type="dxa" w:w="2160"/>
+          </w:tcPr>
+          <w:p>
+            <w:r>
+              <w:t>100%</w:t>
+            </w:r>
+          </w:p>
+        </w:tc>
+        <w:tc>
+          <w:tcPr>
+            <w:tcW w:type="dxa" w:w="2160"/>
+          </w:tcPr>
+          <w:p>
+            <w:r>
+              <w:t>—</w:t>
+            </w:r>
+          </w:p>
+        </w:tc>
+        <w:tc>
+          <w:tcPr>
+            <w:tcW w:type="dxa" w:w="2160"/>
+          </w:tcPr>
+          <w:p>
+            <w:r>
+              <w:t>全额计入销售业绩</w:t>
+            </w:r>
+          </w:p>
+        </w:tc>
+      </w:tr>
+      <w:tr>
+        <w:tc>
+          <w:tcPr>
+            <w:tcW w:type="dxa" w:w="2160"/>
+          </w:tcPr>
+          <w:p>
+            <w:r>
+              <w:t>销售服务费</w:t>
+            </w:r>
+          </w:p>
+        </w:tc>
+        <w:tc>
+          <w:tcPr>
+            <w:tcW w:type="dxa" w:w="2160"/>
+          </w:tcPr>
+          <w:p>
+            <w:r>
+              <w:t>50%</w:t>
+            </w:r>
+          </w:p>
+        </w:tc>
+        <w:tc>
+          <w:tcPr>
+            <w:tcW w:type="dxa" w:w="2160"/>
+          </w:tcPr>
+          <w:p>
+            <w:r>
+              <w:t>—</w:t>
+            </w:r>
+          </w:p>
+        </w:tc>
+        <w:tc>
+          <w:tcPr>
+            <w:tcW w:type="dxa" w:w="2160"/>
+          </w:tcPr>
+          <w:p>
+            <w:r>
+              <w:t>按年计提，持续服务期间</w:t>
+            </w:r>
+          </w:p>
+        </w:tc>
+      </w:tr>
+    </w:tbl>
+    <w:p/>
+    <w:p>
+      <w:r>
+        <w:t>**业绩基准调整机制：**</w:t>
+      </w:r>
+    </w:p>
+    <w:p>
+      <w:r>
+        <w:t>- 每季度根据市场情况调整业绩基准</w:t>
+      </w:r>
+    </w:p>
+    <w:p>
+      <w:r>
+        <w:t>- 连续2期未达基准：降低投资经理分成比例5%</w:t>
+      </w:r>
+    </w:p>
+    <w:p>
+      <w:r>
+        <w:t>- 连续3期未达基准：启动投资经理更换程序</w:t>
+      </w:r>
+    </w:p>
+    <w:p>
+      <w:pPr>
+        <w:pStyle w:val="Heading4"/>
+      </w:pPr>
+      <w:r>
+        <w:t>16. 资管产品准入标准费率原子模型</w:t>
+      </w:r>
+    </w:p>
+    <w:tbl>
+      <w:tblPr>
+        <w:tblStyle w:val="TableGrid"/>
+        <w:tblW w:type="auto" w:w="0"/>
+        <w:tblLook w:firstColumn="1" w:firstRow="1" w:lastColumn="0" w:lastRow="0" w:noHBand="0" w:noVBand="1" w:val="04A0"/>
+      </w:tblPr>
+      <w:tblGrid>
+        <w:gridCol w:w="2160"/>
+        <w:gridCol w:w="2160"/>
+        <w:gridCol w:w="2160"/>
+        <w:gridCol w:w="2160"/>
+      </w:tblGrid>
+      <w:tr>
+        <w:tc>
+          <w:tcPr>
+            <w:tcW w:type="dxa" w:w="2160"/>
+          </w:tcPr>
+          <w:p>
+            <w:r>
+              <w:t>项目</w:t>
+            </w:r>
+          </w:p>
+        </w:tc>
+        <w:tc>
+          <w:tcPr>
+            <w:tcW w:type="dxa" w:w="2160"/>
+          </w:tcPr>
+          <w:p>
+            <w:r>
+              <w:t>最低标准</w:t>
+            </w:r>
+          </w:p>
+        </w:tc>
+        <w:tc>
+          <w:tcPr>
+            <w:tcW w:type="dxa" w:w="2160"/>
+          </w:tcPr>
+          <w:p>
+            <w:r>
+              <w:t>目标标准</w:t>
+            </w:r>
+          </w:p>
+        </w:tc>
+        <w:tc>
+          <w:tcPr>
+            <w:tcW w:type="dxa" w:w="2160"/>
+          </w:tcPr>
+          <w:p>
+            <w:r>
+              <w:t>说明</w:t>
+            </w:r>
+          </w:p>
+        </w:tc>
+      </w:tr>
+      <w:tr>
+        <w:tc>
+          <w:tcPr>
+            <w:tcW w:type="dxa" w:w="2160"/>
+          </w:tcPr>
+          <w:p>
+            <w:r>
+              <w:t>管理费（权益类）</w:t>
+            </w:r>
+          </w:p>
+        </w:tc>
+        <w:tc>
+          <w:tcPr>
+            <w:tcW w:type="dxa" w:w="2160"/>
+          </w:tcPr>
+          <w:p>
+            <w:r>
+              <w:t>1.0%</w:t>
+            </w:r>
+          </w:p>
+        </w:tc>
+        <w:tc>
+          <w:tcPr>
+            <w:tcW w:type="dxa" w:w="2160"/>
+          </w:tcPr>
+          <w:p>
+            <w:r>
+              <w:t>1.5%</w:t>
+            </w:r>
+          </w:p>
+        </w:tc>
+        <w:tc>
+          <w:tcPr>
+            <w:tcW w:type="dxa" w:w="2160"/>
+          </w:tcPr>
+          <w:p>
+            <w:r>
+              <w:t>主动管理型</w:t>
+            </w:r>
+          </w:p>
+        </w:tc>
+      </w:tr>
+      <w:tr>
+        <w:tc>
+          <w:tcPr>
+            <w:tcW w:type="dxa" w:w="2160"/>
+          </w:tcPr>
+          <w:p>
+            <w:r>
+              <w:t>管理费（固收类）</w:t>
+            </w:r>
+          </w:p>
+        </w:tc>
+        <w:tc>
+          <w:tcPr>
+            <w:tcW w:type="dxa" w:w="2160"/>
+          </w:tcPr>
+          <w:p>
+            <w:r>
+              <w:t>0.5%</w:t>
+            </w:r>
+          </w:p>
+        </w:tc>
+        <w:tc>
+          <w:tcPr>
+            <w:tcW w:type="dxa" w:w="2160"/>
+          </w:tcPr>
+          <w:p>
+            <w:r>
+              <w:t>0.75%</w:t>
+            </w:r>
+          </w:p>
+        </w:tc>
+        <w:tc>
+          <w:tcPr>
+            <w:tcW w:type="dxa" w:w="2160"/>
+          </w:tcPr>
+          <w:p>
+            <w:r>
+              <w:t>纯债型</w:t>
+            </w:r>
+          </w:p>
+        </w:tc>
+      </w:tr>
+      <w:tr>
+        <w:tc>
+          <w:tcPr>
+            <w:tcW w:type="dxa" w:w="2160"/>
+          </w:tcPr>
+          <w:p>
+            <w:r>
+              <w:t>管理费（混合类）</w:t>
+            </w:r>
+          </w:p>
+        </w:tc>
+        <w:tc>
+          <w:tcPr>
+            <w:tcW w:type="dxa" w:w="2160"/>
+          </w:tcPr>
+          <w:p>
+            <w:r>
+              <w:t>0.8%</w:t>
+            </w:r>
+          </w:p>
+        </w:tc>
+        <w:tc>
+          <w:tcPr>
+            <w:tcW w:type="dxa" w:w="2160"/>
+          </w:tcPr>
+          <w:p>
+            <w:r>
+              <w:t>1.2%</w:t>
+            </w:r>
+          </w:p>
+        </w:tc>
+        <w:tc>
+          <w:tcPr>
+            <w:tcW w:type="dxa" w:w="2160"/>
+          </w:tcPr>
+          <w:p>
+            <w:r>
+              <w:t>股债混合</w:t>
+            </w:r>
+          </w:p>
+        </w:tc>
+      </w:tr>
+      <w:tr>
+        <w:tc>
+          <w:tcPr>
+            <w:tcW w:type="dxa" w:w="2160"/>
+          </w:tcPr>
+          <w:p>
+            <w:r>
+              <w:t>管理费（FOF/MOM）</w:t>
+            </w:r>
+          </w:p>
+        </w:tc>
+        <w:tc>
+          <w:tcPr>
+            <w:tcW w:type="dxa" w:w="2160"/>
+          </w:tcPr>
+          <w:p>
+            <w:r>
+              <w:t>0.8%</w:t>
+            </w:r>
+          </w:p>
+        </w:tc>
+        <w:tc>
+          <w:tcPr>
+            <w:tcW w:type="dxa" w:w="2160"/>
+          </w:tcPr>
+          <w:p>
+            <w:r>
+              <w:t>1.0%</w:t>
+            </w:r>
+          </w:p>
+        </w:tc>
+        <w:tc>
+          <w:tcPr>
+            <w:tcW w:type="dxa" w:w="2160"/>
+          </w:tcPr>
+          <w:p>
+            <w:r>
+              <w:t>双层收费需说明</w:t>
+            </w:r>
+          </w:p>
+        </w:tc>
+      </w:tr>
+      <w:tr>
+        <w:tc>
+          <w:tcPr>
+            <w:tcW w:type="dxa" w:w="2160"/>
+          </w:tcPr>
+          <w:p>
+            <w:r>
+              <w:t>超额报酬分成</w:t>
+            </w:r>
+          </w:p>
+        </w:tc>
+        <w:tc>
+          <w:tcPr>
+            <w:tcW w:type="dxa" w:w="2160"/>
+          </w:tcPr>
+          <w:p>
+            <w:r>
+              <w:t>超业绩基准提成2%</w:t>
+            </w:r>
+          </w:p>
+        </w:tc>
+        <w:tc>
+          <w:tcPr>
+            <w:tcW w:type="dxa" w:w="2160"/>
+          </w:tcPr>
+          <w:p>
+            <w:r>
+              <w:t>超业绩基准提成4%</w:t>
+            </w:r>
+          </w:p>
+        </w:tc>
+        <w:tc>
+          <w:tcPr>
+            <w:tcW w:type="dxa" w:w="2160"/>
+          </w:tcPr>
+          <w:p>
+            <w:r>
+              <w:t>高水位法计提</w:t>
+            </w:r>
+          </w:p>
+        </w:tc>
+      </w:tr>
+      <w:tr>
+        <w:tc>
+          <w:tcPr>
+            <w:tcW w:type="dxa" w:w="2160"/>
+          </w:tcPr>
+          <w:p>
+            <w:r>
+              <w:t>认/申购费</w:t>
+            </w:r>
+          </w:p>
+        </w:tc>
+        <w:tc>
+          <w:tcPr>
+            <w:tcW w:type="dxa" w:w="2160"/>
+          </w:tcPr>
+          <w:p>
+            <w:r>
+              <w:t>0.5%</w:t>
+            </w:r>
+          </w:p>
+        </w:tc>
+        <w:tc>
+          <w:tcPr>
+            <w:tcW w:type="dxa" w:w="2160"/>
+          </w:tcPr>
+          <w:p>
+            <w:r>
+              <w:t>1.0%</w:t>
+            </w:r>
+          </w:p>
+        </w:tc>
+        <w:tc>
+          <w:tcPr>
+            <w:tcW w:type="dxa" w:w="2160"/>
+          </w:tcPr>
+          <w:p>
+            <w:r>
+              <w:t>认购费通常低于申购费</w:t>
+            </w:r>
+          </w:p>
+        </w:tc>
+      </w:tr>
+      <w:tr>
+        <w:tc>
+          <w:tcPr>
+            <w:tcW w:type="dxa" w:w="2160"/>
+          </w:tcPr>
+          <w:p>
+            <w:r>
+              <w:t>销售服务费</w:t>
+            </w:r>
+          </w:p>
+        </w:tc>
+        <w:tc>
+          <w:tcPr>
+            <w:tcW w:type="dxa" w:w="2160"/>
+          </w:tcPr>
+          <w:p>
+            <w:r>
+              <w:t>0.2%/年</w:t>
+            </w:r>
+          </w:p>
+        </w:tc>
+        <w:tc>
+          <w:tcPr>
+            <w:tcW w:type="dxa" w:w="2160"/>
+          </w:tcPr>
+          <w:p>
+            <w:r>
+              <w:t>0.5%/年</w:t>
+            </w:r>
+          </w:p>
+        </w:tc>
+        <w:tc>
+          <w:tcPr>
+            <w:tcW w:type="dxa" w:w="2160"/>
+          </w:tcPr>
+          <w:p>
+            <w:r>
+              <w:t>按日计提</w:t>
+            </w:r>
+          </w:p>
+        </w:tc>
+      </w:tr>
+      <w:tr>
+        <w:tc>
+          <w:tcPr>
+            <w:tcW w:type="dxa" w:w="2160"/>
+          </w:tcPr>
+          <w:p>
+            <w:r>
+              <w:t>业绩基准（权益类）</w:t>
+            </w:r>
+          </w:p>
+        </w:tc>
+        <w:tc>
+          <w:tcPr>
+            <w:tcW w:type="dxa" w:w="2160"/>
+          </w:tcPr>
+          <w:p>
+            <w:r>
+              <w:t>—</w:t>
+            </w:r>
+          </w:p>
+        </w:tc>
+        <w:tc>
+          <w:tcPr>
+            <w:tcW w:type="dxa" w:w="2160"/>
+          </w:tcPr>
+          <w:p>
+            <w:r>
+              <w:t>沪深300指数+3%</w:t>
+            </w:r>
+          </w:p>
+        </w:tc>
+        <w:tc>
+          <w:tcPr>
+            <w:tcW w:type="dxa" w:w="2160"/>
+          </w:tcPr>
+          <w:p>
+            <w:r>
+              <w:t>或中证800指数</w:t>
+            </w:r>
+          </w:p>
+        </w:tc>
+      </w:tr>
+      <w:tr>
+        <w:tc>
+          <w:tcPr>
+            <w:tcW w:type="dxa" w:w="2160"/>
+          </w:tcPr>
+          <w:p>
+            <w:r>
+              <w:t>业绩基准（固收类）</w:t>
+            </w:r>
+          </w:p>
+        </w:tc>
+        <w:tc>
+          <w:tcPr>
+            <w:tcW w:type="dxa" w:w="2160"/>
+          </w:tcPr>
+          <w:p>
+            <w:r>
+              <w:t>—</w:t>
+            </w:r>
+          </w:p>
+        </w:tc>
+        <w:tc>
+          <w:tcPr>
+            <w:tcW w:type="dxa" w:w="2160"/>
+          </w:tcPr>
+          <w:p>
+            <w:r>
+              <w:t>中债综合指数+1%</w:t>
+            </w:r>
+          </w:p>
+        </w:tc>
+        <w:tc>
+          <w:tcPr>
+            <w:tcW w:type="dxa" w:w="2160"/>
+          </w:tcPr>
+          <w:p>
+            <w:r>
+              <w:t>或银行同期存款+2%</w:t>
+            </w:r>
+          </w:p>
+        </w:tc>
+      </w:tr>
+      <w:tr>
+        <w:tc>
+          <w:tcPr>
+            <w:tcW w:type="dxa" w:w="2160"/>
           </w:tcPr>
           <w:p>
             <w:r>
@@ -2789,7 +4107,7 @@
         </w:tc>
         <w:tc>
           <w:tcPr>
-            <w:tcW w:type="dxa" w:w="2880"/>
+            <w:tcW w:type="dxa" w:w="2160"/>
           </w:tcPr>
           <w:p>
             <w:r>
@@ -2799,11 +4117,21 @@
         </w:tc>
         <w:tc>
           <w:tcPr>
-            <w:tcW w:type="dxa" w:w="2880"/>
-          </w:tcPr>
-          <w:p>
-            <w:r>
-              <w:t>不低于销售规模</w:t>
+            <w:tcW w:type="dxa" w:w="2160"/>
+          </w:tcPr>
+          <w:p>
+            <w:r>
+              <w:t>不低于销售规模的5%</w:t>
+            </w:r>
+          </w:p>
+        </w:tc>
+        <w:tc>
+          <w:tcPr>
+            <w:tcW w:type="dxa" w:w="2160"/>
+          </w:tcPr>
+          <w:p>
+            <w:r>
+              <w:t>风险共担要求</w:t>
             </w:r>
           </w:p>
         </w:tc>
@@ -2867,7 +4195,7 @@
           </w:tcPr>
           <w:p>
             <w:r>
-              <w:t>AI提示词，定义任务触发→调度→执行逻辑</w:t>
+              <w:t>AI提示词，定义任务触发→调度→执行逻辑，是引擎运行的核心</w:t>
             </w:r>
           </w:p>
         </w:tc>
@@ -2889,7 +4217,7 @@
           </w:tcPr>
           <w:p>
             <w:r>
-              <w:t>以任务组为边界的语料/模型/数据权限控制</w:t>
+              <w:t>以任务组为边界的语料/模型/数据权限控制，确保信息隔离</w:t>
             </w:r>
           </w:p>
         </w:tc>
@@ -2911,7 +4239,7 @@
           </w:tcPr>
           <w:p>
             <w:r>
-              <w:t>模式五特有，评估跟投比例和风险</w:t>
+              <w:t>模式五特有，评估跟投比例、资金来源、风险承受能力、退出机制</w:t>
             </w:r>
           </w:p>
         </w:tc>

--- a/资产管理自动驾驶平台设计方案 v3.0.docx
+++ b/资产管理自动驾驶平台设计方案 v3.0.docx
@@ -2315,14 +2315,13 @@
         <w:tblLook w:firstColumn="1" w:firstRow="1" w:lastColumn="0" w:lastRow="0" w:noHBand="0" w:noVBand="1" w:val="04A0"/>
       </w:tblPr>
       <w:tblGrid>
-        <w:gridCol w:w="2880"/>
-        <w:gridCol w:w="2880"/>
-        <w:gridCol w:w="2880"/>
+        <w:gridCol w:w="4320"/>
+        <w:gridCol w:w="4320"/>
       </w:tblGrid>
       <w:tr>
         <w:tc>
           <w:tcPr>
-            <w:tcW w:type="dxa" w:w="2880"/>
+            <w:tcW w:type="dxa" w:w="4320"/>
           </w:tcPr>
           <w:p>
             <w:r>
@@ -2332,21 +2331,11 @@
         </w:tc>
         <w:tc>
           <w:tcPr>
-            <w:tcW w:type="dxa" w:w="2880"/>
+            <w:tcW w:type="dxa" w:w="4320"/>
           </w:tcPr>
           <w:p>
             <w:r>
               <w:t>具体要求</w:t>
-            </w:r>
-          </w:p>
-        </w:tc>
-        <w:tc>
-          <w:tcPr>
-            <w:tcW w:type="dxa" w:w="2880"/>
-          </w:tcPr>
-          <w:p>
-            <w:r>
-              <w:t>违规后果</w:t>
             </w:r>
           </w:p>
         </w:tc>
@@ -2354,7 +2343,7 @@
       <w:tr>
         <w:tc>
           <w:tcPr>
-            <w:tcW w:type="dxa" w:w="2880"/>
+            <w:tcW w:type="dxa" w:w="4320"/>
           </w:tcPr>
           <w:p>
             <w:r>
@@ -2364,21 +2353,11 @@
         </w:tc>
         <w:tc>
           <w:tcPr>
-            <w:tcW w:type="dxa" w:w="2880"/>
-          </w:tcPr>
-          <w:p>
-            <w:r>
-              <w:t>不得公开宣传产品收益率、不得承诺保本保收益、不得使用"安全""保证""无风险"等词汇、不得夸大宣传</w:t>
-            </w:r>
-          </w:p>
-        </w:tc>
-        <w:tc>
-          <w:tcPr>
-            <w:tcW w:type="dxa" w:w="2880"/>
-          </w:tcPr>
-          <w:p>
-            <w:r>
-              <w:t>责令整改、暂停销售、监管处罚</w:t>
+            <w:tcW w:type="dxa" w:w="4320"/>
+          </w:tcPr>
+          <w:p>
+            <w:r>
+              <w:t>不得公开宣传产品收益率、不得承诺保本保收益、不得使用"安全""保证""无风险"等词汇</w:t>
             </w:r>
           </w:p>
         </w:tc>
@@ -2386,7 +2365,7 @@
       <w:tr>
         <w:tc>
           <w:tcPr>
-            <w:tcW w:type="dxa" w:w="2880"/>
+            <w:tcW w:type="dxa" w:w="4320"/>
           </w:tcPr>
           <w:p>
             <w:r>
@@ -2396,21 +2375,11 @@
         </w:tc>
         <w:tc>
           <w:tcPr>
-            <w:tcW w:type="dxa" w:w="2880"/>
-          </w:tcPr>
-          <w:p>
-            <w:r>
-              <w:t>金融资产≥300万/近3年年均收入≥50万/家庭金融总资产≥500万；投资经验满2年；风险测评有效期≤3年</w:t>
-            </w:r>
-          </w:p>
-        </w:tc>
-        <w:tc>
-          <w:tcPr>
-            <w:tcW w:type="dxa" w:w="2880"/>
-          </w:tcPr>
-          <w:p>
-            <w:r>
-              <w:t>销售无效、责令清退、监管处罚</w:t>
+            <w:tcW w:type="dxa" w:w="4320"/>
+          </w:tcPr>
+          <w:p>
+            <w:r>
+              <w:t>金融资产≥300万/近3年年均收入≥50万/家庭金融总资产≥500万；投资经验满2年</w:t>
             </w:r>
           </w:p>
         </w:tc>
@@ -2418,7 +2387,7 @@
       <w:tr>
         <w:tc>
           <w:tcPr>
-            <w:tcW w:type="dxa" w:w="2880"/>
+            <w:tcW w:type="dxa" w:w="4320"/>
           </w:tcPr>
           <w:p>
             <w:r>
@@ -2428,21 +2397,11 @@
         </w:tc>
         <w:tc>
           <w:tcPr>
-            <w:tcW w:type="dxa" w:w="2880"/>
-          </w:tcPr>
-          <w:p>
-            <w:r>
-              <w:t>销售前充分揭示产品风险，确保投资者签署风险揭示书；揭示书内容与产品实际风险一致</w:t>
-            </w:r>
-          </w:p>
-        </w:tc>
-        <w:tc>
-          <w:tcPr>
-            <w:tcW w:type="dxa" w:w="2880"/>
-          </w:tcPr>
-          <w:p>
-            <w:r>
-              <w:t>销售无效、民事赔偿、监管处罚</w:t>
+            <w:tcW w:type="dxa" w:w="4320"/>
+          </w:tcPr>
+          <w:p>
+            <w:r>
+              <w:t>销售前充分揭示产品风险，确保投资者签署风险揭示书</w:t>
             </w:r>
           </w:p>
         </w:tc>
@@ -2450,7 +2409,7 @@
       <w:tr>
         <w:tc>
           <w:tcPr>
-            <w:tcW w:type="dxa" w:w="2880"/>
+            <w:tcW w:type="dxa" w:w="4320"/>
           </w:tcPr>
           <w:p>
             <w:r>
@@ -2460,21 +2419,11 @@
         </w:tc>
         <w:tc>
           <w:tcPr>
-            <w:tcW w:type="dxa" w:w="2880"/>
-          </w:tcPr>
-          <w:p>
-            <w:r>
-              <w:t>产品风险等级与客户风险承受能力匹配，不允许向下错配；错配需特殊审批并留痕</w:t>
-            </w:r>
-          </w:p>
-        </w:tc>
-        <w:tc>
-          <w:tcPr>
-            <w:tcW w:type="dxa" w:w="2880"/>
-          </w:tcPr>
-          <w:p>
-            <w:r>
-              <w:t>责令整改、暂停销售、内部问责</w:t>
+            <w:tcW w:type="dxa" w:w="4320"/>
+          </w:tcPr>
+          <w:p>
+            <w:r>
+              <w:t>产品风险等级与客户风险承受能力匹配，不允许向下错配</w:t>
             </w:r>
           </w:p>
         </w:tc>
@@ -2482,7 +2431,7 @@
       <w:tr>
         <w:tc>
           <w:tcPr>
-            <w:tcW w:type="dxa" w:w="2880"/>
+            <w:tcW w:type="dxa" w:w="4320"/>
           </w:tcPr>
           <w:p>
             <w:r>
@@ -2492,21 +2441,11 @@
         </w:tc>
         <w:tc>
           <w:tcPr>
-            <w:tcW w:type="dxa" w:w="2880"/>
-          </w:tcPr>
-          <w:p>
-            <w:r>
-              <w:t>私募产品签约24小时内购买意愿再确认；回访录音保存≥20年</w:t>
-            </w:r>
-          </w:p>
-        </w:tc>
-        <w:tc>
-          <w:tcPr>
-            <w:tcW w:type="dxa" w:w="2880"/>
-          </w:tcPr>
-          <w:p>
-            <w:r>
-              <w:t>销售无效、责令整改</w:t>
+            <w:tcW w:type="dxa" w:w="4320"/>
+          </w:tcPr>
+          <w:p>
+            <w:r>
+              <w:t>私募产品签约24小时内购买意愿再确认</w:t>
             </w:r>
           </w:p>
         </w:tc>
@@ -2514,7 +2453,7 @@
       <w:tr>
         <w:tc>
           <w:tcPr>
-            <w:tcW w:type="dxa" w:w="2880"/>
+            <w:tcW w:type="dxa" w:w="4320"/>
           </w:tcPr>
           <w:p>
             <w:r>
@@ -2524,21 +2463,11 @@
         </w:tc>
         <w:tc>
           <w:tcPr>
-            <w:tcW w:type="dxa" w:w="2880"/>
-          </w:tcPr>
-          <w:p>
-            <w:r>
-              <w:t>按监管要求披露产品净值、定期报告、重大事项；披露及时、准确、完整</w:t>
-            </w:r>
-          </w:p>
-        </w:tc>
-        <w:tc>
-          <w:tcPr>
-            <w:tcW w:type="dxa" w:w="2880"/>
-          </w:tcPr>
-          <w:p>
-            <w:r>
-              <w:t>责令整改、监管处罚、暂停业务</w:t>
+            <w:tcW w:type="dxa" w:w="4320"/>
+          </w:tcPr>
+          <w:p>
+            <w:r>
+              <w:t>按监管要求披露净值、定期报告、重大事项</w:t>
             </w:r>
           </w:p>
         </w:tc>
@@ -2546,7 +2475,7 @@
       <w:tr>
         <w:tc>
           <w:tcPr>
-            <w:tcW w:type="dxa" w:w="2880"/>
+            <w:tcW w:type="dxa" w:w="4320"/>
           </w:tcPr>
           <w:p>
             <w:r>
@@ -2556,21 +2485,11 @@
         </w:tc>
         <w:tc>
           <w:tcPr>
-            <w:tcW w:type="dxa" w:w="2880"/>
-          </w:tcPr>
-          <w:p>
-            <w:r>
-              <w:t>投资范围符合合同约定、投资比例符合限制、杠杆比例符合监管要求</w:t>
-            </w:r>
-          </w:p>
-        </w:tc>
-        <w:tc>
-          <w:tcPr>
-            <w:tcW w:type="dxa" w:w="2880"/>
-          </w:tcPr>
-          <w:p>
-            <w:r>
-              <w:t>责令整改、监管处罚、暂停业务</w:t>
+            <w:tcW w:type="dxa" w:w="4320"/>
+          </w:tcPr>
+          <w:p>
+            <w:r>
+              <w:t>投资范围/比例限制/杠杆比例符合监管要求</w:t>
             </w:r>
           </w:p>
         </w:tc>
@@ -3360,6 +3279,193 @@
         <w:t>**统一约束：** 举手之后未达80%扣20%提成；重大合规违规取消当年度全部业务计量</w:t>
       </w:r>
     </w:p>
+    <w:p>
+      <w:r>
+        <w:t>**计提比例明细（参考零售业务标准）：**</w:t>
+      </w:r>
+    </w:p>
+    <w:tbl>
+      <w:tblPr>
+        <w:tblStyle w:val="TableGrid"/>
+        <w:tblW w:type="auto" w:w="0"/>
+        <w:tblLook w:firstColumn="1" w:firstRow="1" w:lastColumn="0" w:lastRow="0" w:noHBand="0" w:noVBand="1" w:val="04A0"/>
+      </w:tblPr>
+      <w:tblGrid>
+        <w:gridCol w:w="2160"/>
+        <w:gridCol w:w="2160"/>
+        <w:gridCol w:w="2160"/>
+        <w:gridCol w:w="2160"/>
+      </w:tblGrid>
+      <w:tr>
+        <w:tc>
+          <w:tcPr>
+            <w:tcW w:type="dxa" w:w="2160"/>
+          </w:tcPr>
+          <w:p>
+            <w:r>
+              <w:t>角色</w:t>
+            </w:r>
+          </w:p>
+        </w:tc>
+        <w:tc>
+          <w:tcPr>
+            <w:tcW w:type="dxa" w:w="2160"/>
+          </w:tcPr>
+          <w:p>
+            <w:r>
+              <w:t>按基准</w:t>
+            </w:r>
+          </w:p>
+        </w:tc>
+        <w:tc>
+          <w:tcPr>
+            <w:tcW w:type="dxa" w:w="2160"/>
+          </w:tcPr>
+          <w:p>
+            <w:r>
+              <w:t>按超额</w:t>
+            </w:r>
+          </w:p>
+        </w:tc>
+        <w:tc>
+          <w:tcPr>
+            <w:tcW w:type="dxa" w:w="2160"/>
+          </w:tcPr>
+          <w:p>
+            <w:r>
+              <w:t>具体场景</w:t>
+            </w:r>
+          </w:p>
+        </w:tc>
+      </w:tr>
+      <w:tr>
+        <w:tc>
+          <w:tcPr>
+            <w:tcW w:type="dxa" w:w="2160"/>
+          </w:tcPr>
+          <w:p>
+            <w:r>
+              <w:t>产品引入人员</w:t>
+            </w:r>
+          </w:p>
+        </w:tc>
+        <w:tc>
+          <w:tcPr>
+            <w:tcW w:type="dxa" w:w="2160"/>
+          </w:tcPr>
+          <w:p>
+            <w:r>
+              <w:t>0%-10%</w:t>
+            </w:r>
+          </w:p>
+        </w:tc>
+        <w:tc>
+          <w:tcPr>
+            <w:tcW w:type="dxa" w:w="2160"/>
+          </w:tcPr>
+          <w:p>
+            <w:r>
+              <w:t>0%-50%</w:t>
+            </w:r>
+          </w:p>
+        </w:tc>
+        <w:tc>
+          <w:tcPr>
+            <w:tcW w:type="dxa" w:w="2160"/>
+          </w:tcPr>
+          <w:p>
+            <w:r>
+              <w:t>都不超0%/都超10%/超额报酬+管理人配套超5%超额部分：50%</w:t>
+            </w:r>
+          </w:p>
+        </w:tc>
+      </w:tr>
+      <w:tr>
+        <w:tc>
+          <w:tcPr>
+            <w:tcW w:type="dxa" w:w="2160"/>
+          </w:tcPr>
+          <w:p>
+            <w:r>
+              <w:t>产品销售人员</w:t>
+            </w:r>
+          </w:p>
+        </w:tc>
+        <w:tc>
+          <w:tcPr>
+            <w:tcW w:type="dxa" w:w="2160"/>
+          </w:tcPr>
+          <w:p>
+            <w:r>
+              <w:t>0%-80%</w:t>
+            </w:r>
+          </w:p>
+        </w:tc>
+        <w:tc>
+          <w:tcPr>
+            <w:tcW w:type="dxa" w:w="2160"/>
+          </w:tcPr>
+          <w:p>
+            <w:r>
+              <w:t>0%-45%</w:t>
+            </w:r>
+          </w:p>
+        </w:tc>
+        <w:tc>
+          <w:tcPr>
+            <w:tcW w:type="dxa" w:w="2160"/>
+          </w:tcPr>
+          <w:p>
+            <w:r>
+              <w:t>介绍客户：基准24%/超额13.5%；产品讲解：基准10%/超额5.6%；营销服务：基准46%/超额25.9%</w:t>
+            </w:r>
+          </w:p>
+        </w:tc>
+      </w:tr>
+      <w:tr>
+        <w:tc>
+          <w:tcPr>
+            <w:tcW w:type="dxa" w:w="2160"/>
+          </w:tcPr>
+          <w:p>
+            <w:r>
+              <w:t>产品售后人员</w:t>
+            </w:r>
+          </w:p>
+        </w:tc>
+        <w:tc>
+          <w:tcPr>
+            <w:tcW w:type="dxa" w:w="2160"/>
+          </w:tcPr>
+          <w:p>
+            <w:r>
+              <w:t>0%-10%</w:t>
+            </w:r>
+          </w:p>
+        </w:tc>
+        <w:tc>
+          <w:tcPr>
+            <w:tcW w:type="dxa" w:w="2160"/>
+          </w:tcPr>
+          <w:p>
+            <w:r>
+              <w:t>0%-5%</w:t>
+            </w:r>
+          </w:p>
+        </w:tc>
+        <w:tc>
+          <w:tcPr>
+            <w:tcW w:type="dxa" w:w="2160"/>
+          </w:tcPr>
+          <w:p>
+            <w:r>
+              <w:t>按基准：按时10%/超期已完成5%/超期未完成0%；超额部分：按时5%/超期已完成2.5%/超期未完成0%</w:t>
+            </w:r>
+          </w:p>
+        </w:tc>
+      </w:tr>
+    </w:tbl>
+    <w:p/>
     <w:p>
       <w:pPr>
         <w:pStyle w:val="Heading4"/>

--- a/资产管理自动驾驶平台设计方案 v3.0.docx
+++ b/资产管理自动驾驶平台设计方案 v3.0.docx
@@ -3765,491 +3765,7 @@
         <w:pStyle w:val="Heading4"/>
       </w:pPr>
       <w:r>
-        <w:t>16. 资管产品准入标准费率原子模型</w:t>
-      </w:r>
-    </w:p>
-    <w:tbl>
-      <w:tblPr>
-        <w:tblStyle w:val="TableGrid"/>
-        <w:tblW w:type="auto" w:w="0"/>
-        <w:tblLook w:firstColumn="1" w:firstRow="1" w:lastColumn="0" w:lastRow="0" w:noHBand="0" w:noVBand="1" w:val="04A0"/>
-      </w:tblPr>
-      <w:tblGrid>
-        <w:gridCol w:w="2160"/>
-        <w:gridCol w:w="2160"/>
-        <w:gridCol w:w="2160"/>
-        <w:gridCol w:w="2160"/>
-      </w:tblGrid>
-      <w:tr>
-        <w:tc>
-          <w:tcPr>
-            <w:tcW w:type="dxa" w:w="2160"/>
-          </w:tcPr>
-          <w:p>
-            <w:r>
-              <w:t>项目</w:t>
-            </w:r>
-          </w:p>
-        </w:tc>
-        <w:tc>
-          <w:tcPr>
-            <w:tcW w:type="dxa" w:w="2160"/>
-          </w:tcPr>
-          <w:p>
-            <w:r>
-              <w:t>最低标准</w:t>
-            </w:r>
-          </w:p>
-        </w:tc>
-        <w:tc>
-          <w:tcPr>
-            <w:tcW w:type="dxa" w:w="2160"/>
-          </w:tcPr>
-          <w:p>
-            <w:r>
-              <w:t>目标标准</w:t>
-            </w:r>
-          </w:p>
-        </w:tc>
-        <w:tc>
-          <w:tcPr>
-            <w:tcW w:type="dxa" w:w="2160"/>
-          </w:tcPr>
-          <w:p>
-            <w:r>
-              <w:t>说明</w:t>
-            </w:r>
-          </w:p>
-        </w:tc>
-      </w:tr>
-      <w:tr>
-        <w:tc>
-          <w:tcPr>
-            <w:tcW w:type="dxa" w:w="2160"/>
-          </w:tcPr>
-          <w:p>
-            <w:r>
-              <w:t>管理费（权益类）</w:t>
-            </w:r>
-          </w:p>
-        </w:tc>
-        <w:tc>
-          <w:tcPr>
-            <w:tcW w:type="dxa" w:w="2160"/>
-          </w:tcPr>
-          <w:p>
-            <w:r>
-              <w:t>1.0%</w:t>
-            </w:r>
-          </w:p>
-        </w:tc>
-        <w:tc>
-          <w:tcPr>
-            <w:tcW w:type="dxa" w:w="2160"/>
-          </w:tcPr>
-          <w:p>
-            <w:r>
-              <w:t>1.5%</w:t>
-            </w:r>
-          </w:p>
-        </w:tc>
-        <w:tc>
-          <w:tcPr>
-            <w:tcW w:type="dxa" w:w="2160"/>
-          </w:tcPr>
-          <w:p>
-            <w:r>
-              <w:t>主动管理型</w:t>
-            </w:r>
-          </w:p>
-        </w:tc>
-      </w:tr>
-      <w:tr>
-        <w:tc>
-          <w:tcPr>
-            <w:tcW w:type="dxa" w:w="2160"/>
-          </w:tcPr>
-          <w:p>
-            <w:r>
-              <w:t>管理费（固收类）</w:t>
-            </w:r>
-          </w:p>
-        </w:tc>
-        <w:tc>
-          <w:tcPr>
-            <w:tcW w:type="dxa" w:w="2160"/>
-          </w:tcPr>
-          <w:p>
-            <w:r>
-              <w:t>0.5%</w:t>
-            </w:r>
-          </w:p>
-        </w:tc>
-        <w:tc>
-          <w:tcPr>
-            <w:tcW w:type="dxa" w:w="2160"/>
-          </w:tcPr>
-          <w:p>
-            <w:r>
-              <w:t>0.75%</w:t>
-            </w:r>
-          </w:p>
-        </w:tc>
-        <w:tc>
-          <w:tcPr>
-            <w:tcW w:type="dxa" w:w="2160"/>
-          </w:tcPr>
-          <w:p>
-            <w:r>
-              <w:t>纯债型</w:t>
-            </w:r>
-          </w:p>
-        </w:tc>
-      </w:tr>
-      <w:tr>
-        <w:tc>
-          <w:tcPr>
-            <w:tcW w:type="dxa" w:w="2160"/>
-          </w:tcPr>
-          <w:p>
-            <w:r>
-              <w:t>管理费（混合类）</w:t>
-            </w:r>
-          </w:p>
-        </w:tc>
-        <w:tc>
-          <w:tcPr>
-            <w:tcW w:type="dxa" w:w="2160"/>
-          </w:tcPr>
-          <w:p>
-            <w:r>
-              <w:t>0.8%</w:t>
-            </w:r>
-          </w:p>
-        </w:tc>
-        <w:tc>
-          <w:tcPr>
-            <w:tcW w:type="dxa" w:w="2160"/>
-          </w:tcPr>
-          <w:p>
-            <w:r>
-              <w:t>1.2%</w:t>
-            </w:r>
-          </w:p>
-        </w:tc>
-        <w:tc>
-          <w:tcPr>
-            <w:tcW w:type="dxa" w:w="2160"/>
-          </w:tcPr>
-          <w:p>
-            <w:r>
-              <w:t>股债混合</w:t>
-            </w:r>
-          </w:p>
-        </w:tc>
-      </w:tr>
-      <w:tr>
-        <w:tc>
-          <w:tcPr>
-            <w:tcW w:type="dxa" w:w="2160"/>
-          </w:tcPr>
-          <w:p>
-            <w:r>
-              <w:t>管理费（FOF/MOM）</w:t>
-            </w:r>
-          </w:p>
-        </w:tc>
-        <w:tc>
-          <w:tcPr>
-            <w:tcW w:type="dxa" w:w="2160"/>
-          </w:tcPr>
-          <w:p>
-            <w:r>
-              <w:t>0.8%</w:t>
-            </w:r>
-          </w:p>
-        </w:tc>
-        <w:tc>
-          <w:tcPr>
-            <w:tcW w:type="dxa" w:w="2160"/>
-          </w:tcPr>
-          <w:p>
-            <w:r>
-              <w:t>1.0%</w:t>
-            </w:r>
-          </w:p>
-        </w:tc>
-        <w:tc>
-          <w:tcPr>
-            <w:tcW w:type="dxa" w:w="2160"/>
-          </w:tcPr>
-          <w:p>
-            <w:r>
-              <w:t>双层收费需说明</w:t>
-            </w:r>
-          </w:p>
-        </w:tc>
-      </w:tr>
-      <w:tr>
-        <w:tc>
-          <w:tcPr>
-            <w:tcW w:type="dxa" w:w="2160"/>
-          </w:tcPr>
-          <w:p>
-            <w:r>
-              <w:t>超额报酬分成</w:t>
-            </w:r>
-          </w:p>
-        </w:tc>
-        <w:tc>
-          <w:tcPr>
-            <w:tcW w:type="dxa" w:w="2160"/>
-          </w:tcPr>
-          <w:p>
-            <w:r>
-              <w:t>超业绩基准提成2%</w:t>
-            </w:r>
-          </w:p>
-        </w:tc>
-        <w:tc>
-          <w:tcPr>
-            <w:tcW w:type="dxa" w:w="2160"/>
-          </w:tcPr>
-          <w:p>
-            <w:r>
-              <w:t>超业绩基准提成4%</w:t>
-            </w:r>
-          </w:p>
-        </w:tc>
-        <w:tc>
-          <w:tcPr>
-            <w:tcW w:type="dxa" w:w="2160"/>
-          </w:tcPr>
-          <w:p>
-            <w:r>
-              <w:t>高水位法计提</w:t>
-            </w:r>
-          </w:p>
-        </w:tc>
-      </w:tr>
-      <w:tr>
-        <w:tc>
-          <w:tcPr>
-            <w:tcW w:type="dxa" w:w="2160"/>
-          </w:tcPr>
-          <w:p>
-            <w:r>
-              <w:t>认/申购费</w:t>
-            </w:r>
-          </w:p>
-        </w:tc>
-        <w:tc>
-          <w:tcPr>
-            <w:tcW w:type="dxa" w:w="2160"/>
-          </w:tcPr>
-          <w:p>
-            <w:r>
-              <w:t>0.5%</w:t>
-            </w:r>
-          </w:p>
-        </w:tc>
-        <w:tc>
-          <w:tcPr>
-            <w:tcW w:type="dxa" w:w="2160"/>
-          </w:tcPr>
-          <w:p>
-            <w:r>
-              <w:t>1.0%</w:t>
-            </w:r>
-          </w:p>
-        </w:tc>
-        <w:tc>
-          <w:tcPr>
-            <w:tcW w:type="dxa" w:w="2160"/>
-          </w:tcPr>
-          <w:p>
-            <w:r>
-              <w:t>认购费通常低于申购费</w:t>
-            </w:r>
-          </w:p>
-        </w:tc>
-      </w:tr>
-      <w:tr>
-        <w:tc>
-          <w:tcPr>
-            <w:tcW w:type="dxa" w:w="2160"/>
-          </w:tcPr>
-          <w:p>
-            <w:r>
-              <w:t>销售服务费</w:t>
-            </w:r>
-          </w:p>
-        </w:tc>
-        <w:tc>
-          <w:tcPr>
-            <w:tcW w:type="dxa" w:w="2160"/>
-          </w:tcPr>
-          <w:p>
-            <w:r>
-              <w:t>0.2%/年</w:t>
-            </w:r>
-          </w:p>
-        </w:tc>
-        <w:tc>
-          <w:tcPr>
-            <w:tcW w:type="dxa" w:w="2160"/>
-          </w:tcPr>
-          <w:p>
-            <w:r>
-              <w:t>0.5%/年</w:t>
-            </w:r>
-          </w:p>
-        </w:tc>
-        <w:tc>
-          <w:tcPr>
-            <w:tcW w:type="dxa" w:w="2160"/>
-          </w:tcPr>
-          <w:p>
-            <w:r>
-              <w:t>按日计提</w:t>
-            </w:r>
-          </w:p>
-        </w:tc>
-      </w:tr>
-      <w:tr>
-        <w:tc>
-          <w:tcPr>
-            <w:tcW w:type="dxa" w:w="2160"/>
-          </w:tcPr>
-          <w:p>
-            <w:r>
-              <w:t>业绩基准（权益类）</w:t>
-            </w:r>
-          </w:p>
-        </w:tc>
-        <w:tc>
-          <w:tcPr>
-            <w:tcW w:type="dxa" w:w="2160"/>
-          </w:tcPr>
-          <w:p>
-            <w:r>
-              <w:t>—</w:t>
-            </w:r>
-          </w:p>
-        </w:tc>
-        <w:tc>
-          <w:tcPr>
-            <w:tcW w:type="dxa" w:w="2160"/>
-          </w:tcPr>
-          <w:p>
-            <w:r>
-              <w:t>沪深300指数+3%</w:t>
-            </w:r>
-          </w:p>
-        </w:tc>
-        <w:tc>
-          <w:tcPr>
-            <w:tcW w:type="dxa" w:w="2160"/>
-          </w:tcPr>
-          <w:p>
-            <w:r>
-              <w:t>或中证800指数</w:t>
-            </w:r>
-          </w:p>
-        </w:tc>
-      </w:tr>
-      <w:tr>
-        <w:tc>
-          <w:tcPr>
-            <w:tcW w:type="dxa" w:w="2160"/>
-          </w:tcPr>
-          <w:p>
-            <w:r>
-              <w:t>业绩基准（固收类）</w:t>
-            </w:r>
-          </w:p>
-        </w:tc>
-        <w:tc>
-          <w:tcPr>
-            <w:tcW w:type="dxa" w:w="2160"/>
-          </w:tcPr>
-          <w:p>
-            <w:r>
-              <w:t>—</w:t>
-            </w:r>
-          </w:p>
-        </w:tc>
-        <w:tc>
-          <w:tcPr>
-            <w:tcW w:type="dxa" w:w="2160"/>
-          </w:tcPr>
-          <w:p>
-            <w:r>
-              <w:t>中债综合指数+1%</w:t>
-            </w:r>
-          </w:p>
-        </w:tc>
-        <w:tc>
-          <w:tcPr>
-            <w:tcW w:type="dxa" w:w="2160"/>
-          </w:tcPr>
-          <w:p>
-            <w:r>
-              <w:t>或银行同期存款+2%</w:t>
-            </w:r>
-          </w:p>
-        </w:tc>
-      </w:tr>
-      <w:tr>
-        <w:tc>
-          <w:tcPr>
-            <w:tcW w:type="dxa" w:w="2160"/>
-          </w:tcPr>
-          <w:p>
-            <w:r>
-              <w:t>管理人配套资产规模</w:t>
-            </w:r>
-          </w:p>
-        </w:tc>
-        <w:tc>
-          <w:tcPr>
-            <w:tcW w:type="dxa" w:w="2160"/>
-          </w:tcPr>
-          <w:p>
-            <w:r>
-              <w:t>—</w:t>
-            </w:r>
-          </w:p>
-        </w:tc>
-        <w:tc>
-          <w:tcPr>
-            <w:tcW w:type="dxa" w:w="2160"/>
-          </w:tcPr>
-          <w:p>
-            <w:r>
-              <w:t>不低于销售规模的5%</w:t>
-            </w:r>
-          </w:p>
-        </w:tc>
-        <w:tc>
-          <w:tcPr>
-            <w:tcW w:type="dxa" w:w="2160"/>
-          </w:tcPr>
-          <w:p>
-            <w:r>
-              <w:t>风险共担要求</w:t>
-            </w:r>
-          </w:p>
-        </w:tc>
-      </w:tr>
-    </w:tbl>
-    <w:p/>
-    <w:p>
-      <w:pPr>
-        <w:pStyle w:val="Heading3"/>
-      </w:pPr>
-      <w:r>
-        <w:t>引擎特有模型</w:t>
+        <w:t>16. 任务组管理模型</w:t>
       </w:r>
     </w:p>
     <w:tbl>
@@ -4269,7 +3785,7 @@
           </w:tcPr>
           <w:p>
             <w:r>
-              <w:t>模型</w:t>
+              <w:t>功能</w:t>
             </w:r>
           </w:p>
         </w:tc>
@@ -4291,7 +3807,7 @@
           </w:tcPr>
           <w:p>
             <w:r>
-              <w:t>驱动模型</w:t>
+              <w:t>任务组建组</w:t>
             </w:r>
           </w:p>
         </w:tc>
@@ -4301,7 +3817,7 @@
           </w:tcPr>
           <w:p>
             <w:r>
-              <w:t>AI提示词，定义任务触发→调度→执行逻辑，是引擎运行的核心</w:t>
+              <w:t>按业务任务组建组、明确任务边界</w:t>
             </w:r>
           </w:p>
         </w:tc>
@@ -4313,7 +3829,7 @@
           </w:tcPr>
           <w:p>
             <w:r>
-              <w:t>权限模型</w:t>
+              <w:t>任务分派</w:t>
             </w:r>
           </w:p>
         </w:tc>
@@ -4323,7 +3839,137 @@
           </w:tcPr>
           <w:p>
             <w:r>
-              <w:t>以任务组为边界的语料/模型/数据权限控制，确保信息隔离</w:t>
+              <w:t>按角色能力分派、支持抢单模式</w:t>
+            </w:r>
+          </w:p>
+        </w:tc>
+      </w:tr>
+      <w:tr>
+        <w:tc>
+          <w:tcPr>
+            <w:tcW w:type="dxa" w:w="4320"/>
+          </w:tcPr>
+          <w:p>
+            <w:r>
+              <w:t>任务监督</w:t>
+            </w:r>
+          </w:p>
+        </w:tc>
+        <w:tc>
+          <w:tcPr>
+            <w:tcW w:type="dxa" w:w="4320"/>
+          </w:tcPr>
+          <w:p>
+            <w:r>
+              <w:t>进度跟踪、质量检查、异常报警</w:t>
+            </w:r>
+          </w:p>
+        </w:tc>
+      </w:tr>
+      <w:tr>
+        <w:tc>
+          <w:tcPr>
+            <w:tcW w:type="dxa" w:w="4320"/>
+          </w:tcPr>
+          <w:p>
+            <w:r>
+              <w:t>任务关闭</w:t>
+            </w:r>
+          </w:p>
+        </w:tc>
+        <w:tc>
+          <w:tcPr>
+            <w:tcW w:type="dxa" w:w="4320"/>
+          </w:tcPr>
+          <w:p>
+            <w:r>
+              <w:t>验收确认、计量核算、资料归档</w:t>
+            </w:r>
+          </w:p>
+        </w:tc>
+      </w:tr>
+    </w:tbl>
+    <w:p/>
+    <w:p>
+      <w:pPr>
+        <w:pStyle w:val="Heading3"/>
+      </w:pPr>
+      <w:r>
+        <w:t>引擎特有模型</w:t>
+      </w:r>
+    </w:p>
+    <w:tbl>
+      <w:tblPr>
+        <w:tblStyle w:val="TableGrid"/>
+        <w:tblW w:type="auto" w:w="0"/>
+        <w:tblLook w:firstColumn="1" w:firstRow="1" w:lastColumn="0" w:lastRow="0" w:noHBand="0" w:noVBand="1" w:val="04A0"/>
+      </w:tblPr>
+      <w:tblGrid>
+        <w:gridCol w:w="4320"/>
+        <w:gridCol w:w="4320"/>
+      </w:tblGrid>
+      <w:tr>
+        <w:tc>
+          <w:tcPr>
+            <w:tcW w:type="dxa" w:w="4320"/>
+          </w:tcPr>
+          <w:p>
+            <w:r>
+              <w:t>模型</w:t>
+            </w:r>
+          </w:p>
+        </w:tc>
+        <w:tc>
+          <w:tcPr>
+            <w:tcW w:type="dxa" w:w="4320"/>
+          </w:tcPr>
+          <w:p>
+            <w:r>
+              <w:t>说明</w:t>
+            </w:r>
+          </w:p>
+        </w:tc>
+      </w:tr>
+      <w:tr>
+        <w:tc>
+          <w:tcPr>
+            <w:tcW w:type="dxa" w:w="4320"/>
+          </w:tcPr>
+          <w:p>
+            <w:r>
+              <w:t>驱动模型</w:t>
+            </w:r>
+          </w:p>
+        </w:tc>
+        <w:tc>
+          <w:tcPr>
+            <w:tcW w:type="dxa" w:w="4320"/>
+          </w:tcPr>
+          <w:p>
+            <w:r>
+              <w:t>AI提示词，定义任务触发→调度→执行逻辑，是引擎运行的核心</w:t>
+            </w:r>
+          </w:p>
+        </w:tc>
+      </w:tr>
+      <w:tr>
+        <w:tc>
+          <w:tcPr>
+            <w:tcW w:type="dxa" w:w="4320"/>
+          </w:tcPr>
+          <w:p>
+            <w:r>
+              <w:t>任务组管理模型</w:t>
+            </w:r>
+          </w:p>
+        </w:tc>
+        <w:tc>
+          <w:tcPr>
+            <w:tcW w:type="dxa" w:w="4320"/>
+          </w:tcPr>
+          <w:p>
+            <w:r>
+              <w:t>任务组建组/分派/监督/关闭，管理任务全生命周期</w:t>
             </w:r>
           </w:p>
         </w:tc>
@@ -4650,12 +4296,12 @@
           <w:rFonts w:ascii="Courier New" w:hAnsi="Courier New"/>
           <w:sz w:val="18"/>
         </w:rPr>
-        <w:t>同时调用权限模型，为发起人创建任务组，赋予基础语料访问权限。</w:t>
-      </w:r>
-    </w:p>
-    <w:p>
-      <w:r>
-        <w:t>**调用原子模型**：驱动模型、权限模型</w:t>
+        <w:t>同时调用任务组管理模型，为发起人创建任务组，明确任务边界。</w:t>
+      </w:r>
+    </w:p>
+    <w:p>
+      <w:r>
+        <w:t>**调用原子模型**：驱动模型、任务组管理模型</w:t>
       </w:r>
     </w:p>
     <w:p>
@@ -6031,7 +5677,7 @@
     </w:p>
     <w:p>
       <w:r>
-        <w:t>**调用原子模型**：监督模型、资管产品合规模型、资管产品员工贡献计量分配原子模型、权限模型</w:t>
+        <w:t>**调用原子模型**：监督模型、资管产品合规模型、资管产品员工贡献计量分配原子模型、任务组管理模型</w:t>
       </w:r>
     </w:p>
     <w:p>

--- a/资产管理自动驾驶平台设计方案 v3.0.docx
+++ b/资产管理自动驾驶平台设计方案 v3.0.docx
@@ -338,7 +338,7 @@
         <w:pStyle w:val="Heading4"/>
       </w:pPr>
       <w:r>
-        <w:t>2. 同业比对原子模型</w:t>
+        <w:t>2. 收益测算原子模型</w:t>
       </w:r>
     </w:p>
     <w:tbl>
@@ -380,7 +380,7 @@
           </w:tcPr>
           <w:p>
             <w:r>
-              <w:t>产品池</w:t>
+              <w:t>预期收益</w:t>
             </w:r>
           </w:p>
         </w:tc>
@@ -390,7 +390,7 @@
           </w:tcPr>
           <w:p>
             <w:r>
-              <w:t>全市场资管产品，按策略/资产类别/风险等级/管理人分类</w:t>
+              <w:t>基于历史数据、市场环境、策略容量的预期收益率测算</w:t>
             </w:r>
           </w:p>
         </w:tc>
@@ -402,7 +402,7 @@
           </w:tcPr>
           <w:p>
             <w:r>
-              <w:t>比对维度</w:t>
+              <w:t>回撤压力测试</w:t>
             </w:r>
           </w:p>
         </w:tc>
@@ -412,7 +412,7 @@
           </w:tcPr>
           <w:p>
             <w:r>
-              <w:t>收益率、最大回撤、夏普比率、费率、规模、投资经理业绩</w:t>
+              <w:t>极端市场情景（2008/2015/2020）下的最大回撤测算</w:t>
             </w:r>
           </w:p>
         </w:tc>
@@ -424,7 +424,7 @@
           </w:tcPr>
           <w:p>
             <w:r>
-              <w:t>业绩归因</w:t>
+              <w:t>场景模拟</w:t>
             </w:r>
           </w:p>
         </w:tc>
@@ -434,7 +434,7 @@
           </w:tcPr>
           <w:p>
             <w:r>
-              <w:t>收益来源分解（市场β、行业配置、个股选择、择时）</w:t>
+              <w:t>牛市/熊市/震荡市/黑天鹅事件等不同场景的收益模拟</w:t>
             </w:r>
           </w:p>
         </w:tc>
@@ -446,7 +446,7 @@
           </w:tcPr>
           <w:p>
             <w:r>
-              <w:t>配置差异</w:t>
+              <w:t>敏感性分析</w:t>
             </w:r>
           </w:p>
         </w:tc>
@@ -456,7 +456,7 @@
           </w:tcPr>
           <w:p>
             <w:r>
-              <w:t>与同类产品的资产配置差异、策略差异、风格差异</w:t>
+              <w:t>关键变量（利率、汇率、股价、信用利差）变化对收益的影响</w:t>
             </w:r>
           </w:p>
         </w:tc>
@@ -468,7 +468,7 @@
           </w:tcPr>
           <w:p>
             <w:r>
-              <w:t>费率差异</w:t>
+              <w:t>流动性测算</w:t>
             </w:r>
           </w:p>
         </w:tc>
@@ -478,7 +478,7 @@
           </w:tcPr>
           <w:p>
             <w:r>
-              <w:t>与同类产品的费率水平差异、超额报酬计提差异</w:t>
+              <w:t>大额赎回情景下的流动性压力测试</w:t>
             </w:r>
           </w:p>
         </w:tc>
@@ -490,7 +490,7 @@
           </w:tcPr>
           <w:p>
             <w:r>
-              <w:t>输出</w:t>
+              <w:t>容量测算</w:t>
             </w:r>
           </w:p>
         </w:tc>
@@ -500,7 +500,7 @@
           </w:tcPr>
           <w:p>
             <w:r>
-              <w:t>产品竞争优势/劣势分析、市场空白点识别、定价建议</w:t>
+              <w:t>策略容量上限测算、规模对收益的影响分析</w:t>
             </w:r>
           </w:p>
         </w:tc>
@@ -512,7 +512,7 @@
         <w:pStyle w:val="Heading4"/>
       </w:pPr>
       <w:r>
-        <w:t>3. 收益测算原子模型</w:t>
+        <w:t>3. 投资管理匹配原子模型</w:t>
       </w:r>
     </w:p>
     <w:tbl>
@@ -542,7 +542,7 @@
           </w:tcPr>
           <w:p>
             <w:r>
-              <w:t>内容</w:t>
+              <w:t>评价标准</w:t>
             </w:r>
           </w:p>
         </w:tc>
@@ -554,7 +554,7 @@
           </w:tcPr>
           <w:p>
             <w:r>
-              <w:t>预期收益</w:t>
+              <w:t>管理规模</w:t>
             </w:r>
           </w:p>
         </w:tc>
@@ -564,7 +564,7 @@
           </w:tcPr>
           <w:p>
             <w:r>
-              <w:t>基于历史数据、市场环境、策略容量的预期收益率测算</w:t>
+              <w:t>当前管理规模、历史管理规模变化趋势、规模与业绩匹配度</w:t>
             </w:r>
           </w:p>
         </w:tc>
@@ -576,7 +576,7 @@
           </w:tcPr>
           <w:p>
             <w:r>
-              <w:t>回撤压力测试</w:t>
+              <w:t>投资业绩</w:t>
             </w:r>
           </w:p>
         </w:tc>
@@ -586,7 +586,7 @@
           </w:tcPr>
           <w:p>
             <w:r>
-              <w:t>极端市场情景（2008/2015/2020）下的最大回撤测算</w:t>
+              <w:t>近1/3/5年收益率、超额收益、业绩持续性、同类排名</w:t>
             </w:r>
           </w:p>
         </w:tc>
@@ -598,7 +598,7 @@
           </w:tcPr>
           <w:p>
             <w:r>
-              <w:t>场景模拟</w:t>
+              <w:t>风险控制</w:t>
             </w:r>
           </w:p>
         </w:tc>
@@ -608,7 +608,7 @@
           </w:tcPr>
           <w:p>
             <w:r>
-              <w:t>牛市/熊市/震荡市/黑天鹅事件等不同场景的收益模拟</w:t>
+              <w:t>最大回撤、波动率、下行风险、风险调整后收益</w:t>
             </w:r>
           </w:p>
         </w:tc>
@@ -620,7 +620,7 @@
           </w:tcPr>
           <w:p>
             <w:r>
-              <w:t>敏感性分析</w:t>
+              <w:t>投资策略</w:t>
             </w:r>
           </w:p>
         </w:tc>
@@ -630,7 +630,7 @@
           </w:tcPr>
           <w:p>
             <w:r>
-              <w:t>关键变量（利率、汇率、股价、信用利差）变化对收益的影响</w:t>
+              <w:t>策略类型、策略容量、策略稳定性、策略独特性</w:t>
             </w:r>
           </w:p>
         </w:tc>
@@ -642,7 +642,7 @@
           </w:tcPr>
           <w:p>
             <w:r>
-              <w:t>流动性测算</w:t>
+              <w:t>团队实力</w:t>
             </w:r>
           </w:p>
         </w:tc>
@@ -652,7 +652,7 @@
           </w:tcPr>
           <w:p>
             <w:r>
-              <w:t>大额赎回情景下的流动性压力测试</w:t>
+              <w:t>投研团队规模、核心成员稳定性、团队梯队建设</w:t>
             </w:r>
           </w:p>
         </w:tc>
@@ -664,7 +664,7 @@
           </w:tcPr>
           <w:p>
             <w:r>
-              <w:t>容量测算</w:t>
+              <w:t>合规记录</w:t>
             </w:r>
           </w:p>
         </w:tc>
@@ -674,7 +674,29 @@
           </w:tcPr>
           <w:p>
             <w:r>
-              <w:t>策略容量上限测算、规模对收益的影响分析</w:t>
+              <w:t>监管处罚记录、自律处分记录、合规运作情况</w:t>
+            </w:r>
+          </w:p>
+        </w:tc>
+      </w:tr>
+      <w:tr>
+        <w:tc>
+          <w:tcPr>
+            <w:tcW w:type="dxa" w:w="4320"/>
+          </w:tcPr>
+          <w:p>
+            <w:r>
+              <w:t>经营财务</w:t>
+            </w:r>
+          </w:p>
+        </w:tc>
+        <w:tc>
+          <w:tcPr>
+            <w:tcW w:type="dxa" w:w="4320"/>
+          </w:tcPr>
+          <w:p>
+            <w:r>
+              <w:t>所在机构财务状况、盈利能力、资本实力</w:t>
             </w:r>
           </w:p>
         </w:tc>
@@ -683,10 +705,18 @@
     <w:p/>
     <w:p>
       <w:pPr>
+        <w:pStyle w:val="Heading3"/>
+      </w:pPr>
+      <w:r>
+        <w:t>资金募集原子模型</w:t>
+      </w:r>
+    </w:p>
+    <w:p>
+      <w:pPr>
         <w:pStyle w:val="Heading4"/>
       </w:pPr>
       <w:r>
-        <w:t>4. 投资经理准入原子模型</w:t>
+        <w:t>4. 客户分类原子模型</w:t>
       </w:r>
     </w:p>
     <w:tbl>
@@ -706,7 +736,7 @@
           </w:tcPr>
           <w:p>
             <w:r>
-              <w:t>维度</w:t>
+              <w:t>分类维度</w:t>
             </w:r>
           </w:p>
         </w:tc>
@@ -716,7 +746,7 @@
           </w:tcPr>
           <w:p>
             <w:r>
-              <w:t>评价标准</w:t>
+              <w:t>具体类别</w:t>
             </w:r>
           </w:p>
         </w:tc>
@@ -728,7 +758,7 @@
           </w:tcPr>
           <w:p>
             <w:r>
-              <w:t>管理规模</w:t>
+              <w:t>个人客户分层</w:t>
             </w:r>
           </w:p>
         </w:tc>
@@ -738,7 +768,7 @@
           </w:tcPr>
           <w:p>
             <w:r>
-              <w:t>当前管理规模、历史管理规模变化趋势、规模与业绩匹配度</w:t>
+              <w:t>高净值客户（金融资产≥300万）、超高净值客户（金融资产≥1000万）、家族办公室客户、普通投资者</w:t>
             </w:r>
           </w:p>
         </w:tc>
@@ -750,7 +780,7 @@
           </w:tcPr>
           <w:p>
             <w:r>
-              <w:t>投资业绩</w:t>
+              <w:t>机构客户分类</w:t>
             </w:r>
           </w:p>
         </w:tc>
@@ -760,7 +790,7 @@
           </w:tcPr>
           <w:p>
             <w:r>
-              <w:t>近1/3/5年收益率、超额收益、业绩持续性、同类排名</w:t>
+              <w:t>银行/银行理财子、保险/保险资管、券商/券商资管、私募/公募、企业/财务公司、政府引导基金</w:t>
             </w:r>
           </w:p>
         </w:tc>
@@ -772,7 +802,7 @@
           </w:tcPr>
           <w:p>
             <w:r>
-              <w:t>风险控制</w:t>
+              <w:t>资金性质</w:t>
             </w:r>
           </w:p>
         </w:tc>
@@ -782,7 +812,7 @@
           </w:tcPr>
           <w:p>
             <w:r>
-              <w:t>最大回撤、波动率、下行风险、风险调整后收益</w:t>
+              <w:t>自有资金、受托资金、募集资金、专项资金、长期资金/短期资金</w:t>
             </w:r>
           </w:p>
         </w:tc>
@@ -794,7 +824,7 @@
           </w:tcPr>
           <w:p>
             <w:r>
-              <w:t>投资策略</w:t>
+              <w:t>投资经验</w:t>
             </w:r>
           </w:p>
         </w:tc>
@@ -804,7 +834,7 @@
           </w:tcPr>
           <w:p>
             <w:r>
-              <w:t>策略类型、策略容量、策略稳定性、策略独特性</w:t>
+              <w:t>投资经验满2年/不满2年、专业投资者/普通投资者、私募合格投资者</w:t>
             </w:r>
           </w:p>
         </w:tc>
@@ -816,7 +846,7 @@
           </w:tcPr>
           <w:p>
             <w:r>
-              <w:t>团队实力</w:t>
+              <w:t>风险承受能力</w:t>
             </w:r>
           </w:p>
         </w:tc>
@@ -826,7 +856,7 @@
           </w:tcPr>
           <w:p>
             <w:r>
-              <w:t>投研团队规模、核心成员稳定性、团队梯队建设</w:t>
+              <w:t>保守型/稳健型/平衡型/成长型/进取型（R1-R5）</w:t>
             </w:r>
           </w:p>
         </w:tc>
@@ -838,7 +868,7 @@
           </w:tcPr>
           <w:p>
             <w:r>
-              <w:t>合规记录</w:t>
+              <w:t>投资偏好</w:t>
             </w:r>
           </w:p>
         </w:tc>
@@ -848,29 +878,7 @@
           </w:tcPr>
           <w:p>
             <w:r>
-              <w:t>监管处罚记录、自律处分记录、合规运作情况</w:t>
-            </w:r>
-          </w:p>
-        </w:tc>
-      </w:tr>
-      <w:tr>
-        <w:tc>
-          <w:tcPr>
-            <w:tcW w:type="dxa" w:w="4320"/>
-          </w:tcPr>
-          <w:p>
-            <w:r>
-              <w:t>经营财务</w:t>
-            </w:r>
-          </w:p>
-        </w:tc>
-        <w:tc>
-          <w:tcPr>
-            <w:tcW w:type="dxa" w:w="4320"/>
-          </w:tcPr>
-          <w:p>
-            <w:r>
-              <w:t>所在机构财务状况、盈利能力、资本实力</w:t>
+              <w:t>权益偏好、固收偏好、混合偏好、另类偏好、量化偏好、ESG偏好</w:t>
             </w:r>
           </w:p>
         </w:tc>
@@ -879,18 +887,10 @@
     <w:p/>
     <w:p>
       <w:pPr>
-        <w:pStyle w:val="Heading3"/>
-      </w:pPr>
-      <w:r>
-        <w:t>资金募集原子模型</w:t>
-      </w:r>
-    </w:p>
-    <w:p>
-      <w:pPr>
         <w:pStyle w:val="Heading4"/>
       </w:pPr>
       <w:r>
-        <w:t>5. 客户分类原子模型</w:t>
+        <w:t>5. 客户与资管产品匹配规则原子模型</w:t>
       </w:r>
     </w:p>
     <w:tbl>
@@ -910,7 +910,7 @@
           </w:tcPr>
           <w:p>
             <w:r>
-              <w:t>分类维度</w:t>
+              <w:t>匹配维度</w:t>
             </w:r>
           </w:p>
         </w:tc>
@@ -920,7 +920,7 @@
           </w:tcPr>
           <w:p>
             <w:r>
-              <w:t>具体类别</w:t>
+              <w:t>规则</w:t>
             </w:r>
           </w:p>
         </w:tc>
@@ -932,7 +932,7 @@
           </w:tcPr>
           <w:p>
             <w:r>
-              <w:t>个人客户分层</w:t>
+              <w:t>合规匹配</w:t>
             </w:r>
           </w:p>
         </w:tc>
@@ -942,7 +942,7 @@
           </w:tcPr>
           <w:p>
             <w:r>
-              <w:t>高净值客户（金融资产≥300万）、超高净值客户（金融资产≥1000万）、家族办公室客户、普通投资者</w:t>
+              <w:t>合格投资者认定：金融资产≥300万/近3年年均收入≥50万/家庭金融总资产≥500万；投资经验满2年；风险测评有效期内</w:t>
             </w:r>
           </w:p>
         </w:tc>
@@ -954,7 +954,7 @@
           </w:tcPr>
           <w:p>
             <w:r>
-              <w:t>机构客户分类</w:t>
+              <w:t>投资能力匹配</w:t>
             </w:r>
           </w:p>
         </w:tc>
@@ -964,7 +964,7 @@
           </w:tcPr>
           <w:p>
             <w:r>
-              <w:t>银行/银行理财子、保险/保险资管、券商/券商资管、私募/公募、企业/财务公司、政府引导基金</w:t>
+              <w:t>客户资金规模与产品起投金额匹配（通常100万起投）；机构客户净资产要求</w:t>
             </w:r>
           </w:p>
         </w:tc>
@@ -976,7 +976,7 @@
           </w:tcPr>
           <w:p>
             <w:r>
-              <w:t>资金性质</w:t>
+              <w:t>风险偏好匹配</w:t>
             </w:r>
           </w:p>
         </w:tc>
@@ -986,7 +986,7 @@
           </w:tcPr>
           <w:p>
             <w:r>
-              <w:t>自有资金、受托资金、募集资金、专项资金、长期资金/短期资金</w:t>
+              <w:t>客户风险承受能力等级（R1-R5）与产品风险等级（R1-R5）匹配，不允许向下错配</w:t>
             </w:r>
           </w:p>
         </w:tc>
@@ -998,7 +998,7 @@
           </w:tcPr>
           <w:p>
             <w:r>
-              <w:t>投资经验</w:t>
+              <w:t>投资意愿匹配</w:t>
             </w:r>
           </w:p>
         </w:tc>
@@ -1008,7 +1008,7 @@
           </w:tcPr>
           <w:p>
             <w:r>
-              <w:t>投资经验满2年/不满2年、专业投资者/普通投资者、私募合格投资者</w:t>
+              <w:t>客户投资倾向（权益/固收/混合/另类）与产品投资策略匹配</w:t>
             </w:r>
           </w:p>
         </w:tc>
@@ -1020,7 +1020,7 @@
           </w:tcPr>
           <w:p>
             <w:r>
-              <w:t>风险承受能力</w:t>
+              <w:t>投资期限匹配</w:t>
             </w:r>
           </w:p>
         </w:tc>
@@ -1030,7 +1030,7 @@
           </w:tcPr>
           <w:p>
             <w:r>
-              <w:t>保守型/稳健型/平衡型/成长型/进取型（R1-R5）</w:t>
+              <w:t>客户资金期限与产品封闭期/开放期匹配，防止期限错配</w:t>
             </w:r>
           </w:p>
         </w:tc>
@@ -1042,7 +1042,7 @@
           </w:tcPr>
           <w:p>
             <w:r>
-              <w:t>投资偏好</w:t>
+              <w:t>集中度匹配</w:t>
             </w:r>
           </w:p>
         </w:tc>
@@ -1052,7 +1052,7 @@
           </w:tcPr>
           <w:p>
             <w:r>
-              <w:t>权益偏好、固收偏好、混合偏好、另类偏好、量化偏好、ESG偏好</w:t>
+              <w:t>单一客户投资比例限制、关联客户合并计算</w:t>
             </w:r>
           </w:p>
         </w:tc>
@@ -1064,7 +1064,7 @@
         <w:pStyle w:val="Heading4"/>
       </w:pPr>
       <w:r>
-        <w:t>6. 客户与资管产品匹配规则原子模型</w:t>
+        <w:t>6. 资管产品内容推介生成原子模型</w:t>
       </w:r>
     </w:p>
     <w:tbl>
@@ -1084,7 +1084,7 @@
           </w:tcPr>
           <w:p>
             <w:r>
-              <w:t>匹配维度</w:t>
+              <w:t>生成内容</w:t>
             </w:r>
           </w:p>
         </w:tc>
@@ -1106,7 +1106,7 @@
           </w:tcPr>
           <w:p>
             <w:r>
-              <w:t>合规匹配</w:t>
+              <w:t>合规宣传</w:t>
             </w:r>
           </w:p>
         </w:tc>
@@ -1116,7 +1116,7 @@
           </w:tcPr>
           <w:p>
             <w:r>
-              <w:t>合格投资者认定：金融资产≥300万/近3年年均收入≥50万/家庭金融总资产≥500万；投资经验满2年；风险测评有效期内</w:t>
+              <w:t>不得公开宣传产品收益率、不得承诺保本保收益、不得使用极端词汇、不得夸大宣传</w:t>
             </w:r>
           </w:p>
         </w:tc>
@@ -1128,7 +1128,7 @@
           </w:tcPr>
           <w:p>
             <w:r>
-              <w:t>投资能力匹配</w:t>
+              <w:t>产品特征</w:t>
             </w:r>
           </w:p>
         </w:tc>
@@ -1138,7 +1138,7 @@
           </w:tcPr>
           <w:p>
             <w:r>
-              <w:t>客户资金规模与产品起投金额匹配（通常100万起投）；机构客户净资产要求</w:t>
+              <w:t>客观描述产品类型、配置结构、风险收益特征、期限安排、费率结构</w:t>
             </w:r>
           </w:p>
         </w:tc>
@@ -1150,7 +1150,7 @@
           </w:tcPr>
           <w:p>
             <w:r>
-              <w:t>风险偏好匹配</w:t>
+              <w:t>风险揭示</w:t>
             </w:r>
           </w:p>
         </w:tc>
@@ -1160,7 +1160,7 @@
           </w:tcPr>
           <w:p>
             <w:r>
-              <w:t>客户风险承受能力等级（R1-R5）与产品风险等级（R1-R5）匹配，不允许向下错配</w:t>
+              <w:t>充分揭示市场风险、信用风险、流动性风险、操作风险、策略风险</w:t>
             </w:r>
           </w:p>
         </w:tc>
@@ -1172,7 +1172,7 @@
           </w:tcPr>
           <w:p>
             <w:r>
-              <w:t>投资意愿匹配</w:t>
+              <w:t>业绩展示</w:t>
             </w:r>
           </w:p>
         </w:tc>
@@ -1182,7 +1182,7 @@
           </w:tcPr>
           <w:p>
             <w:r>
-              <w:t>客户投资倾向（权益/固收/混合/另类）与产品投资策略匹配</w:t>
+              <w:t>历史业绩需注明"过往业绩不代表未来表现"，展示完整业绩区间</w:t>
             </w:r>
           </w:p>
         </w:tc>
@@ -1194,7 +1194,7 @@
           </w:tcPr>
           <w:p>
             <w:r>
-              <w:t>投资期限匹配</w:t>
+              <w:t>适配说明</w:t>
             </w:r>
           </w:p>
         </w:tc>
@@ -1204,7 +1204,7 @@
           </w:tcPr>
           <w:p>
             <w:r>
-              <w:t>客户资金期限与产品封闭期/开放期匹配，防止期限错配</w:t>
+              <w:t>明确产品适合的客户类型、风险承受能力要求、最低投资金额</w:t>
             </w:r>
           </w:p>
         </w:tc>
@@ -1216,7 +1216,7 @@
           </w:tcPr>
           <w:p>
             <w:r>
-              <w:t>集中度匹配</w:t>
+              <w:t>发行安排</w:t>
             </w:r>
           </w:p>
         </w:tc>
@@ -1226,7 +1226,29 @@
           </w:tcPr>
           <w:p>
             <w:r>
-              <w:t>单一客户投资比例限制、关联客户合并计算</w:t>
+              <w:t>募集期、成立条件、开放日安排、信息披露方式</w:t>
+            </w:r>
+          </w:p>
+        </w:tc>
+      </w:tr>
+      <w:tr>
+        <w:tc>
+          <w:tcPr>
+            <w:tcW w:type="dxa" w:w="4320"/>
+          </w:tcPr>
+          <w:p>
+            <w:r>
+              <w:t>冷静期提示</w:t>
+            </w:r>
+          </w:p>
+        </w:tc>
+        <w:tc>
+          <w:tcPr>
+            <w:tcW w:type="dxa" w:w="4320"/>
+          </w:tcPr>
+          <w:p>
+            <w:r>
+              <w:t>私募产品认购后24小时冷静期、回访确认安排</w:t>
             </w:r>
           </w:p>
         </w:tc>
@@ -1238,7 +1260,7 @@
         <w:pStyle w:val="Heading4"/>
       </w:pPr>
       <w:r>
-        <w:t>7. 资管产品内容推介生成原子模型</w:t>
+        <w:t>7. 客户合作原子模型</w:t>
       </w:r>
     </w:p>
     <w:tbl>
@@ -1258,7 +1280,7 @@
           </w:tcPr>
           <w:p>
             <w:r>
-              <w:t>生成内容</w:t>
+              <w:t>情形</w:t>
             </w:r>
           </w:p>
         </w:tc>
@@ -1268,7 +1290,7 @@
           </w:tcPr>
           <w:p>
             <w:r>
-              <w:t>规则</w:t>
+              <w:t>处理规则</w:t>
             </w:r>
           </w:p>
         </w:tc>
@@ -1280,7 +1302,7 @@
           </w:tcPr>
           <w:p>
             <w:r>
-              <w:t>合规宣传</w:t>
+              <w:t>已准入银行</w:t>
             </w:r>
           </w:p>
         </w:tc>
@@ -1290,7 +1312,7 @@
           </w:tcPr>
           <w:p>
             <w:r>
-              <w:t>不得公开宣传产品收益率、不得承诺保本保收益、不得使用极端词汇、不得夸大宣传</w:t>
+              <w:t>总行/分行准入名单内，直接办理产品准入，满足白名单要求</w:t>
             </w:r>
           </w:p>
         </w:tc>
@@ -1302,7 +1324,7 @@
           </w:tcPr>
           <w:p>
             <w:r>
-              <w:t>产品特征</w:t>
+              <w:t>新拓展银行</w:t>
             </w:r>
           </w:p>
         </w:tc>
@@ -1312,7 +1334,7 @@
           </w:tcPr>
           <w:p>
             <w:r>
-              <w:t>客观描述产品类型、配置结构、风险收益特征、期限安排、费率结构</w:t>
+              <w:t>先办机构准入（资质审核、尽职调查、协议签署、系统对接），再办产品准入</w:t>
             </w:r>
           </w:p>
         </w:tc>
@@ -1324,7 +1346,7 @@
           </w:tcPr>
           <w:p>
             <w:r>
-              <w:t>风险揭示</w:t>
+              <w:t>银行理财子</w:t>
             </w:r>
           </w:p>
         </w:tc>
@@ -1334,7 +1356,7 @@
           </w:tcPr>
           <w:p>
             <w:r>
-              <w:t>充分揭示市场风险、信用风险、流动性风险、操作风险、策略风险</w:t>
+              <w:t>满足理财子委外要求、投资范围匹配、费率谈判、投决会审批</w:t>
             </w:r>
           </w:p>
         </w:tc>
@@ -1346,7 +1368,7 @@
           </w:tcPr>
           <w:p>
             <w:r>
-              <w:t>业绩展示</w:t>
+              <w:t>三方财富</w:t>
             </w:r>
           </w:p>
         </w:tc>
@@ -1356,7 +1378,7 @@
           </w:tcPr>
           <w:p>
             <w:r>
-              <w:t>历史业绩需注明"过往业绩不代表未来表现"，展示完整业绩区间</w:t>
+              <w:t>准入标准、合规要求、销售协议、培训认证、系统对接</w:t>
             </w:r>
           </w:p>
         </w:tc>
@@ -1368,7 +1390,7 @@
           </w:tcPr>
           <w:p>
             <w:r>
-              <w:t>适配说明</w:t>
+              <w:t>互联网平台</w:t>
             </w:r>
           </w:p>
         </w:tc>
@@ -1378,7 +1400,7 @@
           </w:tcPr>
           <w:p>
             <w:r>
-              <w:t>明确产品适合的客户类型、风险承受能力要求、最低投资金额</w:t>
+              <w:t>监管许可、合规审查、技术对接、投资者适当性管理</w:t>
             </w:r>
           </w:p>
         </w:tc>
@@ -1390,7 +1412,7 @@
           </w:tcPr>
           <w:p>
             <w:r>
-              <w:t>发行安排</w:t>
+              <w:t>输出</w:t>
             </w:r>
           </w:p>
         </w:tc>
@@ -1400,29 +1422,7 @@
           </w:tcPr>
           <w:p>
             <w:r>
-              <w:t>募集期、成立条件、开放日安排、信息披露方式</w:t>
-            </w:r>
-          </w:p>
-        </w:tc>
-      </w:tr>
-      <w:tr>
-        <w:tc>
-          <w:tcPr>
-            <w:tcW w:type="dxa" w:w="4320"/>
-          </w:tcPr>
-          <w:p>
-            <w:r>
-              <w:t>冷静期提示</w:t>
-            </w:r>
-          </w:p>
-        </w:tc>
-        <w:tc>
-          <w:tcPr>
-            <w:tcW w:type="dxa" w:w="4320"/>
-          </w:tcPr>
-          <w:p>
-            <w:r>
-              <w:t>私募产品认购后24小时冷静期、回访确认安排</w:t>
+              <w:t>机构准入任务、产品准入确认、合作协议/销售协议/补充协议</w:t>
             </w:r>
           </w:p>
         </w:tc>
@@ -1431,10 +1431,18 @@
     <w:p/>
     <w:p>
       <w:pPr>
+        <w:pStyle w:val="Heading3"/>
+      </w:pPr>
+      <w:r>
+        <w:t>投资运作原子模型</w:t>
+      </w:r>
+    </w:p>
+    <w:p>
+      <w:pPr>
         <w:pStyle w:val="Heading4"/>
       </w:pPr>
       <w:r>
-        <w:t>8. 渠道准入原子模型</w:t>
+        <w:t>8. 投资运作动作原子模型</w:t>
       </w:r>
     </w:p>
     <w:tbl>
@@ -1454,7 +1462,7 @@
           </w:tcPr>
           <w:p>
             <w:r>
-              <w:t>情形</w:t>
+              <w:t>动作</w:t>
             </w:r>
           </w:p>
         </w:tc>
@@ -1464,7 +1472,7 @@
           </w:tcPr>
           <w:p>
             <w:r>
-              <w:t>处理规则</w:t>
+              <w:t>内容</w:t>
             </w:r>
           </w:p>
         </w:tc>
@@ -1476,7 +1484,7 @@
           </w:tcPr>
           <w:p>
             <w:r>
-              <w:t>已准入银行</w:t>
+              <w:t>投资启动</w:t>
             </w:r>
           </w:p>
         </w:tc>
@@ -1486,7 +1494,7 @@
           </w:tcPr>
           <w:p>
             <w:r>
-              <w:t>总行/分行准入名单内，直接办理产品准入，满足白名单要求</w:t>
+              <w:t>产品成立确认、资金到位确认、投资范围确认、投资策略确认</w:t>
             </w:r>
           </w:p>
         </w:tc>
@@ -1498,7 +1506,7 @@
           </w:tcPr>
           <w:p>
             <w:r>
-              <w:t>新拓展银行</w:t>
+              <w:t>交易执行</w:t>
             </w:r>
           </w:p>
         </w:tc>
@@ -1508,7 +1516,7 @@
           </w:tcPr>
           <w:p>
             <w:r>
-              <w:t>先办机构准入（资质审核、尽职调查、协议签署、系统对接），再办产品准入</w:t>
+              <w:t>投资指令生成、审批流程、交易执行、成交确认、清算交收</w:t>
             </w:r>
           </w:p>
         </w:tc>
@@ -1520,7 +1528,7 @@
           </w:tcPr>
           <w:p>
             <w:r>
-              <w:t>银行理财子</w:t>
+              <w:t>持仓管理</w:t>
             </w:r>
           </w:p>
         </w:tc>
@@ -1530,7 +1538,7 @@
           </w:tcPr>
           <w:p>
             <w:r>
-              <w:t>满足理财子委外要求、投资范围匹配、费率谈判、投决会审批</w:t>
+              <w:t>持仓监控、集中度控制、风险敞口管理、行业配置调整</w:t>
             </w:r>
           </w:p>
         </w:tc>
@@ -1542,7 +1550,7 @@
           </w:tcPr>
           <w:p>
             <w:r>
-              <w:t>三方财富</w:t>
+              <w:t>估值核算</w:t>
             </w:r>
           </w:p>
         </w:tc>
@@ -1552,7 +1560,7 @@
           </w:tcPr>
           <w:p>
             <w:r>
-              <w:t>准入标准、合规要求、销售协议、培训认证、系统对接</w:t>
+              <w:t>每日估值、净值计算、会计核算、份额登记、费用计提</w:t>
             </w:r>
           </w:p>
         </w:tc>
@@ -1564,7 +1572,7 @@
           </w:tcPr>
           <w:p>
             <w:r>
-              <w:t>互联网平台</w:t>
+              <w:t>信息披露</w:t>
             </w:r>
           </w:p>
         </w:tc>
@@ -1574,7 +1582,7 @@
           </w:tcPr>
           <w:p>
             <w:r>
-              <w:t>监管许可、合规审查、技术对接、投资者适当性管理</w:t>
+              <w:t>定期报告编制、重大事项披露、净值披露、临时公告</w:t>
             </w:r>
           </w:p>
         </w:tc>
@@ -1586,7 +1594,7 @@
           </w:tcPr>
           <w:p>
             <w:r>
-              <w:t>输出</w:t>
+              <w:t>跟投评估</w:t>
             </w:r>
           </w:p>
         </w:tc>
@@ -1596,7 +1604,7 @@
           </w:tcPr>
           <w:p>
             <w:r>
-              <w:t>机构准入任务、产品准入确认、合作协议/销售协议/补充协议</w:t>
+              <w:t>模式五特有：跟投比例、风险评估、资金来源、退出机制</w:t>
             </w:r>
           </w:p>
         </w:tc>
@@ -1605,170 +1613,10 @@
     <w:p/>
     <w:p>
       <w:pPr>
-        <w:pStyle w:val="Heading3"/>
-      </w:pPr>
-      <w:r>
-        <w:t>投资运作原子模型</w:t>
-      </w:r>
-    </w:p>
-    <w:p>
-      <w:pPr>
         <w:pStyle w:val="Heading4"/>
       </w:pPr>
       <w:r>
-        <w:t>9. 投资运作动作原子模型</w:t>
-      </w:r>
-    </w:p>
-    <w:tbl>
-      <w:tblPr>
-        <w:tblStyle w:val="TableGrid"/>
-        <w:tblW w:type="auto" w:w="0"/>
-        <w:tblLook w:firstColumn="1" w:firstRow="1" w:lastColumn="0" w:lastRow="0" w:noHBand="0" w:noVBand="1" w:val="04A0"/>
-      </w:tblPr>
-      <w:tblGrid>
-        <w:gridCol w:w="4320"/>
-        <w:gridCol w:w="4320"/>
-      </w:tblGrid>
-      <w:tr>
-        <w:tc>
-          <w:tcPr>
-            <w:tcW w:type="dxa" w:w="4320"/>
-          </w:tcPr>
-          <w:p>
-            <w:r>
-              <w:t>动作</w:t>
-            </w:r>
-          </w:p>
-        </w:tc>
-        <w:tc>
-          <w:tcPr>
-            <w:tcW w:type="dxa" w:w="4320"/>
-          </w:tcPr>
-          <w:p>
-            <w:r>
-              <w:t>内容</w:t>
-            </w:r>
-          </w:p>
-        </w:tc>
-      </w:tr>
-      <w:tr>
-        <w:tc>
-          <w:tcPr>
-            <w:tcW w:type="dxa" w:w="4320"/>
-          </w:tcPr>
-          <w:p>
-            <w:r>
-              <w:t>投资启动</w:t>
-            </w:r>
-          </w:p>
-        </w:tc>
-        <w:tc>
-          <w:tcPr>
-            <w:tcW w:type="dxa" w:w="4320"/>
-          </w:tcPr>
-          <w:p>
-            <w:r>
-              <w:t>产品成立确认、资金到位确认、投资范围确认、投资策略确认</w:t>
-            </w:r>
-          </w:p>
-        </w:tc>
-      </w:tr>
-      <w:tr>
-        <w:tc>
-          <w:tcPr>
-            <w:tcW w:type="dxa" w:w="4320"/>
-          </w:tcPr>
-          <w:p>
-            <w:r>
-              <w:t>交易执行</w:t>
-            </w:r>
-          </w:p>
-        </w:tc>
-        <w:tc>
-          <w:tcPr>
-            <w:tcW w:type="dxa" w:w="4320"/>
-          </w:tcPr>
-          <w:p>
-            <w:r>
-              <w:t>投资指令生成、审批流程、交易执行、成交确认、清算交收</w:t>
-            </w:r>
-          </w:p>
-        </w:tc>
-      </w:tr>
-      <w:tr>
-        <w:tc>
-          <w:tcPr>
-            <w:tcW w:type="dxa" w:w="4320"/>
-          </w:tcPr>
-          <w:p>
-            <w:r>
-              <w:t>持仓管理</w:t>
-            </w:r>
-          </w:p>
-        </w:tc>
-        <w:tc>
-          <w:tcPr>
-            <w:tcW w:type="dxa" w:w="4320"/>
-          </w:tcPr>
-          <w:p>
-            <w:r>
-              <w:t>持仓监控、集中度控制、风险敞口管理、行业配置调整</w:t>
-            </w:r>
-          </w:p>
-        </w:tc>
-      </w:tr>
-      <w:tr>
-        <w:tc>
-          <w:tcPr>
-            <w:tcW w:type="dxa" w:w="4320"/>
-          </w:tcPr>
-          <w:p>
-            <w:r>
-              <w:t>估值核算</w:t>
-            </w:r>
-          </w:p>
-        </w:tc>
-        <w:tc>
-          <w:tcPr>
-            <w:tcW w:type="dxa" w:w="4320"/>
-          </w:tcPr>
-          <w:p>
-            <w:r>
-              <w:t>每日估值、净值计算、会计核算、份额登记、费用计提</w:t>
-            </w:r>
-          </w:p>
-        </w:tc>
-      </w:tr>
-      <w:tr>
-        <w:tc>
-          <w:tcPr>
-            <w:tcW w:type="dxa" w:w="4320"/>
-          </w:tcPr>
-          <w:p>
-            <w:r>
-              <w:t>信息披露</w:t>
-            </w:r>
-          </w:p>
-        </w:tc>
-        <w:tc>
-          <w:tcPr>
-            <w:tcW w:type="dxa" w:w="4320"/>
-          </w:tcPr>
-          <w:p>
-            <w:r>
-              <w:t>定期报告编制、重大事项披露、净值披露、临时公告</w:t>
-            </w:r>
-          </w:p>
-        </w:tc>
-      </w:tr>
-    </w:tbl>
-    <w:p/>
-    <w:p>
-      <w:pPr>
-        <w:pStyle w:val="Heading4"/>
-      </w:pPr>
-      <w:r>
-        <w:t>10. 风险监测原子模型</w:t>
+        <w:t>9. 风险监测原子模型</w:t>
       </w:r>
     </w:p>
     <w:tbl>
@@ -1981,7 +1829,7 @@
         <w:pStyle w:val="Heading4"/>
       </w:pPr>
       <w:r>
-        <w:t>11. 持续服务原子模型</w:t>
+        <w:t>10. 持续服务原子模型</w:t>
       </w:r>
     </w:p>
     <w:tbl>
@@ -2305,7 +2153,7 @@
         <w:pStyle w:val="Heading4"/>
       </w:pPr>
       <w:r>
-        <w:t>12. 资管产品合规模型</w:t>
+        <w:t>11. 资管产品合规模型</w:t>
       </w:r>
     </w:p>
     <w:tbl>
@@ -2501,7 +2349,7 @@
         <w:pStyle w:val="Heading4"/>
       </w:pPr>
       <w:r>
-        <w:t>13. 监督模型</w:t>
+        <w:t>12. 监督模型</w:t>
       </w:r>
     </w:p>
     <w:tbl>
@@ -2859,7 +2707,7 @@
         <w:pStyle w:val="Heading4"/>
       </w:pPr>
       <w:r>
-        <w:t>14. 资管产品员工贡献计量分配原子模型</w:t>
+        <w:t>13. 资管产品员工贡献计量分配原子模型</w:t>
       </w:r>
     </w:p>
     <w:tbl>
@@ -3471,7 +3319,7 @@
         <w:pStyle w:val="Heading4"/>
       </w:pPr>
       <w:r>
-        <w:t>15. 资管产品总绩效计量原子模型</w:t>
+        <w:t>14. 资管产品总绩效计量原子模型</w:t>
       </w:r>
     </w:p>
     <w:tbl>
@@ -3947,7 +3795,7 @@
           </w:tcPr>
           <w:p>
             <w:r>
-              <w:t>AI提示词，定义任务触发→调度→执行逻辑，是引擎运行的核心</w:t>
+              <w:t>AI提示词，定义任务触发→调度→执行逻辑</w:t>
             </w:r>
           </w:p>
         </w:tc>
@@ -3970,28 +3818,6 @@
           <w:p>
             <w:r>
               <w:t>任务组建组/分派/监督/关闭，管理任务全生命周期</w:t>
-            </w:r>
-          </w:p>
-        </w:tc>
-      </w:tr>
-      <w:tr>
-        <w:tc>
-          <w:tcPr>
-            <w:tcW w:type="dxa" w:w="4320"/>
-          </w:tcPr>
-          <w:p>
-            <w:r>
-              <w:t>跟投评估模型</w:t>
-            </w:r>
-          </w:p>
-        </w:tc>
-        <w:tc>
-          <w:tcPr>
-            <w:tcW w:type="dxa" w:w="4320"/>
-          </w:tcPr>
-          <w:p>
-            <w:r>
-              <w:t>模式五特有，评估跟投比例、资金来源、风险承受能力、退出机制</w:t>
             </w:r>
           </w:p>
         </w:tc>
@@ -4376,7 +4202,7 @@
           <w:rFonts w:ascii="Courier New" w:hAnsi="Courier New"/>
           <w:sz w:val="18"/>
         </w:rPr>
-        <w:t>调用"同业比对原子模型"对比市面同类产品，</w:t>
+        <w:t>调用"收益测算原子模型"进行收益测算，</w:t>
       </w:r>
     </w:p>
     <w:p>
@@ -4413,7 +4239,7 @@
           <w:rFonts w:ascii="Courier New" w:hAnsi="Courier New"/>
           <w:sz w:val="18"/>
         </w:rPr>
-        <w:t>调用"投资经理准入原子模型"（六维评价），</w:t>
+        <w:t>调用"投资管理匹配原子模型"（六维评价），</w:t>
       </w:r>
     </w:p>
     <w:p>
@@ -4450,7 +4276,7 @@
           <w:rFonts w:ascii="Courier New" w:hAnsi="Courier New"/>
           <w:sz w:val="18"/>
         </w:rPr>
-        <w:t>调用"投资经理准入原子模型"筛选匹配的私募管理人，</w:t>
+        <w:t>调用"投资管理匹配原子模型"筛选匹配的私募管理人，</w:t>
       </w:r>
     </w:p>
     <w:p>
@@ -4565,7 +4391,7 @@
     </w:p>
     <w:p>
       <w:r>
-        <w:t>**调用原子模型**：资管产品设计原子模型、同业比对原子模型、收益测算原子模型、投资经理准入原子模型、资管产品合规模型、资管产品准入标准费率原子模型、资管产品总绩效计量原子模型</w:t>
+        <w:t>**调用原子模型**：资管产品设计原子模型、收益测算原子模型、投资管理匹配原子模型、资管产品合规模型、资管产品准入标准费率原子模型、资管产品总绩效计量原子模型</w:t>
       </w:r>
     </w:p>
     <w:p>
@@ -4677,7 +4503,7 @@
           <w:rFonts w:ascii="Courier New" w:hAnsi="Courier New"/>
           <w:sz w:val="18"/>
         </w:rPr>
-        <w:t>生成机构准入任务（银行准入/渠道准入），</w:t>
+        <w:t>生成机构准入任务（银行准入/客户合作），</w:t>
       </w:r>
     </w:p>
     <w:p>
@@ -4756,7 +4582,7 @@
     </w:p>
     <w:p>
       <w:r>
-        <w:t>**调用原子模型**：渠道准入原子模型、资管产品合规模型</w:t>
+        <w:t>**调用原子模型**：客户合作原子模型、资管产品合规模型</w:t>
       </w:r>
     </w:p>
     <w:p>
@@ -5978,7 +5804,7 @@
     </w:p>
     <w:p>
       <w:r>
-        <w:t>**调用原子模型**：资管产品员工贡献计量分配原子模型、资管产品总绩效计量原子模型、跟投评估模型</w:t>
+        <w:t>**调用原子模型**：资管产品员工贡献计量分配原子模型、资管产品总绩效计量原子模型</w:t>
       </w:r>
     </w:p>
     <w:p>
@@ -6430,11 +6256,6 @@
     <w:p>
       <w:r>
         <w:t>- 任务1触发：外部机构提交方案或员工引入</w:t>
-      </w:r>
-    </w:p>
-    <w:p>
-      <w:r>
-        <w:t>- 任务2特点：需额外调用跟投评估模型确定跟投比例</w:t>
       </w:r>
     </w:p>
     <w:p>

--- a/资产管理自动驾驶平台设计方案 v3.0.docx
+++ b/资产管理自动驾驶平台设计方案 v3.0.docx
@@ -1442,7 +1442,7 @@
         <w:pStyle w:val="Heading4"/>
       </w:pPr>
       <w:r>
-        <w:t>8. 投资运作动作原子模型</w:t>
+        <w:t>8. 资产配置及交易原子模型</w:t>
       </w:r>
     </w:p>
     <w:tbl>

--- a/资产管理自动驾驶平台设计方案 v3.0.docx
+++ b/资产管理自动驾驶平台设计方案 v3.0.docx
@@ -15,7 +15,7 @@
         <w:ind w:left="432"/>
       </w:pPr>
       <w:r>
-        <w:t>基于2026-09-24陶总评审要求设计。对标贝莱德，做行业级智能体产品。</w:t>
+        <w:t>基于2026-09-24陶总评审要求设计,做行业级智能体产品。</w:t>
       </w:r>
     </w:p>
     <w:p>

--- a/资产管理自动驾驶平台设计方案 v3.0.docx
+++ b/资产管理自动驾驶平台设计方案 v3.0.docx
@@ -70,7 +70,7 @@
     </w:p>
     <w:p>
       <w:r>
-        <w:t>- 面向全公司、全市场开放，打破资管部部门边界</w:t>
+        <w:t>- 面向全公司、全市场开放，打破传统业务边界</w:t>
       </w:r>
     </w:p>
     <w:p>
@@ -1923,7 +1923,7 @@
           </w:tcPr>
           <w:p>
             <w:r>
-              <w:t>信息披露岗</w:t>
+              <w:t>信息披露</w:t>
             </w:r>
           </w:p>
         </w:tc>
@@ -2007,7 +2007,7 @@
           </w:tcPr>
           <w:p>
             <w:r>
-              <w:t>产品运营岗</w:t>
+              <w:t>产品运营</w:t>
             </w:r>
           </w:p>
         </w:tc>
@@ -2049,7 +2049,7 @@
           </w:tcPr>
           <w:p>
             <w:r>
-              <w:t>客户经理/流动性管理岗</w:t>
+              <w:t>客户经理/流动性管理</w:t>
             </w:r>
           </w:p>
         </w:tc>
@@ -2133,7 +2133,7 @@
           </w:tcPr>
           <w:p>
             <w:r>
-              <w:t>客服/合规岗</w:t>
+              <w:t>客服/合规</w:t>
             </w:r>
           </w:p>
         </w:tc>
@@ -2685,7 +2685,7 @@
           </w:tcPr>
           <w:p>
             <w:r>
-              <w:t>独立监督岗、定期报告</w:t>
+              <w:t>独立监督、定期报告</w:t>
             </w:r>
           </w:p>
         </w:tc>
@@ -6175,7 +6175,7 @@
     </w:p>
     <w:p>
       <w:r>
-        <w:t>- 任务1触发：投资经理发起或业务部门发起募集需求</w:t>
+        <w:t>- 任务1触发：投资经理发起或业务团队发起募集需求</w:t>
       </w:r>
     </w:p>
     <w:p>
@@ -10173,7 +10173,7 @@
           </w:tcPr>
           <w:p>
             <w:r>
-              <w:t>同一角色同一贡献标准，不因部门/资历/关系而异</w:t>
+              <w:t>同一角色同一贡献标准，不因团队/资历/关系而异</w:t>
             </w:r>
           </w:p>
         </w:tc>

--- a/资产管理自动驾驶平台设计方案 v3.0.docx
+++ b/资产管理自动驾驶平台设计方案 v3.0.docx
@@ -4127,7 +4127,34 @@
     </w:p>
     <w:p>
       <w:r>
-        <w:t>**调用原子模型**：驱动模型、任务组管理模型</w:t>
+        <w:rPr>
+          <w:rFonts w:ascii="Courier New" w:hAnsi="Courier New"/>
+          <w:sz w:val="18"/>
+        </w:rPr>
+        <w:t>并发调用客户分类原子模型初步识别目标客户群，</w:t>
+      </w:r>
+    </w:p>
+    <w:p>
+      <w:r>
+        <w:rPr>
+          <w:rFonts w:ascii="Courier New" w:hAnsi="Courier New"/>
+          <w:sz w:val="18"/>
+        </w:rPr>
+        <w:t>调用客户合作原子模型匹配潜在合作渠道，</w:t>
+      </w:r>
+    </w:p>
+    <w:p>
+      <w:r>
+        <w:rPr>
+          <w:rFonts w:ascii="Courier New" w:hAnsi="Courier New"/>
+          <w:sz w:val="18"/>
+        </w:rPr>
+        <w:t>调用持续服务原子模型预设服务方案框架。</w:t>
+      </w:r>
+    </w:p>
+    <w:p>
+      <w:r>
+        <w:t>**调用原子模型**：驱动模型、任务组管理模型、客户分类原子模型、客户合作原子模型、持续服务原子模型</w:t>
       </w:r>
     </w:p>
     <w:p>
